--- a/Received/five/5, maths.docx
+++ b/Received/five/5, maths.docx
@@ -1,304 +1,90 @@
 
 <file path=word/document.xml><?xml version="1.0" encoding="utf-8"?>
-<w:document xmlns:wpc="http://schemas.microsoft.com/office/word/2010/wordprocessingCanvas" xmlns:cx="http://schemas.microsoft.com/office/drawing/2014/chartex" xmlns:mc="http://schemas.openxmlformats.org/markup-compatibility/2006" xmlns:o="urn:schemas-microsoft-com:office:office" xmlns:r="http://schemas.openxmlformats.org/officeDocument/2006/relationships" xmlns:m="http://schemas.openxmlformats.org/officeDocument/2006/math" xmlns:v="urn:schemas-microsoft-com:vml" xmlns:wp14="http://schemas.microsoft.com/office/word/2010/wordprocessingDrawing" xmlns:wp="http://schemas.openxmlformats.org/drawingml/2006/wordprocessingDrawing" xmlns:w10="urn:schemas-microsoft-com:office:word" xmlns:w="http://schemas.openxmlformats.org/wordprocessingml/2006/main" xmlns:w14="http://schemas.microsoft.com/office/word/2010/wordml" xmlns:w15="http://schemas.microsoft.com/office/word/2012/wordml" xmlns:w16se="http://schemas.microsoft.com/office/word/2015/wordml/symex" xmlns:wpg="http://schemas.microsoft.com/office/word/2010/wordprocessingGroup" xmlns:wpi="http://schemas.microsoft.com/office/word/2010/wordprocessingInk" xmlns:wne="http://schemas.microsoft.com/office/word/2006/wordml" xmlns:wps="http://schemas.microsoft.com/office/word/2010/wordprocessingShape" mc:Ignorable="w14 w15 w16se wp14">
+<w:document xmlns:wpc="http://schemas.microsoft.com/office/word/2010/wordprocessingCanvas" xmlns:cx="http://schemas.microsoft.com/office/drawing/2014/chartex" xmlns:cx1="http://schemas.microsoft.com/office/drawing/2015/9/8/chartex" xmlns:cx2="http://schemas.microsoft.com/office/drawing/2015/10/21/chartex" xmlns:cx3="http://schemas.microsoft.com/office/drawing/2016/5/9/chartex" xmlns:cx4="http://schemas.microsoft.com/office/drawing/2016/5/10/chartex" xmlns:cx5="http://schemas.microsoft.com/office/drawing/2016/5/11/chartex" xmlns:cx6="http://schemas.microsoft.com/office/drawing/2016/5/12/chartex" xmlns:cx7="http://schemas.microsoft.com/office/drawing/2016/5/13/chartex" xmlns:cx8="http://schemas.microsoft.com/office/drawing/2016/5/14/chartex" xmlns:mc="http://schemas.openxmlformats.org/markup-compatibility/2006" xmlns:aink="http://schemas.microsoft.com/office/drawing/2016/ink" xmlns:am3d="http://schemas.microsoft.com/office/drawing/2017/model3d" xmlns:o="urn:schemas-microsoft-com:office:office" xmlns:oel="http://schemas.microsoft.com/office/2019/extlst" xmlns:r="http://schemas.openxmlformats.org/officeDocument/2006/relationships" xmlns:m="http://schemas.openxmlformats.org/officeDocument/2006/math" xmlns:v="urn:schemas-microsoft-com:vml" xmlns:wp14="http://schemas.microsoft.com/office/word/2010/wordprocessingDrawing" xmlns:wp="http://schemas.openxmlformats.org/drawingml/2006/wordprocessingDrawing" xmlns:w10="urn:schemas-microsoft-com:office:word" xmlns:w="http://schemas.openxmlformats.org/wordprocessingml/2006/main" xmlns:w14="http://schemas.microsoft.com/office/word/2010/wordml" xmlns:w15="http://schemas.microsoft.com/office/word/2012/wordml" xmlns:w16cex="http://schemas.microsoft.com/office/word/2018/wordml/cex" xmlns:w16cid="http://schemas.microsoft.com/office/word/2016/wordml/cid" xmlns:w16="http://schemas.microsoft.com/office/word/2018/wordml" xmlns:w16du="http://schemas.microsoft.com/office/word/2023/wordml/word16du" xmlns:w16sdtdh="http://schemas.microsoft.com/office/word/2020/wordml/sdtdatahash" xmlns:w16sdtfl="http://schemas.microsoft.com/office/word/2024/wordml/sdtformatlock" xmlns:w16se="http://schemas.microsoft.com/office/word/2015/wordml/symex" xmlns:wpg="http://schemas.microsoft.com/office/word/2010/wordprocessingGroup" xmlns:wpi="http://schemas.microsoft.com/office/word/2010/wordprocessingInk" xmlns:wne="http://schemas.microsoft.com/office/word/2006/wordml" xmlns:wps="http://schemas.microsoft.com/office/word/2010/wordprocessingShape" mc:Ignorable="w14 w15 w16se w16cid w16 w16cex w16sdtdh w16sdtfl w16du wp14">
   <w:body>
     <w:p>
       <w:pPr>
-        <w:spacing w:after="0"/>
-        <w:ind w:left="720"/>
-        <w:rPr>
-          <w:rFonts w:ascii="Times New Roman" w:hAnsi="Times New Roman" w:cs="Times New Roman"/>
+        <w:spacing w:after="0" w:line="240" w:lineRule="auto"/>
+        <w:ind w:left="720" w:firstLine="720"/>
+        <w:rPr>
+          <w:rFonts w:ascii="Times New Roman" w:hAnsi="Times New Roman"/>
+          <w:b/>
+          <w:bCs/>
+          <w:sz w:val="36"/>
+          <w:szCs w:val="36"/>
         </w:rPr>
       </w:pPr>
       <w:r>
         <w:rPr>
-          <w:rFonts w:ascii="Times New Roman" w:hAnsi="Times New Roman" w:cs="Times New Roman"/>
           <w:noProof/>
         </w:rPr>
         <mc:AlternateContent>
           <mc:Choice Requires="wps">
             <w:drawing>
-              <wp:anchor distT="0" distB="0" distL="114300" distR="114300" simplePos="0" relativeHeight="251638784" behindDoc="0" locked="0" layoutInCell="1" allowOverlap="1" wp14:anchorId="569610B8" wp14:editId="560C36FD">
+              <wp:anchor distT="45720" distB="45720" distL="114300" distR="114300" simplePos="0" relativeHeight="251773952" behindDoc="0" locked="0" layoutInCell="1" allowOverlap="1" wp14:anchorId="7F2F366B" wp14:editId="3ECAAD74">
                 <wp:simplePos x="0" y="0"/>
                 <wp:positionH relativeFrom="column">
-                  <wp:posOffset>4701540</wp:posOffset>
+                  <wp:align>right</wp:align>
                 </wp:positionH>
                 <wp:positionV relativeFrom="paragraph">
-                  <wp:posOffset>1164590</wp:posOffset>
+                  <wp:posOffset>9525</wp:posOffset>
                 </wp:positionV>
-                <wp:extent cx="708660" cy="243840"/>
-                <wp:effectExtent l="38100" t="38100" r="72390" b="80010"/>
+                <wp:extent cx="609600" cy="285750"/>
+                <wp:effectExtent l="0" t="0" r="0" b="0"/>
                 <wp:wrapNone/>
-                <wp:docPr id="11" name="Straight Connector 11"/>
-                <wp:cNvGraphicFramePr/>
+                <wp:docPr id="217" name="Text Box 3"/>
+                <wp:cNvGraphicFramePr>
+                  <a:graphicFrameLocks xmlns:a="http://schemas.openxmlformats.org/drawingml/2006/main"/>
+                </wp:cNvGraphicFramePr>
                 <a:graphic xmlns:a="http://schemas.openxmlformats.org/drawingml/2006/main">
                   <a:graphicData uri="http://schemas.microsoft.com/office/word/2010/wordprocessingShape">
                     <wps:wsp>
-                      <wps:cNvCnPr/>
-                      <wps:spPr>
+                      <wps:cNvSpPr txBox="1">
+                        <a:spLocks noChangeArrowheads="1"/>
+                      </wps:cNvSpPr>
+                      <wps:spPr bwMode="auto">
                         <a:xfrm>
                           <a:off x="0" y="0"/>
-                          <a:ext cx="708660" cy="243840"/>
-                        </a:xfrm>
-                        <a:prstGeom prst="line">
-                          <a:avLst/>
-                        </a:prstGeom>
-                        <a:ln>
-                          <a:solidFill>
-                            <a:schemeClr val="tx1"/>
-                          </a:solidFill>
-                        </a:ln>
-                      </wps:spPr>
-                      <wps:style>
-                        <a:lnRef idx="2">
-                          <a:schemeClr val="accent1"/>
-                        </a:lnRef>
-                        <a:fillRef idx="0">
-                          <a:schemeClr val="accent1"/>
-                        </a:fillRef>
-                        <a:effectRef idx="1">
-                          <a:schemeClr val="accent1"/>
-                        </a:effectRef>
-                        <a:fontRef idx="minor">
-                          <a:schemeClr val="tx1"/>
-                        </a:fontRef>
-                      </wps:style>
-                      <wps:bodyPr/>
-                    </wps:wsp>
-                  </a:graphicData>
-                </a:graphic>
-                <wp14:sizeRelH relativeFrom="margin">
-                  <wp14:pctWidth>0</wp14:pctWidth>
-                </wp14:sizeRelH>
-                <wp14:sizeRelV relativeFrom="margin">
-                  <wp14:pctHeight>0</wp14:pctHeight>
-                </wp14:sizeRelV>
-              </wp:anchor>
-            </w:drawing>
-          </mc:Choice>
-          <mc:Fallback>
-            <w:pict>
-              <v:line w14:anchorId="76DACEE6" id="Straight Connector 11" o:spid="_x0000_s1026" style="position:absolute;z-index:251638784;visibility:visible;mso-wrap-style:square;mso-width-percent:0;mso-height-percent:0;mso-wrap-distance-left:9pt;mso-wrap-distance-top:0;mso-wrap-distance-right:9pt;mso-wrap-distance-bottom:0;mso-position-horizontal:absolute;mso-position-horizontal-relative:text;mso-position-vertical:absolute;mso-position-vertical-relative:text;mso-width-percent:0;mso-height-percent:0;mso-width-relative:margin;mso-height-relative:margin" from="370.2pt,91.7pt" to="426pt,110.9pt" o:gfxdata="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" strokecolor="black [3213]" strokeweight="2pt">
-                <v:shadow on="t" color="black" opacity="24903f" origin=",.5" offset="0,.55556mm"/>
-              </v:line>
-            </w:pict>
-          </mc:Fallback>
-        </mc:AlternateContent>
-      </w:r>
-      <w:r>
-        <w:rPr>
-          <w:rFonts w:ascii="Times New Roman" w:hAnsi="Times New Roman" w:cs="Times New Roman"/>
-          <w:noProof/>
-        </w:rPr>
-        <mc:AlternateContent>
-          <mc:Choice Requires="wps">
-            <w:drawing>
-              <wp:anchor distT="0" distB="0" distL="114300" distR="114300" simplePos="0" relativeHeight="251587584" behindDoc="0" locked="0" layoutInCell="1" allowOverlap="1" wp14:anchorId="29C5AB50" wp14:editId="1F49DB87">
-                <wp:simplePos x="0" y="0"/>
-                <wp:positionH relativeFrom="column">
-                  <wp:posOffset>3878580</wp:posOffset>
-                </wp:positionH>
-                <wp:positionV relativeFrom="paragraph">
-                  <wp:posOffset>775970</wp:posOffset>
-                </wp:positionV>
-                <wp:extent cx="45720" cy="106680"/>
-                <wp:effectExtent l="38100" t="38100" r="87630" b="83820"/>
-                <wp:wrapNone/>
-                <wp:docPr id="6" name="Curved Connector 6"/>
-                <wp:cNvGraphicFramePr/>
-                <a:graphic xmlns:a="http://schemas.openxmlformats.org/drawingml/2006/main">
-                  <a:graphicData uri="http://schemas.microsoft.com/office/word/2010/wordprocessingShape">
-                    <wps:wsp>
-                      <wps:cNvCnPr/>
-                      <wps:spPr>
-                        <a:xfrm>
-                          <a:off x="0" y="0"/>
-                          <a:ext cx="45720" cy="106680"/>
-                        </a:xfrm>
-                        <a:prstGeom prst="curvedConnector3">
-                          <a:avLst>
-                            <a:gd name="adj1" fmla="val 130000"/>
-                          </a:avLst>
-                        </a:prstGeom>
-                        <a:ln>
-                          <a:solidFill>
-                            <a:schemeClr val="tx1"/>
-                          </a:solidFill>
-                        </a:ln>
-                      </wps:spPr>
-                      <wps:style>
-                        <a:lnRef idx="2">
-                          <a:schemeClr val="accent1"/>
-                        </a:lnRef>
-                        <a:fillRef idx="0">
-                          <a:schemeClr val="accent1"/>
-                        </a:fillRef>
-                        <a:effectRef idx="1">
-                          <a:schemeClr val="accent1"/>
-                        </a:effectRef>
-                        <a:fontRef idx="minor">
-                          <a:schemeClr val="tx1"/>
-                        </a:fontRef>
-                      </wps:style>
-                      <wps:bodyPr/>
-                    </wps:wsp>
-                  </a:graphicData>
-                </a:graphic>
-                <wp14:sizeRelH relativeFrom="margin">
-                  <wp14:pctWidth>0</wp14:pctWidth>
-                </wp14:sizeRelH>
-                <wp14:sizeRelV relativeFrom="margin">
-                  <wp14:pctHeight>0</wp14:pctHeight>
-                </wp14:sizeRelV>
-              </wp:anchor>
-            </w:drawing>
-          </mc:Choice>
-          <mc:Fallback>
-            <w:pict>
-              <v:shapetype w14:anchorId="7E08B18F" id="_x0000_t38" coordsize="21600,21600" o:spt="38" o:oned="t" path="m,c@0,0@1,5400@1,10800@1,16200@2,21600,21600,21600e" filled="f">
-                <v:formulas>
-                  <v:f eqn="mid #0 0"/>
-                  <v:f eqn="val #0"/>
-                  <v:f eqn="mid #0 21600"/>
-                </v:formulas>
-                <v:path arrowok="t" fillok="f" o:connecttype="none"/>
-                <v:handles>
-                  <v:h position="#0,center"/>
-                </v:handles>
-                <o:lock v:ext="edit" shapetype="t"/>
-              </v:shapetype>
-              <v:shape id="Curved Connector 6" o:spid="_x0000_s1026" type="#_x0000_t38" style="position:absolute;margin-left:305.4pt;margin-top:61.1pt;width:3.6pt;height:8.4pt;z-index:251587584;visibility:visible;mso-wrap-style:square;mso-width-percent:0;mso-height-percent:0;mso-wrap-distance-left:9pt;mso-wrap-distance-top:0;mso-wrap-distance-right:9pt;mso-wrap-distance-bottom:0;mso-position-horizontal:absolute;mso-position-horizontal-relative:text;mso-position-vertical:absolute;mso-position-vertical-relative:text;mso-width-percent:0;mso-height-percent:0;mso-width-relative:margin;mso-height-relative:margin" o:gfxdata="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" adj="28080" strokecolor="black [3213]" strokeweight="2pt">
-                <v:shadow on="t" color="black" opacity="24903f" origin=",.5" offset="0,.55556mm"/>
-              </v:shape>
-            </w:pict>
-          </mc:Fallback>
-        </mc:AlternateContent>
-      </w:r>
-      <w:r>
-        <w:rPr>
-          <w:rFonts w:ascii="Times New Roman" w:hAnsi="Times New Roman" w:cs="Times New Roman"/>
-          <w:noProof/>
-        </w:rPr>
-        <mc:AlternateContent>
-          <mc:Choice Requires="wps">
-            <w:drawing>
-              <wp:anchor distT="0" distB="0" distL="114300" distR="114300" simplePos="0" relativeHeight="251682816" behindDoc="0" locked="0" layoutInCell="1" allowOverlap="1" wp14:anchorId="6F779E1C" wp14:editId="5AF990BB">
-                <wp:simplePos x="0" y="0"/>
-                <wp:positionH relativeFrom="column">
-                  <wp:posOffset>5273040</wp:posOffset>
-                </wp:positionH>
-                <wp:positionV relativeFrom="paragraph">
-                  <wp:posOffset>1347470</wp:posOffset>
-                </wp:positionV>
-                <wp:extent cx="106680" cy="160020"/>
-                <wp:effectExtent l="133350" t="38100" r="64770" b="87630"/>
-                <wp:wrapNone/>
-                <wp:docPr id="18" name="Curved Connector 18"/>
-                <wp:cNvGraphicFramePr/>
-                <a:graphic xmlns:a="http://schemas.openxmlformats.org/drawingml/2006/main">
-                  <a:graphicData uri="http://schemas.microsoft.com/office/word/2010/wordprocessingShape">
-                    <wps:wsp>
-                      <wps:cNvCnPr/>
-                      <wps:spPr>
-                        <a:xfrm>
-                          <a:off x="0" y="0"/>
-                          <a:ext cx="106680" cy="160020"/>
-                        </a:xfrm>
-                        <a:prstGeom prst="curvedConnector3">
-                          <a:avLst>
-                            <a:gd name="adj1" fmla="val -80049"/>
-                          </a:avLst>
-                        </a:prstGeom>
-                        <a:noFill/>
-                        <a:ln w="25400" cap="flat" cmpd="sng" algn="ctr">
-                          <a:solidFill>
-                            <a:sysClr val="windowText" lastClr="000000"/>
-                          </a:solidFill>
-                          <a:prstDash val="solid"/>
-                        </a:ln>
-                        <a:effectLst>
-                          <a:outerShdw blurRad="40000" dist="20000" dir="5400000" rotWithShape="0">
-                            <a:srgbClr val="000000">
-                              <a:alpha val="38000"/>
-                            </a:srgbClr>
-                          </a:outerShdw>
-                        </a:effectLst>
-                      </wps:spPr>
-                      <wps:bodyPr/>
-                    </wps:wsp>
-                  </a:graphicData>
-                </a:graphic>
-                <wp14:sizeRelH relativeFrom="margin">
-                  <wp14:pctWidth>0</wp14:pctWidth>
-                </wp14:sizeRelH>
-                <wp14:sizeRelV relativeFrom="margin">
-                  <wp14:pctHeight>0</wp14:pctHeight>
-                </wp14:sizeRelV>
-              </wp:anchor>
-            </w:drawing>
-          </mc:Choice>
-          <mc:Fallback>
-            <w:pict>
-              <v:shape w14:anchorId="2952FCB2" id="Curved Connector 18" o:spid="_x0000_s1026" type="#_x0000_t38" style="position:absolute;margin-left:415.2pt;margin-top:106.1pt;width:8.4pt;height:12.6pt;z-index:251682816;visibility:visible;mso-wrap-style:square;mso-width-percent:0;mso-height-percent:0;mso-wrap-distance-left:9pt;mso-wrap-distance-top:0;mso-wrap-distance-right:9pt;mso-wrap-distance-bottom:0;mso-position-horizontal:absolute;mso-position-horizontal-relative:text;mso-position-vertical:absolute;mso-position-vertical-relative:text;mso-width-percent:0;mso-height-percent:0;mso-width-relative:margin;mso-height-relative:margin" o:gfxdata="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" adj="-17291" strokecolor="windowText" strokeweight="2pt">
-                <v:shadow on="t" color="black" opacity="24903f" origin=",.5" offset="0,.55556mm"/>
-              </v:shape>
-            </w:pict>
-          </mc:Fallback>
-        </mc:AlternateContent>
-      </w:r>
-      <w:r>
-        <w:rPr>
-          <w:rFonts w:ascii="Times New Roman" w:hAnsi="Times New Roman" w:cs="Times New Roman"/>
-          <w:noProof/>
-        </w:rPr>
-        <mc:AlternateContent>
-          <mc:Choice Requires="wps">
-            <w:drawing>
-              <wp:anchor distT="0" distB="0" distL="114300" distR="114300" simplePos="0" relativeHeight="251738112" behindDoc="0" locked="0" layoutInCell="1" allowOverlap="1" wp14:anchorId="333239D0" wp14:editId="28E0BF46">
-                <wp:simplePos x="0" y="0"/>
-                <wp:positionH relativeFrom="column">
-                  <wp:posOffset>5402580</wp:posOffset>
-                </wp:positionH>
-                <wp:positionV relativeFrom="paragraph">
-                  <wp:posOffset>1240790</wp:posOffset>
-                </wp:positionV>
-                <wp:extent cx="243840" cy="243840"/>
-                <wp:effectExtent l="0" t="0" r="3810" b="3810"/>
-                <wp:wrapNone/>
-                <wp:docPr id="26" name="Text Box 26"/>
-                <wp:cNvGraphicFramePr/>
-                <a:graphic xmlns:a="http://schemas.openxmlformats.org/drawingml/2006/main">
-                  <a:graphicData uri="http://schemas.microsoft.com/office/word/2010/wordprocessingShape">
-                    <wps:wsp>
-                      <wps:cNvSpPr txBox="1"/>
-                      <wps:spPr>
-                        <a:xfrm>
-                          <a:off x="0" y="0"/>
-                          <a:ext cx="243840" cy="243840"/>
+                          <a:ext cx="609600" cy="285750"/>
                         </a:xfrm>
                         <a:prstGeom prst="rect">
                           <a:avLst/>
                         </a:prstGeom>
-                        <a:solidFill>
-                          <a:sysClr val="window" lastClr="FFFFFF"/>
-                        </a:solidFill>
-                        <a:ln w="6350">
+                        <a:noFill/>
+                        <a:ln w="9525">
                           <a:noFill/>
+                          <a:miter lim="800000"/>
+                          <a:headEnd/>
+                          <a:tailEnd/>
                         </a:ln>
                       </wps:spPr>
                       <wps:txbx>
                         <w:txbxContent>
                           <w:p>
                             <w:r>
-                              <w:t>D</w:t>
+                              <w:rPr>
+                                <w:rFonts w:ascii="Times New Roman" w:hAnsi="Times New Roman"/>
+                                <w:b/>
+                                <w:bCs/>
+                                <w:sz w:val="28"/>
+                                <w:szCs w:val="28"/>
+                              </w:rPr>
+                              <w:t xml:space="preserve">D- </w:t>
+                            </w:r>
+                            <w:r>
+                              <w:rPr>
+                                <w:rFonts w:ascii="Times New Roman" w:hAnsi="Times New Roman"/>
+                                <w:b/>
+                                <w:bCs/>
+                                <w:sz w:val="28"/>
+                                <w:szCs w:val="28"/>
+                              </w:rPr>
+                              <w:t>18</w:t>
                             </w:r>
                           </w:p>
                         </w:txbxContent>
                       </wps:txbx>
-                      <wps:bodyPr rot="0" spcFirstLastPara="0" vertOverflow="overflow" horzOverflow="overflow" vert="horz" wrap="square" lIns="91440" tIns="45720" rIns="91440" bIns="45720" numCol="1" spcCol="0" rtlCol="0" fromWordArt="0" anchor="t" anchorCtr="0" forceAA="0" compatLnSpc="1">
-                        <a:prstTxWarp prst="textNoShape">
-                          <a:avLst/>
-                        </a:prstTxWarp>
+                      <wps:bodyPr rot="0" vert="horz" wrap="square" lIns="91440" tIns="45720" rIns="91440" bIns="45720" anchor="t" anchorCtr="0">
                         <a:noAutofit/>
                       </wps:bodyPr>
                     </wps:wsp>
@@ -315,16 +101,33 @@
           </mc:Choice>
           <mc:Fallback>
             <w:pict>
-              <v:shapetype w14:anchorId="333239D0" id="_x0000_t202" coordsize="21600,21600" o:spt="202" path="m,l,21600r21600,l21600,xe">
+              <v:shapetype w14:anchorId="7F2F366B" id="_x0000_t202" coordsize="21600,21600" o:spt="202" path="m,l,21600r21600,l21600,xe">
                 <v:stroke joinstyle="miter"/>
                 <v:path gradientshapeok="t" o:connecttype="rect"/>
               </v:shapetype>
-              <v:shape id="Text Box 26" o:spid="_x0000_s1026" type="#_x0000_t202" style="position:absolute;left:0;text-align:left;margin-left:425.4pt;margin-top:97.7pt;width:19.2pt;height:19.2pt;z-index:251738112;visibility:visible;mso-wrap-style:square;mso-width-percent:0;mso-height-percent:0;mso-wrap-distance-left:9pt;mso-wrap-distance-top:0;mso-wrap-distance-right:9pt;mso-wrap-distance-bottom:0;mso-position-horizontal:absolute;mso-position-horizontal-relative:text;mso-position-vertical:absolute;mso-position-vertical-relative:text;mso-width-percent:0;mso-height-percent:0;mso-width-relative:margin;mso-height-relative:margin;v-text-anchor:top" o:gfxdata="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" fillcolor="window" stroked="f" strokeweight=".5pt">
+              <v:shape id="Text Box 3" o:spid="_x0000_s1026" type="#_x0000_t202" style="position:absolute;left:0;text-align:left;margin-left:-3.2pt;margin-top:.75pt;width:48pt;height:22.5pt;z-index:251773952;visibility:visible;mso-wrap-style:square;mso-width-percent:0;mso-height-percent:0;mso-wrap-distance-left:9pt;mso-wrap-distance-top:3.6pt;mso-wrap-distance-right:9pt;mso-wrap-distance-bottom:3.6pt;mso-position-horizontal:right;mso-position-horizontal-relative:text;mso-position-vertical:absolute;mso-position-vertical-relative:text;mso-width-percent:0;mso-height-percent:0;mso-width-relative:margin;mso-height-relative:margin;v-text-anchor:top" o:gfxdata="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" filled="f" stroked="f">
                 <v:textbox>
                   <w:txbxContent>
                     <w:p>
                       <w:r>
-                        <w:t>D</w:t>
+                        <w:rPr>
+                          <w:rFonts w:ascii="Times New Roman" w:hAnsi="Times New Roman"/>
+                          <w:b/>
+                          <w:bCs/>
+                          <w:sz w:val="28"/>
+                          <w:szCs w:val="28"/>
+                        </w:rPr>
+                        <w:t xml:space="preserve">D- </w:t>
+                      </w:r>
+                      <w:r>
+                        <w:rPr>
+                          <w:rFonts w:ascii="Times New Roman" w:hAnsi="Times New Roman"/>
+                          <w:b/>
+                          <w:bCs/>
+                          <w:sz w:val="28"/>
+                          <w:szCs w:val="28"/>
+                        </w:rPr>
+                        <w:t>18</w:t>
                       </w:r>
                     </w:p>
                   </w:txbxContent>
@@ -336,84 +139,678 @@
       </w:r>
       <w:r>
         <w:rPr>
-          <w:rFonts w:ascii="Times New Roman" w:hAnsi="Times New Roman" w:cs="Times New Roman"/>
           <w:noProof/>
         </w:rPr>
+        <w:drawing>
+          <wp:anchor distT="0" distB="0" distL="114300" distR="114300" simplePos="0" relativeHeight="251772928" behindDoc="0" locked="0" layoutInCell="1" allowOverlap="1" wp14:anchorId="467C633B" wp14:editId="2CF7A7E6">
+            <wp:simplePos x="0" y="0"/>
+            <wp:positionH relativeFrom="margin">
+              <wp:align>left</wp:align>
+            </wp:positionH>
+            <wp:positionV relativeFrom="paragraph">
+              <wp:posOffset>-3810</wp:posOffset>
+            </wp:positionV>
+            <wp:extent cx="457200" cy="462915"/>
+            <wp:effectExtent l="0" t="0" r="0" b="0"/>
+            <wp:wrapNone/>
+            <wp:docPr id="64187946" name="Picture 1"/>
+            <wp:cNvGraphicFramePr>
+              <a:graphicFrameLocks xmlns:a="http://schemas.openxmlformats.org/drawingml/2006/main" noChangeAspect="1"/>
+            </wp:cNvGraphicFramePr>
+            <a:graphic xmlns:a="http://schemas.openxmlformats.org/drawingml/2006/main">
+              <a:graphicData uri="http://schemas.openxmlformats.org/drawingml/2006/picture">
+                <pic:pic xmlns:pic="http://schemas.openxmlformats.org/drawingml/2006/picture">
+                  <pic:nvPicPr>
+                    <pic:cNvPr id="0" name="Picture 1"/>
+                    <pic:cNvPicPr>
+                      <a:picLocks noChangeAspect="1" noChangeArrowheads="1"/>
+                    </pic:cNvPicPr>
+                  </pic:nvPicPr>
+                  <pic:blipFill>
+                    <a:blip r:embed="rId8">
+                      <a:extLst>
+                        <a:ext uri="{28A0092B-C50C-407E-A947-70E740481C1C}">
+                          <a14:useLocalDpi xmlns:a14="http://schemas.microsoft.com/office/drawing/2010/main" val="0"/>
+                        </a:ext>
+                      </a:extLst>
+                    </a:blip>
+                    <a:srcRect/>
+                    <a:stretch>
+                      <a:fillRect/>
+                    </a:stretch>
+                  </pic:blipFill>
+                  <pic:spPr bwMode="auto">
+                    <a:xfrm>
+                      <a:off x="0" y="0"/>
+                      <a:ext cx="457200" cy="462915"/>
+                    </a:xfrm>
+                    <a:prstGeom prst="rect">
+                      <a:avLst/>
+                    </a:prstGeom>
+                    <a:noFill/>
+                  </pic:spPr>
+                </pic:pic>
+              </a:graphicData>
+            </a:graphic>
+            <wp14:sizeRelH relativeFrom="margin">
+              <wp14:pctWidth>0</wp14:pctWidth>
+            </wp14:sizeRelH>
+            <wp14:sizeRelV relativeFrom="margin">
+              <wp14:pctHeight>0</wp14:pctHeight>
+            </wp14:sizeRelV>
+          </wp:anchor>
+        </w:drawing>
+      </w:r>
+      <w:r>
+        <w:rPr>
+          <w:rFonts w:ascii="Franklin Gothic Demi" w:hAnsi="Franklin Gothic Demi"/>
+          <w:b/>
+          <w:bCs/>
+          <w:sz w:val="36"/>
+          <w:szCs w:val="36"/>
+        </w:rPr>
+        <w:t>Green Society Public School</w:t>
+      </w:r>
+    </w:p>
+    <w:p>
+      <w:pPr>
+        <w:spacing w:after="0" w:line="240" w:lineRule="auto"/>
+        <w:jc w:val="center"/>
+        <w:rPr>
+          <w:rFonts w:ascii="Times New Roman" w:hAnsi="Times New Roman"/>
+          <w:b/>
+          <w:bCs/>
+          <w:sz w:val="20"/>
+        </w:rPr>
+      </w:pPr>
+      <w:r>
+        <w:rPr>
+          <w:rFonts w:ascii="Times New Roman" w:hAnsi="Times New Roman"/>
+          <w:b/>
+          <w:bCs/>
+          <w:sz w:val="20"/>
+        </w:rPr>
+        <w:t xml:space="preserve">Ratnanagar-7, </w:t>
+      </w:r>
+      <w:proofErr w:type="spellStart"/>
+      <w:r>
+        <w:rPr>
+          <w:rFonts w:ascii="Times New Roman" w:hAnsi="Times New Roman"/>
+          <w:b/>
+          <w:bCs/>
+          <w:sz w:val="20"/>
+        </w:rPr>
+        <w:t>Sauraha</w:t>
+      </w:r>
+      <w:proofErr w:type="spellEnd"/>
+      <w:r>
+        <w:rPr>
+          <w:rFonts w:ascii="Times New Roman" w:hAnsi="Times New Roman"/>
+          <w:b/>
+          <w:bCs/>
+          <w:sz w:val="20"/>
+        </w:rPr>
+        <w:t>, Chitwan</w:t>
+      </w:r>
+    </w:p>
+    <w:p>
+      <w:pPr>
+        <w:spacing w:after="0" w:line="240" w:lineRule="auto"/>
+        <w:ind w:left="1440"/>
+        <w:rPr>
+          <w:rFonts w:ascii="Times New Roman" w:hAnsi="Times New Roman"/>
+          <w:b/>
+          <w:bCs/>
+          <w:sz w:val="20"/>
+        </w:rPr>
+      </w:pPr>
+      <w:r>
+        <w:rPr>
+          <w:rFonts w:ascii="Times New Roman" w:hAnsi="Times New Roman"/>
+          <w:b/>
+          <w:bCs/>
+          <w:sz w:val="24"/>
+          <w:szCs w:val="24"/>
+        </w:rPr>
+        <w:t xml:space="preserve">          </w:t>
+      </w:r>
+      <w:r>
+        <w:rPr>
+          <w:rFonts w:ascii="Times New Roman" w:hAnsi="Times New Roman"/>
+          <w:b/>
+          <w:bCs/>
+          <w:sz w:val="24"/>
+          <w:szCs w:val="24"/>
+          <w:u w:val="single"/>
+        </w:rPr>
+        <w:t>Third Terminal</w:t>
+      </w:r>
+      <w:r>
+        <w:rPr>
+          <w:rFonts w:ascii="Times New Roman" w:hAnsi="Times New Roman" w:cs="Times New Roman"/>
+          <w:b/>
+          <w:bCs/>
+          <w:szCs w:val="18"/>
+          <w:u w:val="single"/>
+        </w:rPr>
+        <w:t xml:space="preserve"> Examination-2082</w:t>
+      </w:r>
+    </w:p>
+    <w:p>
+      <w:pPr>
+        <w:pBdr>
+          <w:bottom w:val="double" w:sz="6" w:space="1" w:color="auto"/>
+        </w:pBdr>
+        <w:spacing w:after="0" w:line="240" w:lineRule="auto"/>
+        <w:rPr>
+          <w:rFonts w:ascii="Times New Roman" w:hAnsi="Times New Roman"/>
+          <w:b/>
+          <w:bCs/>
+          <w:sz w:val="24"/>
+          <w:szCs w:val="24"/>
+        </w:rPr>
+      </w:pPr>
+      <w:r>
+        <w:rPr>
+          <w:rFonts w:ascii="Times New Roman" w:hAnsi="Times New Roman"/>
+          <w:b/>
+          <w:bCs/>
+          <w:sz w:val="24"/>
+          <w:szCs w:val="24"/>
+        </w:rPr>
+        <w:t>Class:</w:t>
+      </w:r>
+      <w:r>
+        <w:rPr>
+          <w:rFonts w:ascii="Times New Roman" w:hAnsi="Times New Roman"/>
+          <w:b/>
+          <w:bCs/>
+          <w:sz w:val="24"/>
+          <w:szCs w:val="24"/>
+        </w:rPr>
+        <w:t xml:space="preserve"> Five</w:t>
+      </w:r>
+      <w:r>
+        <w:rPr>
+          <w:rFonts w:ascii="Times New Roman" w:hAnsi="Times New Roman"/>
+          <w:b/>
+          <w:bCs/>
+          <w:sz w:val="24"/>
+          <w:szCs w:val="24"/>
+        </w:rPr>
+        <w:tab/>
+      </w:r>
+      <w:r>
+        <w:rPr>
+          <w:rFonts w:ascii="Times New Roman" w:hAnsi="Times New Roman"/>
+          <w:b/>
+          <w:bCs/>
+          <w:sz w:val="24"/>
+          <w:szCs w:val="24"/>
+        </w:rPr>
+        <w:tab/>
+        <w:t xml:space="preserve">                </w:t>
+      </w:r>
+      <w:r>
+        <w:t xml:space="preserve">  </w:t>
+      </w:r>
+      <w:r>
+        <w:rPr>
+          <w:rFonts w:ascii="Times New Roman" w:hAnsi="Times New Roman"/>
+          <w:b/>
+          <w:bCs/>
+          <w:sz w:val="24"/>
+          <w:szCs w:val="24"/>
+        </w:rPr>
+        <w:t xml:space="preserve">Time: </w:t>
+      </w:r>
+      <w:r>
+        <w:rPr>
+          <w:rFonts w:ascii="Times New Roman" w:hAnsi="Times New Roman"/>
+          <w:b/>
+          <w:bCs/>
+          <w:sz w:val="24"/>
+          <w:szCs w:val="24"/>
+        </w:rPr>
+        <w:t>2</w:t>
+      </w:r>
+      <w:r>
+        <w:rPr>
+          <w:rFonts w:ascii="Times New Roman" w:hAnsi="Times New Roman"/>
+          <w:b/>
+          <w:bCs/>
+          <w:sz w:val="24"/>
+          <w:szCs w:val="24"/>
+        </w:rPr>
+        <w:t xml:space="preserve"> hrs.</w:t>
+      </w:r>
+      <w:r>
+        <w:rPr>
+          <w:rFonts w:ascii="Times New Roman" w:hAnsi="Times New Roman"/>
+          <w:b/>
+          <w:bCs/>
+          <w:sz w:val="24"/>
+          <w:szCs w:val="24"/>
+        </w:rPr>
+        <w:tab/>
+      </w:r>
+      <w:r>
+        <w:rPr>
+          <w:rFonts w:ascii="Times New Roman" w:hAnsi="Times New Roman"/>
+          <w:b/>
+          <w:bCs/>
+          <w:sz w:val="24"/>
+          <w:szCs w:val="24"/>
+        </w:rPr>
+        <w:tab/>
+      </w:r>
+      <w:r>
+        <w:rPr>
+          <w:rFonts w:ascii="Times New Roman" w:hAnsi="Times New Roman"/>
+          <w:b/>
+          <w:bCs/>
+          <w:sz w:val="24"/>
+          <w:szCs w:val="24"/>
+        </w:rPr>
+        <w:t xml:space="preserve">           </w:t>
+      </w:r>
+      <w:r>
+        <w:rPr>
+          <w:rFonts w:ascii="Times New Roman" w:hAnsi="Times New Roman"/>
+          <w:b/>
+          <w:bCs/>
+          <w:sz w:val="24"/>
+          <w:szCs w:val="24"/>
+        </w:rPr>
+        <w:t>F.M.:</w:t>
+      </w:r>
+      <w:r>
+        <w:rPr>
+          <w:rFonts w:ascii="Times New Roman" w:hAnsi="Times New Roman"/>
+          <w:b/>
+          <w:bCs/>
+          <w:sz w:val="24"/>
+          <w:szCs w:val="24"/>
+        </w:rPr>
+        <w:t xml:space="preserve"> 50</w:t>
+      </w:r>
+    </w:p>
+    <w:p>
+      <w:pPr>
+        <w:pBdr>
+          <w:bottom w:val="double" w:sz="6" w:space="1" w:color="auto"/>
+        </w:pBdr>
+        <w:spacing w:after="0" w:line="240" w:lineRule="auto"/>
+        <w:rPr>
+          <w:rFonts w:ascii="Times New Roman" w:hAnsi="Times New Roman"/>
+          <w:b/>
+          <w:bCs/>
+          <w:sz w:val="24"/>
+          <w:szCs w:val="24"/>
+        </w:rPr>
+      </w:pPr>
+      <w:r>
+        <w:rPr>
+          <w:rFonts w:ascii="Times New Roman" w:hAnsi="Times New Roman"/>
+          <w:b/>
+          <w:bCs/>
+          <w:sz w:val="24"/>
+          <w:szCs w:val="24"/>
+        </w:rPr>
+        <w:t>Sub:</w:t>
+      </w:r>
+      <w:r>
+        <w:rPr>
+          <w:rFonts w:ascii="Times New Roman" w:hAnsi="Times New Roman"/>
+          <w:b/>
+          <w:bCs/>
+          <w:sz w:val="24"/>
+          <w:szCs w:val="24"/>
+        </w:rPr>
+        <w:t xml:space="preserve"> </w:t>
+      </w:r>
+      <w:proofErr w:type="spellStart"/>
+      <w:r>
+        <w:rPr>
+          <w:rFonts w:ascii="Times New Roman" w:hAnsi="Times New Roman"/>
+          <w:b/>
+          <w:bCs/>
+          <w:sz w:val="24"/>
+          <w:szCs w:val="24"/>
+        </w:rPr>
+        <w:t>Maths</w:t>
+      </w:r>
+      <w:proofErr w:type="spellEnd"/>
+    </w:p>
+    <w:p>
+      <w:pPr>
+        <w:spacing w:after="0"/>
+        <w:ind w:left="144"/>
+        <w:rPr>
+          <w:rFonts w:ascii="Times New Roman" w:hAnsi="Times New Roman" w:cs="Times New Roman"/>
+        </w:rPr>
+      </w:pPr>
+      <w:r>
+        <w:rPr>
+          <w:rFonts w:ascii="Times New Roman" w:hAnsi="Times New Roman" w:cs="Times New Roman"/>
+          <w:b/>
+          <w:bCs/>
+          <w:noProof/>
+        </w:rPr>
         <mc:AlternateContent>
-          <mc:Choice Requires="wps">
+          <mc:Choice Requires="wpg">
             <w:drawing>
-              <wp:anchor distT="0" distB="0" distL="114300" distR="114300" simplePos="0" relativeHeight="251731968" behindDoc="0" locked="0" layoutInCell="1" allowOverlap="1" wp14:anchorId="5116AAAF" wp14:editId="6D9ED5A3">
+              <wp:anchor distT="0" distB="0" distL="114300" distR="114300" simplePos="0" relativeHeight="251707392" behindDoc="0" locked="0" layoutInCell="1" allowOverlap="1" wp14:anchorId="357CAD77" wp14:editId="184FDFC3">
                 <wp:simplePos x="0" y="0"/>
                 <wp:positionH relativeFrom="column">
-                  <wp:posOffset>5425440</wp:posOffset>
+                  <wp:posOffset>2962275</wp:posOffset>
                 </wp:positionH>
                 <wp:positionV relativeFrom="paragraph">
-                  <wp:posOffset>1766570</wp:posOffset>
+                  <wp:posOffset>109855</wp:posOffset>
                 </wp:positionV>
-                <wp:extent cx="251460" cy="236220"/>
-                <wp:effectExtent l="0" t="0" r="0" b="0"/>
+                <wp:extent cx="1809750" cy="870585"/>
+                <wp:effectExtent l="0" t="0" r="0" b="5715"/>
                 <wp:wrapNone/>
-                <wp:docPr id="25" name="Text Box 25"/>
+                <wp:docPr id="1856359441" name="Group 33"/>
                 <wp:cNvGraphicFramePr/>
                 <a:graphic xmlns:a="http://schemas.openxmlformats.org/drawingml/2006/main">
-                  <a:graphicData uri="http://schemas.microsoft.com/office/word/2010/wordprocessingShape">
-                    <wps:wsp>
-                      <wps:cNvSpPr txBox="1"/>
-                      <wps:spPr>
+                  <a:graphicData uri="http://schemas.microsoft.com/office/word/2010/wordprocessingGroup">
+                    <wpg:wgp>
+                      <wpg:cNvGrpSpPr/>
+                      <wpg:grpSpPr>
                         <a:xfrm>
                           <a:off x="0" y="0"/>
-                          <a:ext cx="251460" cy="236220"/>
+                          <a:ext cx="1809750" cy="870585"/>
+                          <a:chOff x="0" y="0"/>
+                          <a:chExt cx="1809750" cy="870585"/>
                         </a:xfrm>
-                        <a:prstGeom prst="rect">
-                          <a:avLst/>
-                        </a:prstGeom>
-                        <a:solidFill>
-                          <a:sysClr val="window" lastClr="FFFFFF"/>
-                        </a:solidFill>
-                        <a:ln w="6350">
+                      </wpg:grpSpPr>
+                      <wps:wsp>
+                        <wps:cNvPr id="1270128810" name="Straight Connector 1270128810"/>
+                        <wps:cNvCnPr/>
+                        <wps:spPr>
+                          <a:xfrm flipV="1">
+                            <a:off x="285750" y="733425"/>
+                            <a:ext cx="1226820" cy="0"/>
+                          </a:xfrm>
+                          <a:prstGeom prst="line">
+                            <a:avLst/>
+                          </a:prstGeom>
+                          <a:ln>
+                            <a:solidFill>
+                              <a:schemeClr val="tx1"/>
+                            </a:solidFill>
+                          </a:ln>
+                        </wps:spPr>
+                        <wps:style>
+                          <a:lnRef idx="2">
+                            <a:schemeClr val="accent1"/>
+                          </a:lnRef>
+                          <a:fillRef idx="0">
+                            <a:schemeClr val="accent1"/>
+                          </a:fillRef>
+                          <a:effectRef idx="1">
+                            <a:schemeClr val="accent1"/>
+                          </a:effectRef>
+                          <a:fontRef idx="minor">
+                            <a:schemeClr val="tx1"/>
+                          </a:fontRef>
+                        </wps:style>
+                        <wps:bodyPr/>
+                      </wps:wsp>
+                      <wps:wsp>
+                        <wps:cNvPr id="2053295217" name="Straight Connector 2053295217"/>
+                        <wps:cNvCnPr/>
+                        <wps:spPr>
+                          <a:xfrm flipV="1">
+                            <a:off x="285750" y="200025"/>
+                            <a:ext cx="998220" cy="525780"/>
+                          </a:xfrm>
+                          <a:prstGeom prst="line">
+                            <a:avLst/>
+                          </a:prstGeom>
                           <a:noFill/>
-                        </a:ln>
-                      </wps:spPr>
-                      <wps:txbx>
-                        <w:txbxContent>
-                          <w:p>
-                            <w:r>
-                              <w:t>C</w:t>
-                            </w:r>
-                          </w:p>
-                        </w:txbxContent>
-                      </wps:txbx>
-                      <wps:bodyPr rot="0" spcFirstLastPara="0" vertOverflow="overflow" horzOverflow="overflow" vert="horz" wrap="square" lIns="91440" tIns="45720" rIns="91440" bIns="45720" numCol="1" spcCol="0" rtlCol="0" fromWordArt="0" anchor="t" anchorCtr="0" forceAA="0" compatLnSpc="1">
-                        <a:prstTxWarp prst="textNoShape">
-                          <a:avLst/>
-                        </a:prstTxWarp>
-                        <a:noAutofit/>
-                      </wps:bodyPr>
-                    </wps:wsp>
+                          <a:ln w="25400" cap="flat" cmpd="sng" algn="ctr">
+                            <a:solidFill>
+                              <a:sysClr val="windowText" lastClr="000000"/>
+                            </a:solidFill>
+                            <a:prstDash val="solid"/>
+                          </a:ln>
+                          <a:effectLst>
+                            <a:outerShdw blurRad="40000" dist="20000" dir="5400000" rotWithShape="0">
+                              <a:srgbClr val="000000">
+                                <a:alpha val="38000"/>
+                              </a:srgbClr>
+                            </a:outerShdw>
+                          </a:effectLst>
+                        </wps:spPr>
+                        <wps:bodyPr/>
+                      </wps:wsp>
+                      <wps:wsp>
+                        <wps:cNvPr id="692760193" name="Curved Connector 6"/>
+                        <wps:cNvCnPr/>
+                        <wps:spPr>
+                          <a:xfrm>
+                            <a:off x="485775" y="638175"/>
+                            <a:ext cx="45720" cy="106680"/>
+                          </a:xfrm>
+                          <a:prstGeom prst="curvedConnector3">
+                            <a:avLst>
+                              <a:gd name="adj1" fmla="val 130000"/>
+                            </a:avLst>
+                          </a:prstGeom>
+                          <a:ln>
+                            <a:solidFill>
+                              <a:schemeClr val="tx1"/>
+                            </a:solidFill>
+                          </a:ln>
+                        </wps:spPr>
+                        <wps:style>
+                          <a:lnRef idx="2">
+                            <a:schemeClr val="accent1"/>
+                          </a:lnRef>
+                          <a:fillRef idx="0">
+                            <a:schemeClr val="accent1"/>
+                          </a:fillRef>
+                          <a:effectRef idx="1">
+                            <a:schemeClr val="accent1"/>
+                          </a:effectRef>
+                          <a:fontRef idx="minor">
+                            <a:schemeClr val="tx1"/>
+                          </a:fontRef>
+                        </wps:style>
+                        <wps:bodyPr/>
+                      </wps:wsp>
+                      <wps:wsp>
+                        <wps:cNvPr id="838970329" name="Text Box 838970329"/>
+                        <wps:cNvSpPr txBox="1"/>
+                        <wps:spPr>
+                          <a:xfrm>
+                            <a:off x="895350" y="0"/>
+                            <a:ext cx="198120" cy="213360"/>
+                          </a:xfrm>
+                          <a:prstGeom prst="rect">
+                            <a:avLst/>
+                          </a:prstGeom>
+                          <a:noFill/>
+                          <a:ln w="6350">
+                            <a:noFill/>
+                          </a:ln>
+                        </wps:spPr>
+                        <wps:txbx>
+                          <w:txbxContent>
+                            <w:p>
+                              <w:pPr>
+                                <w:rPr>
+                                  <w:sz w:val="20"/>
+                                </w:rPr>
+                              </w:pPr>
+                              <w:r>
+                                <w:rPr>
+                                  <w:sz w:val="20"/>
+                                </w:rPr>
+                                <w:t>M</w:t>
+                              </w:r>
+                            </w:p>
+                          </w:txbxContent>
+                        </wps:txbx>
+                        <wps:bodyPr rot="0" spcFirstLastPara="0" vertOverflow="overflow" horzOverflow="overflow" vert="horz" wrap="square" lIns="91440" tIns="45720" rIns="91440" bIns="45720" numCol="1" spcCol="0" rtlCol="0" fromWordArt="0" anchor="t" anchorCtr="0" forceAA="0" compatLnSpc="1">
+                          <a:prstTxWarp prst="textNoShape">
+                            <a:avLst/>
+                          </a:prstTxWarp>
+                          <a:noAutofit/>
+                        </wps:bodyPr>
+                      </wps:wsp>
+                      <wps:wsp>
+                        <wps:cNvPr id="1295443790" name="Text Box 1295443790"/>
+                        <wps:cNvSpPr txBox="1"/>
+                        <wps:spPr>
+                          <a:xfrm>
+                            <a:off x="0" y="638175"/>
+                            <a:ext cx="266700" cy="228600"/>
+                          </a:xfrm>
+                          <a:prstGeom prst="rect">
+                            <a:avLst/>
+                          </a:prstGeom>
+                          <a:solidFill>
+                            <a:schemeClr val="lt1"/>
+                          </a:solidFill>
+                          <a:ln w="6350">
+                            <a:noFill/>
+                          </a:ln>
+                        </wps:spPr>
+                        <wps:txbx>
+                          <w:txbxContent>
+                            <w:p>
+                              <w:r>
+                                <w:t>N</w:t>
+                              </w:r>
+                            </w:p>
+                          </w:txbxContent>
+                        </wps:txbx>
+                        <wps:bodyPr rot="0" spcFirstLastPara="0" vertOverflow="overflow" horzOverflow="overflow" vert="horz" wrap="square" lIns="91440" tIns="45720" rIns="91440" bIns="45720" numCol="1" spcCol="0" rtlCol="0" fromWordArt="0" anchor="t" anchorCtr="0" forceAA="0" compatLnSpc="1">
+                          <a:prstTxWarp prst="textNoShape">
+                            <a:avLst/>
+                          </a:prstTxWarp>
+                          <a:noAutofit/>
+                        </wps:bodyPr>
+                      </wps:wsp>
+                      <wps:wsp>
+                        <wps:cNvPr id="1645418508" name="Text Box 1645418508"/>
+                        <wps:cNvSpPr txBox="1"/>
+                        <wps:spPr>
+                          <a:xfrm>
+                            <a:off x="1543050" y="619125"/>
+                            <a:ext cx="266700" cy="251460"/>
+                          </a:xfrm>
+                          <a:prstGeom prst="rect">
+                            <a:avLst/>
+                          </a:prstGeom>
+                          <a:solidFill>
+                            <a:schemeClr val="lt1"/>
+                          </a:solidFill>
+                          <a:ln w="6350">
+                            <a:noFill/>
+                          </a:ln>
+                        </wps:spPr>
+                        <wps:txbx>
+                          <w:txbxContent>
+                            <w:p>
+                              <w:pPr>
+                                <w:rPr>
+                                  <w:sz w:val="24"/>
+                                </w:rPr>
+                              </w:pPr>
+                              <w:r>
+                                <w:t>O</w:t>
+                              </w:r>
+                            </w:p>
+                          </w:txbxContent>
+                        </wps:txbx>
+                        <wps:bodyPr rot="0" spcFirstLastPara="0" vertOverflow="overflow" horzOverflow="overflow" vert="horz" wrap="square" lIns="91440" tIns="45720" rIns="91440" bIns="45720" numCol="1" spcCol="0" rtlCol="0" fromWordArt="0" anchor="t" anchorCtr="0" forceAA="0" compatLnSpc="1">
+                          <a:prstTxWarp prst="textNoShape">
+                            <a:avLst/>
+                          </a:prstTxWarp>
+                          <a:noAutofit/>
+                        </wps:bodyPr>
+                      </wps:wsp>
+                    </wpg:wgp>
                   </a:graphicData>
                 </a:graphic>
-                <wp14:sizeRelH relativeFrom="margin">
-                  <wp14:pctWidth>0</wp14:pctWidth>
-                </wp14:sizeRelH>
-                <wp14:sizeRelV relativeFrom="margin">
-                  <wp14:pctHeight>0</wp14:pctHeight>
-                </wp14:sizeRelV>
               </wp:anchor>
             </w:drawing>
           </mc:Choice>
           <mc:Fallback>
             <w:pict>
-              <v:shape w14:anchorId="5116AAAF" id="Text Box 25" o:spid="_x0000_s1027" type="#_x0000_t202" style="position:absolute;left:0;text-align:left;margin-left:427.2pt;margin-top:139.1pt;width:19.8pt;height:18.6pt;z-index:251731968;visibility:visible;mso-wrap-style:square;mso-width-percent:0;mso-height-percent:0;mso-wrap-distance-left:9pt;mso-wrap-distance-top:0;mso-wrap-distance-right:9pt;mso-wrap-distance-bottom:0;mso-position-horizontal:absolute;mso-position-horizontal-relative:text;mso-position-vertical:absolute;mso-position-vertical-relative:text;mso-width-percent:0;mso-height-percent:0;mso-width-relative:margin;mso-height-relative:margin;v-text-anchor:top" o:gfxdata="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" fillcolor="window" stroked="f" strokeweight=".5pt">
-                <v:textbox>
-                  <w:txbxContent>
-                    <w:p>
-                      <w:r>
-                        <w:t>C</w:t>
-                      </w:r>
-                    </w:p>
-                  </w:txbxContent>
-                </v:textbox>
-              </v:shape>
+              <v:group w14:anchorId="357CAD77" id="Group 33" o:spid="_x0000_s1027" style="position:absolute;left:0;text-align:left;margin-left:233.25pt;margin-top:8.65pt;width:142.5pt;height:68.55pt;z-index:251707392" coordsize="18097,8705" o:gfxdata="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">
+                <v:line id="Straight Connector 1270128810" o:spid="_x0000_s1028" style="position:absolute;flip:y;visibility:visible;mso-wrap-style:square" from="2857,7334" to="15125,7334" o:connectortype="straight" o:gfxdata="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" strokecolor="black [3213]" strokeweight="2pt">
+                  <v:shadow on="t" color="black" opacity="24903f" origin=",.5" offset="0,.55556mm"/>
+                </v:line>
+                <v:line id="Straight Connector 2053295217" o:spid="_x0000_s1029" style="position:absolute;flip:y;visibility:visible;mso-wrap-style:square" from="2857,2000" to="12839,7258" o:connectortype="straight" o:gfxdata="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" strokecolor="windowText" strokeweight="2pt">
+                  <v:shadow on="t" color="black" opacity="24903f" origin=",.5" offset="0,.55556mm"/>
+                </v:line>
+                <v:shapetype id="_x0000_t38" coordsize="21600,21600" o:spt="38" o:oned="t" path="m,c@0,0@1,5400@1,10800@1,16200@2,21600,21600,21600e" filled="f">
+                  <v:formulas>
+                    <v:f eqn="mid #0 0"/>
+                    <v:f eqn="val #0"/>
+                    <v:f eqn="mid #0 21600"/>
+                  </v:formulas>
+                  <v:path arrowok="t" fillok="f" o:connecttype="none"/>
+                  <v:handles>
+                    <v:h position="#0,center"/>
+                  </v:handles>
+                  <o:lock v:ext="edit" shapetype="t"/>
+                </v:shapetype>
+                <v:shape id="Curved Connector 6" o:spid="_x0000_s1030" type="#_x0000_t38" style="position:absolute;left:4857;top:6381;width:457;height:1067;visibility:visible;mso-wrap-style:square" o:connectortype="curved" o:gfxdata="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" adj="28080" strokecolor="black [3213]" strokeweight="2pt">
+                  <v:shadow on="t" color="black" opacity="24903f" origin=",.5" offset="0,.55556mm"/>
+                </v:shape>
+                <v:shape id="Text Box 838970329" o:spid="_x0000_s1031" type="#_x0000_t202" style="position:absolute;left:8953;width:1981;height:2133;visibility:visible;mso-wrap-style:square;v-text-anchor:top" o:gfxdata="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" filled="f" stroked="f" strokeweight=".5pt">
+                  <v:textbox>
+                    <w:txbxContent>
+                      <w:p>
+                        <w:pPr>
+                          <w:rPr>
+                            <w:sz w:val="20"/>
+                          </w:rPr>
+                        </w:pPr>
+                        <w:r>
+                          <w:rPr>
+                            <w:sz w:val="20"/>
+                          </w:rPr>
+                          <w:t>M</w:t>
+                        </w:r>
+                      </w:p>
+                    </w:txbxContent>
+                  </v:textbox>
+                </v:shape>
+                <v:shape id="Text Box 1295443790" o:spid="_x0000_s1032" type="#_x0000_t202" style="position:absolute;top:6381;width:2667;height:2286;visibility:visible;mso-wrap-style:square;v-text-anchor:top" o:gfxdata="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" fillcolor="white [3201]" stroked="f" strokeweight=".5pt">
+                  <v:textbox>
+                    <w:txbxContent>
+                      <w:p>
+                        <w:r>
+                          <w:t>N</w:t>
+                        </w:r>
+                      </w:p>
+                    </w:txbxContent>
+                  </v:textbox>
+                </v:shape>
+                <v:shape id="Text Box 1645418508" o:spid="_x0000_s1033" type="#_x0000_t202" style="position:absolute;left:15430;top:6191;width:2667;height:2514;visibility:visible;mso-wrap-style:square;v-text-anchor:top" o:gfxdata="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" fillcolor="white [3201]" stroked="f" strokeweight=".5pt">
+                  <v:textbox>
+                    <w:txbxContent>
+                      <w:p>
+                        <w:pPr>
+                          <w:rPr>
+                            <w:sz w:val="24"/>
+                          </w:rPr>
+                        </w:pPr>
+                        <w:r>
+                          <w:t>O</w:t>
+                        </w:r>
+                      </w:p>
+                    </w:txbxContent>
+                  </v:textbox>
+                </v:shape>
+              </v:group>
             </w:pict>
           </mc:Fallback>
         </mc:AlternateContent>
@@ -421,83 +818,563 @@
       <w:r>
         <w:rPr>
           <w:rFonts w:ascii="Times New Roman" w:hAnsi="Times New Roman" w:cs="Times New Roman"/>
+          <w:b/>
+          <w:bCs/>
+        </w:rPr>
+        <w:t>1. From the given figure alongside, answer the following questions.</w:t>
+      </w:r>
+      <w:r>
+        <w:rPr>
+          <w:rFonts w:ascii="Times New Roman" w:hAnsi="Times New Roman" w:cs="Times New Roman"/>
+          <w:b/>
+          <w:bCs/>
+        </w:rPr>
+        <w:tab/>
+      </w:r>
+      <w:r>
+        <w:rPr>
+          <w:rFonts w:ascii="Times New Roman" w:hAnsi="Times New Roman" w:cs="Times New Roman"/>
+          <w:b/>
+          <w:bCs/>
+        </w:rPr>
+        <w:t>[3]</w:t>
+      </w:r>
+      <w:r>
+        <w:rPr>
+          <w:rFonts w:ascii="Times New Roman" w:hAnsi="Times New Roman" w:cs="Times New Roman"/>
+          <w:b/>
+          <w:bCs/>
+        </w:rPr>
+        <w:br/>
+      </w:r>
+      <w:r>
+        <w:rPr>
+          <w:rFonts w:ascii="Times New Roman" w:hAnsi="Times New Roman" w:cs="Times New Roman"/>
+        </w:rPr>
+        <w:t>(a) Name the arms and vertex of given angle.</w:t>
+      </w:r>
+      <w:r>
+        <w:rPr>
+          <w:rFonts w:ascii="Times New Roman" w:hAnsi="Times New Roman" w:cs="Times New Roman"/>
+        </w:rPr>
+        <w:br/>
+        <w:t>(b) Measure the given angle by using protractor.</w:t>
+      </w:r>
+      <w:r>
+        <w:rPr>
+          <w:rFonts w:ascii="Times New Roman" w:hAnsi="Times New Roman" w:cs="Times New Roman"/>
+        </w:rPr>
+        <w:br/>
+        <w:t xml:space="preserve">(c) Name the type of angle on the basis </w:t>
+      </w:r>
+    </w:p>
+    <w:p>
+      <w:pPr>
+        <w:spacing w:after="0"/>
+        <w:ind w:left="144"/>
+        <w:rPr>
+          <w:rFonts w:ascii="Times New Roman" w:hAnsi="Times New Roman" w:cs="Times New Roman"/>
+        </w:rPr>
+      </w:pPr>
+      <w:r>
+        <w:rPr>
+          <w:rFonts w:ascii="Times New Roman" w:hAnsi="Times New Roman" w:cs="Times New Roman"/>
           <w:noProof/>
         </w:rPr>
         <mc:AlternateContent>
-          <mc:Choice Requires="wps">
+          <mc:Choice Requires="wpg">
             <w:drawing>
-              <wp:anchor distT="0" distB="0" distL="114300" distR="114300" simplePos="0" relativeHeight="251724800" behindDoc="0" locked="0" layoutInCell="1" allowOverlap="1" wp14:anchorId="0176B4CC" wp14:editId="42029CD9">
+              <wp:anchor distT="0" distB="0" distL="114300" distR="114300" simplePos="0" relativeHeight="251738112" behindDoc="0" locked="0" layoutInCell="1" allowOverlap="1" wp14:anchorId="6D0F1CBC" wp14:editId="2750E517">
                 <wp:simplePos x="0" y="0"/>
                 <wp:positionH relativeFrom="column">
-                  <wp:posOffset>4427220</wp:posOffset>
+                  <wp:posOffset>3552825</wp:posOffset>
                 </wp:positionH>
                 <wp:positionV relativeFrom="paragraph">
-                  <wp:posOffset>1774190</wp:posOffset>
+                  <wp:posOffset>241300</wp:posOffset>
                 </wp:positionV>
-                <wp:extent cx="220980" cy="236220"/>
-                <wp:effectExtent l="0" t="0" r="7620" b="0"/>
+                <wp:extent cx="1280160" cy="998220"/>
+                <wp:effectExtent l="0" t="0" r="0" b="11430"/>
                 <wp:wrapNone/>
-                <wp:docPr id="24" name="Text Box 24"/>
+                <wp:docPr id="1033245691" name="Group 32"/>
                 <wp:cNvGraphicFramePr/>
                 <a:graphic xmlns:a="http://schemas.openxmlformats.org/drawingml/2006/main">
-                  <a:graphicData uri="http://schemas.microsoft.com/office/word/2010/wordprocessingShape">
-                    <wps:wsp>
-                      <wps:cNvSpPr txBox="1"/>
-                      <wps:spPr>
+                  <a:graphicData uri="http://schemas.microsoft.com/office/word/2010/wordprocessingGroup">
+                    <wpg:wgp>
+                      <wpg:cNvGrpSpPr/>
+                      <wpg:grpSpPr>
                         <a:xfrm>
                           <a:off x="0" y="0"/>
-                          <a:ext cx="220980" cy="236220"/>
+                          <a:ext cx="1280160" cy="998220"/>
+                          <a:chOff x="0" y="0"/>
+                          <a:chExt cx="1280160" cy="998220"/>
                         </a:xfrm>
-                        <a:prstGeom prst="rect">
-                          <a:avLst/>
-                        </a:prstGeom>
-                        <a:solidFill>
-                          <a:sysClr val="window" lastClr="FFFFFF"/>
-                        </a:solidFill>
-                        <a:ln w="6350">
+                      </wpg:grpSpPr>
+                      <wps:wsp>
+                        <wps:cNvPr id="379804037" name="Straight Connector 379804037"/>
+                        <wps:cNvCnPr/>
+                        <wps:spPr>
+                          <a:xfrm>
+                            <a:off x="314325" y="171450"/>
+                            <a:ext cx="7620" cy="731520"/>
+                          </a:xfrm>
+                          <a:prstGeom prst="line">
+                            <a:avLst/>
+                          </a:prstGeom>
+                          <a:ln>
+                            <a:solidFill>
+                              <a:schemeClr val="tx1"/>
+                            </a:solidFill>
+                          </a:ln>
+                        </wps:spPr>
+                        <wps:style>
+                          <a:lnRef idx="2">
+                            <a:schemeClr val="accent1"/>
+                          </a:lnRef>
+                          <a:fillRef idx="0">
+                            <a:schemeClr val="accent1"/>
+                          </a:fillRef>
+                          <a:effectRef idx="1">
+                            <a:schemeClr val="accent1"/>
+                          </a:effectRef>
+                          <a:fontRef idx="minor">
+                            <a:schemeClr val="tx1"/>
+                          </a:fontRef>
+                        </wps:style>
+                        <wps:bodyPr/>
+                      </wps:wsp>
+                      <wps:wsp>
+                        <wps:cNvPr id="591536350" name="Straight Connector 591536350"/>
+                        <wps:cNvCnPr/>
+                        <wps:spPr>
+                          <a:xfrm>
+                            <a:off x="962025" y="361950"/>
+                            <a:ext cx="7620" cy="548640"/>
+                          </a:xfrm>
+                          <a:prstGeom prst="line">
+                            <a:avLst/>
+                          </a:prstGeom>
+                          <a:ln>
+                            <a:solidFill>
+                              <a:schemeClr val="tx1"/>
+                            </a:solidFill>
+                          </a:ln>
+                        </wps:spPr>
+                        <wps:style>
+                          <a:lnRef idx="2">
+                            <a:schemeClr val="accent1"/>
+                          </a:lnRef>
+                          <a:fillRef idx="0">
+                            <a:schemeClr val="accent1"/>
+                          </a:fillRef>
+                          <a:effectRef idx="1">
+                            <a:schemeClr val="accent1"/>
+                          </a:effectRef>
+                          <a:fontRef idx="minor">
+                            <a:schemeClr val="tx1"/>
+                          </a:fontRef>
+                        </wps:style>
+                        <wps:bodyPr/>
+                      </wps:wsp>
+                      <wps:wsp>
+                        <wps:cNvPr id="811220546" name="Straight Connector 811220546"/>
+                        <wps:cNvCnPr/>
+                        <wps:spPr>
+                          <a:xfrm>
+                            <a:off x="304800" y="885825"/>
+                            <a:ext cx="693420" cy="22860"/>
+                          </a:xfrm>
+                          <a:prstGeom prst="line">
+                            <a:avLst/>
+                          </a:prstGeom>
+                          <a:ln>
+                            <a:solidFill>
+                              <a:schemeClr val="tx1"/>
+                            </a:solidFill>
+                          </a:ln>
+                        </wps:spPr>
+                        <wps:style>
+                          <a:lnRef idx="2">
+                            <a:schemeClr val="accent1"/>
+                          </a:lnRef>
+                          <a:fillRef idx="0">
+                            <a:schemeClr val="accent1"/>
+                          </a:fillRef>
+                          <a:effectRef idx="1">
+                            <a:schemeClr val="accent1"/>
+                          </a:effectRef>
+                          <a:fontRef idx="minor">
+                            <a:schemeClr val="tx1"/>
+                          </a:fontRef>
+                        </wps:style>
+                        <wps:bodyPr/>
+                      </wps:wsp>
+                      <wps:wsp>
+                        <wps:cNvPr id="617894949" name="Straight Connector 617894949"/>
+                        <wps:cNvCnPr/>
+                        <wps:spPr>
+                          <a:xfrm>
+                            <a:off x="304800" y="152400"/>
+                            <a:ext cx="708660" cy="243840"/>
+                          </a:xfrm>
+                          <a:prstGeom prst="line">
+                            <a:avLst/>
+                          </a:prstGeom>
+                          <a:ln>
+                            <a:solidFill>
+                              <a:schemeClr val="tx1"/>
+                            </a:solidFill>
+                          </a:ln>
+                        </wps:spPr>
+                        <wps:style>
+                          <a:lnRef idx="2">
+                            <a:schemeClr val="accent1"/>
+                          </a:lnRef>
+                          <a:fillRef idx="0">
+                            <a:schemeClr val="accent1"/>
+                          </a:fillRef>
+                          <a:effectRef idx="1">
+                            <a:schemeClr val="accent1"/>
+                          </a:effectRef>
+                          <a:fontRef idx="minor">
+                            <a:schemeClr val="tx1"/>
+                          </a:fontRef>
+                        </wps:style>
+                        <wps:bodyPr/>
+                      </wps:wsp>
+                      <wps:wsp>
+                        <wps:cNvPr id="258738863" name="Curved Connector 15"/>
+                        <wps:cNvCnPr/>
+                        <wps:spPr>
+                          <a:xfrm>
+                            <a:off x="295275" y="781050"/>
+                            <a:ext cx="45085" cy="114300"/>
+                          </a:xfrm>
+                          <a:prstGeom prst="curvedConnector3">
+                            <a:avLst>
+                              <a:gd name="adj1" fmla="val 313333"/>
+                            </a:avLst>
+                          </a:prstGeom>
                           <a:noFill/>
-                        </a:ln>
-                      </wps:spPr>
-                      <wps:txbx>
-                        <w:txbxContent>
-                          <w:p>
-                            <w:r>
-                              <w:t>B</w:t>
-                            </w:r>
-                          </w:p>
-                        </w:txbxContent>
-                      </wps:txbx>
-                      <wps:bodyPr rot="0" spcFirstLastPara="0" vertOverflow="overflow" horzOverflow="overflow" vert="horz" wrap="square" lIns="91440" tIns="45720" rIns="91440" bIns="45720" numCol="1" spcCol="0" rtlCol="0" fromWordArt="0" anchor="t" anchorCtr="0" forceAA="0" compatLnSpc="1">
-                        <a:prstTxWarp prst="textNoShape">
-                          <a:avLst/>
-                        </a:prstTxWarp>
-                        <a:noAutofit/>
-                      </wps:bodyPr>
-                    </wps:wsp>
+                          <a:ln w="25400" cap="flat" cmpd="sng" algn="ctr">
+                            <a:solidFill>
+                              <a:sysClr val="windowText" lastClr="000000"/>
+                            </a:solidFill>
+                            <a:prstDash val="solid"/>
+                          </a:ln>
+                          <a:effectLst>
+                            <a:outerShdw blurRad="40000" dist="20000" dir="5400000" rotWithShape="0">
+                              <a:srgbClr val="000000">
+                                <a:alpha val="38000"/>
+                              </a:srgbClr>
+                            </a:outerShdw>
+                          </a:effectLst>
+                        </wps:spPr>
+                        <wps:bodyPr/>
+                      </wps:wsp>
+                      <wps:wsp>
+                        <wps:cNvPr id="700975131" name="Curved Connector 16"/>
+                        <wps:cNvCnPr/>
+                        <wps:spPr>
+                          <a:xfrm flipH="1">
+                            <a:off x="323850" y="180975"/>
+                            <a:ext cx="83820" cy="190500"/>
+                          </a:xfrm>
+                          <a:prstGeom prst="curvedConnector3">
+                            <a:avLst>
+                              <a:gd name="adj1" fmla="val -87005"/>
+                            </a:avLst>
+                          </a:prstGeom>
+                          <a:noFill/>
+                          <a:ln w="25400" cap="flat" cmpd="sng" algn="ctr">
+                            <a:solidFill>
+                              <a:sysClr val="windowText" lastClr="000000"/>
+                            </a:solidFill>
+                            <a:prstDash val="solid"/>
+                          </a:ln>
+                          <a:effectLst>
+                            <a:outerShdw blurRad="40000" dist="20000" dir="5400000" rotWithShape="0">
+                              <a:srgbClr val="000000">
+                                <a:alpha val="38000"/>
+                              </a:srgbClr>
+                            </a:outerShdw>
+                          </a:effectLst>
+                        </wps:spPr>
+                        <wps:bodyPr/>
+                      </wps:wsp>
+                      <wps:wsp>
+                        <wps:cNvPr id="111791353" name="Curved Connector 17"/>
+                        <wps:cNvCnPr/>
+                        <wps:spPr>
+                          <a:xfrm flipH="1">
+                            <a:off x="895350" y="742950"/>
+                            <a:ext cx="68580" cy="160020"/>
+                          </a:xfrm>
+                          <a:prstGeom prst="curvedConnector3">
+                            <a:avLst>
+                              <a:gd name="adj1" fmla="val 162994"/>
+                            </a:avLst>
+                          </a:prstGeom>
+                          <a:noFill/>
+                          <a:ln w="25400" cap="flat" cmpd="sng" algn="ctr">
+                            <a:solidFill>
+                              <a:sysClr val="windowText" lastClr="000000"/>
+                            </a:solidFill>
+                            <a:prstDash val="solid"/>
+                          </a:ln>
+                          <a:effectLst>
+                            <a:outerShdw blurRad="40000" dist="20000" dir="5400000" rotWithShape="0">
+                              <a:srgbClr val="000000">
+                                <a:alpha val="38000"/>
+                              </a:srgbClr>
+                            </a:outerShdw>
+                          </a:effectLst>
+                        </wps:spPr>
+                        <wps:bodyPr/>
+                      </wps:wsp>
+                      <wps:wsp>
+                        <wps:cNvPr id="187391110" name="Curved Connector 18"/>
+                        <wps:cNvCnPr/>
+                        <wps:spPr>
+                          <a:xfrm>
+                            <a:off x="876300" y="333375"/>
+                            <a:ext cx="106680" cy="160020"/>
+                          </a:xfrm>
+                          <a:prstGeom prst="curvedConnector3">
+                            <a:avLst>
+                              <a:gd name="adj1" fmla="val -80049"/>
+                            </a:avLst>
+                          </a:prstGeom>
+                          <a:noFill/>
+                          <a:ln w="25400" cap="flat" cmpd="sng" algn="ctr">
+                            <a:solidFill>
+                              <a:sysClr val="windowText" lastClr="000000"/>
+                            </a:solidFill>
+                            <a:prstDash val="solid"/>
+                          </a:ln>
+                          <a:effectLst>
+                            <a:outerShdw blurRad="40000" dist="20000" dir="5400000" rotWithShape="0">
+                              <a:srgbClr val="000000">
+                                <a:alpha val="38000"/>
+                              </a:srgbClr>
+                            </a:outerShdw>
+                          </a:effectLst>
+                        </wps:spPr>
+                        <wps:bodyPr/>
+                      </wps:wsp>
+                      <wps:wsp>
+                        <wps:cNvPr id="1758728318" name="Text Box 1758728318"/>
+                        <wps:cNvSpPr txBox="1"/>
+                        <wps:spPr>
+                          <a:xfrm>
+                            <a:off x="0" y="0"/>
+                            <a:ext cx="236220" cy="213360"/>
+                          </a:xfrm>
+                          <a:prstGeom prst="rect">
+                            <a:avLst/>
+                          </a:prstGeom>
+                          <a:solidFill>
+                            <a:schemeClr val="lt1"/>
+                          </a:solidFill>
+                          <a:ln w="6350">
+                            <a:noFill/>
+                          </a:ln>
+                        </wps:spPr>
+                        <wps:txbx>
+                          <w:txbxContent>
+                            <w:p>
+                              <w:r>
+                                <w:t>A</w:t>
+                              </w:r>
+                            </w:p>
+                          </w:txbxContent>
+                        </wps:txbx>
+                        <wps:bodyPr rot="0" spcFirstLastPara="0" vertOverflow="overflow" horzOverflow="overflow" vert="horz" wrap="square" lIns="91440" tIns="45720" rIns="91440" bIns="45720" numCol="1" spcCol="0" rtlCol="0" fromWordArt="0" anchor="t" anchorCtr="0" forceAA="0" compatLnSpc="1">
+                          <a:prstTxWarp prst="textNoShape">
+                            <a:avLst/>
+                          </a:prstTxWarp>
+                          <a:noAutofit/>
+                        </wps:bodyPr>
+                      </wps:wsp>
+                      <wps:wsp>
+                        <wps:cNvPr id="1673643463" name="Text Box 1673643463"/>
+                        <wps:cNvSpPr txBox="1"/>
+                        <wps:spPr>
+                          <a:xfrm>
+                            <a:off x="28575" y="762000"/>
+                            <a:ext cx="220980" cy="236220"/>
+                          </a:xfrm>
+                          <a:prstGeom prst="rect">
+                            <a:avLst/>
+                          </a:prstGeom>
+                          <a:solidFill>
+                            <a:sysClr val="window" lastClr="FFFFFF"/>
+                          </a:solidFill>
+                          <a:ln w="6350">
+                            <a:noFill/>
+                          </a:ln>
+                        </wps:spPr>
+                        <wps:txbx>
+                          <w:txbxContent>
+                            <w:p>
+                              <w:r>
+                                <w:t>B</w:t>
+                              </w:r>
+                            </w:p>
+                          </w:txbxContent>
+                        </wps:txbx>
+                        <wps:bodyPr rot="0" spcFirstLastPara="0" vertOverflow="overflow" horzOverflow="overflow" vert="horz" wrap="square" lIns="91440" tIns="45720" rIns="91440" bIns="45720" numCol="1" spcCol="0" rtlCol="0" fromWordArt="0" anchor="t" anchorCtr="0" forceAA="0" compatLnSpc="1">
+                          <a:prstTxWarp prst="textNoShape">
+                            <a:avLst/>
+                          </a:prstTxWarp>
+                          <a:noAutofit/>
+                        </wps:bodyPr>
+                      </wps:wsp>
+                      <wps:wsp>
+                        <wps:cNvPr id="1185803973" name="Text Box 1185803973"/>
+                        <wps:cNvSpPr txBox="1"/>
+                        <wps:spPr>
+                          <a:xfrm>
+                            <a:off x="1028700" y="752475"/>
+                            <a:ext cx="251460" cy="236220"/>
+                          </a:xfrm>
+                          <a:prstGeom prst="rect">
+                            <a:avLst/>
+                          </a:prstGeom>
+                          <a:solidFill>
+                            <a:sysClr val="window" lastClr="FFFFFF"/>
+                          </a:solidFill>
+                          <a:ln w="6350">
+                            <a:noFill/>
+                          </a:ln>
+                        </wps:spPr>
+                        <wps:txbx>
+                          <w:txbxContent>
+                            <w:p>
+                              <w:r>
+                                <w:t>C</w:t>
+                              </w:r>
+                            </w:p>
+                          </w:txbxContent>
+                        </wps:txbx>
+                        <wps:bodyPr rot="0" spcFirstLastPara="0" vertOverflow="overflow" horzOverflow="overflow" vert="horz" wrap="square" lIns="91440" tIns="45720" rIns="91440" bIns="45720" numCol="1" spcCol="0" rtlCol="0" fromWordArt="0" anchor="t" anchorCtr="0" forceAA="0" compatLnSpc="1">
+                          <a:prstTxWarp prst="textNoShape">
+                            <a:avLst/>
+                          </a:prstTxWarp>
+                          <a:noAutofit/>
+                        </wps:bodyPr>
+                      </wps:wsp>
+                      <wps:wsp>
+                        <wps:cNvPr id="1737536518" name="Text Box 1737536518"/>
+                        <wps:cNvSpPr txBox="1"/>
+                        <wps:spPr>
+                          <a:xfrm>
+                            <a:off x="1009650" y="228600"/>
+                            <a:ext cx="243840" cy="243840"/>
+                          </a:xfrm>
+                          <a:prstGeom prst="rect">
+                            <a:avLst/>
+                          </a:prstGeom>
+                          <a:solidFill>
+                            <a:sysClr val="window" lastClr="FFFFFF"/>
+                          </a:solidFill>
+                          <a:ln w="6350">
+                            <a:noFill/>
+                          </a:ln>
+                        </wps:spPr>
+                        <wps:txbx>
+                          <w:txbxContent>
+                            <w:p>
+                              <w:r>
+                                <w:t>D</w:t>
+                              </w:r>
+                            </w:p>
+                          </w:txbxContent>
+                        </wps:txbx>
+                        <wps:bodyPr rot="0" spcFirstLastPara="0" vertOverflow="overflow" horzOverflow="overflow" vert="horz" wrap="square" lIns="91440" tIns="45720" rIns="91440" bIns="45720" numCol="1" spcCol="0" rtlCol="0" fromWordArt="0" anchor="t" anchorCtr="0" forceAA="0" compatLnSpc="1">
+                          <a:prstTxWarp prst="textNoShape">
+                            <a:avLst/>
+                          </a:prstTxWarp>
+                          <a:noAutofit/>
+                        </wps:bodyPr>
+                      </wps:wsp>
+                    </wpg:wgp>
                   </a:graphicData>
                 </a:graphic>
-                <wp14:sizeRelH relativeFrom="margin">
-                  <wp14:pctWidth>0</wp14:pctWidth>
-                </wp14:sizeRelH>
-                <wp14:sizeRelV relativeFrom="margin">
-                  <wp14:pctHeight>0</wp14:pctHeight>
-                </wp14:sizeRelV>
               </wp:anchor>
             </w:drawing>
           </mc:Choice>
           <mc:Fallback>
             <w:pict>
-              <v:shape w14:anchorId="0176B4CC" id="Text Box 24" o:spid="_x0000_s1028" type="#_x0000_t202" style="position:absolute;left:0;text-align:left;margin-left:348.6pt;margin-top:139.7pt;width:17.4pt;height:18.6pt;z-index:251724800;visibility:visible;mso-wrap-style:square;mso-width-percent:0;mso-height-percent:0;mso-wrap-distance-left:9pt;mso-wrap-distance-top:0;mso-wrap-distance-right:9pt;mso-wrap-distance-bottom:0;mso-position-horizontal:absolute;mso-position-horizontal-relative:text;mso-position-vertical:absolute;mso-position-vertical-relative:text;mso-width-percent:0;mso-height-percent:0;mso-width-relative:margin;mso-height-relative:margin;v-text-anchor:top" o:gfxdata="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" fillcolor="window" stroked="f" strokeweight=".5pt">
-                <v:textbox>
-                  <w:txbxContent>
-                    <w:p>
-                      <w:r>
-                        <w:t>B</w:t>
-                      </w:r>
-                    </w:p>
-                  </w:txbxContent>
-                </v:textbox>
-              </v:shape>
+              <v:group w14:anchorId="6D0F1CBC" id="Group 32" o:spid="_x0000_s1034" style="position:absolute;left:0;text-align:left;margin-left:279.75pt;margin-top:19pt;width:100.8pt;height:78.6pt;z-index:251738112" coordsize="12801,9982" o:gfxdata="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">
+                <v:line id="Straight Connector 379804037" o:spid="_x0000_s1035" style="position:absolute;visibility:visible;mso-wrap-style:square" from="3143,1714" to="3219,9029" o:connectortype="straight" o:gfxdata="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" strokecolor="black [3213]" strokeweight="2pt">
+                  <v:shadow on="t" color="black" opacity="24903f" origin=",.5" offset="0,.55556mm"/>
+                </v:line>
+                <v:line id="Straight Connector 591536350" o:spid="_x0000_s1036" style="position:absolute;visibility:visible;mso-wrap-style:square" from="9620,3619" to="9696,9105" o:connectortype="straight" o:gfxdata="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" strokecolor="black [3213]" strokeweight="2pt">
+                  <v:shadow on="t" color="black" opacity="24903f" origin=",.5" offset="0,.55556mm"/>
+                </v:line>
+                <v:line id="Straight Connector 811220546" o:spid="_x0000_s1037" style="position:absolute;visibility:visible;mso-wrap-style:square" from="3048,8858" to="9982,9086" o:connectortype="straight" o:gfxdata="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" strokecolor="black [3213]" strokeweight="2pt">
+                  <v:shadow on="t" color="black" opacity="24903f" origin=",.5" offset="0,.55556mm"/>
+                </v:line>
+                <v:line id="Straight Connector 617894949" o:spid="_x0000_s1038" style="position:absolute;visibility:visible;mso-wrap-style:square" from="3048,1524" to="10134,3962" o:connectortype="straight" o:gfxdata="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" strokecolor="black [3213]" strokeweight="2pt">
+                  <v:shadow on="t" color="black" opacity="24903f" origin=",.5" offset="0,.55556mm"/>
+                </v:line>
+                <v:shape id="Curved Connector 15" o:spid="_x0000_s1039" type="#_x0000_t38" style="position:absolute;left:2952;top:7810;width:451;height:1143;visibility:visible;mso-wrap-style:square" o:connectortype="curved" o:gfxdata="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" adj="67680" strokecolor="windowText" strokeweight="2pt">
+                  <v:shadow on="t" color="black" opacity="24903f" origin=",.5" offset="0,.55556mm"/>
+                </v:shape>
+                <v:shape id="Curved Connector 16" o:spid="_x0000_s1040" type="#_x0000_t38" style="position:absolute;left:3238;top:1809;width:838;height:1905;flip:x;visibility:visible;mso-wrap-style:square" o:connectortype="curved" o:gfxdata="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" adj="-18793" strokecolor="windowText" strokeweight="2pt">
+                  <v:shadow on="t" color="black" opacity="24903f" origin=",.5" offset="0,.55556mm"/>
+                </v:shape>
+                <v:shape id="Curved Connector 17" o:spid="_x0000_s1041" type="#_x0000_t38" style="position:absolute;left:8953;top:7429;width:686;height:1600;flip:x;visibility:visible;mso-wrap-style:square" o:connectortype="curved" o:gfxdata="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" adj="35207" strokecolor="windowText" strokeweight="2pt">
+                  <v:shadow on="t" color="black" opacity="24903f" origin=",.5" offset="0,.55556mm"/>
+                </v:shape>
+                <v:shape id="Curved Connector 18" o:spid="_x0000_s1042" type="#_x0000_t38" style="position:absolute;left:8763;top:3333;width:1066;height:1600;visibility:visible;mso-wrap-style:square" o:connectortype="curved" o:gfxdata="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" adj="-17291" strokecolor="windowText" strokeweight="2pt">
+                  <v:shadow on="t" color="black" opacity="24903f" origin=",.5" offset="0,.55556mm"/>
+                </v:shape>
+                <v:shape id="Text Box 1758728318" o:spid="_x0000_s1043" type="#_x0000_t202" style="position:absolute;width:2362;height:2133;visibility:visible;mso-wrap-style:square;v-text-anchor:top" o:gfxdata="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" fillcolor="white [3201]" stroked="f" strokeweight=".5pt">
+                  <v:textbox>
+                    <w:txbxContent>
+                      <w:p>
+                        <w:r>
+                          <w:t>A</w:t>
+                        </w:r>
+                      </w:p>
+                    </w:txbxContent>
+                  </v:textbox>
+                </v:shape>
+                <v:shape id="Text Box 1673643463" o:spid="_x0000_s1044" type="#_x0000_t202" style="position:absolute;left:285;top:7620;width:2210;height:2362;visibility:visible;mso-wrap-style:square;v-text-anchor:top" o:gfxdata="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" fillcolor="window" stroked="f" strokeweight=".5pt">
+                  <v:textbox>
+                    <w:txbxContent>
+                      <w:p>
+                        <w:r>
+                          <w:t>B</w:t>
+                        </w:r>
+                      </w:p>
+                    </w:txbxContent>
+                  </v:textbox>
+                </v:shape>
+                <v:shape id="Text Box 1185803973" o:spid="_x0000_s1045" type="#_x0000_t202" style="position:absolute;left:10287;top:7524;width:2514;height:2362;visibility:visible;mso-wrap-style:square;v-text-anchor:top" o:gfxdata="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" fillcolor="window" stroked="f" strokeweight=".5pt">
+                  <v:textbox>
+                    <w:txbxContent>
+                      <w:p>
+                        <w:r>
+                          <w:t>C</w:t>
+                        </w:r>
+                      </w:p>
+                    </w:txbxContent>
+                  </v:textbox>
+                </v:shape>
+                <v:shape id="Text Box 1737536518" o:spid="_x0000_s1046" type="#_x0000_t202" style="position:absolute;left:10096;top:2286;width:2438;height:2438;visibility:visible;mso-wrap-style:square;v-text-anchor:top" o:gfxdata="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" fillcolor="window" stroked="f" strokeweight=".5pt">
+                  <v:textbox>
+                    <w:txbxContent>
+                      <w:p>
+                        <w:r>
+                          <w:t>D</w:t>
+                        </w:r>
+                      </w:p>
+                    </w:txbxContent>
+                  </v:textbox>
+                </v:shape>
+              </v:group>
             </w:pict>
           </mc:Fallback>
         </mc:AlternateContent>
@@ -505,984 +1382,1033 @@
       <w:r>
         <w:rPr>
           <w:rFonts w:ascii="Times New Roman" w:hAnsi="Times New Roman" w:cs="Times New Roman"/>
+        </w:rPr>
+        <w:t xml:space="preserve">      </w:t>
+      </w:r>
+      <w:r>
+        <w:rPr>
+          <w:rFonts w:ascii="Times New Roman" w:hAnsi="Times New Roman" w:cs="Times New Roman"/>
+        </w:rPr>
+        <w:t>of its measurement.</w:t>
+      </w:r>
+      <w:r>
+        <w:rPr>
+          <w:rFonts w:ascii="Times New Roman" w:hAnsi="Times New Roman" w:cs="Times New Roman"/>
+        </w:rPr>
+        <w:br/>
+      </w:r>
+      <w:r>
+        <w:rPr>
+          <w:rFonts w:ascii="Times New Roman" w:hAnsi="Times New Roman" w:cs="Times New Roman"/>
+        </w:rPr>
+        <w:br/>
+      </w:r>
+      <w:r>
+        <w:rPr>
+          <w:rFonts w:ascii="Times New Roman" w:hAnsi="Times New Roman" w:cs="Times New Roman"/>
+          <w:b/>
+          <w:bCs/>
+        </w:rPr>
+        <w:t>2. Look at the figure and answer the following questions.</w:t>
+      </w:r>
+      <w:r>
+        <w:rPr>
+          <w:rFonts w:ascii="Times New Roman" w:hAnsi="Times New Roman" w:cs="Times New Roman"/>
+          <w:b/>
+          <w:bCs/>
           <w:noProof/>
         </w:rPr>
-        <mc:AlternateContent>
-          <mc:Choice Requires="wps">
-            <w:drawing>
-              <wp:anchor distT="0" distB="0" distL="114300" distR="114300" simplePos="0" relativeHeight="251716608" behindDoc="0" locked="0" layoutInCell="1" allowOverlap="1" wp14:anchorId="79480726" wp14:editId="5B472BB2">
-                <wp:simplePos x="0" y="0"/>
-                <wp:positionH relativeFrom="column">
-                  <wp:posOffset>4396740</wp:posOffset>
-                </wp:positionH>
-                <wp:positionV relativeFrom="paragraph">
-                  <wp:posOffset>1012190</wp:posOffset>
-                </wp:positionV>
-                <wp:extent cx="236220" cy="213360"/>
-                <wp:effectExtent l="0" t="0" r="0" b="0"/>
-                <wp:wrapNone/>
-                <wp:docPr id="23" name="Text Box 23"/>
-                <wp:cNvGraphicFramePr/>
-                <a:graphic xmlns:a="http://schemas.openxmlformats.org/drawingml/2006/main">
-                  <a:graphicData uri="http://schemas.microsoft.com/office/word/2010/wordprocessingShape">
-                    <wps:wsp>
-                      <wps:cNvSpPr txBox="1"/>
-                      <wps:spPr>
-                        <a:xfrm>
-                          <a:off x="0" y="0"/>
-                          <a:ext cx="236220" cy="213360"/>
-                        </a:xfrm>
-                        <a:prstGeom prst="rect">
-                          <a:avLst/>
-                        </a:prstGeom>
-                        <a:solidFill>
-                          <a:schemeClr val="lt1"/>
-                        </a:solidFill>
-                        <a:ln w="6350">
-                          <a:noFill/>
-                        </a:ln>
-                      </wps:spPr>
-                      <wps:txbx>
-                        <w:txbxContent>
-                          <w:p>
-                            <w:r>
-                              <w:t>A</w:t>
-                            </w:r>
-                          </w:p>
-                        </w:txbxContent>
-                      </wps:txbx>
-                      <wps:bodyPr rot="0" spcFirstLastPara="0" vertOverflow="overflow" horzOverflow="overflow" vert="horz" wrap="square" lIns="91440" tIns="45720" rIns="91440" bIns="45720" numCol="1" spcCol="0" rtlCol="0" fromWordArt="0" anchor="t" anchorCtr="0" forceAA="0" compatLnSpc="1">
-                        <a:prstTxWarp prst="textNoShape">
-                          <a:avLst/>
-                        </a:prstTxWarp>
-                        <a:noAutofit/>
-                      </wps:bodyPr>
-                    </wps:wsp>
-                  </a:graphicData>
-                </a:graphic>
-                <wp14:sizeRelH relativeFrom="margin">
-                  <wp14:pctWidth>0</wp14:pctWidth>
-                </wp14:sizeRelH>
-                <wp14:sizeRelV relativeFrom="margin">
-                  <wp14:pctHeight>0</wp14:pctHeight>
-                </wp14:sizeRelV>
-              </wp:anchor>
-            </w:drawing>
-          </mc:Choice>
-          <mc:Fallback>
-            <w:pict>
-              <v:shape w14:anchorId="79480726" id="Text Box 23" o:spid="_x0000_s1029" type="#_x0000_t202" style="position:absolute;left:0;text-align:left;margin-left:346.2pt;margin-top:79.7pt;width:18.6pt;height:16.8pt;z-index:251716608;visibility:visible;mso-wrap-style:square;mso-width-percent:0;mso-height-percent:0;mso-wrap-distance-left:9pt;mso-wrap-distance-top:0;mso-wrap-distance-right:9pt;mso-wrap-distance-bottom:0;mso-position-horizontal:absolute;mso-position-horizontal-relative:text;mso-position-vertical:absolute;mso-position-vertical-relative:text;mso-width-percent:0;mso-height-percent:0;mso-width-relative:margin;mso-height-relative:margin;v-text-anchor:top" o:gfxdata="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" fillcolor="white [3201]" stroked="f" strokeweight=".5pt">
-                <v:textbox>
-                  <w:txbxContent>
-                    <w:p>
-                      <w:r>
-                        <w:t>A</w:t>
-                      </w:r>
-                    </w:p>
-                  </w:txbxContent>
-                </v:textbox>
-              </v:shape>
-            </w:pict>
-          </mc:Fallback>
-        </mc:AlternateContent>
+        <w:t xml:space="preserve"> </w:t>
+      </w:r>
+      <w:r>
+        <w:rPr>
+          <w:rFonts w:ascii="Times New Roman" w:hAnsi="Times New Roman" w:cs="Times New Roman"/>
+          <w:b/>
+          <w:bCs/>
+        </w:rPr>
+        <w:br/>
+      </w:r>
+      <w:r>
+        <w:rPr>
+          <w:rFonts w:ascii="Times New Roman" w:hAnsi="Times New Roman" w:cs="Times New Roman"/>
+        </w:rPr>
+        <w:t>(a) Name the quadrilateral and its sides.</w:t>
+      </w:r>
+      <w:r>
+        <w:rPr>
+          <w:rFonts w:ascii="Times New Roman" w:hAnsi="Times New Roman" w:cs="Times New Roman"/>
+        </w:rPr>
+        <w:tab/>
+      </w:r>
+      <w:r>
+        <w:rPr>
+          <w:rFonts w:ascii="Times New Roman" w:hAnsi="Times New Roman" w:cs="Times New Roman"/>
+        </w:rPr>
+        <w:tab/>
+      </w:r>
+      <w:r>
+        <w:rPr>
+          <w:rFonts w:ascii="Times New Roman" w:hAnsi="Times New Roman" w:cs="Times New Roman"/>
+        </w:rPr>
+        <w:t>[1]</w:t>
       </w:r>
       <w:r>
         <w:rPr>
           <w:rFonts w:ascii="Times New Roman" w:hAnsi="Times New Roman" w:cs="Times New Roman"/>
           <w:noProof/>
         </w:rPr>
-        <mc:AlternateContent>
-          <mc:Choice Requires="wps">
-            <w:drawing>
-              <wp:anchor distT="0" distB="0" distL="114300" distR="114300" simplePos="0" relativeHeight="251708416" behindDoc="0" locked="0" layoutInCell="1" allowOverlap="1" wp14:anchorId="54644546" wp14:editId="25C260B4">
-                <wp:simplePos x="0" y="0"/>
-                <wp:positionH relativeFrom="column">
-                  <wp:posOffset>4937760</wp:posOffset>
-                </wp:positionH>
-                <wp:positionV relativeFrom="paragraph">
-                  <wp:posOffset>760730</wp:posOffset>
-                </wp:positionV>
-                <wp:extent cx="266700" cy="251460"/>
-                <wp:effectExtent l="0" t="0" r="0" b="0"/>
-                <wp:wrapNone/>
-                <wp:docPr id="22" name="Text Box 22"/>
-                <wp:cNvGraphicFramePr/>
-                <a:graphic xmlns:a="http://schemas.openxmlformats.org/drawingml/2006/main">
-                  <a:graphicData uri="http://schemas.microsoft.com/office/word/2010/wordprocessingShape">
-                    <wps:wsp>
-                      <wps:cNvSpPr txBox="1"/>
-                      <wps:spPr>
-                        <a:xfrm>
-                          <a:off x="0" y="0"/>
-                          <a:ext cx="266700" cy="251460"/>
-                        </a:xfrm>
-                        <a:prstGeom prst="rect">
-                          <a:avLst/>
-                        </a:prstGeom>
-                        <a:solidFill>
-                          <a:schemeClr val="lt1"/>
-                        </a:solidFill>
-                        <a:ln w="6350">
-                          <a:noFill/>
-                        </a:ln>
-                      </wps:spPr>
-                      <wps:txbx>
-                        <w:txbxContent>
-                          <w:p>
-                            <w:pPr>
-                              <w:rPr>
-                                <w:sz w:val="24"/>
-                              </w:rPr>
-                            </w:pPr>
-                            <w:r>
-                              <w:t>O</w:t>
-                            </w:r>
-                          </w:p>
-                        </w:txbxContent>
-                      </wps:txbx>
-                      <wps:bodyPr rot="0" spcFirstLastPara="0" vertOverflow="overflow" horzOverflow="overflow" vert="horz" wrap="square" lIns="91440" tIns="45720" rIns="91440" bIns="45720" numCol="1" spcCol="0" rtlCol="0" fromWordArt="0" anchor="t" anchorCtr="0" forceAA="0" compatLnSpc="1">
-                        <a:prstTxWarp prst="textNoShape">
-                          <a:avLst/>
-                        </a:prstTxWarp>
-                        <a:noAutofit/>
-                      </wps:bodyPr>
-                    </wps:wsp>
-                  </a:graphicData>
-                </a:graphic>
-                <wp14:sizeRelH relativeFrom="margin">
-                  <wp14:pctWidth>0</wp14:pctWidth>
-                </wp14:sizeRelH>
-                <wp14:sizeRelV relativeFrom="margin">
-                  <wp14:pctHeight>0</wp14:pctHeight>
-                </wp14:sizeRelV>
-              </wp:anchor>
-            </w:drawing>
-          </mc:Choice>
-          <mc:Fallback>
-            <w:pict>
-              <v:shape w14:anchorId="54644546" id="Text Box 22" o:spid="_x0000_s1030" type="#_x0000_t202" style="position:absolute;left:0;text-align:left;margin-left:388.8pt;margin-top:59.9pt;width:21pt;height:19.8pt;z-index:251708416;visibility:visible;mso-wrap-style:square;mso-width-percent:0;mso-height-percent:0;mso-wrap-distance-left:9pt;mso-wrap-distance-top:0;mso-wrap-distance-right:9pt;mso-wrap-distance-bottom:0;mso-position-horizontal:absolute;mso-position-horizontal-relative:text;mso-position-vertical:absolute;mso-position-vertical-relative:text;mso-width-percent:0;mso-height-percent:0;mso-width-relative:margin;mso-height-relative:margin;v-text-anchor:top" o:gfxdata="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" fillcolor="white [3201]" stroked="f" strokeweight=".5pt">
-                <v:textbox>
-                  <w:txbxContent>
-                    <w:p>
-                      <w:pPr>
-                        <w:rPr>
-                          <w:sz w:val="24"/>
-                        </w:rPr>
-                      </w:pPr>
-                      <w:r>
-                        <w:t>O</w:t>
-                      </w:r>
-                    </w:p>
-                  </w:txbxContent>
-                </v:textbox>
-              </v:shape>
-            </w:pict>
-          </mc:Fallback>
-        </mc:AlternateContent>
+        <w:t xml:space="preserve"> </w:t>
+      </w:r>
+      <w:r>
+        <w:rPr>
+          <w:rFonts w:ascii="Times New Roman" w:hAnsi="Times New Roman" w:cs="Times New Roman"/>
+        </w:rPr>
+        <w:br/>
+        <w:t xml:space="preserve">(b) Write the measurement of </w:t>
+      </w:r>
+      <w:r>
+        <w:rPr>
+          <w:rFonts w:ascii="Cambria Math" w:hAnsi="Cambria Math" w:cs="Cambria Math"/>
+        </w:rPr>
+        <w:t>∠</w:t>
+      </w:r>
+      <w:r>
+        <w:rPr>
+          <w:rFonts w:ascii="Times New Roman" w:hAnsi="Times New Roman" w:cs="Times New Roman"/>
+        </w:rPr>
+        <w:t xml:space="preserve">A and </w:t>
+      </w:r>
+      <w:r>
+        <w:rPr>
+          <w:rFonts w:ascii="Cambria Math" w:hAnsi="Cambria Math" w:cs="Cambria Math"/>
+        </w:rPr>
+        <w:t>∠</w:t>
+      </w:r>
+      <w:r>
+        <w:rPr>
+          <w:rFonts w:ascii="Times New Roman" w:hAnsi="Times New Roman" w:cs="Times New Roman"/>
+        </w:rPr>
+        <w:t xml:space="preserve">B and </w:t>
+      </w:r>
+    </w:p>
+    <w:p>
+      <w:pPr>
+        <w:spacing w:after="0"/>
+        <w:ind w:left="144"/>
+        <w:rPr>
+          <w:rFonts w:ascii="Times New Roman" w:hAnsi="Times New Roman" w:cs="Times New Roman"/>
+        </w:rPr>
+      </w:pPr>
+      <w:r>
+        <w:rPr>
+          <w:rFonts w:ascii="Times New Roman" w:hAnsi="Times New Roman" w:cs="Times New Roman"/>
+        </w:rPr>
+        <w:t xml:space="preserve">find the sum of </w:t>
+      </w:r>
+      <w:r>
+        <w:rPr>
+          <w:rFonts w:ascii="Cambria Math" w:hAnsi="Cambria Math" w:cs="Cambria Math"/>
+        </w:rPr>
+        <w:t>∠</w:t>
+      </w:r>
+      <w:r>
+        <w:rPr>
+          <w:rFonts w:ascii="Times New Roman" w:hAnsi="Times New Roman" w:cs="Times New Roman"/>
+        </w:rPr>
+        <w:t xml:space="preserve">A and </w:t>
+      </w:r>
+      <w:r>
+        <w:rPr>
+          <w:rFonts w:ascii="Cambria Math" w:hAnsi="Cambria Math" w:cs="Cambria Math"/>
+        </w:rPr>
+        <w:t>∠</w:t>
+      </w:r>
+      <w:r>
+        <w:rPr>
+          <w:rFonts w:ascii="Times New Roman" w:hAnsi="Times New Roman" w:cs="Times New Roman"/>
+        </w:rPr>
+        <w:t>B.</w:t>
+      </w:r>
+      <w:r>
+        <w:rPr>
+          <w:rFonts w:ascii="Times New Roman" w:hAnsi="Times New Roman" w:cs="Times New Roman"/>
+        </w:rPr>
+        <w:tab/>
+      </w:r>
+      <w:r>
+        <w:rPr>
+          <w:rFonts w:ascii="Times New Roman" w:hAnsi="Times New Roman" w:cs="Times New Roman"/>
+        </w:rPr>
+        <w:tab/>
+      </w:r>
+      <w:r>
+        <w:rPr>
+          <w:rFonts w:ascii="Times New Roman" w:hAnsi="Times New Roman" w:cs="Times New Roman"/>
+        </w:rPr>
+        <w:tab/>
+      </w:r>
+      <w:r>
+        <w:rPr>
+          <w:rFonts w:ascii="Times New Roman" w:hAnsi="Times New Roman" w:cs="Times New Roman"/>
+        </w:rPr>
+        <w:tab/>
+      </w:r>
+      <w:r>
+        <w:rPr>
+          <w:rFonts w:ascii="Times New Roman" w:hAnsi="Times New Roman" w:cs="Times New Roman"/>
+        </w:rPr>
+        <w:t>[2]</w:t>
+      </w:r>
+      <w:r>
+        <w:rPr>
+          <w:rFonts w:ascii="Times New Roman" w:hAnsi="Times New Roman" w:cs="Times New Roman"/>
+        </w:rPr>
+        <w:br/>
+        <w:t>(c) Find the value of Z.</w:t>
+      </w:r>
+      <w:r>
+        <w:rPr>
+          <w:rFonts w:ascii="Times New Roman" w:hAnsi="Times New Roman" w:cs="Times New Roman"/>
+        </w:rPr>
+        <w:tab/>
+      </w:r>
+      <w:r>
+        <w:rPr>
+          <w:rFonts w:ascii="Times New Roman" w:hAnsi="Times New Roman" w:cs="Times New Roman"/>
+        </w:rPr>
+        <w:tab/>
+      </w:r>
+      <w:r>
+        <w:rPr>
+          <w:rFonts w:ascii="Times New Roman" w:hAnsi="Times New Roman" w:cs="Times New Roman"/>
+        </w:rPr>
+        <w:tab/>
+      </w:r>
+      <w:r>
+        <w:rPr>
+          <w:rFonts w:ascii="Times New Roman" w:hAnsi="Times New Roman" w:cs="Times New Roman"/>
+        </w:rPr>
+        <w:tab/>
+      </w:r>
+      <w:r>
+        <w:rPr>
+          <w:rFonts w:ascii="Times New Roman" w:hAnsi="Times New Roman" w:cs="Times New Roman"/>
+        </w:rPr>
+        <w:t>[2]</w:t>
       </w:r>
       <w:r>
         <w:rPr>
           <w:rFonts w:ascii="Times New Roman" w:hAnsi="Times New Roman" w:cs="Times New Roman"/>
           <w:noProof/>
         </w:rPr>
-        <mc:AlternateContent>
-          <mc:Choice Requires="wps">
-            <w:drawing>
-              <wp:anchor distT="0" distB="0" distL="114300" distR="114300" simplePos="0" relativeHeight="251700224" behindDoc="0" locked="0" layoutInCell="1" allowOverlap="1" wp14:anchorId="2D049DCD" wp14:editId="25269518">
-                <wp:simplePos x="0" y="0"/>
-                <wp:positionH relativeFrom="column">
-                  <wp:posOffset>3390900</wp:posOffset>
-                </wp:positionH>
-                <wp:positionV relativeFrom="paragraph">
-                  <wp:posOffset>783590</wp:posOffset>
-                </wp:positionV>
-                <wp:extent cx="266700" cy="228600"/>
-                <wp:effectExtent l="0" t="0" r="0" b="0"/>
-                <wp:wrapNone/>
-                <wp:docPr id="21" name="Text Box 21"/>
-                <wp:cNvGraphicFramePr/>
-                <a:graphic xmlns:a="http://schemas.openxmlformats.org/drawingml/2006/main">
-                  <a:graphicData uri="http://schemas.microsoft.com/office/word/2010/wordprocessingShape">
-                    <wps:wsp>
-                      <wps:cNvSpPr txBox="1"/>
-                      <wps:spPr>
-                        <a:xfrm>
-                          <a:off x="0" y="0"/>
-                          <a:ext cx="266700" cy="228600"/>
-                        </a:xfrm>
-                        <a:prstGeom prst="rect">
-                          <a:avLst/>
-                        </a:prstGeom>
-                        <a:solidFill>
-                          <a:schemeClr val="lt1"/>
-                        </a:solidFill>
-                        <a:ln w="6350">
-                          <a:noFill/>
-                        </a:ln>
-                      </wps:spPr>
-                      <wps:txbx>
-                        <w:txbxContent>
-                          <w:p>
-                            <w:r>
-                              <w:t>N</w:t>
-                            </w:r>
-                          </w:p>
-                        </w:txbxContent>
-                      </wps:txbx>
-                      <wps:bodyPr rot="0" spcFirstLastPara="0" vertOverflow="overflow" horzOverflow="overflow" vert="horz" wrap="square" lIns="91440" tIns="45720" rIns="91440" bIns="45720" numCol="1" spcCol="0" rtlCol="0" fromWordArt="0" anchor="t" anchorCtr="0" forceAA="0" compatLnSpc="1">
-                        <a:prstTxWarp prst="textNoShape">
-                          <a:avLst/>
-                        </a:prstTxWarp>
-                        <a:noAutofit/>
-                      </wps:bodyPr>
-                    </wps:wsp>
-                  </a:graphicData>
-                </a:graphic>
-                <wp14:sizeRelH relativeFrom="margin">
-                  <wp14:pctWidth>0</wp14:pctWidth>
-                </wp14:sizeRelH>
-                <wp14:sizeRelV relativeFrom="margin">
-                  <wp14:pctHeight>0</wp14:pctHeight>
-                </wp14:sizeRelV>
-              </wp:anchor>
-            </w:drawing>
-          </mc:Choice>
-          <mc:Fallback>
-            <w:pict>
-              <v:shape w14:anchorId="2D049DCD" id="Text Box 21" o:spid="_x0000_s1031" type="#_x0000_t202" style="position:absolute;left:0;text-align:left;margin-left:267pt;margin-top:61.7pt;width:21pt;height:18pt;z-index:251700224;visibility:visible;mso-wrap-style:square;mso-width-percent:0;mso-height-percent:0;mso-wrap-distance-left:9pt;mso-wrap-distance-top:0;mso-wrap-distance-right:9pt;mso-wrap-distance-bottom:0;mso-position-horizontal:absolute;mso-position-horizontal-relative:text;mso-position-vertical:absolute;mso-position-vertical-relative:text;mso-width-percent:0;mso-height-percent:0;mso-width-relative:margin;mso-height-relative:margin;v-text-anchor:top" o:gfxdata="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" fillcolor="white [3201]" stroked="f" strokeweight=".5pt">
-                <v:textbox>
-                  <w:txbxContent>
-                    <w:p>
-                      <w:r>
-                        <w:t>N</w:t>
-                      </w:r>
-                    </w:p>
-                  </w:txbxContent>
-                </v:textbox>
-              </v:shape>
-            </w:pict>
-          </mc:Fallback>
-        </mc:AlternateContent>
+        <w:t xml:space="preserve"> </w:t>
+      </w:r>
+      <w:r>
+        <w:rPr>
+          <w:rFonts w:ascii="Times New Roman" w:hAnsi="Times New Roman" w:cs="Times New Roman"/>
+        </w:rPr>
+        <w:br/>
+      </w:r>
+      <w:r>
+        <w:rPr>
+          <w:rFonts w:ascii="Times New Roman" w:hAnsi="Times New Roman" w:cs="Times New Roman"/>
+        </w:rPr>
+        <w:br/>
+      </w:r>
+      <w:r>
+        <w:rPr>
+          <w:rFonts w:ascii="Times New Roman" w:hAnsi="Times New Roman" w:cs="Times New Roman"/>
+          <w:b/>
+          <w:bCs/>
+        </w:rPr>
+        <w:t xml:space="preserve">3. The population of Germany in January 2023 is eight crore forty-four lakh seventy-eight thousand four hundred </w:t>
+      </w:r>
+      <w:r>
+        <w:rPr>
+          <w:rFonts w:ascii="Times New Roman" w:hAnsi="Times New Roman" w:cs="Times New Roman"/>
+          <w:b/>
+          <w:bCs/>
+        </w:rPr>
+        <w:t>eighty-one</w:t>
+      </w:r>
+      <w:r>
+        <w:rPr>
+          <w:rFonts w:ascii="Times New Roman" w:hAnsi="Times New Roman" w:cs="Times New Roman"/>
+          <w:b/>
+          <w:bCs/>
+        </w:rPr>
+        <w:t>.</w:t>
+      </w:r>
+      <w:r>
+        <w:rPr>
+          <w:rFonts w:ascii="Times New Roman" w:hAnsi="Times New Roman" w:cs="Times New Roman"/>
+          <w:b/>
+          <w:bCs/>
+        </w:rPr>
+        <w:br/>
+      </w:r>
+      <w:r>
+        <w:rPr>
+          <w:rFonts w:ascii="Times New Roman" w:hAnsi="Times New Roman" w:cs="Times New Roman"/>
+        </w:rPr>
+        <w:t>(a) Rewrite the population in numerals.</w:t>
+      </w:r>
+      <w:r>
+        <w:rPr>
+          <w:rFonts w:ascii="Times New Roman" w:hAnsi="Times New Roman" w:cs="Times New Roman"/>
+        </w:rPr>
+        <w:tab/>
+      </w:r>
+      <w:r>
+        <w:rPr>
+          <w:rFonts w:ascii="Times New Roman" w:hAnsi="Times New Roman" w:cs="Times New Roman"/>
+        </w:rPr>
+        <w:tab/>
+      </w:r>
+      <w:r>
+        <w:rPr>
+          <w:rFonts w:ascii="Times New Roman" w:hAnsi="Times New Roman" w:cs="Times New Roman"/>
+        </w:rPr>
+        <w:tab/>
+      </w:r>
+      <w:r>
+        <w:rPr>
+          <w:rFonts w:ascii="Times New Roman" w:hAnsi="Times New Roman" w:cs="Times New Roman"/>
+        </w:rPr>
+        <w:t>[1]</w:t>
+      </w:r>
+      <w:r>
+        <w:rPr>
+          <w:rFonts w:ascii="Times New Roman" w:hAnsi="Times New Roman" w:cs="Times New Roman"/>
+        </w:rPr>
+        <w:br/>
+        <w:t>(b) Write the place value of 7.</w:t>
+      </w:r>
+      <w:r>
+        <w:rPr>
+          <w:rFonts w:ascii="Times New Roman" w:hAnsi="Times New Roman" w:cs="Times New Roman"/>
+        </w:rPr>
+        <w:tab/>
+      </w:r>
+      <w:r>
+        <w:rPr>
+          <w:rFonts w:ascii="Times New Roman" w:hAnsi="Times New Roman" w:cs="Times New Roman"/>
+        </w:rPr>
+        <w:tab/>
+      </w:r>
+      <w:r>
+        <w:rPr>
+          <w:rFonts w:ascii="Times New Roman" w:hAnsi="Times New Roman" w:cs="Times New Roman"/>
+        </w:rPr>
+        <w:tab/>
+      </w:r>
+      <w:r>
+        <w:rPr>
+          <w:rFonts w:ascii="Times New Roman" w:hAnsi="Times New Roman" w:cs="Times New Roman"/>
+        </w:rPr>
+        <w:tab/>
+      </w:r>
+      <w:r>
+        <w:rPr>
+          <w:rFonts w:ascii="Times New Roman" w:hAnsi="Times New Roman" w:cs="Times New Roman"/>
+        </w:rPr>
+        <w:tab/>
+      </w:r>
+      <w:r>
+        <w:rPr>
+          <w:rFonts w:ascii="Times New Roman" w:hAnsi="Times New Roman" w:cs="Times New Roman"/>
+        </w:rPr>
+        <w:t>[1]</w:t>
       </w:r>
       <w:r>
         <w:rPr>
           <w:rFonts w:ascii="Times New Roman" w:hAnsi="Times New Roman" w:cs="Times New Roman"/>
           <w:noProof/>
         </w:rPr>
-        <mc:AlternateContent>
-          <mc:Choice Requires="wps">
-            <w:drawing>
-              <wp:anchor distT="0" distB="0" distL="114300" distR="114300" simplePos="0" relativeHeight="251691008" behindDoc="0" locked="0" layoutInCell="1" allowOverlap="1" wp14:anchorId="54328878" wp14:editId="31AA39C3">
-                <wp:simplePos x="0" y="0"/>
-                <wp:positionH relativeFrom="column">
-                  <wp:posOffset>4282440</wp:posOffset>
-                </wp:positionH>
-                <wp:positionV relativeFrom="paragraph">
-                  <wp:posOffset>143510</wp:posOffset>
-                </wp:positionV>
-                <wp:extent cx="198120" cy="213360"/>
-                <wp:effectExtent l="0" t="0" r="0" b="0"/>
-                <wp:wrapNone/>
-                <wp:docPr id="19" name="Text Box 19"/>
-                <wp:cNvGraphicFramePr/>
-                <a:graphic xmlns:a="http://schemas.openxmlformats.org/drawingml/2006/main">
-                  <a:graphicData uri="http://schemas.microsoft.com/office/word/2010/wordprocessingShape">
-                    <wps:wsp>
-                      <wps:cNvSpPr txBox="1"/>
-                      <wps:spPr>
-                        <a:xfrm>
-                          <a:off x="0" y="0"/>
-                          <a:ext cx="198120" cy="213360"/>
-                        </a:xfrm>
-                        <a:prstGeom prst="rect">
-                          <a:avLst/>
-                        </a:prstGeom>
-                        <a:solidFill>
-                          <a:schemeClr val="lt1"/>
-                        </a:solidFill>
-                        <a:ln w="6350">
-                          <a:noFill/>
-                        </a:ln>
-                      </wps:spPr>
-                      <wps:txbx>
-                        <w:txbxContent>
-                          <w:p>
-                            <w:pPr>
-                              <w:rPr>
-                                <w:sz w:val="20"/>
-                              </w:rPr>
-                            </w:pPr>
-                            <w:r>
-                              <w:rPr>
-                                <w:sz w:val="20"/>
-                              </w:rPr>
-                              <w:t>M</w:t>
-                            </w:r>
-                          </w:p>
-                        </w:txbxContent>
-                      </wps:txbx>
-                      <wps:bodyPr rot="0" spcFirstLastPara="0" vertOverflow="overflow" horzOverflow="overflow" vert="horz" wrap="square" lIns="91440" tIns="45720" rIns="91440" bIns="45720" numCol="1" spcCol="0" rtlCol="0" fromWordArt="0" anchor="t" anchorCtr="0" forceAA="0" compatLnSpc="1">
-                        <a:prstTxWarp prst="textNoShape">
-                          <a:avLst/>
-                        </a:prstTxWarp>
-                        <a:noAutofit/>
-                      </wps:bodyPr>
-                    </wps:wsp>
-                  </a:graphicData>
-                </a:graphic>
-                <wp14:sizeRelH relativeFrom="margin">
-                  <wp14:pctWidth>0</wp14:pctWidth>
-                </wp14:sizeRelH>
-                <wp14:sizeRelV relativeFrom="margin">
-                  <wp14:pctHeight>0</wp14:pctHeight>
-                </wp14:sizeRelV>
-              </wp:anchor>
-            </w:drawing>
-          </mc:Choice>
-          <mc:Fallback>
-            <w:pict>
-              <v:shape w14:anchorId="54328878" id="Text Box 19" o:spid="_x0000_s1032" type="#_x0000_t202" style="position:absolute;left:0;text-align:left;margin-left:337.2pt;margin-top:11.3pt;width:15.6pt;height:16.8pt;z-index:251691008;visibility:visible;mso-wrap-style:square;mso-width-percent:0;mso-height-percent:0;mso-wrap-distance-left:9pt;mso-wrap-distance-top:0;mso-wrap-distance-right:9pt;mso-wrap-distance-bottom:0;mso-position-horizontal:absolute;mso-position-horizontal-relative:text;mso-position-vertical:absolute;mso-position-vertical-relative:text;mso-width-percent:0;mso-height-percent:0;mso-width-relative:margin;mso-height-relative:margin;v-text-anchor:top" o:gfxdata="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" fillcolor="white [3201]" stroked="f" strokeweight=".5pt">
-                <v:textbox>
-                  <w:txbxContent>
-                    <w:p>
-                      <w:pPr>
-                        <w:rPr>
-                          <w:sz w:val="20"/>
-                        </w:rPr>
-                      </w:pPr>
-                      <w:r>
-                        <w:rPr>
-                          <w:sz w:val="20"/>
-                        </w:rPr>
-                        <w:t>M</w:t>
-                      </w:r>
-                    </w:p>
-                  </w:txbxContent>
-                </v:textbox>
-              </v:shape>
-            </w:pict>
-          </mc:Fallback>
-        </mc:AlternateContent>
-      </w:r>
-      <w:r>
-        <w:rPr>
-          <w:rFonts w:ascii="Times New Roman" w:hAnsi="Times New Roman" w:cs="Times New Roman"/>
-          <w:noProof/>
-        </w:rPr>
-        <mc:AlternateContent>
-          <mc:Choice Requires="wps">
-            <w:drawing>
-              <wp:anchor distT="0" distB="0" distL="114300" distR="114300" simplePos="0" relativeHeight="251673600" behindDoc="0" locked="0" layoutInCell="1" allowOverlap="1" wp14:anchorId="6A76C355" wp14:editId="69307762">
-                <wp:simplePos x="0" y="0"/>
-                <wp:positionH relativeFrom="column">
-                  <wp:posOffset>5288280</wp:posOffset>
-                </wp:positionH>
-                <wp:positionV relativeFrom="paragraph">
-                  <wp:posOffset>1751330</wp:posOffset>
-                </wp:positionV>
-                <wp:extent cx="68580" cy="160020"/>
-                <wp:effectExtent l="95250" t="38100" r="64770" b="87630"/>
-                <wp:wrapNone/>
-                <wp:docPr id="17" name="Curved Connector 17"/>
-                <wp:cNvGraphicFramePr/>
-                <a:graphic xmlns:a="http://schemas.openxmlformats.org/drawingml/2006/main">
-                  <a:graphicData uri="http://schemas.microsoft.com/office/word/2010/wordprocessingShape">
-                    <wps:wsp>
-                      <wps:cNvCnPr/>
-                      <wps:spPr>
-                        <a:xfrm flipH="1">
-                          <a:off x="0" y="0"/>
-                          <a:ext cx="68580" cy="160020"/>
-                        </a:xfrm>
-                        <a:prstGeom prst="curvedConnector3">
-                          <a:avLst>
-                            <a:gd name="adj1" fmla="val 162994"/>
-                          </a:avLst>
-                        </a:prstGeom>
-                        <a:noFill/>
-                        <a:ln w="25400" cap="flat" cmpd="sng" algn="ctr">
-                          <a:solidFill>
-                            <a:sysClr val="windowText" lastClr="000000"/>
-                          </a:solidFill>
-                          <a:prstDash val="solid"/>
-                        </a:ln>
-                        <a:effectLst>
-                          <a:outerShdw blurRad="40000" dist="20000" dir="5400000" rotWithShape="0">
-                            <a:srgbClr val="000000">
-                              <a:alpha val="38000"/>
-                            </a:srgbClr>
-                          </a:outerShdw>
-                        </a:effectLst>
-                      </wps:spPr>
-                      <wps:bodyPr/>
-                    </wps:wsp>
-                  </a:graphicData>
-                </a:graphic>
-                <wp14:sizeRelH relativeFrom="margin">
-                  <wp14:pctWidth>0</wp14:pctWidth>
-                </wp14:sizeRelH>
-                <wp14:sizeRelV relativeFrom="margin">
-                  <wp14:pctHeight>0</wp14:pctHeight>
-                </wp14:sizeRelV>
-              </wp:anchor>
-            </w:drawing>
-          </mc:Choice>
-          <mc:Fallback>
-            <w:pict>
-              <v:shape w14:anchorId="0ECE7A51" id="Curved Connector 17" o:spid="_x0000_s1026" type="#_x0000_t38" style="position:absolute;margin-left:416.4pt;margin-top:137.9pt;width:5.4pt;height:12.6pt;flip:x;z-index:251673600;visibility:visible;mso-wrap-style:square;mso-width-percent:0;mso-height-percent:0;mso-wrap-distance-left:9pt;mso-wrap-distance-top:0;mso-wrap-distance-right:9pt;mso-wrap-distance-bottom:0;mso-position-horizontal:absolute;mso-position-horizontal-relative:text;mso-position-vertical:absolute;mso-position-vertical-relative:text;mso-width-percent:0;mso-height-percent:0;mso-width-relative:margin;mso-height-relative:margin" o:gfxdata="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" adj="35207" strokecolor="windowText" strokeweight="2pt">
-                <v:shadow on="t" color="black" opacity="24903f" origin=",.5" offset="0,.55556mm"/>
-              </v:shape>
-            </w:pict>
-          </mc:Fallback>
-        </mc:AlternateContent>
-      </w:r>
-      <w:r>
-        <w:rPr>
-          <w:rFonts w:ascii="Times New Roman" w:hAnsi="Times New Roman" w:cs="Times New Roman"/>
-          <w:noProof/>
-        </w:rPr>
-        <mc:AlternateContent>
-          <mc:Choice Requires="wps">
-            <w:drawing>
-              <wp:anchor distT="0" distB="0" distL="114300" distR="114300" simplePos="0" relativeHeight="251664384" behindDoc="0" locked="0" layoutInCell="1" allowOverlap="1" wp14:anchorId="0360CCD6" wp14:editId="339EE63D">
-                <wp:simplePos x="0" y="0"/>
-                <wp:positionH relativeFrom="column">
-                  <wp:posOffset>4716779</wp:posOffset>
-                </wp:positionH>
-                <wp:positionV relativeFrom="paragraph">
-                  <wp:posOffset>1195070</wp:posOffset>
-                </wp:positionV>
-                <wp:extent cx="83820" cy="190500"/>
-                <wp:effectExtent l="38100" t="38100" r="125730" b="95250"/>
-                <wp:wrapNone/>
-                <wp:docPr id="16" name="Curved Connector 16"/>
-                <wp:cNvGraphicFramePr/>
-                <a:graphic xmlns:a="http://schemas.openxmlformats.org/drawingml/2006/main">
-                  <a:graphicData uri="http://schemas.microsoft.com/office/word/2010/wordprocessingShape">
-                    <wps:wsp>
-                      <wps:cNvCnPr/>
-                      <wps:spPr>
-                        <a:xfrm flipH="1">
-                          <a:off x="0" y="0"/>
-                          <a:ext cx="83820" cy="190500"/>
-                        </a:xfrm>
-                        <a:prstGeom prst="curvedConnector3">
-                          <a:avLst>
-                            <a:gd name="adj1" fmla="val -87005"/>
-                          </a:avLst>
-                        </a:prstGeom>
-                        <a:noFill/>
-                        <a:ln w="25400" cap="flat" cmpd="sng" algn="ctr">
-                          <a:solidFill>
-                            <a:sysClr val="windowText" lastClr="000000"/>
-                          </a:solidFill>
-                          <a:prstDash val="solid"/>
-                        </a:ln>
-                        <a:effectLst>
-                          <a:outerShdw blurRad="40000" dist="20000" dir="5400000" rotWithShape="0">
-                            <a:srgbClr val="000000">
-                              <a:alpha val="38000"/>
-                            </a:srgbClr>
-                          </a:outerShdw>
-                        </a:effectLst>
-                      </wps:spPr>
-                      <wps:bodyPr/>
-                    </wps:wsp>
-                  </a:graphicData>
-                </a:graphic>
-                <wp14:sizeRelH relativeFrom="margin">
-                  <wp14:pctWidth>0</wp14:pctWidth>
-                </wp14:sizeRelH>
-                <wp14:sizeRelV relativeFrom="margin">
-                  <wp14:pctHeight>0</wp14:pctHeight>
-                </wp14:sizeRelV>
-              </wp:anchor>
-            </w:drawing>
-          </mc:Choice>
-          <mc:Fallback>
-            <w:pict>
-              <v:shape w14:anchorId="1056238A" id="Curved Connector 16" o:spid="_x0000_s1026" type="#_x0000_t38" style="position:absolute;margin-left:371.4pt;margin-top:94.1pt;width:6.6pt;height:15pt;flip:x;z-index:251664384;visibility:visible;mso-wrap-style:square;mso-width-percent:0;mso-height-percent:0;mso-wrap-distance-left:9pt;mso-wrap-distance-top:0;mso-wrap-distance-right:9pt;mso-wrap-distance-bottom:0;mso-position-horizontal:absolute;mso-position-horizontal-relative:text;mso-position-vertical:absolute;mso-position-vertical-relative:text;mso-width-percent:0;mso-height-percent:0;mso-width-relative:margin;mso-height-relative:margin" o:gfxdata="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" adj="-18793" strokecolor="windowText" strokeweight="2pt">
-                <v:shadow on="t" color="black" opacity="24903f" origin=",.5" offset="0,.55556mm"/>
-              </v:shape>
-            </w:pict>
-          </mc:Fallback>
-        </mc:AlternateContent>
-      </w:r>
-      <w:r>
-        <w:rPr>
-          <w:rFonts w:ascii="Times New Roman" w:hAnsi="Times New Roman" w:cs="Times New Roman"/>
-          <w:noProof/>
-        </w:rPr>
-        <mc:AlternateContent>
-          <mc:Choice Requires="wps">
-            <w:drawing>
-              <wp:anchor distT="0" distB="0" distL="114300" distR="114300" simplePos="0" relativeHeight="251654144" behindDoc="0" locked="0" layoutInCell="1" allowOverlap="1" wp14:anchorId="71F38A59" wp14:editId="270F7085">
-                <wp:simplePos x="0" y="0"/>
-                <wp:positionH relativeFrom="column">
-                  <wp:posOffset>4693920</wp:posOffset>
-                </wp:positionH>
-                <wp:positionV relativeFrom="paragraph">
-                  <wp:posOffset>1789430</wp:posOffset>
-                </wp:positionV>
-                <wp:extent cx="45719" cy="114300"/>
-                <wp:effectExtent l="38100" t="38100" r="126365" b="95250"/>
-                <wp:wrapNone/>
-                <wp:docPr id="15" name="Curved Connector 15"/>
-                <wp:cNvGraphicFramePr/>
-                <a:graphic xmlns:a="http://schemas.openxmlformats.org/drawingml/2006/main">
-                  <a:graphicData uri="http://schemas.microsoft.com/office/word/2010/wordprocessingShape">
-                    <wps:wsp>
-                      <wps:cNvCnPr/>
-                      <wps:spPr>
-                        <a:xfrm>
-                          <a:off x="0" y="0"/>
-                          <a:ext cx="45719" cy="114300"/>
-                        </a:xfrm>
-                        <a:prstGeom prst="curvedConnector3">
-                          <a:avLst>
-                            <a:gd name="adj1" fmla="val 313333"/>
-                          </a:avLst>
-                        </a:prstGeom>
-                        <a:noFill/>
-                        <a:ln w="25400" cap="flat" cmpd="sng" algn="ctr">
-                          <a:solidFill>
-                            <a:sysClr val="windowText" lastClr="000000"/>
-                          </a:solidFill>
-                          <a:prstDash val="solid"/>
-                        </a:ln>
-                        <a:effectLst>
-                          <a:outerShdw blurRad="40000" dist="20000" dir="5400000" rotWithShape="0">
-                            <a:srgbClr val="000000">
-                              <a:alpha val="38000"/>
-                            </a:srgbClr>
-                          </a:outerShdw>
-                        </a:effectLst>
-                      </wps:spPr>
-                      <wps:bodyPr/>
-                    </wps:wsp>
-                  </a:graphicData>
-                </a:graphic>
-                <wp14:sizeRelH relativeFrom="margin">
-                  <wp14:pctWidth>0</wp14:pctWidth>
-                </wp14:sizeRelH>
-                <wp14:sizeRelV relativeFrom="margin">
-                  <wp14:pctHeight>0</wp14:pctHeight>
-                </wp14:sizeRelV>
-              </wp:anchor>
-            </w:drawing>
-          </mc:Choice>
-          <mc:Fallback>
-            <w:pict>
-              <v:shape w14:anchorId="014BFAC9" id="Curved Connector 15" o:spid="_x0000_s1026" type="#_x0000_t38" style="position:absolute;margin-left:369.6pt;margin-top:140.9pt;width:3.6pt;height:9pt;z-index:251654144;visibility:visible;mso-wrap-style:square;mso-width-percent:0;mso-height-percent:0;mso-wrap-distance-left:9pt;mso-wrap-distance-top:0;mso-wrap-distance-right:9pt;mso-wrap-distance-bottom:0;mso-position-horizontal:absolute;mso-position-horizontal-relative:text;mso-position-vertical:absolute;mso-position-vertical-relative:text;mso-width-percent:0;mso-height-percent:0;mso-width-relative:margin;mso-height-relative:margin" o:gfxdata="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" adj="67680" strokecolor="windowText" strokeweight="2pt">
-                <v:shadow on="t" color="black" opacity="24903f" origin=",.5" offset="0,.55556mm"/>
-              </v:shape>
-            </w:pict>
-          </mc:Fallback>
-        </mc:AlternateContent>
-      </w:r>
-      <w:r>
-        <w:rPr>
-          <w:rFonts w:ascii="Times New Roman" w:hAnsi="Times New Roman" w:cs="Times New Roman"/>
-          <w:noProof/>
-        </w:rPr>
-        <mc:AlternateContent>
-          <mc:Choice Requires="wps">
-            <w:drawing>
-              <wp:anchor distT="0" distB="0" distL="114300" distR="114300" simplePos="0" relativeHeight="251614208" behindDoc="0" locked="0" layoutInCell="1" allowOverlap="1" wp14:anchorId="5D4621A8" wp14:editId="66860CB6">
-                <wp:simplePos x="0" y="0"/>
-                <wp:positionH relativeFrom="column">
-                  <wp:posOffset>5356860</wp:posOffset>
-                </wp:positionH>
-                <wp:positionV relativeFrom="paragraph">
-                  <wp:posOffset>1370330</wp:posOffset>
-                </wp:positionV>
-                <wp:extent cx="7620" cy="548640"/>
-                <wp:effectExtent l="57150" t="19050" r="68580" b="80010"/>
-                <wp:wrapNone/>
-                <wp:docPr id="9" name="Straight Connector 9"/>
-                <wp:cNvGraphicFramePr/>
-                <a:graphic xmlns:a="http://schemas.openxmlformats.org/drawingml/2006/main">
-                  <a:graphicData uri="http://schemas.microsoft.com/office/word/2010/wordprocessingShape">
-                    <wps:wsp>
-                      <wps:cNvCnPr/>
-                      <wps:spPr>
-                        <a:xfrm>
-                          <a:off x="0" y="0"/>
-                          <a:ext cx="7620" cy="548640"/>
-                        </a:xfrm>
-                        <a:prstGeom prst="line">
-                          <a:avLst/>
-                        </a:prstGeom>
-                        <a:ln>
-                          <a:solidFill>
-                            <a:schemeClr val="tx1"/>
-                          </a:solidFill>
-                        </a:ln>
-                      </wps:spPr>
-                      <wps:style>
-                        <a:lnRef idx="2">
-                          <a:schemeClr val="accent1"/>
-                        </a:lnRef>
-                        <a:fillRef idx="0">
-                          <a:schemeClr val="accent1"/>
-                        </a:fillRef>
-                        <a:effectRef idx="1">
-                          <a:schemeClr val="accent1"/>
-                        </a:effectRef>
-                        <a:fontRef idx="minor">
-                          <a:schemeClr val="tx1"/>
-                        </a:fontRef>
-                      </wps:style>
-                      <wps:bodyPr/>
-                    </wps:wsp>
-                  </a:graphicData>
-                </a:graphic>
-                <wp14:sizeRelH relativeFrom="margin">
-                  <wp14:pctWidth>0</wp14:pctWidth>
-                </wp14:sizeRelH>
-                <wp14:sizeRelV relativeFrom="margin">
-                  <wp14:pctHeight>0</wp14:pctHeight>
-                </wp14:sizeRelV>
-              </wp:anchor>
-            </w:drawing>
-          </mc:Choice>
-          <mc:Fallback>
-            <w:pict>
-              <v:line w14:anchorId="14F42C1C" id="Straight Connector 9" o:spid="_x0000_s1026" style="position:absolute;z-index:251614208;visibility:visible;mso-wrap-style:square;mso-width-percent:0;mso-height-percent:0;mso-wrap-distance-left:9pt;mso-wrap-distance-top:0;mso-wrap-distance-right:9pt;mso-wrap-distance-bottom:0;mso-position-horizontal:absolute;mso-position-horizontal-relative:text;mso-position-vertical:absolute;mso-position-vertical-relative:text;mso-width-percent:0;mso-height-percent:0;mso-width-relative:margin;mso-height-relative:margin" from="421.8pt,107.9pt" to="422.4pt,151.1pt" o:gfxdata="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" strokecolor="black [3213]" strokeweight="2pt">
-                <v:shadow on="t" color="black" opacity="24903f" origin=",.5" offset="0,.55556mm"/>
-              </v:line>
-            </w:pict>
-          </mc:Fallback>
-        </mc:AlternateContent>
-      </w:r>
-      <w:r>
-        <w:rPr>
-          <w:rFonts w:ascii="Times New Roman" w:hAnsi="Times New Roman" w:cs="Times New Roman"/>
-          <w:noProof/>
-        </w:rPr>
-        <mc:AlternateContent>
-          <mc:Choice Requires="wps">
-            <w:drawing>
-              <wp:anchor distT="0" distB="0" distL="114300" distR="114300" simplePos="0" relativeHeight="251626496" behindDoc="0" locked="0" layoutInCell="1" allowOverlap="1" wp14:anchorId="3FA2846C" wp14:editId="58BF0910">
-                <wp:simplePos x="0" y="0"/>
-                <wp:positionH relativeFrom="column">
-                  <wp:posOffset>4701540</wp:posOffset>
-                </wp:positionH>
-                <wp:positionV relativeFrom="paragraph">
-                  <wp:posOffset>1896110</wp:posOffset>
-                </wp:positionV>
-                <wp:extent cx="693420" cy="22860"/>
-                <wp:effectExtent l="38100" t="38100" r="68580" b="91440"/>
-                <wp:wrapNone/>
-                <wp:docPr id="10" name="Straight Connector 10"/>
-                <wp:cNvGraphicFramePr/>
-                <a:graphic xmlns:a="http://schemas.openxmlformats.org/drawingml/2006/main">
-                  <a:graphicData uri="http://schemas.microsoft.com/office/word/2010/wordprocessingShape">
-                    <wps:wsp>
-                      <wps:cNvCnPr/>
-                      <wps:spPr>
-                        <a:xfrm>
-                          <a:off x="0" y="0"/>
-                          <a:ext cx="693420" cy="22860"/>
-                        </a:xfrm>
-                        <a:prstGeom prst="line">
-                          <a:avLst/>
-                        </a:prstGeom>
-                        <a:ln>
-                          <a:solidFill>
-                            <a:schemeClr val="tx1"/>
-                          </a:solidFill>
-                        </a:ln>
-                      </wps:spPr>
-                      <wps:style>
-                        <a:lnRef idx="2">
-                          <a:schemeClr val="accent1"/>
-                        </a:lnRef>
-                        <a:fillRef idx="0">
-                          <a:schemeClr val="accent1"/>
-                        </a:fillRef>
-                        <a:effectRef idx="1">
-                          <a:schemeClr val="accent1"/>
-                        </a:effectRef>
-                        <a:fontRef idx="minor">
-                          <a:schemeClr val="tx1"/>
-                        </a:fontRef>
-                      </wps:style>
-                      <wps:bodyPr/>
-                    </wps:wsp>
-                  </a:graphicData>
-                </a:graphic>
-                <wp14:sizeRelH relativeFrom="margin">
-                  <wp14:pctWidth>0</wp14:pctWidth>
-                </wp14:sizeRelH>
-                <wp14:sizeRelV relativeFrom="margin">
-                  <wp14:pctHeight>0</wp14:pctHeight>
-                </wp14:sizeRelV>
-              </wp:anchor>
-            </w:drawing>
-          </mc:Choice>
-          <mc:Fallback>
-            <w:pict>
-              <v:line w14:anchorId="3C5E9577" id="Straight Connector 10" o:spid="_x0000_s1026" style="position:absolute;z-index:251626496;visibility:visible;mso-wrap-style:square;mso-width-percent:0;mso-height-percent:0;mso-wrap-distance-left:9pt;mso-wrap-distance-top:0;mso-wrap-distance-right:9pt;mso-wrap-distance-bottom:0;mso-position-horizontal:absolute;mso-position-horizontal-relative:text;mso-position-vertical:absolute;mso-position-vertical-relative:text;mso-width-percent:0;mso-height-percent:0;mso-width-relative:margin;mso-height-relative:margin" from="370.2pt,149.3pt" to="424.8pt,151.1pt" o:gfxdata="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" strokecolor="black [3213]" strokeweight="2pt">
-                <v:shadow on="t" color="black" opacity="24903f" origin=",.5" offset="0,.55556mm"/>
-              </v:line>
-            </w:pict>
-          </mc:Fallback>
-        </mc:AlternateContent>
-      </w:r>
-      <w:r>
-        <w:rPr>
-          <w:rFonts w:ascii="Times New Roman" w:hAnsi="Times New Roman" w:cs="Times New Roman"/>
-          <w:noProof/>
-        </w:rPr>
-        <mc:AlternateContent>
-          <mc:Choice Requires="wps">
-            <w:drawing>
-              <wp:anchor distT="0" distB="0" distL="114300" distR="114300" simplePos="0" relativeHeight="251600896" behindDoc="0" locked="0" layoutInCell="1" allowOverlap="1" wp14:anchorId="33CB7EE2" wp14:editId="20CF764D">
-                <wp:simplePos x="0" y="0"/>
-                <wp:positionH relativeFrom="column">
-                  <wp:posOffset>4701540</wp:posOffset>
-                </wp:positionH>
-                <wp:positionV relativeFrom="paragraph">
-                  <wp:posOffset>1164590</wp:posOffset>
-                </wp:positionV>
-                <wp:extent cx="7620" cy="731520"/>
-                <wp:effectExtent l="57150" t="19050" r="68580" b="87630"/>
-                <wp:wrapNone/>
-                <wp:docPr id="8" name="Straight Connector 8"/>
-                <wp:cNvGraphicFramePr/>
-                <a:graphic xmlns:a="http://schemas.openxmlformats.org/drawingml/2006/main">
-                  <a:graphicData uri="http://schemas.microsoft.com/office/word/2010/wordprocessingShape">
-                    <wps:wsp>
-                      <wps:cNvCnPr/>
-                      <wps:spPr>
-                        <a:xfrm>
-                          <a:off x="0" y="0"/>
-                          <a:ext cx="7620" cy="731520"/>
-                        </a:xfrm>
-                        <a:prstGeom prst="line">
-                          <a:avLst/>
-                        </a:prstGeom>
-                        <a:ln>
-                          <a:solidFill>
-                            <a:schemeClr val="tx1"/>
-                          </a:solidFill>
-                        </a:ln>
-                      </wps:spPr>
-                      <wps:style>
-                        <a:lnRef idx="2">
-                          <a:schemeClr val="accent1"/>
-                        </a:lnRef>
-                        <a:fillRef idx="0">
-                          <a:schemeClr val="accent1"/>
-                        </a:fillRef>
-                        <a:effectRef idx="1">
-                          <a:schemeClr val="accent1"/>
-                        </a:effectRef>
-                        <a:fontRef idx="minor">
-                          <a:schemeClr val="tx1"/>
-                        </a:fontRef>
-                      </wps:style>
-                      <wps:bodyPr/>
-                    </wps:wsp>
-                  </a:graphicData>
-                </a:graphic>
-                <wp14:sizeRelH relativeFrom="margin">
-                  <wp14:pctWidth>0</wp14:pctWidth>
-                </wp14:sizeRelH>
-                <wp14:sizeRelV relativeFrom="margin">
-                  <wp14:pctHeight>0</wp14:pctHeight>
-                </wp14:sizeRelV>
-              </wp:anchor>
-            </w:drawing>
-          </mc:Choice>
-          <mc:Fallback>
-            <w:pict>
-              <v:line w14:anchorId="3326600E" id="Straight Connector 8" o:spid="_x0000_s1026" style="position:absolute;z-index:251600896;visibility:visible;mso-wrap-style:square;mso-width-percent:0;mso-height-percent:0;mso-wrap-distance-left:9pt;mso-wrap-distance-top:0;mso-wrap-distance-right:9pt;mso-wrap-distance-bottom:0;mso-position-horizontal:absolute;mso-position-horizontal-relative:text;mso-position-vertical:absolute;mso-position-vertical-relative:text;mso-width-percent:0;mso-height-percent:0;mso-width-relative:margin;mso-height-relative:margin" from="370.2pt,91.7pt" to="370.8pt,149.3pt" o:gfxdata="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" strokecolor="black [3213]" strokeweight="2pt">
-                <v:shadow on="t" color="black" opacity="24903f" origin=",.5" offset="0,.55556mm"/>
-              </v:line>
-            </w:pict>
-          </mc:Fallback>
-        </mc:AlternateContent>
-      </w:r>
-      <w:r>
-        <w:rPr>
-          <w:rFonts w:ascii="Times New Roman" w:hAnsi="Times New Roman" w:cs="Times New Roman"/>
-          <w:noProof/>
-        </w:rPr>
-        <mc:AlternateContent>
-          <mc:Choice Requires="wps">
-            <w:drawing>
-              <wp:anchor distT="0" distB="0" distL="114300" distR="114300" simplePos="0" relativeHeight="251574272" behindDoc="0" locked="0" layoutInCell="1" allowOverlap="1" wp14:anchorId="0B3F70A9" wp14:editId="1BD1B0CE">
-                <wp:simplePos x="0" y="0"/>
-                <wp:positionH relativeFrom="column">
-                  <wp:posOffset>3680460</wp:posOffset>
-                </wp:positionH>
-                <wp:positionV relativeFrom="paragraph">
-                  <wp:posOffset>341630</wp:posOffset>
-                </wp:positionV>
-                <wp:extent cx="998220" cy="525780"/>
-                <wp:effectExtent l="38100" t="38100" r="68580" b="83820"/>
-                <wp:wrapNone/>
-                <wp:docPr id="5" name="Straight Connector 5"/>
-                <wp:cNvGraphicFramePr/>
-                <a:graphic xmlns:a="http://schemas.openxmlformats.org/drawingml/2006/main">
-                  <a:graphicData uri="http://schemas.microsoft.com/office/word/2010/wordprocessingShape">
-                    <wps:wsp>
-                      <wps:cNvCnPr/>
-                      <wps:spPr>
-                        <a:xfrm flipV="1">
-                          <a:off x="0" y="0"/>
-                          <a:ext cx="998220" cy="525780"/>
-                        </a:xfrm>
-                        <a:prstGeom prst="line">
-                          <a:avLst/>
-                        </a:prstGeom>
-                        <a:noFill/>
-                        <a:ln w="25400" cap="flat" cmpd="sng" algn="ctr">
-                          <a:solidFill>
-                            <a:sysClr val="windowText" lastClr="000000"/>
-                          </a:solidFill>
-                          <a:prstDash val="solid"/>
-                        </a:ln>
-                        <a:effectLst>
-                          <a:outerShdw blurRad="40000" dist="20000" dir="5400000" rotWithShape="0">
-                            <a:srgbClr val="000000">
-                              <a:alpha val="38000"/>
-                            </a:srgbClr>
-                          </a:outerShdw>
-                        </a:effectLst>
-                      </wps:spPr>
-                      <wps:bodyPr/>
-                    </wps:wsp>
-                  </a:graphicData>
-                </a:graphic>
-                <wp14:sizeRelH relativeFrom="margin">
-                  <wp14:pctWidth>0</wp14:pctWidth>
-                </wp14:sizeRelH>
-                <wp14:sizeRelV relativeFrom="margin">
-                  <wp14:pctHeight>0</wp14:pctHeight>
-                </wp14:sizeRelV>
-              </wp:anchor>
-            </w:drawing>
-          </mc:Choice>
-          <mc:Fallback>
-            <w:pict>
-              <v:line w14:anchorId="079A0ADC" id="Straight Connector 5" o:spid="_x0000_s1026" style="position:absolute;flip:y;z-index:251574272;visibility:visible;mso-wrap-style:square;mso-width-percent:0;mso-height-percent:0;mso-wrap-distance-left:9pt;mso-wrap-distance-top:0;mso-wrap-distance-right:9pt;mso-wrap-distance-bottom:0;mso-position-horizontal:absolute;mso-position-horizontal-relative:text;mso-position-vertical:absolute;mso-position-vertical-relative:text;mso-width-percent:0;mso-height-percent:0;mso-width-relative:margin;mso-height-relative:margin" from="289.8pt,26.9pt" to="368.4pt,68.3pt" o:gfxdata="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" strokecolor="windowText" strokeweight="2pt">
-                <v:shadow on="t" color="black" opacity="24903f" origin=",.5" offset="0,.55556mm"/>
-              </v:line>
-            </w:pict>
-          </mc:Fallback>
-        </mc:AlternateContent>
-      </w:r>
-      <w:r>
-        <w:rPr>
-          <w:rFonts w:ascii="Times New Roman" w:hAnsi="Times New Roman" w:cs="Times New Roman"/>
-          <w:noProof/>
-        </w:rPr>
-        <mc:AlternateContent>
-          <mc:Choice Requires="wps">
-            <w:drawing>
-              <wp:anchor distT="0" distB="0" distL="114300" distR="114300" simplePos="0" relativeHeight="251559936" behindDoc="0" locked="0" layoutInCell="1" allowOverlap="1" wp14:anchorId="56788528" wp14:editId="689943D1">
-                <wp:simplePos x="0" y="0"/>
-                <wp:positionH relativeFrom="column">
-                  <wp:posOffset>3680460</wp:posOffset>
-                </wp:positionH>
-                <wp:positionV relativeFrom="paragraph">
-                  <wp:posOffset>875030</wp:posOffset>
-                </wp:positionV>
-                <wp:extent cx="1226820" cy="0"/>
-                <wp:effectExtent l="38100" t="38100" r="68580" b="95250"/>
-                <wp:wrapNone/>
-                <wp:docPr id="4" name="Straight Connector 4"/>
-                <wp:cNvGraphicFramePr/>
-                <a:graphic xmlns:a="http://schemas.openxmlformats.org/drawingml/2006/main">
-                  <a:graphicData uri="http://schemas.microsoft.com/office/word/2010/wordprocessingShape">
-                    <wps:wsp>
-                      <wps:cNvCnPr/>
-                      <wps:spPr>
-                        <a:xfrm flipV="1">
-                          <a:off x="0" y="0"/>
-                          <a:ext cx="1226820" cy="0"/>
-                        </a:xfrm>
-                        <a:prstGeom prst="line">
-                          <a:avLst/>
-                        </a:prstGeom>
-                        <a:ln>
-                          <a:solidFill>
-                            <a:schemeClr val="tx1"/>
-                          </a:solidFill>
-                        </a:ln>
-                      </wps:spPr>
-                      <wps:style>
-                        <a:lnRef idx="2">
-                          <a:schemeClr val="accent1"/>
-                        </a:lnRef>
-                        <a:fillRef idx="0">
-                          <a:schemeClr val="accent1"/>
-                        </a:fillRef>
-                        <a:effectRef idx="1">
-                          <a:schemeClr val="accent1"/>
-                        </a:effectRef>
-                        <a:fontRef idx="minor">
-                          <a:schemeClr val="tx1"/>
-                        </a:fontRef>
-                      </wps:style>
-                      <wps:bodyPr/>
-                    </wps:wsp>
-                  </a:graphicData>
-                </a:graphic>
-                <wp14:sizeRelH relativeFrom="margin">
-                  <wp14:pctWidth>0</wp14:pctWidth>
-                </wp14:sizeRelH>
-                <wp14:sizeRelV relativeFrom="margin">
-                  <wp14:pctHeight>0</wp14:pctHeight>
-                </wp14:sizeRelV>
-              </wp:anchor>
-            </w:drawing>
-          </mc:Choice>
-          <mc:Fallback>
-            <w:pict>
-              <v:line w14:anchorId="1E447D2E" id="Straight Connector 4" o:spid="_x0000_s1026" style="position:absolute;flip:y;z-index:251559936;visibility:visible;mso-wrap-style:square;mso-width-percent:0;mso-height-percent:0;mso-wrap-distance-left:9pt;mso-wrap-distance-top:0;mso-wrap-distance-right:9pt;mso-wrap-distance-bottom:0;mso-position-horizontal:absolute;mso-position-horizontal-relative:text;mso-position-vertical:absolute;mso-position-vertical-relative:text;mso-width-percent:0;mso-height-percent:0;mso-width-relative:margin;mso-height-relative:margin" from="289.8pt,68.9pt" to="386.4pt,68.9pt" o:gfxdata="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" strokecolor="black [3213]" strokeweight="2pt">
-                <v:shadow on="t" color="black" opacity="24903f" origin=",.5" offset="0,.55556mm"/>
-              </v:line>
-            </w:pict>
-          </mc:Fallback>
-        </mc:AlternateContent>
+        <w:t xml:space="preserve"> </w:t>
       </w:r>
       <w:r>
         <w:rPr>
           <w:rFonts w:ascii="Times New Roman" w:hAnsi="Times New Roman" w:cs="Times New Roman"/>
         </w:rPr>
         <w:br/>
-        <w:t>1. From the given figure alongside, answer the following questions. [3]</w:t>
+        <w:t xml:space="preserve">(c) Round off 765 </w:t>
+      </w:r>
+      <w:r>
+        <w:rPr>
+          <w:rFonts w:ascii="Times New Roman" w:hAnsi="Times New Roman" w:cs="Times New Roman"/>
+        </w:rPr>
+        <w:t>to the nearest hundred.</w:t>
+      </w:r>
+      <w:r>
+        <w:rPr>
+          <w:rFonts w:ascii="Times New Roman" w:hAnsi="Times New Roman" w:cs="Times New Roman"/>
+        </w:rPr>
+        <w:tab/>
+      </w:r>
+      <w:r>
+        <w:rPr>
+          <w:rFonts w:ascii="Times New Roman" w:hAnsi="Times New Roman" w:cs="Times New Roman"/>
+        </w:rPr>
+        <w:tab/>
+      </w:r>
+      <w:r>
+        <w:rPr>
+          <w:rFonts w:ascii="Times New Roman" w:hAnsi="Times New Roman" w:cs="Times New Roman"/>
+        </w:rPr>
+        <w:tab/>
+      </w:r>
+      <w:r>
+        <w:rPr>
+          <w:rFonts w:ascii="Times New Roman" w:hAnsi="Times New Roman" w:cs="Times New Roman"/>
+        </w:rPr>
+        <w:t>[1]</w:t>
       </w:r>
       <w:r>
         <w:rPr>
           <w:rFonts w:ascii="Times New Roman" w:hAnsi="Times New Roman" w:cs="Times New Roman"/>
         </w:rPr>
         <w:br/>
-        <w:t>(a) Name the arms and vertex of given angle.</w:t>
+        <w:t>(d) Represent the above number in place value table of national system.</w:t>
+      </w:r>
+      <w:r>
+        <w:rPr>
+          <w:rFonts w:ascii="Times New Roman" w:hAnsi="Times New Roman" w:cs="Times New Roman"/>
+        </w:rPr>
+        <w:tab/>
+        <w:t xml:space="preserve">          </w:t>
+      </w:r>
+      <w:r>
+        <w:rPr>
+          <w:rFonts w:ascii="Times New Roman" w:hAnsi="Times New Roman" w:cs="Times New Roman"/>
+        </w:rPr>
+        <w:t>[2]</w:t>
       </w:r>
       <w:r>
         <w:rPr>
           <w:rFonts w:ascii="Times New Roman" w:hAnsi="Times New Roman" w:cs="Times New Roman"/>
         </w:rPr>
         <w:br/>
-        <w:t>(b) Measure the given angle by using protractor.</w:t>
       </w:r>
       <w:r>
         <w:rPr>
           <w:rFonts w:ascii="Times New Roman" w:hAnsi="Times New Roman" w:cs="Times New Roman"/>
         </w:rPr>
         <w:br/>
-        <w:t xml:space="preserve">(c) Name the type of angle </w:t>
-      </w:r>
-      <w:r>
-        <w:rPr>
-          <w:rFonts w:ascii="Times New Roman" w:hAnsi="Times New Roman" w:cs="Times New Roman"/>
-        </w:rPr>
-        <w:t xml:space="preserve">on the basis </w:t>
+      </w:r>
+      <w:r>
+        <w:rPr>
+          <w:rFonts w:ascii="Times New Roman" w:hAnsi="Times New Roman" w:cs="Times New Roman"/>
+          <w:b/>
+          <w:bCs/>
+        </w:rPr>
+        <w:t>4. Convert the followings into seconds.</w:t>
+      </w:r>
+      <w:r>
+        <w:rPr>
+          <w:rFonts w:ascii="Times New Roman" w:hAnsi="Times New Roman" w:cs="Times New Roman"/>
+          <w:b/>
+          <w:bCs/>
+        </w:rPr>
+        <w:br/>
+      </w:r>
+      <w:r>
+        <w:rPr>
+          <w:rFonts w:ascii="Times New Roman" w:hAnsi="Times New Roman" w:cs="Times New Roman"/>
+        </w:rPr>
+        <w:t>(a) 15 minutes 40 seconds.</w:t>
+      </w:r>
+      <w:r>
+        <w:rPr>
+          <w:rFonts w:ascii="Times New Roman" w:hAnsi="Times New Roman" w:cs="Times New Roman"/>
+        </w:rPr>
+        <w:tab/>
+      </w:r>
+      <w:r>
+        <w:rPr>
+          <w:rFonts w:ascii="Times New Roman" w:hAnsi="Times New Roman" w:cs="Times New Roman"/>
+        </w:rPr>
+        <w:tab/>
+      </w:r>
+      <w:r>
+        <w:rPr>
+          <w:rFonts w:ascii="Times New Roman" w:hAnsi="Times New Roman" w:cs="Times New Roman"/>
+        </w:rPr>
+        <w:tab/>
+      </w:r>
+      <w:r>
+        <w:rPr>
+          <w:rFonts w:ascii="Times New Roman" w:hAnsi="Times New Roman" w:cs="Times New Roman"/>
+        </w:rPr>
+        <w:tab/>
+      </w:r>
+      <w:r>
+        <w:rPr>
+          <w:rFonts w:ascii="Times New Roman" w:hAnsi="Times New Roman" w:cs="Times New Roman"/>
+        </w:rPr>
+        <w:tab/>
+      </w:r>
+      <w:r>
+        <w:rPr>
+          <w:rFonts w:ascii="Times New Roman" w:hAnsi="Times New Roman" w:cs="Times New Roman"/>
+        </w:rPr>
+        <w:tab/>
+      </w:r>
+      <w:r>
+        <w:rPr>
+          <w:rFonts w:ascii="Times New Roman" w:hAnsi="Times New Roman" w:cs="Times New Roman"/>
+        </w:rPr>
+        <w:t>[</w:t>
+      </w:r>
+      <w:r>
+        <w:rPr>
+          <w:rFonts w:ascii="Times New Roman" w:hAnsi="Times New Roman" w:cs="Times New Roman"/>
+        </w:rPr>
+        <w:t>1</w:t>
+      </w:r>
+      <w:r>
+        <w:rPr>
+          <w:rFonts w:ascii="Times New Roman" w:hAnsi="Times New Roman" w:cs="Times New Roman"/>
+        </w:rPr>
+        <w:t>]</w:t>
+      </w:r>
+      <w:r>
+        <w:rPr>
+          <w:rFonts w:ascii="Times New Roman" w:hAnsi="Times New Roman" w:cs="Times New Roman"/>
+        </w:rPr>
+        <w:br/>
+        <w:t>(b) Hari can do a piece of work in 40 minutes. In how many hours and minutes can he do such 5 pieces of work?</w:t>
+      </w:r>
+      <w:r>
+        <w:rPr>
+          <w:rFonts w:ascii="Times New Roman" w:hAnsi="Times New Roman" w:cs="Times New Roman"/>
+        </w:rPr>
+        <w:tab/>
+      </w:r>
+      <w:r>
+        <w:rPr>
+          <w:rFonts w:ascii="Times New Roman" w:hAnsi="Times New Roman" w:cs="Times New Roman"/>
+        </w:rPr>
+        <w:tab/>
+      </w:r>
+      <w:r>
+        <w:rPr>
+          <w:rFonts w:ascii="Times New Roman" w:hAnsi="Times New Roman" w:cs="Times New Roman"/>
+        </w:rPr>
+        <w:tab/>
+      </w:r>
+      <w:r>
+        <w:rPr>
+          <w:rFonts w:ascii="Times New Roman" w:hAnsi="Times New Roman" w:cs="Times New Roman"/>
+        </w:rPr>
+        <w:tab/>
+      </w:r>
+      <w:r>
+        <w:rPr>
+          <w:rFonts w:ascii="Times New Roman" w:hAnsi="Times New Roman" w:cs="Times New Roman"/>
+        </w:rPr>
+        <w:tab/>
+      </w:r>
+      <w:r>
+        <w:rPr>
+          <w:rFonts w:ascii="Times New Roman" w:hAnsi="Times New Roman" w:cs="Times New Roman"/>
+        </w:rPr>
+        <w:t>[2]</w:t>
+      </w:r>
+      <w:r>
+        <w:rPr>
+          <w:rFonts w:ascii="Times New Roman" w:hAnsi="Times New Roman" w:cs="Times New Roman"/>
+        </w:rPr>
+        <w:br/>
+        <w:t>(c) How many days are there in a leap year?</w:t>
+      </w:r>
+      <w:r>
+        <w:rPr>
+          <w:rFonts w:ascii="Times New Roman" w:hAnsi="Times New Roman" w:cs="Times New Roman"/>
+        </w:rPr>
+        <w:tab/>
+      </w:r>
+      <w:r>
+        <w:rPr>
+          <w:rFonts w:ascii="Times New Roman" w:hAnsi="Times New Roman" w:cs="Times New Roman"/>
+        </w:rPr>
+        <w:tab/>
+      </w:r>
+      <w:r>
+        <w:rPr>
+          <w:rFonts w:ascii="Times New Roman" w:hAnsi="Times New Roman" w:cs="Times New Roman"/>
+        </w:rPr>
+        <w:tab/>
+      </w:r>
+      <w:r>
+        <w:rPr>
+          <w:rFonts w:ascii="Times New Roman" w:hAnsi="Times New Roman" w:cs="Times New Roman"/>
+        </w:rPr>
+        <w:tab/>
+      </w:r>
+      <w:r>
+        <w:rPr>
+          <w:rFonts w:ascii="Times New Roman" w:hAnsi="Times New Roman" w:cs="Times New Roman"/>
+        </w:rPr>
+        <w:t>[1]</w:t>
+      </w:r>
+      <w:r>
+        <w:rPr>
+          <w:rFonts w:ascii="Times New Roman" w:hAnsi="Times New Roman" w:cs="Times New Roman"/>
+        </w:rPr>
+        <w:br/>
+      </w:r>
+      <w:r>
+        <w:rPr>
+          <w:rFonts w:ascii="Times New Roman" w:hAnsi="Times New Roman" w:cs="Times New Roman"/>
+        </w:rPr>
+        <w:br/>
+      </w:r>
+      <w:r>
+        <w:rPr>
+          <w:rFonts w:ascii="Times New Roman" w:hAnsi="Times New Roman" w:cs="Times New Roman"/>
+          <w:b/>
+          <w:bCs/>
+        </w:rPr>
+        <w:t>5. Find the result.</w:t>
+      </w:r>
+      <w:r>
+        <w:rPr>
+          <w:rFonts w:ascii="Times New Roman" w:hAnsi="Times New Roman" w:cs="Times New Roman"/>
+          <w:b/>
+          <w:bCs/>
+        </w:rPr>
+        <w:br/>
+      </w:r>
+      <w:r>
+        <w:rPr>
+          <w:rFonts w:ascii="Times New Roman" w:hAnsi="Times New Roman" w:cs="Times New Roman"/>
+        </w:rPr>
+        <w:t>(a) 198.52 m – 13.75 m</w:t>
+      </w:r>
+      <w:r>
+        <w:rPr>
+          <w:rFonts w:ascii="Times New Roman" w:hAnsi="Times New Roman" w:cs="Times New Roman"/>
+        </w:rPr>
+        <w:t>.</w:t>
+      </w:r>
+      <w:r>
+        <w:rPr>
+          <w:rFonts w:ascii="Times New Roman" w:hAnsi="Times New Roman" w:cs="Times New Roman"/>
+        </w:rPr>
+        <w:tab/>
+      </w:r>
+      <w:r>
+        <w:rPr>
+          <w:rFonts w:ascii="Times New Roman" w:hAnsi="Times New Roman" w:cs="Times New Roman"/>
+        </w:rPr>
+        <w:tab/>
+      </w:r>
+      <w:r>
+        <w:rPr>
+          <w:rFonts w:ascii="Times New Roman" w:hAnsi="Times New Roman" w:cs="Times New Roman"/>
+        </w:rPr>
+        <w:tab/>
+      </w:r>
+      <w:r>
+        <w:rPr>
+          <w:rFonts w:ascii="Times New Roman" w:hAnsi="Times New Roman" w:cs="Times New Roman"/>
+        </w:rPr>
+        <w:tab/>
+      </w:r>
+      <w:r>
+        <w:rPr>
+          <w:rFonts w:ascii="Times New Roman" w:hAnsi="Times New Roman" w:cs="Times New Roman"/>
+        </w:rPr>
+        <w:tab/>
+      </w:r>
+      <w:r>
+        <w:rPr>
+          <w:rFonts w:ascii="Times New Roman" w:hAnsi="Times New Roman" w:cs="Times New Roman"/>
+        </w:rPr>
+        <w:tab/>
+      </w:r>
+      <w:r>
+        <w:rPr>
+          <w:rFonts w:ascii="Times New Roman" w:hAnsi="Times New Roman" w:cs="Times New Roman"/>
+        </w:rPr>
+        <w:t>[1]</w:t>
+      </w:r>
+      <w:r>
+        <w:rPr>
+          <w:rFonts w:ascii="Times New Roman" w:hAnsi="Times New Roman" w:cs="Times New Roman"/>
+        </w:rPr>
+        <w:br/>
+        <w:t>(b) Find the sum of: 14:32, 15:36, 18:42.</w:t>
+      </w:r>
+      <w:r>
+        <w:rPr>
+          <w:rFonts w:ascii="Times New Roman" w:hAnsi="Times New Roman" w:cs="Times New Roman"/>
+        </w:rPr>
+        <w:tab/>
+      </w:r>
+      <w:r>
+        <w:rPr>
+          <w:rFonts w:ascii="Times New Roman" w:hAnsi="Times New Roman" w:cs="Times New Roman"/>
+        </w:rPr>
+        <w:tab/>
+      </w:r>
+      <w:r>
+        <w:rPr>
+          <w:rFonts w:ascii="Times New Roman" w:hAnsi="Times New Roman" w:cs="Times New Roman"/>
+        </w:rPr>
+        <w:tab/>
+      </w:r>
+      <w:r>
+        <w:rPr>
+          <w:rFonts w:ascii="Times New Roman" w:hAnsi="Times New Roman" w:cs="Times New Roman"/>
+        </w:rPr>
+        <w:tab/>
+      </w:r>
+      <w:r>
+        <w:rPr>
+          <w:rFonts w:ascii="Times New Roman" w:hAnsi="Times New Roman" w:cs="Times New Roman"/>
+        </w:rPr>
+        <w:t>[2]</w:t>
+      </w:r>
+      <w:r>
+        <w:rPr>
+          <w:rFonts w:ascii="Times New Roman" w:hAnsi="Times New Roman" w:cs="Times New Roman"/>
+        </w:rPr>
+        <w:br/>
+        <w:t>(c) A man has Rs. 500.50 daily income. If he spends Rs. 200.75 from this then what is his daily saving?</w:t>
+      </w:r>
+      <w:r>
+        <w:rPr>
+          <w:rFonts w:ascii="Times New Roman" w:hAnsi="Times New Roman" w:cs="Times New Roman"/>
+        </w:rPr>
+        <w:tab/>
+      </w:r>
+      <w:r>
+        <w:rPr>
+          <w:rFonts w:ascii="Times New Roman" w:hAnsi="Times New Roman" w:cs="Times New Roman"/>
+        </w:rPr>
+        <w:tab/>
+      </w:r>
+      <w:r>
+        <w:rPr>
+          <w:rFonts w:ascii="Times New Roman" w:hAnsi="Times New Roman" w:cs="Times New Roman"/>
+        </w:rPr>
+        <w:tab/>
+      </w:r>
+      <w:r>
+        <w:rPr>
+          <w:rFonts w:ascii="Times New Roman" w:hAnsi="Times New Roman" w:cs="Times New Roman"/>
+        </w:rPr>
+        <w:tab/>
+      </w:r>
+      <w:r>
+        <w:rPr>
+          <w:rFonts w:ascii="Times New Roman" w:hAnsi="Times New Roman" w:cs="Times New Roman"/>
+        </w:rPr>
+        <w:tab/>
+      </w:r>
+      <w:r>
+        <w:rPr>
+          <w:rFonts w:ascii="Times New Roman" w:hAnsi="Times New Roman" w:cs="Times New Roman"/>
+        </w:rPr>
+        <w:tab/>
+      </w:r>
+      <w:r>
+        <w:rPr>
+          <w:rFonts w:ascii="Times New Roman" w:hAnsi="Times New Roman" w:cs="Times New Roman"/>
+        </w:rPr>
+        <w:t>[2]</w:t>
+      </w:r>
+      <w:r>
+        <w:rPr>
+          <w:rFonts w:ascii="Times New Roman" w:hAnsi="Times New Roman" w:cs="Times New Roman"/>
+        </w:rPr>
+        <w:br/>
+      </w:r>
+      <w:r>
+        <w:rPr>
+          <w:rFonts w:ascii="Times New Roman" w:hAnsi="Times New Roman" w:cs="Times New Roman"/>
+          <w:b/>
+          <w:bCs/>
+        </w:rPr>
+        <w:t>6. Do the following activities.</w:t>
+      </w:r>
+      <w:r>
+        <w:rPr>
+          <w:rFonts w:ascii="Times New Roman" w:hAnsi="Times New Roman" w:cs="Times New Roman"/>
+          <w:b/>
+          <w:bCs/>
+        </w:rPr>
+        <w:br/>
+      </w:r>
+      <w:r>
+        <w:rPr>
+          <w:rFonts w:ascii="Times New Roman" w:hAnsi="Times New Roman" w:cs="Times New Roman"/>
+        </w:rPr>
+        <w:t>(a) Multiply.</w:t>
+      </w:r>
+      <w:r>
+        <w:rPr>
+          <w:rFonts w:ascii="Times New Roman" w:hAnsi="Times New Roman" w:cs="Times New Roman"/>
+        </w:rPr>
+        <w:tab/>
+      </w:r>
+      <w:r>
+        <w:rPr>
+          <w:rFonts w:ascii="Times New Roman" w:hAnsi="Times New Roman" w:cs="Times New Roman"/>
+        </w:rPr>
+        <w:tab/>
+      </w:r>
+      <w:r>
+        <w:rPr>
+          <w:rFonts w:ascii="Times New Roman" w:hAnsi="Times New Roman" w:cs="Times New Roman"/>
+        </w:rPr>
+        <w:tab/>
+      </w:r>
+      <w:r>
+        <w:rPr>
+          <w:rFonts w:ascii="Times New Roman" w:hAnsi="Times New Roman" w:cs="Times New Roman"/>
+        </w:rPr>
+        <w:tab/>
+      </w:r>
+      <w:r>
+        <w:rPr>
+          <w:rFonts w:ascii="Times New Roman" w:hAnsi="Times New Roman" w:cs="Times New Roman"/>
+        </w:rPr>
+        <w:tab/>
+      </w:r>
+      <w:r>
+        <w:rPr>
+          <w:rFonts w:ascii="Times New Roman" w:hAnsi="Times New Roman" w:cs="Times New Roman"/>
+        </w:rPr>
+        <w:tab/>
+      </w:r>
+      <w:r>
+        <w:rPr>
+          <w:rFonts w:ascii="Times New Roman" w:hAnsi="Times New Roman" w:cs="Times New Roman"/>
+        </w:rPr>
+        <w:tab/>
+      </w:r>
+      <w:r>
+        <w:rPr>
+          <w:rFonts w:ascii="Times New Roman" w:hAnsi="Times New Roman" w:cs="Times New Roman"/>
+        </w:rPr>
+        <w:t>[2]</w:t>
+      </w:r>
+      <w:r>
+        <w:rPr>
+          <w:rFonts w:ascii="Times New Roman" w:hAnsi="Times New Roman" w:cs="Times New Roman"/>
+        </w:rPr>
+        <w:br/>
+      </w:r>
+      <w:r>
+        <w:rPr>
+          <w:rFonts w:ascii="Times New Roman" w:hAnsi="Times New Roman" w:cs="Times New Roman"/>
+        </w:rPr>
+        <w:t xml:space="preserve">                                </w:t>
+      </w:r>
+      <w:r>
+        <w:rPr>
+          <w:rFonts w:ascii="Times New Roman" w:hAnsi="Times New Roman" w:cs="Times New Roman"/>
+        </w:rPr>
+        <w:t>km   m   cm</w:t>
+      </w:r>
+      <w:r>
+        <w:rPr>
+          <w:rFonts w:ascii="Times New Roman" w:hAnsi="Times New Roman" w:cs="Times New Roman"/>
+        </w:rPr>
+        <w:br/>
+      </w:r>
+      <w:r>
+        <w:rPr>
+          <w:rFonts w:ascii="Times New Roman" w:hAnsi="Times New Roman" w:cs="Times New Roman"/>
+        </w:rPr>
+        <w:t xml:space="preserve">                                 </w:t>
+      </w:r>
+      <w:r>
+        <w:rPr>
+          <w:rFonts w:ascii="Times New Roman" w:hAnsi="Times New Roman" w:cs="Times New Roman"/>
+        </w:rPr>
+        <w:t>12   3   8</w:t>
+      </w:r>
+      <w:r>
+        <w:rPr>
+          <w:rFonts w:ascii="Times New Roman" w:hAnsi="Times New Roman" w:cs="Times New Roman"/>
+        </w:rPr>
+        <w:br/>
+      </w:r>
+      <w:r>
+        <w:rPr>
+          <w:rFonts w:ascii="Times New Roman" w:hAnsi="Times New Roman" w:cs="Times New Roman"/>
+        </w:rPr>
+        <w:t xml:space="preserve">                                 </w:t>
+      </w:r>
+      <w:r>
+        <w:rPr>
+          <w:rFonts w:ascii="Times New Roman" w:hAnsi="Times New Roman" w:cs="Times New Roman"/>
+          <w:u w:val="single"/>
+        </w:rPr>
+        <w:t>×        12</w:t>
+      </w:r>
+      <w:r>
+        <w:rPr>
+          <w:rFonts w:ascii="Times New Roman" w:hAnsi="Times New Roman" w:cs="Times New Roman"/>
+        </w:rPr>
+        <w:br/>
+      </w:r>
+      <w:r>
+        <w:rPr>
+          <w:rFonts w:ascii="Times New Roman" w:hAnsi="Times New Roman" w:cs="Times New Roman"/>
+        </w:rPr>
+        <w:br/>
+        <w:t>(b) A 20 m 64 cm long ribbon is to be divided into 4 equal parts. Find t</w:t>
+      </w:r>
+      <w:r>
+        <w:rPr>
+          <w:rFonts w:ascii="Times New Roman" w:hAnsi="Times New Roman" w:cs="Times New Roman"/>
+        </w:rPr>
+        <w:t>he length of each part.</w:t>
+      </w:r>
+      <w:r>
+        <w:rPr>
+          <w:rFonts w:ascii="Times New Roman" w:hAnsi="Times New Roman" w:cs="Times New Roman"/>
+        </w:rPr>
+        <w:tab/>
+      </w:r>
+      <w:r>
+        <w:rPr>
+          <w:rFonts w:ascii="Times New Roman" w:hAnsi="Times New Roman" w:cs="Times New Roman"/>
+        </w:rPr>
+        <w:tab/>
+      </w:r>
+      <w:r>
+        <w:rPr>
+          <w:rFonts w:ascii="Times New Roman" w:hAnsi="Times New Roman" w:cs="Times New Roman"/>
+        </w:rPr>
+        <w:tab/>
+      </w:r>
+      <w:r>
+        <w:rPr>
+          <w:rFonts w:ascii="Times New Roman" w:hAnsi="Times New Roman" w:cs="Times New Roman"/>
+        </w:rPr>
+        <w:tab/>
+      </w:r>
+      <w:r>
+        <w:rPr>
+          <w:rFonts w:ascii="Times New Roman" w:hAnsi="Times New Roman" w:cs="Times New Roman"/>
+        </w:rPr>
+        <w:tab/>
+      </w:r>
+      <w:r>
+        <w:rPr>
+          <w:rFonts w:ascii="Times New Roman" w:hAnsi="Times New Roman" w:cs="Times New Roman"/>
+        </w:rPr>
+        <w:tab/>
+      </w:r>
+      <w:r>
+        <w:rPr>
+          <w:rFonts w:ascii="Times New Roman" w:hAnsi="Times New Roman" w:cs="Times New Roman"/>
+        </w:rPr>
+        <w:tab/>
+      </w:r>
+      <w:r>
+        <w:rPr>
+          <w:rFonts w:ascii="Times New Roman" w:hAnsi="Times New Roman" w:cs="Times New Roman"/>
+        </w:rPr>
+        <w:t>[2]</w:t>
+      </w:r>
+      <w:r>
+        <w:rPr>
+          <w:rFonts w:ascii="Times New Roman" w:hAnsi="Times New Roman" w:cs="Times New Roman"/>
+        </w:rPr>
+        <w:br/>
+      </w:r>
+      <w:r>
+        <w:rPr>
+          <w:rFonts w:ascii="Times New Roman" w:hAnsi="Times New Roman" w:cs="Times New Roman"/>
+        </w:rPr>
+        <w:br/>
+        <w:t>7.</w:t>
+      </w:r>
+      <w:r>
+        <w:rPr>
+          <w:rFonts w:ascii="Times New Roman" w:hAnsi="Times New Roman" w:cs="Times New Roman"/>
+        </w:rPr>
+        <w:t xml:space="preserve"> </w:t>
+      </w:r>
+      <w:r>
+        <w:rPr>
+          <w:rFonts w:ascii="Times New Roman" w:hAnsi="Times New Roman" w:cs="Times New Roman"/>
+        </w:rPr>
+        <w:t xml:space="preserve"> </w:t>
+      </w:r>
+      <w:r>
+        <w:rPr>
+          <w:rFonts w:ascii="Times New Roman" w:hAnsi="Times New Roman" w:cs="Times New Roman"/>
+        </w:rPr>
+        <w:t xml:space="preserve">(a) How many </w:t>
+      </w:r>
+      <w:proofErr w:type="spellStart"/>
+      <w:proofErr w:type="gramStart"/>
+      <w:r>
+        <w:rPr>
+          <w:rFonts w:ascii="Times New Roman" w:hAnsi="Times New Roman" w:cs="Times New Roman"/>
+        </w:rPr>
+        <w:t>Litre</w:t>
+      </w:r>
+      <w:proofErr w:type="spellEnd"/>
+      <w:proofErr w:type="gramEnd"/>
+      <w:r>
+        <w:rPr>
+          <w:rFonts w:ascii="Times New Roman" w:hAnsi="Times New Roman" w:cs="Times New Roman"/>
+        </w:rPr>
+        <w:t xml:space="preserve"> are there in 1 ml?</w:t>
+      </w:r>
+      <w:r>
+        <w:rPr>
+          <w:rFonts w:ascii="Times New Roman" w:hAnsi="Times New Roman" w:cs="Times New Roman"/>
+        </w:rPr>
+        <w:tab/>
+      </w:r>
+      <w:r>
+        <w:rPr>
+          <w:rFonts w:ascii="Times New Roman" w:hAnsi="Times New Roman" w:cs="Times New Roman"/>
+        </w:rPr>
+        <w:tab/>
+      </w:r>
+      <w:r>
+        <w:rPr>
+          <w:rFonts w:ascii="Times New Roman" w:hAnsi="Times New Roman" w:cs="Times New Roman"/>
+        </w:rPr>
+        <w:tab/>
+      </w:r>
+      <w:r>
+        <w:rPr>
+          <w:rFonts w:ascii="Times New Roman" w:hAnsi="Times New Roman" w:cs="Times New Roman"/>
+        </w:rPr>
+        <w:t>[1]</w:t>
+      </w:r>
+    </w:p>
+    <w:p>
+      <w:pPr>
+        <w:spacing w:after="0"/>
+        <w:ind w:firstLine="144"/>
+        <w:rPr>
+          <w:rFonts w:ascii="Times New Roman" w:hAnsi="Times New Roman" w:cs="Times New Roman"/>
+        </w:rPr>
+      </w:pPr>
+      <w:r>
+        <w:rPr>
+          <w:rFonts w:ascii="Times New Roman" w:hAnsi="Times New Roman" w:cs="Times New Roman"/>
+        </w:rPr>
+        <w:t xml:space="preserve">     </w:t>
+      </w:r>
+      <w:r>
+        <w:rPr>
+          <w:rFonts w:ascii="Times New Roman" w:hAnsi="Times New Roman" w:cs="Times New Roman"/>
+        </w:rPr>
+        <w:t xml:space="preserve">(b) Do you use measuring pot or measuring tape to measure the oil used </w:t>
       </w:r>
     </w:p>
     <w:p>
@@ -1497,86 +2423,61 @@
         <w:rPr>
           <w:rFonts w:ascii="Times New Roman" w:hAnsi="Times New Roman" w:cs="Times New Roman"/>
         </w:rPr>
-        <w:t xml:space="preserve">      </w:t>
-      </w:r>
-      <w:bookmarkStart w:id="0" w:name="_GoBack"/>
-      <w:bookmarkEnd w:id="0"/>
-      <w:r>
-        <w:rPr>
-          <w:rFonts w:ascii="Times New Roman" w:hAnsi="Times New Roman" w:cs="Times New Roman"/>
-        </w:rPr>
-        <w:t>of its measurement.</w:t>
-      </w:r>
-      <w:r>
-        <w:rPr>
-          <w:rFonts w:ascii="Times New Roman" w:hAnsi="Times New Roman" w:cs="Times New Roman"/>
-        </w:rPr>
-        <w:br/>
-      </w:r>
-      <w:r>
-        <w:rPr>
-          <w:rFonts w:ascii="Times New Roman" w:hAnsi="Times New Roman" w:cs="Times New Roman"/>
-        </w:rPr>
-        <w:br/>
-        <w:t>2. Look at the figure and answer the following questions.</w:t>
-      </w:r>
-      <w:r>
-        <w:rPr>
-          <w:rFonts w:ascii="Times New Roman" w:hAnsi="Times New Roman" w:cs="Times New Roman"/>
-          <w:noProof/>
-        </w:rPr>
-        <w:t xml:space="preserve"> </w:t>
-      </w:r>
-      <w:r>
-        <w:rPr>
-          <w:rFonts w:ascii="Times New Roman" w:hAnsi="Times New Roman" w:cs="Times New Roman"/>
-        </w:rPr>
-        <w:br/>
-        <w:t>(a) Name the quadrilateral and its sides. [1]</w:t>
-      </w:r>
-      <w:r>
-        <w:rPr>
-          <w:rFonts w:ascii="Times New Roman" w:hAnsi="Times New Roman" w:cs="Times New Roman"/>
-          <w:noProof/>
-        </w:rPr>
-        <w:t xml:space="preserve"> </w:t>
-      </w:r>
-      <w:r>
-        <w:rPr>
-          <w:rFonts w:ascii="Times New Roman" w:hAnsi="Times New Roman" w:cs="Times New Roman"/>
-        </w:rPr>
-        <w:br/>
-        <w:t xml:space="preserve">(b) Write the measurement of </w:t>
-      </w:r>
-      <w:r>
-        <w:rPr>
-          <w:rFonts w:ascii="Cambria Math" w:hAnsi="Cambria Math" w:cs="Cambria Math"/>
-        </w:rPr>
-        <w:t>∠</w:t>
-      </w:r>
-      <w:r>
-        <w:rPr>
-          <w:rFonts w:ascii="Times New Roman" w:hAnsi="Times New Roman" w:cs="Times New Roman"/>
-        </w:rPr>
-        <w:t xml:space="preserve">A and </w:t>
-      </w:r>
-      <w:r>
-        <w:rPr>
-          <w:rFonts w:ascii="Cambria Math" w:hAnsi="Cambria Math" w:cs="Cambria Math"/>
-        </w:rPr>
-        <w:t>∠</w:t>
-      </w:r>
-      <w:r>
-        <w:rPr>
-          <w:rFonts w:ascii="Times New Roman" w:hAnsi="Times New Roman" w:cs="Times New Roman"/>
-        </w:rPr>
-        <w:t xml:space="preserve">B and </w:t>
+        <w:t xml:space="preserve">           </w:t>
+      </w:r>
+      <w:r>
+        <w:rPr>
+          <w:rFonts w:ascii="Times New Roman" w:hAnsi="Times New Roman" w:cs="Times New Roman"/>
+        </w:rPr>
+        <w:t>in y</w:t>
+      </w:r>
+      <w:r>
+        <w:rPr>
+          <w:rFonts w:ascii="Times New Roman" w:hAnsi="Times New Roman" w:cs="Times New Roman"/>
+        </w:rPr>
+        <w:t>our kitchen?</w:t>
+      </w:r>
+      <w:r>
+        <w:rPr>
+          <w:rFonts w:ascii="Times New Roman" w:hAnsi="Times New Roman" w:cs="Times New Roman"/>
+        </w:rPr>
+        <w:tab/>
+      </w:r>
+      <w:r>
+        <w:rPr>
+          <w:rFonts w:ascii="Times New Roman" w:hAnsi="Times New Roman" w:cs="Times New Roman"/>
+        </w:rPr>
+        <w:tab/>
+      </w:r>
+      <w:r>
+        <w:rPr>
+          <w:rFonts w:ascii="Times New Roman" w:hAnsi="Times New Roman" w:cs="Times New Roman"/>
+        </w:rPr>
+        <w:tab/>
+      </w:r>
+      <w:r>
+        <w:rPr>
+          <w:rFonts w:ascii="Times New Roman" w:hAnsi="Times New Roman" w:cs="Times New Roman"/>
+        </w:rPr>
+        <w:tab/>
+      </w:r>
+      <w:r>
+        <w:rPr>
+          <w:rFonts w:ascii="Times New Roman" w:hAnsi="Times New Roman" w:cs="Times New Roman"/>
+        </w:rPr>
+        <w:tab/>
+      </w:r>
+      <w:r>
+        <w:rPr>
+          <w:rFonts w:ascii="Times New Roman" w:hAnsi="Times New Roman" w:cs="Times New Roman"/>
+        </w:rPr>
+        <w:t>[1]</w:t>
       </w:r>
     </w:p>
     <w:p>
       <w:pPr>
         <w:spacing w:after="0"/>
-        <w:ind w:left="720"/>
+        <w:ind w:left="432"/>
         <w:rPr>
           <w:rFonts w:ascii="Times New Roman" w:hAnsi="Times New Roman" w:cs="Times New Roman"/>
         </w:rPr>
@@ -1585,322 +2486,13 @@
         <w:rPr>
           <w:rFonts w:ascii="Times New Roman" w:hAnsi="Times New Roman" w:cs="Times New Roman"/>
         </w:rPr>
-        <w:t xml:space="preserve">find the sum of </w:t>
-      </w:r>
-      <w:r>
-        <w:rPr>
-          <w:rFonts w:ascii="Cambria Math" w:hAnsi="Cambria Math" w:cs="Cambria Math"/>
-        </w:rPr>
-        <w:t>∠</w:t>
-      </w:r>
-      <w:r>
-        <w:rPr>
-          <w:rFonts w:ascii="Times New Roman" w:hAnsi="Times New Roman" w:cs="Times New Roman"/>
-        </w:rPr>
-        <w:t xml:space="preserve">A and </w:t>
-      </w:r>
-      <w:r>
-        <w:rPr>
-          <w:rFonts w:ascii="Cambria Math" w:hAnsi="Cambria Math" w:cs="Cambria Math"/>
-        </w:rPr>
-        <w:t>∠</w:t>
-      </w:r>
-      <w:r>
-        <w:rPr>
-          <w:rFonts w:ascii="Times New Roman" w:hAnsi="Times New Roman" w:cs="Times New Roman"/>
-        </w:rPr>
-        <w:t>B. [2]</w:t>
-      </w:r>
-      <w:r>
-        <w:rPr>
-          <w:rFonts w:ascii="Times New Roman" w:hAnsi="Times New Roman" w:cs="Times New Roman"/>
-        </w:rPr>
-        <w:br/>
-        <w:t>(c) Find the value of Z. [2]</w:t>
-      </w:r>
-      <w:r>
-        <w:rPr>
-          <w:rFonts w:ascii="Times New Roman" w:hAnsi="Times New Roman" w:cs="Times New Roman"/>
-          <w:noProof/>
-        </w:rPr>
         <w:t xml:space="preserve"> </w:t>
       </w:r>
       <w:r>
         <w:rPr>
           <w:rFonts w:ascii="Times New Roman" w:hAnsi="Times New Roman" w:cs="Times New Roman"/>
         </w:rPr>
-        <w:br/>
-      </w:r>
-      <w:r>
-        <w:rPr>
-          <w:rFonts w:ascii="Times New Roman" w:hAnsi="Times New Roman" w:cs="Times New Roman"/>
-        </w:rPr>
-        <w:br/>
-        <w:t>3. The populat</w:t>
-      </w:r>
-      <w:r>
-        <w:rPr>
-          <w:rFonts w:ascii="Times New Roman" w:hAnsi="Times New Roman" w:cs="Times New Roman"/>
-        </w:rPr>
-        <w:t>ion of Germany in January 2023 is eight crore forty-four lakh seventy-eight thousand four hundred eighty one.</w:t>
-      </w:r>
-      <w:r>
-        <w:rPr>
-          <w:rFonts w:ascii="Times New Roman" w:hAnsi="Times New Roman" w:cs="Times New Roman"/>
-        </w:rPr>
-        <w:br/>
-        <w:t>(a) Rewrite the population in numerals. [1]</w:t>
-      </w:r>
-      <w:r>
-        <w:rPr>
-          <w:rFonts w:ascii="Times New Roman" w:hAnsi="Times New Roman" w:cs="Times New Roman"/>
-        </w:rPr>
-        <w:br/>
-        <w:t>(b) Write the place value of 7. [1]</w:t>
-      </w:r>
-      <w:r>
-        <w:rPr>
-          <w:rFonts w:ascii="Times New Roman" w:hAnsi="Times New Roman" w:cs="Times New Roman"/>
-          <w:noProof/>
-        </w:rPr>
-        <w:t xml:space="preserve"> </w:t>
-      </w:r>
-      <w:r>
-        <w:rPr>
-          <w:rFonts w:ascii="Times New Roman" w:hAnsi="Times New Roman" w:cs="Times New Roman"/>
-        </w:rPr>
-        <w:br/>
-        <w:t xml:space="preserve">(c) Round off 765 </w:t>
-      </w:r>
-      <w:r>
-        <w:rPr>
-          <w:rFonts w:ascii="Times New Roman" w:hAnsi="Times New Roman" w:cs="Times New Roman"/>
-        </w:rPr>
-        <w:t>to the nearest hundred. [1]</w:t>
-      </w:r>
-      <w:r>
-        <w:rPr>
-          <w:rFonts w:ascii="Times New Roman" w:hAnsi="Times New Roman" w:cs="Times New Roman"/>
-        </w:rPr>
-        <w:br/>
-        <w:t>(d) Represent th</w:t>
-      </w:r>
-      <w:r>
-        <w:rPr>
-          <w:rFonts w:ascii="Times New Roman" w:hAnsi="Times New Roman" w:cs="Times New Roman"/>
-        </w:rPr>
-        <w:t>e above number in place value table of national system. [2]</w:t>
-      </w:r>
-      <w:r>
-        <w:rPr>
-          <w:rFonts w:ascii="Times New Roman" w:hAnsi="Times New Roman" w:cs="Times New Roman"/>
-        </w:rPr>
-        <w:br/>
-      </w:r>
-      <w:r>
-        <w:rPr>
-          <w:rFonts w:ascii="Times New Roman" w:hAnsi="Times New Roman" w:cs="Times New Roman"/>
-        </w:rPr>
-        <w:br/>
-        <w:t>4. Convert the followings into seconds.</w:t>
-      </w:r>
-      <w:r>
-        <w:rPr>
-          <w:rFonts w:ascii="Times New Roman" w:hAnsi="Times New Roman" w:cs="Times New Roman"/>
-        </w:rPr>
-        <w:br/>
-        <w:t>(a) 15 minutes 40 seconds. [</w:t>
-      </w:r>
-      <w:r>
-        <w:rPr>
-          <w:rFonts w:ascii="Times New Roman" w:hAnsi="Times New Roman" w:cs="Times New Roman"/>
-        </w:rPr>
-        <w:t>1</w:t>
-      </w:r>
-      <w:r>
-        <w:rPr>
-          <w:rFonts w:ascii="Times New Roman" w:hAnsi="Times New Roman" w:cs="Times New Roman"/>
-        </w:rPr>
-        <w:t>]</w:t>
-      </w:r>
-      <w:r>
-        <w:rPr>
-          <w:rFonts w:ascii="Times New Roman" w:hAnsi="Times New Roman" w:cs="Times New Roman"/>
-        </w:rPr>
-        <w:br/>
-        <w:t>(b) Hari can do a piece of work in 40 minutes. In how many hours and minutes can he do such 5 pieces of work? [2]</w:t>
-      </w:r>
-      <w:r>
-        <w:rPr>
-          <w:rFonts w:ascii="Times New Roman" w:hAnsi="Times New Roman" w:cs="Times New Roman"/>
-        </w:rPr>
-        <w:br/>
-        <w:t>(c) How ma</w:t>
-      </w:r>
-      <w:r>
-        <w:rPr>
-          <w:rFonts w:ascii="Times New Roman" w:hAnsi="Times New Roman" w:cs="Times New Roman"/>
-        </w:rPr>
-        <w:t>ny days are there in a leap year? [1]</w:t>
-      </w:r>
-      <w:r>
-        <w:rPr>
-          <w:rFonts w:ascii="Times New Roman" w:hAnsi="Times New Roman" w:cs="Times New Roman"/>
-        </w:rPr>
-        <w:br/>
-      </w:r>
-      <w:r>
-        <w:rPr>
-          <w:rFonts w:ascii="Times New Roman" w:hAnsi="Times New Roman" w:cs="Times New Roman"/>
-        </w:rPr>
-        <w:br/>
-        <w:t>5. Find the result.</w:t>
-      </w:r>
-      <w:r>
-        <w:rPr>
-          <w:rFonts w:ascii="Times New Roman" w:hAnsi="Times New Roman" w:cs="Times New Roman"/>
-        </w:rPr>
-        <w:br/>
-        <w:t>(a) 198.52 m – 13.75 m [1]</w:t>
-      </w:r>
-      <w:r>
-        <w:rPr>
-          <w:rFonts w:ascii="Times New Roman" w:hAnsi="Times New Roman" w:cs="Times New Roman"/>
-        </w:rPr>
-        <w:br/>
-        <w:t>(b) Find the sum of: 14:32, 15:36, 18:42. [2]</w:t>
-      </w:r>
-      <w:r>
-        <w:rPr>
-          <w:rFonts w:ascii="Times New Roman" w:hAnsi="Times New Roman" w:cs="Times New Roman"/>
-        </w:rPr>
-        <w:br/>
-        <w:t>(c) A man has Rs. 500.50 daily income. If he spends Rs. 200.75 from this then what is his daily saving? [2]</w:t>
-      </w:r>
-      <w:r>
-        <w:rPr>
-          <w:rFonts w:ascii="Times New Roman" w:hAnsi="Times New Roman" w:cs="Times New Roman"/>
-        </w:rPr>
-        <w:br/>
-      </w:r>
-      <w:r>
-        <w:rPr>
-          <w:rFonts w:ascii="Times New Roman" w:hAnsi="Times New Roman" w:cs="Times New Roman"/>
-        </w:rPr>
-        <w:br/>
-        <w:t>6. Do the follo</w:t>
-      </w:r>
-      <w:r>
-        <w:rPr>
-          <w:rFonts w:ascii="Times New Roman" w:hAnsi="Times New Roman" w:cs="Times New Roman"/>
-        </w:rPr>
-        <w:t>wing activities.</w:t>
-      </w:r>
-      <w:r>
-        <w:rPr>
-          <w:rFonts w:ascii="Times New Roman" w:hAnsi="Times New Roman" w:cs="Times New Roman"/>
-        </w:rPr>
-        <w:br/>
-        <w:t>(a) Multiply.</w:t>
-      </w:r>
-      <w:r>
-        <w:rPr>
-          <w:rFonts w:ascii="Times New Roman" w:hAnsi="Times New Roman" w:cs="Times New Roman"/>
-        </w:rPr>
-        <w:t xml:space="preserve">   [2]</w:t>
-      </w:r>
-      <w:r>
-        <w:rPr>
-          <w:rFonts w:ascii="Times New Roman" w:hAnsi="Times New Roman" w:cs="Times New Roman"/>
-        </w:rPr>
-        <w:br/>
-      </w:r>
-      <w:r>
-        <w:rPr>
-          <w:rFonts w:ascii="Times New Roman" w:hAnsi="Times New Roman" w:cs="Times New Roman"/>
-        </w:rPr>
-        <w:t xml:space="preserve">                                </w:t>
-      </w:r>
-      <w:r>
-        <w:rPr>
-          <w:rFonts w:ascii="Times New Roman" w:hAnsi="Times New Roman" w:cs="Times New Roman"/>
-        </w:rPr>
-        <w:t>km   m   cm</w:t>
-      </w:r>
-      <w:r>
-        <w:rPr>
-          <w:rFonts w:ascii="Times New Roman" w:hAnsi="Times New Roman" w:cs="Times New Roman"/>
-        </w:rPr>
-        <w:br/>
-      </w:r>
-      <w:r>
-        <w:rPr>
-          <w:rFonts w:ascii="Times New Roman" w:hAnsi="Times New Roman" w:cs="Times New Roman"/>
-        </w:rPr>
-        <w:t xml:space="preserve">                                 </w:t>
-      </w:r>
-      <w:r>
-        <w:rPr>
-          <w:rFonts w:ascii="Times New Roman" w:hAnsi="Times New Roman" w:cs="Times New Roman"/>
-        </w:rPr>
-        <w:t>12   3   8</w:t>
-      </w:r>
-      <w:r>
-        <w:rPr>
-          <w:rFonts w:ascii="Times New Roman" w:hAnsi="Times New Roman" w:cs="Times New Roman"/>
-        </w:rPr>
-        <w:br/>
-      </w:r>
-      <w:r>
-        <w:rPr>
-          <w:rFonts w:ascii="Times New Roman" w:hAnsi="Times New Roman" w:cs="Times New Roman"/>
-        </w:rPr>
-        <w:t xml:space="preserve">                                 </w:t>
-      </w:r>
-      <w:r>
-        <w:rPr>
-          <w:rFonts w:ascii="Times New Roman" w:hAnsi="Times New Roman" w:cs="Times New Roman"/>
-          <w:u w:val="single"/>
-        </w:rPr>
-        <w:t>×        12</w:t>
-      </w:r>
-      <w:r>
-        <w:rPr>
-          <w:rFonts w:ascii="Times New Roman" w:hAnsi="Times New Roman" w:cs="Times New Roman"/>
-        </w:rPr>
-        <w:br/>
-      </w:r>
-      <w:r>
-        <w:rPr>
-          <w:rFonts w:ascii="Times New Roman" w:hAnsi="Times New Roman" w:cs="Times New Roman"/>
-        </w:rPr>
-        <w:br/>
-        <w:t>(b) A 20 m 64 cm long ribbon is to be divided into 4 equal parts. Find t</w:t>
-      </w:r>
-      <w:r>
-        <w:rPr>
-          <w:rFonts w:ascii="Times New Roman" w:hAnsi="Times New Roman" w:cs="Times New Roman"/>
-        </w:rPr>
-        <w:t>he length of each part. [2]</w:t>
-      </w:r>
-      <w:r>
-        <w:rPr>
-          <w:rFonts w:ascii="Times New Roman" w:hAnsi="Times New Roman" w:cs="Times New Roman"/>
-        </w:rPr>
-        <w:br/>
-      </w:r>
-      <w:r>
-        <w:rPr>
-          <w:rFonts w:ascii="Times New Roman" w:hAnsi="Times New Roman" w:cs="Times New Roman"/>
-        </w:rPr>
-        <w:br/>
-      </w:r>
-      <w:r>
-        <w:rPr>
-          <w:rFonts w:ascii="Times New Roman" w:hAnsi="Times New Roman" w:cs="Times New Roman"/>
-        </w:rPr>
-        <w:lastRenderedPageBreak/>
-        <w:t>7.</w:t>
+        <w:t>(c) Multiply.</w:t>
       </w:r>
       <w:r>
         <w:rPr>
@@ -1942,116 +2534,7 @@
         <w:rPr>
           <w:rFonts w:ascii="Times New Roman" w:hAnsi="Times New Roman" w:cs="Times New Roman"/>
         </w:rPr>
-        <w:tab/>
-      </w:r>
-      <w:r>
-        <w:rPr>
-          <w:rFonts w:ascii="Times New Roman" w:hAnsi="Times New Roman" w:cs="Times New Roman"/>
-        </w:rPr>
-        <w:tab/>
-      </w:r>
-      <w:r>
-        <w:rPr>
-          <w:rFonts w:ascii="Times New Roman" w:hAnsi="Times New Roman" w:cs="Times New Roman"/>
-        </w:rPr>
-        <w:tab/>
-      </w:r>
-      <w:r>
-        <w:rPr>
-          <w:rFonts w:ascii="Times New Roman" w:hAnsi="Times New Roman" w:cs="Times New Roman"/>
-        </w:rPr>
-        <w:tab/>
-        <w:t xml:space="preserve">                         </w:t>
-      </w:r>
-      <w:r>
-        <w:rPr>
-          <w:rFonts w:ascii="Times New Roman" w:hAnsi="Times New Roman" w:cs="Times New Roman"/>
-        </w:rPr>
-        <w:t xml:space="preserve">(a) How many </w:t>
-      </w:r>
-      <w:proofErr w:type="spellStart"/>
-      <w:r>
-        <w:rPr>
-          <w:rFonts w:ascii="Times New Roman" w:hAnsi="Times New Roman" w:cs="Times New Roman"/>
-        </w:rPr>
-        <w:t>Litre</w:t>
-      </w:r>
-      <w:proofErr w:type="spellEnd"/>
-      <w:r>
-        <w:rPr>
-          <w:rFonts w:ascii="Times New Roman" w:hAnsi="Times New Roman" w:cs="Times New Roman"/>
-        </w:rPr>
-        <w:t xml:space="preserve"> are there in 1 ml? [1]</w:t>
-      </w:r>
-      <w:r>
-        <w:rPr>
-          <w:rFonts w:ascii="Times New Roman" w:hAnsi="Times New Roman" w:cs="Times New Roman"/>
-        </w:rPr>
-        <w:tab/>
-      </w:r>
-      <w:r>
-        <w:rPr>
-          <w:rFonts w:ascii="Times New Roman" w:hAnsi="Times New Roman" w:cs="Times New Roman"/>
-        </w:rPr>
-        <w:tab/>
-      </w:r>
-      <w:r>
-        <w:rPr>
-          <w:rFonts w:ascii="Times New Roman" w:hAnsi="Times New Roman" w:cs="Times New Roman"/>
-        </w:rPr>
-        <w:tab/>
-      </w:r>
-      <w:r>
-        <w:rPr>
-          <w:rFonts w:ascii="Times New Roman" w:hAnsi="Times New Roman" w:cs="Times New Roman"/>
-        </w:rPr>
-        <w:tab/>
-      </w:r>
-      <w:r>
-        <w:rPr>
-          <w:rFonts w:ascii="Times New Roman" w:hAnsi="Times New Roman" w:cs="Times New Roman"/>
-        </w:rPr>
-        <w:tab/>
-        <w:t xml:space="preserve">       </w:t>
-      </w:r>
-      <w:proofErr w:type="gramStart"/>
-      <w:r>
-        <w:rPr>
-          <w:rFonts w:ascii="Times New Roman" w:hAnsi="Times New Roman" w:cs="Times New Roman"/>
-        </w:rPr>
-        <w:t xml:space="preserve">   </w:t>
-      </w:r>
-      <w:r>
-        <w:rPr>
-          <w:rFonts w:ascii="Times New Roman" w:hAnsi="Times New Roman" w:cs="Times New Roman"/>
-        </w:rPr>
-        <w:t>(</w:t>
-      </w:r>
-      <w:proofErr w:type="gramEnd"/>
-      <w:r>
-        <w:rPr>
-          <w:rFonts w:ascii="Times New Roman" w:hAnsi="Times New Roman" w:cs="Times New Roman"/>
-        </w:rPr>
-        <w:t>b) Do you use measuring pot or measuring t</w:t>
-      </w:r>
-      <w:r>
-        <w:rPr>
-          <w:rFonts w:ascii="Times New Roman" w:hAnsi="Times New Roman" w:cs="Times New Roman"/>
-        </w:rPr>
-        <w:t>ape to measure the oil used in y</w:t>
-      </w:r>
-      <w:r>
-        <w:rPr>
-          <w:rFonts w:ascii="Times New Roman" w:hAnsi="Times New Roman" w:cs="Times New Roman"/>
-        </w:rPr>
-        <w:t>our kitchen? [1]</w:t>
-      </w:r>
-      <w:r>
-        <w:rPr>
-          <w:rFonts w:ascii="Times New Roman" w:hAnsi="Times New Roman" w:cs="Times New Roman"/>
-        </w:rPr>
-        <w:br/>
-        <w:t>(c) Multiply. [2]</w:t>
+        <w:t>[2]</w:t>
       </w:r>
       <w:r>
         <w:rPr>
@@ -2114,14 +2597,52 @@
           <w:rFonts w:ascii="Times New Roman" w:hAnsi="Times New Roman" w:cs="Times New Roman"/>
         </w:rPr>
         <w:br/>
+      </w:r>
+      <w:r>
+        <w:rPr>
+          <w:rFonts w:ascii="Times New Roman" w:hAnsi="Times New Roman" w:cs="Times New Roman"/>
+          <w:b/>
+          <w:bCs/>
+        </w:rPr>
         <w:t>8. Do the following activities.</w:t>
       </w:r>
       <w:r>
         <w:rPr>
           <w:rFonts w:ascii="Times New Roman" w:hAnsi="Times New Roman" w:cs="Times New Roman"/>
+          <w:b/>
+          <w:bCs/>
         </w:rPr>
         <w:br/>
-        <w:t>(a) What is the formula to find perimeter of square. [1]</w:t>
+      </w:r>
+      <w:r>
+        <w:rPr>
+          <w:rFonts w:ascii="Times New Roman" w:hAnsi="Times New Roman" w:cs="Times New Roman"/>
+        </w:rPr>
+        <w:t>(a) What is the formula to find perimeter of square.</w:t>
+      </w:r>
+      <w:r>
+        <w:rPr>
+          <w:rFonts w:ascii="Times New Roman" w:hAnsi="Times New Roman" w:cs="Times New Roman"/>
+        </w:rPr>
+        <w:tab/>
+      </w:r>
+      <w:r>
+        <w:rPr>
+          <w:rFonts w:ascii="Times New Roman" w:hAnsi="Times New Roman" w:cs="Times New Roman"/>
+        </w:rPr>
+        <w:tab/>
+      </w:r>
+      <w:r>
+        <w:rPr>
+          <w:rFonts w:ascii="Times New Roman" w:hAnsi="Times New Roman" w:cs="Times New Roman"/>
+        </w:rPr>
+        <w:tab/>
+      </w:r>
+      <w:r>
+        <w:rPr>
+          <w:rFonts w:ascii="Times New Roman" w:hAnsi="Times New Roman" w:cs="Times New Roman"/>
+        </w:rPr>
+        <w:t>[1]</w:t>
       </w:r>
       <w:r>
         <w:rPr>
@@ -2146,7 +2667,7 @@
         <mc:AlternateContent>
           <mc:Choice Requires="wps">
             <w:drawing>
-              <wp:anchor distT="0" distB="0" distL="114300" distR="114300" simplePos="0" relativeHeight="251741184" behindDoc="0" locked="0" layoutInCell="1" allowOverlap="1" wp14:anchorId="48E7A4AF" wp14:editId="79A5A6A9">
+              <wp:anchor distT="0" distB="0" distL="114300" distR="114300" simplePos="0" relativeHeight="251741184" behindDoc="0" locked="0" layoutInCell="1" allowOverlap="1" wp14:anchorId="44771004" wp14:editId="26AE4ED5">
                 <wp:simplePos x="0" y="0"/>
                 <wp:positionH relativeFrom="column">
                   <wp:posOffset>1097280</wp:posOffset>
@@ -2240,7 +2761,7 @@
         <mc:AlternateContent>
           <mc:Choice Requires="wps">
             <w:drawing>
-              <wp:anchor distT="0" distB="0" distL="114300" distR="114300" simplePos="0" relativeHeight="251743232" behindDoc="0" locked="0" layoutInCell="1" allowOverlap="1" wp14:anchorId="0E9F4384" wp14:editId="0EEDCCD0">
+              <wp:anchor distT="0" distB="0" distL="114300" distR="114300" simplePos="0" relativeHeight="251743232" behindDoc="0" locked="0" layoutInCell="1" allowOverlap="1" wp14:anchorId="08131201" wp14:editId="5EA674EC">
                 <wp:simplePos x="0" y="0"/>
                 <wp:positionH relativeFrom="column">
                   <wp:posOffset>1485900</wp:posOffset>
@@ -2273,11 +2794,9 @@
                       <wps:txbx>
                         <w:txbxContent>
                           <w:p>
-                            <w:proofErr w:type="spellStart"/>
                             <w:r>
                               <w:t>5cm</w:t>
                             </w:r>
-                            <w:proofErr w:type="spellEnd"/>
                           </w:p>
                         </w:txbxContent>
                       </wps:txbx>
@@ -2301,15 +2820,13 @@
           </mc:Choice>
           <mc:Fallback>
             <w:pict>
-              <v:shape w14:anchorId="0E9F4384" id="Text Box 28" o:spid="_x0000_s1033" type="#_x0000_t202" style="position:absolute;left:0;text-align:left;margin-left:117pt;margin-top:19.75pt;width:37.8pt;height:20.4pt;z-index:251743232;visibility:visible;mso-wrap-style:square;mso-width-percent:0;mso-height-percent:0;mso-wrap-distance-left:9pt;mso-wrap-distance-top:0;mso-wrap-distance-right:9pt;mso-wrap-distance-bottom:0;mso-position-horizontal:absolute;mso-position-horizontal-relative:text;mso-position-vertical:absolute;mso-position-vertical-relative:text;mso-width-percent:0;mso-height-percent:0;mso-width-relative:margin;mso-height-relative:margin;v-text-anchor:top" o:gfxdata="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" filled="f" stroked="f" strokeweight=".5pt">
+              <v:shape w14:anchorId="08131201" id="Text Box 28" o:spid="_x0000_s1047" type="#_x0000_t202" style="position:absolute;left:0;text-align:left;margin-left:117pt;margin-top:19.75pt;width:37.8pt;height:20.4pt;z-index:251743232;visibility:visible;mso-wrap-style:square;mso-width-percent:0;mso-height-percent:0;mso-wrap-distance-left:9pt;mso-wrap-distance-top:0;mso-wrap-distance-right:9pt;mso-wrap-distance-bottom:0;mso-position-horizontal:absolute;mso-position-horizontal-relative:text;mso-position-vertical:absolute;mso-position-vertical-relative:text;mso-width-percent:0;mso-height-percent:0;mso-width-relative:margin;mso-height-relative:margin;v-text-anchor:top" o:gfxdata="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" filled="f" stroked="f" strokeweight=".5pt">
                 <v:textbox>
                   <w:txbxContent>
                     <w:p>
-                      <w:proofErr w:type="spellStart"/>
                       <w:r>
                         <w:t>5cm</w:t>
                       </w:r>
-                      <w:proofErr w:type="spellEnd"/>
                     </w:p>
                   </w:txbxContent>
                 </v:textbox>
@@ -2329,6 +2846,7 @@
     </w:p>
     <w:p>
       <w:pPr>
+        <w:spacing w:after="0"/>
         <w:ind w:left="720"/>
         <w:rPr>
           <w:rFonts w:ascii="Times New Roman" w:hAnsi="Times New Roman" w:cs="Times New Roman"/>
@@ -2338,19 +2856,75 @@
         <w:rPr>
           <w:rFonts w:ascii="Times New Roman" w:hAnsi="Times New Roman" w:cs="Times New Roman"/>
         </w:rPr>
-        <w:t xml:space="preserve">(c) Find the perimeter of a rectangular ground </w:t>
-      </w:r>
-      <w:r>
-        <w:rPr>
-          <w:rFonts w:ascii="Times New Roman" w:hAnsi="Times New Roman" w:cs="Times New Roman"/>
-        </w:rPr>
-        <w:t>whose length is</w:t>
-      </w:r>
-      <w:r>
-        <w:rPr>
-          <w:rFonts w:ascii="Times New Roman" w:hAnsi="Times New Roman" w:cs="Times New Roman"/>
-        </w:rPr>
-        <w:t xml:space="preserve"> 40 m and breadth is 30 m. [2]</w:t>
+        <w:t>(c) Find the perimeter of a rectangular ground whose length is</w:t>
+      </w:r>
+      <w:r>
+        <w:rPr>
+          <w:rFonts w:ascii="Times New Roman" w:hAnsi="Times New Roman" w:cs="Times New Roman"/>
+        </w:rPr>
+        <w:t xml:space="preserve"> 40 m and breadth </w:t>
+      </w:r>
+      <w:proofErr w:type="gramStart"/>
+      <w:r>
+        <w:rPr>
+          <w:rFonts w:ascii="Times New Roman" w:hAnsi="Times New Roman" w:cs="Times New Roman"/>
+        </w:rPr>
+        <w:t>is</w:t>
+      </w:r>
+      <w:proofErr w:type="gramEnd"/>
+      <w:r>
+        <w:rPr>
+          <w:rFonts w:ascii="Times New Roman" w:hAnsi="Times New Roman" w:cs="Times New Roman"/>
+        </w:rPr>
+        <w:t xml:space="preserve"> 30 m.</w:t>
+      </w:r>
+      <w:r>
+        <w:rPr>
+          <w:rFonts w:ascii="Times New Roman" w:hAnsi="Times New Roman" w:cs="Times New Roman"/>
+        </w:rPr>
+        <w:tab/>
+      </w:r>
+      <w:r>
+        <w:rPr>
+          <w:rFonts w:ascii="Times New Roman" w:hAnsi="Times New Roman" w:cs="Times New Roman"/>
+        </w:rPr>
+        <w:tab/>
+      </w:r>
+      <w:r>
+        <w:rPr>
+          <w:rFonts w:ascii="Times New Roman" w:hAnsi="Times New Roman" w:cs="Times New Roman"/>
+        </w:rPr>
+        <w:tab/>
+      </w:r>
+      <w:r>
+        <w:rPr>
+          <w:rFonts w:ascii="Times New Roman" w:hAnsi="Times New Roman" w:cs="Times New Roman"/>
+        </w:rPr>
+        <w:tab/>
+      </w:r>
+      <w:r>
+        <w:rPr>
+          <w:rFonts w:ascii="Times New Roman" w:hAnsi="Times New Roman" w:cs="Times New Roman"/>
+        </w:rPr>
+        <w:tab/>
+      </w:r>
+      <w:r>
+        <w:rPr>
+          <w:rFonts w:ascii="Times New Roman" w:hAnsi="Times New Roman" w:cs="Times New Roman"/>
+        </w:rPr>
+        <w:tab/>
+      </w:r>
+      <w:r>
+        <w:rPr>
+          <w:rFonts w:ascii="Times New Roman" w:hAnsi="Times New Roman" w:cs="Times New Roman"/>
+        </w:rPr>
+        <w:tab/>
+      </w:r>
+      <w:r>
+        <w:rPr>
+          <w:rFonts w:ascii="Times New Roman" w:hAnsi="Times New Roman" w:cs="Times New Roman"/>
+        </w:rPr>
+        <w:t>[2]</w:t>
       </w:r>
       <w:r>
         <w:rPr>
@@ -2364,23 +2938,27 @@
         <w:ind w:left="720"/>
         <w:rPr>
           <w:rFonts w:ascii="Times New Roman" w:hAnsi="Times New Roman" w:cs="Times New Roman"/>
+          <w:b/>
+          <w:bCs/>
         </w:rPr>
       </w:pPr>
       <w:r>
         <w:rPr>
           <w:rFonts w:ascii="Times New Roman" w:hAnsi="Times New Roman" w:cs="Times New Roman"/>
+          <w:b/>
+          <w:bCs/>
           <w:noProof/>
         </w:rPr>
         <mc:AlternateContent>
           <mc:Choice Requires="wps">
             <w:drawing>
-              <wp:anchor distT="0" distB="0" distL="114300" distR="114300" simplePos="0" relativeHeight="251744256" behindDoc="0" locked="0" layoutInCell="1" allowOverlap="1" wp14:anchorId="66CBFA19" wp14:editId="3A467231">
+              <wp:anchor distT="0" distB="0" distL="114300" distR="114300" simplePos="0" relativeHeight="251744256" behindDoc="0" locked="0" layoutInCell="1" allowOverlap="1" wp14:anchorId="32E0634B" wp14:editId="29B29A6E">
                 <wp:simplePos x="0" y="0"/>
                 <wp:positionH relativeFrom="column">
                   <wp:posOffset>990600</wp:posOffset>
                 </wp:positionH>
                 <wp:positionV relativeFrom="paragraph">
-                  <wp:posOffset>294640</wp:posOffset>
+                  <wp:posOffset>218440</wp:posOffset>
                 </wp:positionV>
                 <wp:extent cx="1021080" cy="914400"/>
                 <wp:effectExtent l="57150" t="19050" r="83820" b="95250"/>
@@ -2440,7 +3018,7 @@
           </mc:Choice>
           <mc:Fallback>
             <w:pict>
-              <v:rect w14:anchorId="377ED476" id="Rectangle 29" o:spid="_x0000_s1026" style="position:absolute;margin-left:78pt;margin-top:23.2pt;width:80.4pt;height:1in;z-index:251744256;visibility:visible;mso-wrap-style:square;mso-width-percent:0;mso-height-percent:0;mso-wrap-distance-left:9pt;mso-wrap-distance-top:0;mso-wrap-distance-right:9pt;mso-wrap-distance-bottom:0;mso-position-horizontal:absolute;mso-position-horizontal-relative:text;mso-position-vertical:absolute;mso-position-vertical-relative:text;mso-width-percent:0;mso-height-percent:0;mso-width-relative:margin;mso-height-relative:margin;v-text-anchor:middle" o:gfxdata="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" filled="f" strokecolor="black [3213]" strokeweight="1.5pt">
+              <v:rect w14:anchorId="11C941AC" id="Rectangle 29" o:spid="_x0000_s1026" style="position:absolute;margin-left:78pt;margin-top:17.2pt;width:80.4pt;height:1in;z-index:251744256;visibility:visible;mso-wrap-style:square;mso-width-percent:0;mso-height-percent:0;mso-wrap-distance-left:9pt;mso-wrap-distance-top:0;mso-wrap-distance-right:9pt;mso-wrap-distance-bottom:0;mso-position-horizontal:absolute;mso-position-horizontal-relative:text;mso-position-vertical:absolute;mso-position-vertical-relative:text;mso-width-percent:0;mso-height-percent:0;mso-width-relative:margin;mso-height-relative:margin;v-text-anchor:middle" o:gfxdata="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" filled="f" strokecolor="black [3213]" strokeweight="1.5pt">
                 <v:shadow on="t" color="black" opacity="22937f" origin=",.5" offset="0,.63889mm"/>
               </v:rect>
             </w:pict>
@@ -2450,6 +3028,8 @@
       <w:r>
         <w:rPr>
           <w:rFonts w:ascii="Times New Roman" w:hAnsi="Times New Roman" w:cs="Times New Roman"/>
+          <w:b/>
+          <w:bCs/>
         </w:rPr>
         <w:t>9. A rectangular garden is shown below.</w:t>
       </w:r>
@@ -2477,7 +3057,7 @@
         <mc:AlternateContent>
           <mc:Choice Requires="wps">
             <w:drawing>
-              <wp:anchor distT="0" distB="0" distL="114300" distR="114300" simplePos="0" relativeHeight="251747328" behindDoc="0" locked="0" layoutInCell="1" allowOverlap="1" wp14:anchorId="31D0F50A" wp14:editId="38554BA3">
+              <wp:anchor distT="0" distB="0" distL="114300" distR="114300" simplePos="0" relativeHeight="251747328" behindDoc="0" locked="0" layoutInCell="1" allowOverlap="1" wp14:anchorId="7B999507" wp14:editId="4DF7225B">
                 <wp:simplePos x="0" y="0"/>
                 <wp:positionH relativeFrom="column">
                   <wp:posOffset>2049780</wp:posOffset>
@@ -2541,7 +3121,7 @@
           </mc:Choice>
           <mc:Fallback>
             <w:pict>
-              <v:shape w14:anchorId="31D0F50A" id="Text Box 31" o:spid="_x0000_s1034" type="#_x0000_t202" style="position:absolute;left:0;text-align:left;margin-left:161.4pt;margin-top:6.05pt;width:40.2pt;height:18.6pt;z-index:251747328;visibility:visible;mso-wrap-style:square;mso-width-percent:0;mso-height-percent:0;mso-wrap-distance-left:9pt;mso-wrap-distance-top:0;mso-wrap-distance-right:9pt;mso-wrap-distance-bottom:0;mso-position-horizontal:absolute;mso-position-horizontal-relative:text;mso-position-vertical:absolute;mso-position-vertical-relative:text;mso-width-percent:0;mso-height-percent:0;mso-width-relative:margin;mso-height-relative:margin;v-text-anchor:top" o:gfxdata="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" fillcolor="window" stroked="f" strokeweight=".5pt">
+              <v:shape w14:anchorId="7B999507" id="Text Box 31" o:spid="_x0000_s1048" type="#_x0000_t202" style="position:absolute;left:0;text-align:left;margin-left:161.4pt;margin-top:6.05pt;width:40.2pt;height:18.6pt;z-index:251747328;visibility:visible;mso-wrap-style:square;mso-width-percent:0;mso-height-percent:0;mso-wrap-distance-left:9pt;mso-wrap-distance-top:0;mso-wrap-distance-right:9pt;mso-wrap-distance-bottom:0;mso-position-horizontal:absolute;mso-position-horizontal-relative:text;mso-position-vertical:absolute;mso-position-vertical-relative:text;mso-width-percent:0;mso-height-percent:0;mso-width-relative:margin;mso-height-relative:margin;v-text-anchor:top" o:gfxdata="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" fillcolor="window" stroked="f" strokeweight=".5pt">
                 <v:textbox>
                   <w:txbxContent>
                     <w:p>
@@ -2567,14 +3147,6 @@
           <w:rFonts w:ascii="Times New Roman" w:hAnsi="Times New Roman" w:cs="Times New Roman"/>
         </w:rPr>
       </w:pPr>
-    </w:p>
-    <w:p>
-      <w:pPr>
-        <w:ind w:left="720"/>
-        <w:rPr>
-          <w:rFonts w:ascii="Times New Roman" w:hAnsi="Times New Roman" w:cs="Times New Roman"/>
-        </w:rPr>
-      </w:pPr>
       <w:r>
         <w:rPr>
           <w:rFonts w:ascii="Times New Roman" w:hAnsi="Times New Roman" w:cs="Times New Roman"/>
@@ -2583,13 +3155,13 @@
         <mc:AlternateContent>
           <mc:Choice Requires="wps">
             <w:drawing>
-              <wp:anchor distT="0" distB="0" distL="114300" distR="114300" simplePos="0" relativeHeight="251746304" behindDoc="0" locked="0" layoutInCell="1" allowOverlap="1" wp14:anchorId="0097EA5B" wp14:editId="5F0647C0">
+              <wp:anchor distT="0" distB="0" distL="114300" distR="114300" simplePos="0" relativeHeight="251746304" behindDoc="0" locked="0" layoutInCell="1" allowOverlap="1" wp14:anchorId="1CEDDDCB" wp14:editId="10D91BFD">
                 <wp:simplePos x="0" y="0"/>
                 <wp:positionH relativeFrom="column">
-                  <wp:posOffset>1226820</wp:posOffset>
+                  <wp:posOffset>1331595</wp:posOffset>
                 </wp:positionH>
                 <wp:positionV relativeFrom="paragraph">
-                  <wp:posOffset>31115</wp:posOffset>
+                  <wp:posOffset>267335</wp:posOffset>
                 </wp:positionV>
                 <wp:extent cx="510540" cy="236220"/>
                 <wp:effectExtent l="0" t="0" r="3810" b="0"/>
@@ -2644,7 +3216,7 @@
           </mc:Choice>
           <mc:Fallback>
             <w:pict>
-              <v:shape w14:anchorId="0097EA5B" id="Text Box 30" o:spid="_x0000_s1035" type="#_x0000_t202" style="position:absolute;left:0;text-align:left;margin-left:96.6pt;margin-top:2.45pt;width:40.2pt;height:18.6pt;z-index:251746304;visibility:visible;mso-wrap-style:square;mso-width-percent:0;mso-height-percent:0;mso-wrap-distance-left:9pt;mso-wrap-distance-top:0;mso-wrap-distance-right:9pt;mso-wrap-distance-bottom:0;mso-position-horizontal:absolute;mso-position-horizontal-relative:text;mso-position-vertical:absolute;mso-position-vertical-relative:text;mso-width-percent:0;mso-height-percent:0;mso-width-relative:margin;mso-height-relative:margin;v-text-anchor:top" o:gfxdata="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" fillcolor="white [3201]" stroked="f" strokeweight=".5pt">
+              <v:shape w14:anchorId="1CEDDDCB" id="Text Box 30" o:spid="_x0000_s1049" type="#_x0000_t202" style="position:absolute;left:0;text-align:left;margin-left:104.85pt;margin-top:21.05pt;width:40.2pt;height:18.6pt;z-index:251746304;visibility:visible;mso-wrap-style:square;mso-width-percent:0;mso-height-percent:0;mso-wrap-distance-left:9pt;mso-wrap-distance-top:0;mso-wrap-distance-right:9pt;mso-wrap-distance-bottom:0;mso-position-horizontal:absolute;mso-position-horizontal-relative:text;mso-position-vertical:absolute;mso-position-vertical-relative:text;mso-width-percent:0;mso-height-percent:0;mso-width-relative:margin;mso-height-relative:margin;v-text-anchor:top" o:gfxdata="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" fillcolor="white [3201]" stroked="f" strokeweight=".5pt">
                 <v:textbox>
                   <w:txbxContent>
                     <w:p>
@@ -2662,6 +3234,7 @@
     </w:p>
     <w:p>
       <w:pPr>
+        <w:spacing w:after="0"/>
         <w:ind w:left="720"/>
         <w:rPr>
           <w:rFonts w:ascii="Times New Roman" w:hAnsi="Times New Roman" w:cs="Times New Roman"/>
@@ -2671,33 +3244,87 @@
         <w:rPr>
           <w:rFonts w:ascii="Times New Roman" w:hAnsi="Times New Roman" w:cs="Times New Roman"/>
         </w:rPr>
+        <w:lastRenderedPageBreak/>
+        <w:t>(a) Find the area of garden.</w:t>
+      </w:r>
+      <w:r>
+        <w:rPr>
+          <w:rFonts w:ascii="Times New Roman" w:hAnsi="Times New Roman" w:cs="Times New Roman"/>
+        </w:rPr>
+        <w:tab/>
+      </w:r>
+      <w:r>
+        <w:rPr>
+          <w:rFonts w:ascii="Times New Roman" w:hAnsi="Times New Roman" w:cs="Times New Roman"/>
+        </w:rPr>
+        <w:tab/>
+      </w:r>
+      <w:r>
+        <w:rPr>
+          <w:rFonts w:ascii="Times New Roman" w:hAnsi="Times New Roman" w:cs="Times New Roman"/>
+        </w:rPr>
+        <w:tab/>
+      </w:r>
+      <w:r>
+        <w:rPr>
+          <w:rFonts w:ascii="Times New Roman" w:hAnsi="Times New Roman" w:cs="Times New Roman"/>
+        </w:rPr>
+        <w:tab/>
+      </w:r>
+      <w:r>
+        <w:rPr>
+          <w:rFonts w:ascii="Times New Roman" w:hAnsi="Times New Roman" w:cs="Times New Roman"/>
+        </w:rPr>
+        <w:tab/>
+      </w:r>
+      <w:r>
+        <w:rPr>
+          <w:rFonts w:ascii="Times New Roman" w:hAnsi="Times New Roman" w:cs="Times New Roman"/>
+        </w:rPr>
+        <w:t>[2]</w:t>
+      </w:r>
+      <w:r>
+        <w:rPr>
+          <w:rFonts w:ascii="Times New Roman" w:hAnsi="Times New Roman" w:cs="Times New Roman"/>
+        </w:rPr>
         <w:br/>
-        <w:t>(a) Find the area of garden. [2]</w:t>
-      </w:r>
-      <w:r>
-        <w:rPr>
-          <w:rFonts w:ascii="Times New Roman" w:hAnsi="Times New Roman" w:cs="Times New Roman"/>
-        </w:rPr>
-        <w:br/>
-        <w:t>(b) If length of the garden is increased by 10 m and</w:t>
-      </w:r>
-      <w:r>
-        <w:rPr>
-          <w:rFonts w:ascii="Times New Roman" w:hAnsi="Times New Roman" w:cs="Times New Roman"/>
-        </w:rPr>
-        <w:t xml:space="preserve"> width is reduced by 10 m, what effect would be</w:t>
-      </w:r>
-      <w:r>
-        <w:rPr>
-          <w:rFonts w:ascii="Times New Roman" w:hAnsi="Times New Roman" w:cs="Times New Roman"/>
-        </w:rPr>
-        <w:t xml:space="preserve"> in area? [2]</w:t>
-      </w:r>
-      <w:r>
-        <w:rPr>
-          <w:rFonts w:ascii="Times New Roman" w:hAnsi="Times New Roman" w:cs="Times New Roman"/>
-        </w:rPr>
-        <w:br/>
+        <w:t>(b) If length of the garden is increased by 10 m and width is reduced by 10 m, what effect would be in area?</w:t>
+      </w:r>
+      <w:r>
+        <w:rPr>
+          <w:rFonts w:ascii="Times New Roman" w:hAnsi="Times New Roman" w:cs="Times New Roman"/>
+        </w:rPr>
+        <w:tab/>
+      </w:r>
+      <w:r>
+        <w:rPr>
+          <w:rFonts w:ascii="Times New Roman" w:hAnsi="Times New Roman" w:cs="Times New Roman"/>
+        </w:rPr>
+        <w:tab/>
+      </w:r>
+      <w:r>
+        <w:rPr>
+          <w:rFonts w:ascii="Times New Roman" w:hAnsi="Times New Roman" w:cs="Times New Roman"/>
+        </w:rPr>
+        <w:tab/>
+      </w:r>
+      <w:r>
+        <w:rPr>
+          <w:rFonts w:ascii="Times New Roman" w:hAnsi="Times New Roman" w:cs="Times New Roman"/>
+        </w:rPr>
+        <w:tab/>
+      </w:r>
+      <w:r>
+        <w:rPr>
+          <w:rFonts w:ascii="Times New Roman" w:hAnsi="Times New Roman" w:cs="Times New Roman"/>
+        </w:rPr>
+        <w:tab/>
+      </w:r>
+      <w:r>
+        <w:rPr>
+          <w:rFonts w:ascii="Times New Roman" w:hAnsi="Times New Roman" w:cs="Times New Roman"/>
+        </w:rPr>
+        <w:t>[2]</w:t>
       </w:r>
       <w:r>
         <w:rPr>
@@ -2713,44 +3340,6 @@
           <w:rFonts w:ascii="Times New Roman" w:hAnsi="Times New Roman" w:cs="Times New Roman"/>
         </w:rPr>
       </w:pPr>
-    </w:p>
-    <w:p>
-      <w:pPr>
-        <w:ind w:left="720"/>
-        <w:rPr>
-          <w:rFonts w:ascii="Times New Roman" w:hAnsi="Times New Roman" w:cs="Times New Roman"/>
-        </w:rPr>
-      </w:pPr>
-    </w:p>
-    <w:p>
-      <w:pPr>
-        <w:ind w:left="720"/>
-        <w:rPr>
-          <w:rFonts w:ascii="Times New Roman" w:hAnsi="Times New Roman" w:cs="Times New Roman"/>
-        </w:rPr>
-      </w:pPr>
-    </w:p>
-    <w:p>
-      <w:pPr>
-        <w:ind w:left="720"/>
-        <w:rPr>
-          <w:rFonts w:ascii="Times New Roman" w:hAnsi="Times New Roman" w:cs="Times New Roman"/>
-        </w:rPr>
-      </w:pPr>
-      <w:r>
-        <w:rPr>
-          <w:rFonts w:ascii="Times New Roman" w:hAnsi="Times New Roman" w:cs="Times New Roman"/>
-        </w:rPr>
-        <w:t xml:space="preserve">10. </w:t>
-      </w:r>
-    </w:p>
-    <w:p>
-      <w:pPr>
-        <w:ind w:left="720"/>
-        <w:rPr>
-          <w:rFonts w:ascii="Times New Roman" w:hAnsi="Times New Roman" w:cs="Times New Roman"/>
-        </w:rPr>
-      </w:pPr>
       <w:r>
         <w:rPr>
           <w:rFonts w:ascii="Times New Roman" w:hAnsi="Times New Roman" w:cs="Times New Roman"/>
@@ -2759,16 +3348,16 @@
         <mc:AlternateContent>
           <mc:Choice Requires="wps">
             <w:drawing>
-              <wp:anchor distT="0" distB="0" distL="114300" distR="114300" simplePos="0" relativeHeight="251752448" behindDoc="0" locked="0" layoutInCell="1" allowOverlap="1" wp14:anchorId="59A62B42" wp14:editId="56D66CED">
+              <wp:anchor distT="0" distB="0" distL="114300" distR="114300" simplePos="0" relativeHeight="251752448" behindDoc="0" locked="0" layoutInCell="1" allowOverlap="1" wp14:anchorId="19222367" wp14:editId="30CE1A29">
                 <wp:simplePos x="0" y="0"/>
                 <wp:positionH relativeFrom="column">
-                  <wp:posOffset>487680</wp:posOffset>
+                  <wp:posOffset>-152400</wp:posOffset>
                 </wp:positionH>
                 <wp:positionV relativeFrom="paragraph">
-                  <wp:posOffset>37465</wp:posOffset>
+                  <wp:posOffset>320675</wp:posOffset>
                 </wp:positionV>
-                <wp:extent cx="5501640" cy="3878580"/>
-                <wp:effectExtent l="57150" t="19050" r="80010" b="102870"/>
+                <wp:extent cx="5095875" cy="3878580"/>
+                <wp:effectExtent l="57150" t="19050" r="85725" b="102870"/>
                 <wp:wrapNone/>
                 <wp:docPr id="32" name="Rectangle 32"/>
                 <wp:cNvGraphicFramePr/>
@@ -2779,7 +3368,7 @@
                       <wps:spPr>
                         <a:xfrm>
                           <a:off x="0" y="0"/>
-                          <a:ext cx="5501640" cy="3878580"/>
+                          <a:ext cx="5095875" cy="3878580"/>
                         </a:xfrm>
                         <a:prstGeom prst="rect">
                           <a:avLst/>
@@ -2825,7 +3414,7 @@
           </mc:Choice>
           <mc:Fallback>
             <w:pict>
-              <v:rect w14:anchorId="3679BBD3" id="Rectangle 32" o:spid="_x0000_s1026" style="position:absolute;margin-left:38.4pt;margin-top:2.95pt;width:433.2pt;height:305.4pt;z-index:251752448;visibility:visible;mso-wrap-style:square;mso-width-percent:0;mso-height-percent:0;mso-wrap-distance-left:9pt;mso-wrap-distance-top:0;mso-wrap-distance-right:9pt;mso-wrap-distance-bottom:0;mso-position-horizontal:absolute;mso-position-horizontal-relative:text;mso-position-vertical:absolute;mso-position-vertical-relative:text;mso-width-percent:0;mso-height-percent:0;mso-width-relative:margin;mso-height-relative:margin;v-text-anchor:middle" o:gfxdata="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" filled="f" strokecolor="black [3213]" strokeweight="1.5pt">
+              <v:rect w14:anchorId="0F5EDC40" id="Rectangle 32" o:spid="_x0000_s1026" style="position:absolute;margin-left:-12pt;margin-top:25.25pt;width:401.25pt;height:305.4pt;z-index:251752448;visibility:visible;mso-wrap-style:square;mso-width-percent:0;mso-height-percent:0;mso-wrap-distance-left:9pt;mso-wrap-distance-top:0;mso-wrap-distance-right:9pt;mso-wrap-distance-bottom:0;mso-position-horizontal:absolute;mso-position-horizontal-relative:text;mso-position-vertical:absolute;mso-position-vertical-relative:text;mso-width-percent:0;mso-height-percent:0;mso-width-relative:margin;mso-height-relative:margin;v-text-anchor:middle" o:gfxdata="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" filled="f" strokecolor="black [3213]" strokeweight="1.5pt">
                 <v:shadow on="t" color="black" opacity="22937f" origin=",.5" offset="0,.63889mm"/>
               </v:rect>
             </w:pict>
@@ -2835,18 +3424,32 @@
       <w:r>
         <w:rPr>
           <w:rFonts w:ascii="Times New Roman" w:hAnsi="Times New Roman" w:cs="Times New Roman"/>
+        </w:rPr>
+        <w:t xml:space="preserve">10. </w:t>
+      </w:r>
+    </w:p>
+    <w:p>
+      <w:pPr>
+        <w:ind w:left="720"/>
+        <w:rPr>
+          <w:rFonts w:ascii="Times New Roman" w:hAnsi="Times New Roman" w:cs="Times New Roman"/>
+        </w:rPr>
+      </w:pPr>
+      <w:r>
+        <w:rPr>
+          <w:rFonts w:ascii="Times New Roman" w:hAnsi="Times New Roman" w:cs="Times New Roman"/>
           <w:noProof/>
         </w:rPr>
         <mc:AlternateContent>
           <mc:Choice Requires="wps">
             <w:drawing>
-              <wp:anchor distT="0" distB="0" distL="114300" distR="114300" simplePos="0" relativeHeight="251757568" behindDoc="0" locked="0" layoutInCell="1" allowOverlap="1" wp14:anchorId="69627130" wp14:editId="009D3C06">
+              <wp:anchor distT="0" distB="0" distL="114300" distR="114300" simplePos="0" relativeHeight="251757568" behindDoc="0" locked="0" layoutInCell="1" allowOverlap="1" wp14:anchorId="3187904A" wp14:editId="05F07033">
                 <wp:simplePos x="0" y="0"/>
                 <wp:positionH relativeFrom="column">
-                  <wp:posOffset>1821180</wp:posOffset>
+                  <wp:posOffset>1068705</wp:posOffset>
                 </wp:positionH>
                 <wp:positionV relativeFrom="paragraph">
-                  <wp:posOffset>106045</wp:posOffset>
+                  <wp:posOffset>115570</wp:posOffset>
                 </wp:positionV>
                 <wp:extent cx="2484120" cy="472440"/>
                 <wp:effectExtent l="0" t="0" r="0" b="3810"/>
@@ -2904,28 +3507,12 @@
                               </w:rPr>
                               <w:t xml:space="preserve">       </w:t>
                             </w:r>
-                            <w:proofErr w:type="spellStart"/>
                             <w:r>
                               <w:rPr>
                                 <w:rFonts w:ascii="Times New Roman" w:hAnsi="Times New Roman" w:cs="Times New Roman"/>
                               </w:rPr>
-                              <w:t>Tandi</w:t>
+                              <w:t>Tandi, Chitwan</w:t>
                             </w:r>
-                            <w:proofErr w:type="spellEnd"/>
-                            <w:r>
-                              <w:rPr>
-                                <w:rFonts w:ascii="Times New Roman" w:hAnsi="Times New Roman" w:cs="Times New Roman"/>
-                              </w:rPr>
-                              <w:t xml:space="preserve">, </w:t>
-                            </w:r>
-                            <w:proofErr w:type="spellStart"/>
-                            <w:r>
-                              <w:rPr>
-                                <w:rFonts w:ascii="Times New Roman" w:hAnsi="Times New Roman" w:cs="Times New Roman"/>
-                              </w:rPr>
-                              <w:t>Chitwan</w:t>
-                            </w:r>
-                            <w:proofErr w:type="spellEnd"/>
                           </w:p>
                         </w:txbxContent>
                       </wps:txbx>
@@ -2949,7 +3536,7 @@
           </mc:Choice>
           <mc:Fallback>
             <w:pict>
-              <v:shape w14:anchorId="69627130" id="Text Box 33" o:spid="_x0000_s1036" type="#_x0000_t202" style="position:absolute;left:0;text-align:left;margin-left:143.4pt;margin-top:8.35pt;width:195.6pt;height:37.2pt;z-index:251757568;visibility:visible;mso-wrap-style:square;mso-width-percent:0;mso-height-percent:0;mso-wrap-distance-left:9pt;mso-wrap-distance-top:0;mso-wrap-distance-right:9pt;mso-wrap-distance-bottom:0;mso-position-horizontal:absolute;mso-position-horizontal-relative:text;mso-position-vertical:absolute;mso-position-vertical-relative:text;mso-width-percent:0;mso-height-percent:0;mso-width-relative:margin;mso-height-relative:margin;v-text-anchor:top" o:gfxdata="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" fillcolor="white [3201]" stroked="f" strokeweight=".5pt">
+              <v:shape w14:anchorId="3187904A" id="Text Box 33" o:spid="_x0000_s1050" type="#_x0000_t202" style="position:absolute;left:0;text-align:left;margin-left:84.15pt;margin-top:9.1pt;width:195.6pt;height:37.2pt;z-index:251757568;visibility:visible;mso-wrap-style:square;mso-width-percent:0;mso-height-percent:0;mso-wrap-distance-left:9pt;mso-wrap-distance-top:0;mso-wrap-distance-right:9pt;mso-wrap-distance-bottom:0;mso-position-horizontal:absolute;mso-position-horizontal-relative:text;mso-position-vertical:absolute;mso-position-vertical-relative:text;mso-width-percent:0;mso-height-percent:0;mso-width-relative:margin;mso-height-relative:margin;v-text-anchor:top" o:gfxdata="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" fillcolor="white [3201]" stroked="f" strokeweight=".5pt">
                 <v:textbox>
                   <w:txbxContent>
                     <w:p>
@@ -2982,28 +3569,12 @@
                         </w:rPr>
                         <w:t xml:space="preserve">       </w:t>
                       </w:r>
-                      <w:proofErr w:type="spellStart"/>
                       <w:r>
                         <w:rPr>
                           <w:rFonts w:ascii="Times New Roman" w:hAnsi="Times New Roman" w:cs="Times New Roman"/>
                         </w:rPr>
-                        <w:t>Tandi</w:t>
+                        <w:t>Tandi, Chitwan</w:t>
                       </w:r>
-                      <w:proofErr w:type="spellEnd"/>
-                      <w:r>
-                        <w:rPr>
-                          <w:rFonts w:ascii="Times New Roman" w:hAnsi="Times New Roman" w:cs="Times New Roman"/>
-                        </w:rPr>
-                        <w:t xml:space="preserve">, </w:t>
-                      </w:r>
-                      <w:proofErr w:type="spellStart"/>
-                      <w:r>
-                        <w:rPr>
-                          <w:rFonts w:ascii="Times New Roman" w:hAnsi="Times New Roman" w:cs="Times New Roman"/>
-                        </w:rPr>
-                        <w:t>Chitwan</w:t>
-                      </w:r>
-                      <w:proofErr w:type="spellEnd"/>
                     </w:p>
                   </w:txbxContent>
                 </v:textbox>
@@ -3036,207 +3607,13 @@
         <mc:AlternateContent>
           <mc:Choice Requires="wps">
             <w:drawing>
-              <wp:anchor distT="0" distB="0" distL="114300" distR="114300" simplePos="0" relativeHeight="251763712" behindDoc="0" locked="0" layoutInCell="1" allowOverlap="1" wp14:anchorId="165483CF" wp14:editId="43515EA9">
+              <wp:anchor distT="0" distB="0" distL="114300" distR="114300" simplePos="0" relativeHeight="251759616" behindDoc="0" locked="0" layoutInCell="1" allowOverlap="1" wp14:anchorId="66AFD361" wp14:editId="6A4C6E82">
                 <wp:simplePos x="0" y="0"/>
                 <wp:positionH relativeFrom="column">
-                  <wp:posOffset>4495800</wp:posOffset>
+                  <wp:posOffset>-74295</wp:posOffset>
                 </wp:positionH>
                 <wp:positionV relativeFrom="paragraph">
-                  <wp:posOffset>8255</wp:posOffset>
-                </wp:positionV>
-                <wp:extent cx="1135380" cy="510540"/>
-                <wp:effectExtent l="0" t="0" r="7620" b="3810"/>
-                <wp:wrapNone/>
-                <wp:docPr id="35" name="Text Box 35"/>
-                <wp:cNvGraphicFramePr/>
-                <a:graphic xmlns:a="http://schemas.openxmlformats.org/drawingml/2006/main">
-                  <a:graphicData uri="http://schemas.microsoft.com/office/word/2010/wordprocessingShape">
-                    <wps:wsp>
-                      <wps:cNvSpPr txBox="1"/>
-                      <wps:spPr>
-                        <a:xfrm>
-                          <a:off x="0" y="0"/>
-                          <a:ext cx="1135380" cy="510540"/>
-                        </a:xfrm>
-                        <a:prstGeom prst="rect">
-                          <a:avLst/>
-                        </a:prstGeom>
-                        <a:solidFill>
-                          <a:sysClr val="window" lastClr="FFFFFF"/>
-                        </a:solidFill>
-                        <a:ln w="6350">
-                          <a:noFill/>
-                        </a:ln>
-                      </wps:spPr>
-                      <wps:txbx>
-                        <w:txbxContent>
-                          <w:p>
-                            <w:pPr>
-                              <w:spacing w:after="0"/>
-                              <w:rPr>
-                                <w:rFonts w:ascii="Times New Roman" w:hAnsi="Times New Roman" w:cs="Times New Roman"/>
-                                <w:sz w:val="20"/>
-                              </w:rPr>
-                            </w:pPr>
-                            <w:proofErr w:type="gramStart"/>
-                            <w:r>
-                              <w:rPr>
-                                <w:rFonts w:ascii="Times New Roman" w:hAnsi="Times New Roman" w:cs="Times New Roman"/>
-                                <w:sz w:val="20"/>
-                              </w:rPr>
-                              <w:t>Date :</w:t>
-                            </w:r>
-                            <w:proofErr w:type="gramEnd"/>
-                            <w:r>
-                              <w:rPr>
-                                <w:rFonts w:ascii="Times New Roman" w:hAnsi="Times New Roman" w:cs="Times New Roman"/>
-                                <w:sz w:val="20"/>
-                              </w:rPr>
-                              <w:t xml:space="preserve"> 2082-01-14</w:t>
-                            </w:r>
-                          </w:p>
-                          <w:p>
-                            <w:pPr>
-                              <w:spacing w:after="0"/>
-                              <w:rPr>
-                                <w:rFonts w:ascii="Times New Roman" w:hAnsi="Times New Roman" w:cs="Times New Roman"/>
-                                <w:sz w:val="20"/>
-                              </w:rPr>
-                            </w:pPr>
-                            <w:proofErr w:type="gramStart"/>
-                            <w:r>
-                              <w:rPr>
-                                <w:rFonts w:ascii="Times New Roman" w:hAnsi="Times New Roman" w:cs="Times New Roman"/>
-                                <w:sz w:val="20"/>
-                              </w:rPr>
-                              <w:t>Address :</w:t>
-                            </w:r>
-                            <w:proofErr w:type="gramEnd"/>
-                            <w:r>
-                              <w:rPr>
-                                <w:rFonts w:ascii="Times New Roman" w:hAnsi="Times New Roman" w:cs="Times New Roman"/>
-                                <w:sz w:val="20"/>
-                              </w:rPr>
-                              <w:t xml:space="preserve"> </w:t>
-                            </w:r>
-                            <w:proofErr w:type="spellStart"/>
-                            <w:r>
-                              <w:rPr>
-                                <w:rFonts w:ascii="Times New Roman" w:hAnsi="Times New Roman" w:cs="Times New Roman"/>
-                                <w:sz w:val="20"/>
-                              </w:rPr>
-                              <w:t>Tandi</w:t>
-                            </w:r>
-                            <w:proofErr w:type="spellEnd"/>
-                          </w:p>
-                          <w:p/>
-                        </w:txbxContent>
-                      </wps:txbx>
-                      <wps:bodyPr rot="0" spcFirstLastPara="0" vertOverflow="overflow" horzOverflow="overflow" vert="horz" wrap="square" lIns="91440" tIns="45720" rIns="91440" bIns="45720" numCol="1" spcCol="0" rtlCol="0" fromWordArt="0" anchor="t" anchorCtr="0" forceAA="0" compatLnSpc="1">
-                        <a:prstTxWarp prst="textNoShape">
-                          <a:avLst/>
-                        </a:prstTxWarp>
-                        <a:noAutofit/>
-                      </wps:bodyPr>
-                    </wps:wsp>
-                  </a:graphicData>
-                </a:graphic>
-                <wp14:sizeRelH relativeFrom="margin">
-                  <wp14:pctWidth>0</wp14:pctWidth>
-                </wp14:sizeRelH>
-                <wp14:sizeRelV relativeFrom="margin">
-                  <wp14:pctHeight>0</wp14:pctHeight>
-                </wp14:sizeRelV>
-              </wp:anchor>
-            </w:drawing>
-          </mc:Choice>
-          <mc:Fallback>
-            <w:pict>
-              <v:shape w14:anchorId="165483CF" id="Text Box 35" o:spid="_x0000_s1037" type="#_x0000_t202" style="position:absolute;left:0;text-align:left;margin-left:354pt;margin-top:.65pt;width:89.4pt;height:40.2pt;z-index:251763712;visibility:visible;mso-wrap-style:square;mso-width-percent:0;mso-height-percent:0;mso-wrap-distance-left:9pt;mso-wrap-distance-top:0;mso-wrap-distance-right:9pt;mso-wrap-distance-bottom:0;mso-position-horizontal:absolute;mso-position-horizontal-relative:text;mso-position-vertical:absolute;mso-position-vertical-relative:text;mso-width-percent:0;mso-height-percent:0;mso-width-relative:margin;mso-height-relative:margin;v-text-anchor:top" o:gfxdata="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" fillcolor="window" stroked="f" strokeweight=".5pt">
-                <v:textbox>
-                  <w:txbxContent>
-                    <w:p>
-                      <w:pPr>
-                        <w:spacing w:after="0"/>
-                        <w:rPr>
-                          <w:rFonts w:ascii="Times New Roman" w:hAnsi="Times New Roman" w:cs="Times New Roman"/>
-                          <w:sz w:val="20"/>
-                        </w:rPr>
-                      </w:pPr>
-                      <w:proofErr w:type="gramStart"/>
-                      <w:r>
-                        <w:rPr>
-                          <w:rFonts w:ascii="Times New Roman" w:hAnsi="Times New Roman" w:cs="Times New Roman"/>
-                          <w:sz w:val="20"/>
-                        </w:rPr>
-                        <w:t>Date :</w:t>
-                      </w:r>
-                      <w:proofErr w:type="gramEnd"/>
-                      <w:r>
-                        <w:rPr>
-                          <w:rFonts w:ascii="Times New Roman" w:hAnsi="Times New Roman" w:cs="Times New Roman"/>
-                          <w:sz w:val="20"/>
-                        </w:rPr>
-                        <w:t xml:space="preserve"> 2082-01-14</w:t>
-                      </w:r>
-                    </w:p>
-                    <w:p>
-                      <w:pPr>
-                        <w:spacing w:after="0"/>
-                        <w:rPr>
-                          <w:rFonts w:ascii="Times New Roman" w:hAnsi="Times New Roman" w:cs="Times New Roman"/>
-                          <w:sz w:val="20"/>
-                        </w:rPr>
-                      </w:pPr>
-                      <w:proofErr w:type="gramStart"/>
-                      <w:r>
-                        <w:rPr>
-                          <w:rFonts w:ascii="Times New Roman" w:hAnsi="Times New Roman" w:cs="Times New Roman"/>
-                          <w:sz w:val="20"/>
-                        </w:rPr>
-                        <w:t>Address :</w:t>
-                      </w:r>
-                      <w:proofErr w:type="gramEnd"/>
-                      <w:r>
-                        <w:rPr>
-                          <w:rFonts w:ascii="Times New Roman" w:hAnsi="Times New Roman" w:cs="Times New Roman"/>
-                          <w:sz w:val="20"/>
-                        </w:rPr>
-                        <w:t xml:space="preserve"> </w:t>
-                      </w:r>
-                      <w:proofErr w:type="spellStart"/>
-                      <w:r>
-                        <w:rPr>
-                          <w:rFonts w:ascii="Times New Roman" w:hAnsi="Times New Roman" w:cs="Times New Roman"/>
-                          <w:sz w:val="20"/>
-                        </w:rPr>
-                        <w:t>Tandi</w:t>
-                      </w:r>
-                      <w:proofErr w:type="spellEnd"/>
-                    </w:p>
-                    <w:p/>
-                  </w:txbxContent>
-                </v:textbox>
-              </v:shape>
-            </w:pict>
-          </mc:Fallback>
-        </mc:AlternateContent>
-      </w:r>
-      <w:r>
-        <w:rPr>
-          <w:rFonts w:ascii="Times New Roman" w:hAnsi="Times New Roman" w:cs="Times New Roman"/>
-          <w:noProof/>
-        </w:rPr>
-        <mc:AlternateContent>
-          <mc:Choice Requires="wps">
-            <w:drawing>
-              <wp:anchor distT="0" distB="0" distL="114300" distR="114300" simplePos="0" relativeHeight="251759616" behindDoc="0" locked="0" layoutInCell="1" allowOverlap="1" wp14:anchorId="60435BA1" wp14:editId="131F0C07">
-                <wp:simplePos x="0" y="0"/>
-                <wp:positionH relativeFrom="column">
-                  <wp:posOffset>601980</wp:posOffset>
-                </wp:positionH>
-                <wp:positionV relativeFrom="paragraph">
-                  <wp:posOffset>69215</wp:posOffset>
+                  <wp:posOffset>88265</wp:posOffset>
                 </wp:positionV>
                 <wp:extent cx="1905000" cy="487680"/>
                 <wp:effectExtent l="0" t="0" r="0" b="7620"/>
@@ -3275,56 +3652,16 @@
                                 <w:rFonts w:ascii="Times New Roman" w:hAnsi="Times New Roman" w:cs="Times New Roman"/>
                                 <w:sz w:val="20"/>
                               </w:rPr>
-                              <w:t xml:space="preserve">Bill </w:t>
+                              <w:t>Bill No.450</w:t>
                             </w:r>
-                            <w:proofErr w:type="spellStart"/>
-                            <w:r>
-                              <w:rPr>
-                                <w:rFonts w:ascii="Times New Roman" w:hAnsi="Times New Roman" w:cs="Times New Roman"/>
-                                <w:sz w:val="20"/>
-                              </w:rPr>
-                              <w:t>No.450</w:t>
-                            </w:r>
-                            <w:proofErr w:type="spellEnd"/>
                             <w:r>
                               <w:rPr>
                                 <w:rFonts w:ascii="Times New Roman" w:hAnsi="Times New Roman" w:cs="Times New Roman"/>
                                 <w:sz w:val="20"/>
                               </w:rPr>
                               <w:br/>
+                              <w:t>Customer's name: Anjana Wagle</w:t>
                             </w:r>
-                            <w:r>
-                              <w:rPr>
-                                <w:rFonts w:ascii="Times New Roman" w:hAnsi="Times New Roman" w:cs="Times New Roman"/>
-                                <w:sz w:val="20"/>
-                              </w:rPr>
-                              <w:t xml:space="preserve">Customer's name: </w:t>
-                            </w:r>
-                            <w:proofErr w:type="spellStart"/>
-                            <w:r>
-                              <w:rPr>
-                                <w:rFonts w:ascii="Times New Roman" w:hAnsi="Times New Roman" w:cs="Times New Roman"/>
-                                <w:sz w:val="20"/>
-                              </w:rPr>
-                              <w:t>Anjana</w:t>
-                            </w:r>
-                            <w:proofErr w:type="spellEnd"/>
-                            <w:r>
-                              <w:rPr>
-                                <w:rFonts w:ascii="Times New Roman" w:hAnsi="Times New Roman" w:cs="Times New Roman"/>
-                                <w:sz w:val="20"/>
-                              </w:rPr>
-                              <w:t xml:space="preserve"> </w:t>
-                            </w:r>
-                            <w:proofErr w:type="spellStart"/>
-                            <w:r>
-                              <w:rPr>
-                                <w:rFonts w:ascii="Times New Roman" w:hAnsi="Times New Roman" w:cs="Times New Roman"/>
-                                <w:sz w:val="20"/>
-                              </w:rPr>
-                              <w:t>Wagle</w:t>
-                            </w:r>
-                            <w:proofErr w:type="spellEnd"/>
                           </w:p>
                         </w:txbxContent>
                       </wps:txbx>
@@ -3348,7 +3685,7 @@
           </mc:Choice>
           <mc:Fallback>
             <w:pict>
-              <v:shape w14:anchorId="60435BA1" id="Text Box 34" o:spid="_x0000_s1038" type="#_x0000_t202" style="position:absolute;left:0;text-align:left;margin-left:47.4pt;margin-top:5.45pt;width:150pt;height:38.4pt;z-index:251759616;visibility:visible;mso-wrap-style:square;mso-width-percent:0;mso-height-percent:0;mso-wrap-distance-left:9pt;mso-wrap-distance-top:0;mso-wrap-distance-right:9pt;mso-wrap-distance-bottom:0;mso-position-horizontal:absolute;mso-position-horizontal-relative:text;mso-position-vertical:absolute;mso-position-vertical-relative:text;mso-width-percent:0;mso-height-percent:0;mso-width-relative:margin;mso-height-relative:margin;v-text-anchor:top" o:gfxdata="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" fillcolor="white [3201]" stroked="f" strokeweight=".5pt">
+              <v:shape w14:anchorId="66AFD361" id="Text Box 34" o:spid="_x0000_s1051" type="#_x0000_t202" style="position:absolute;left:0;text-align:left;margin-left:-5.85pt;margin-top:6.95pt;width:150pt;height:38.4pt;z-index:251759616;visibility:visible;mso-wrap-style:square;mso-width-percent:0;mso-height-percent:0;mso-wrap-distance-left:9pt;mso-wrap-distance-top:0;mso-wrap-distance-right:9pt;mso-wrap-distance-bottom:0;mso-position-horizontal:absolute;mso-position-horizontal-relative:text;mso-position-vertical:absolute;mso-position-vertical-relative:text;mso-width-percent:0;mso-height-percent:0;mso-width-relative:margin;mso-height-relative:margin;v-text-anchor:top" o:gfxdata="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" fillcolor="white [3201]" stroked="f" strokeweight=".5pt">
                 <v:textbox>
                   <w:txbxContent>
                     <w:p>
@@ -3362,56 +3699,16 @@
                           <w:rFonts w:ascii="Times New Roman" w:hAnsi="Times New Roman" w:cs="Times New Roman"/>
                           <w:sz w:val="20"/>
                         </w:rPr>
-                        <w:t xml:space="preserve">Bill </w:t>
+                        <w:t>Bill No.450</w:t>
                       </w:r>
-                      <w:proofErr w:type="spellStart"/>
-                      <w:r>
-                        <w:rPr>
-                          <w:rFonts w:ascii="Times New Roman" w:hAnsi="Times New Roman" w:cs="Times New Roman"/>
-                          <w:sz w:val="20"/>
-                        </w:rPr>
-                        <w:t>No.450</w:t>
-                      </w:r>
-                      <w:proofErr w:type="spellEnd"/>
                       <w:r>
                         <w:rPr>
                           <w:rFonts w:ascii="Times New Roman" w:hAnsi="Times New Roman" w:cs="Times New Roman"/>
                           <w:sz w:val="20"/>
                         </w:rPr>
                         <w:br/>
+                        <w:t>Customer's name: Anjana Wagle</w:t>
                       </w:r>
-                      <w:r>
-                        <w:rPr>
-                          <w:rFonts w:ascii="Times New Roman" w:hAnsi="Times New Roman" w:cs="Times New Roman"/>
-                          <w:sz w:val="20"/>
-                        </w:rPr>
-                        <w:t xml:space="preserve">Customer's name: </w:t>
-                      </w:r>
-                      <w:proofErr w:type="spellStart"/>
-                      <w:r>
-                        <w:rPr>
-                          <w:rFonts w:ascii="Times New Roman" w:hAnsi="Times New Roman" w:cs="Times New Roman"/>
-                          <w:sz w:val="20"/>
-                        </w:rPr>
-                        <w:t>Anjana</w:t>
-                      </w:r>
-                      <w:proofErr w:type="spellEnd"/>
-                      <w:r>
-                        <w:rPr>
-                          <w:rFonts w:ascii="Times New Roman" w:hAnsi="Times New Roman" w:cs="Times New Roman"/>
-                          <w:sz w:val="20"/>
-                        </w:rPr>
-                        <w:t xml:space="preserve"> </w:t>
-                      </w:r>
-                      <w:proofErr w:type="spellStart"/>
-                      <w:r>
-                        <w:rPr>
-                          <w:rFonts w:ascii="Times New Roman" w:hAnsi="Times New Roman" w:cs="Times New Roman"/>
-                          <w:sz w:val="20"/>
-                        </w:rPr>
-                        <w:t>Wagle</w:t>
-                      </w:r>
-                      <w:proofErr w:type="spellEnd"/>
                     </w:p>
                   </w:txbxContent>
                 </v:textbox>
@@ -3420,6 +3717,325 @@
           </mc:Fallback>
         </mc:AlternateContent>
       </w:r>
+      <w:r>
+        <w:rPr>
+          <w:rFonts w:ascii="Times New Roman" w:hAnsi="Times New Roman" w:cs="Times New Roman"/>
+          <w:noProof/>
+        </w:rPr>
+        <mc:AlternateContent>
+          <mc:Choice Requires="wps">
+            <w:drawing>
+              <wp:anchor distT="0" distB="0" distL="114300" distR="114300" simplePos="0" relativeHeight="251768832" behindDoc="0" locked="0" layoutInCell="1" allowOverlap="1" wp14:anchorId="57B18FD6" wp14:editId="4CCC8517">
+                <wp:simplePos x="0" y="0"/>
+                <wp:positionH relativeFrom="column">
+                  <wp:posOffset>3766185</wp:posOffset>
+                </wp:positionH>
+                <wp:positionV relativeFrom="paragraph">
+                  <wp:posOffset>2624455</wp:posOffset>
+                </wp:positionV>
+                <wp:extent cx="1303020" cy="609600"/>
+                <wp:effectExtent l="0" t="0" r="0" b="0"/>
+                <wp:wrapNone/>
+                <wp:docPr id="39" name="Text Box 39"/>
+                <wp:cNvGraphicFramePr/>
+                <a:graphic xmlns:a="http://schemas.openxmlformats.org/drawingml/2006/main">
+                  <a:graphicData uri="http://schemas.microsoft.com/office/word/2010/wordprocessingShape">
+                    <wps:wsp>
+                      <wps:cNvSpPr txBox="1"/>
+                      <wps:spPr>
+                        <a:xfrm>
+                          <a:off x="0" y="0"/>
+                          <a:ext cx="1303020" cy="609600"/>
+                        </a:xfrm>
+                        <a:prstGeom prst="rect">
+                          <a:avLst/>
+                        </a:prstGeom>
+                        <a:solidFill>
+                          <a:schemeClr val="lt1"/>
+                        </a:solidFill>
+                        <a:ln w="6350">
+                          <a:noFill/>
+                        </a:ln>
+                      </wps:spPr>
+                      <wps:txbx>
+                        <w:txbxContent>
+                          <w:p>
+                            <w:r>
+                              <w:t xml:space="preserve">      </w:t>
+                            </w:r>
+                          </w:p>
+                          <w:p>
+                            <w:r>
+                              <w:t xml:space="preserve">          Sign</w:t>
+                            </w:r>
+                          </w:p>
+                        </w:txbxContent>
+                      </wps:txbx>
+                      <wps:bodyPr rot="0" spcFirstLastPara="0" vertOverflow="overflow" horzOverflow="overflow" vert="horz" wrap="square" lIns="91440" tIns="45720" rIns="91440" bIns="45720" numCol="1" spcCol="0" rtlCol="0" fromWordArt="0" anchor="t" anchorCtr="0" forceAA="0" compatLnSpc="1">
+                        <a:prstTxWarp prst="textNoShape">
+                          <a:avLst/>
+                        </a:prstTxWarp>
+                        <a:noAutofit/>
+                      </wps:bodyPr>
+                    </wps:wsp>
+                  </a:graphicData>
+                </a:graphic>
+                <wp14:sizeRelV relativeFrom="margin">
+                  <wp14:pctHeight>0</wp14:pctHeight>
+                </wp14:sizeRelV>
+              </wp:anchor>
+            </w:drawing>
+          </mc:Choice>
+          <mc:Fallback>
+            <w:pict>
+              <v:shape w14:anchorId="57B18FD6" id="Text Box 39" o:spid="_x0000_s1052" type="#_x0000_t202" style="position:absolute;left:0;text-align:left;margin-left:296.55pt;margin-top:206.65pt;width:102.6pt;height:48pt;z-index:251768832;visibility:visible;mso-wrap-style:square;mso-height-percent:0;mso-wrap-distance-left:9pt;mso-wrap-distance-top:0;mso-wrap-distance-right:9pt;mso-wrap-distance-bottom:0;mso-position-horizontal:absolute;mso-position-horizontal-relative:text;mso-position-vertical:absolute;mso-position-vertical-relative:text;mso-height-percent:0;mso-height-relative:margin;v-text-anchor:top" o:gfxdata="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" fillcolor="white [3201]" stroked="f" strokeweight=".5pt">
+                <v:textbox>
+                  <w:txbxContent>
+                    <w:p>
+                      <w:r>
+                        <w:t xml:space="preserve">      </w:t>
+                      </w:r>
+                    </w:p>
+                    <w:p>
+                      <w:r>
+                        <w:t xml:space="preserve">          Sign</w:t>
+                      </w:r>
+                    </w:p>
+                  </w:txbxContent>
+                </v:textbox>
+              </v:shape>
+            </w:pict>
+          </mc:Fallback>
+        </mc:AlternateContent>
+      </w:r>
+      <w:r>
+        <w:rPr>
+          <w:noProof/>
+        </w:rPr>
+        <w:drawing>
+          <wp:anchor distT="0" distB="0" distL="114300" distR="114300" simplePos="0" relativeHeight="251770880" behindDoc="0" locked="0" layoutInCell="1" allowOverlap="1" wp14:anchorId="61406AA9" wp14:editId="56CEB4A6">
+            <wp:simplePos x="0" y="0"/>
+            <wp:positionH relativeFrom="column">
+              <wp:posOffset>3720465</wp:posOffset>
+            </wp:positionH>
+            <wp:positionV relativeFrom="paragraph">
+              <wp:posOffset>2441575</wp:posOffset>
+            </wp:positionV>
+            <wp:extent cx="967740" cy="548640"/>
+            <wp:effectExtent l="0" t="0" r="3810" b="0"/>
+            <wp:wrapNone/>
+            <wp:docPr id="41" name="Picture 41"/>
+            <wp:cNvGraphicFramePr>
+              <a:graphicFrameLocks xmlns:a="http://schemas.openxmlformats.org/drawingml/2006/main" noChangeAspect="1"/>
+            </wp:cNvGraphicFramePr>
+            <a:graphic xmlns:a="http://schemas.openxmlformats.org/drawingml/2006/main">
+              <a:graphicData uri="http://schemas.openxmlformats.org/drawingml/2006/picture">
+                <pic:pic xmlns:pic="http://schemas.openxmlformats.org/drawingml/2006/picture">
+                  <pic:nvPicPr>
+                    <pic:cNvPr id="41" name="signature.png"/>
+                    <pic:cNvPicPr/>
+                  </pic:nvPicPr>
+                  <pic:blipFill>
+                    <a:blip r:embed="rId9">
+                      <a:extLst>
+                        <a:ext uri="{28A0092B-C50C-407E-A947-70E740481C1C}">
+                          <a14:useLocalDpi xmlns:a14="http://schemas.microsoft.com/office/drawing/2010/main" val="0"/>
+                        </a:ext>
+                      </a:extLst>
+                    </a:blip>
+                    <a:stretch>
+                      <a:fillRect/>
+                    </a:stretch>
+                  </pic:blipFill>
+                  <pic:spPr>
+                    <a:xfrm>
+                      <a:off x="0" y="0"/>
+                      <a:ext cx="967740" cy="548640"/>
+                    </a:xfrm>
+                    <a:prstGeom prst="rect">
+                      <a:avLst/>
+                    </a:prstGeom>
+                  </pic:spPr>
+                </pic:pic>
+              </a:graphicData>
+            </a:graphic>
+            <wp14:sizeRelH relativeFrom="page">
+              <wp14:pctWidth>0</wp14:pctWidth>
+            </wp14:sizeRelH>
+            <wp14:sizeRelV relativeFrom="page">
+              <wp14:pctHeight>0</wp14:pctHeight>
+            </wp14:sizeRelV>
+          </wp:anchor>
+        </w:drawing>
+      </w:r>
+      <w:r>
+        <w:rPr>
+          <w:rFonts w:ascii="Times New Roman" w:hAnsi="Times New Roman" w:cs="Times New Roman"/>
+          <w:noProof/>
+        </w:rPr>
+        <mc:AlternateContent>
+          <mc:Choice Requires="wps">
+            <w:drawing>
+              <wp:anchor distT="0" distB="0" distL="114300" distR="114300" simplePos="0" relativeHeight="251763712" behindDoc="0" locked="0" layoutInCell="1" allowOverlap="1" wp14:anchorId="69E7431E" wp14:editId="2E56F5A8">
+                <wp:simplePos x="0" y="0"/>
+                <wp:positionH relativeFrom="column">
+                  <wp:posOffset>3743325</wp:posOffset>
+                </wp:positionH>
+                <wp:positionV relativeFrom="paragraph">
+                  <wp:posOffset>17780</wp:posOffset>
+                </wp:positionV>
+                <wp:extent cx="1135380" cy="510540"/>
+                <wp:effectExtent l="0" t="0" r="7620" b="3810"/>
+                <wp:wrapNone/>
+                <wp:docPr id="35" name="Text Box 35"/>
+                <wp:cNvGraphicFramePr/>
+                <a:graphic xmlns:a="http://schemas.openxmlformats.org/drawingml/2006/main">
+                  <a:graphicData uri="http://schemas.microsoft.com/office/word/2010/wordprocessingShape">
+                    <wps:wsp>
+                      <wps:cNvSpPr txBox="1"/>
+                      <wps:spPr>
+                        <a:xfrm>
+                          <a:off x="0" y="0"/>
+                          <a:ext cx="1135380" cy="510540"/>
+                        </a:xfrm>
+                        <a:prstGeom prst="rect">
+                          <a:avLst/>
+                        </a:prstGeom>
+                        <a:solidFill>
+                          <a:sysClr val="window" lastClr="FFFFFF"/>
+                        </a:solidFill>
+                        <a:ln w="6350">
+                          <a:noFill/>
+                        </a:ln>
+                      </wps:spPr>
+                      <wps:txbx>
+                        <w:txbxContent>
+                          <w:p>
+                            <w:pPr>
+                              <w:spacing w:after="0"/>
+                              <w:rPr>
+                                <w:rFonts w:ascii="Times New Roman" w:hAnsi="Times New Roman" w:cs="Times New Roman"/>
+                                <w:sz w:val="20"/>
+                              </w:rPr>
+                            </w:pPr>
+                            <w:r>
+                              <w:rPr>
+                                <w:rFonts w:ascii="Times New Roman" w:hAnsi="Times New Roman" w:cs="Times New Roman"/>
+                                <w:sz w:val="20"/>
+                              </w:rPr>
+                              <w:t>Date:</w:t>
+                            </w:r>
+                            <w:r>
+                              <w:rPr>
+                                <w:rFonts w:ascii="Times New Roman" w:hAnsi="Times New Roman" w:cs="Times New Roman"/>
+                                <w:sz w:val="20"/>
+                              </w:rPr>
+                              <w:t xml:space="preserve"> 2082-01-14</w:t>
+                            </w:r>
+                          </w:p>
+                          <w:p>
+                            <w:pPr>
+                              <w:spacing w:after="0"/>
+                              <w:rPr>
+                                <w:rFonts w:ascii="Times New Roman" w:hAnsi="Times New Roman" w:cs="Times New Roman"/>
+                                <w:sz w:val="20"/>
+                              </w:rPr>
+                            </w:pPr>
+                            <w:r>
+                              <w:rPr>
+                                <w:rFonts w:ascii="Times New Roman" w:hAnsi="Times New Roman" w:cs="Times New Roman"/>
+                                <w:sz w:val="20"/>
+                              </w:rPr>
+                              <w:t>Address:</w:t>
+                            </w:r>
+                            <w:r>
+                              <w:rPr>
+                                <w:rFonts w:ascii="Times New Roman" w:hAnsi="Times New Roman" w:cs="Times New Roman"/>
+                                <w:sz w:val="20"/>
+                              </w:rPr>
+                              <w:t xml:space="preserve"> Tandi</w:t>
+                            </w:r>
+                          </w:p>
+                          <w:p/>
+                        </w:txbxContent>
+                      </wps:txbx>
+                      <wps:bodyPr rot="0" spcFirstLastPara="0" vertOverflow="overflow" horzOverflow="overflow" vert="horz" wrap="square" lIns="91440" tIns="45720" rIns="91440" bIns="45720" numCol="1" spcCol="0" rtlCol="0" fromWordArt="0" anchor="t" anchorCtr="0" forceAA="0" compatLnSpc="1">
+                        <a:prstTxWarp prst="textNoShape">
+                          <a:avLst/>
+                        </a:prstTxWarp>
+                        <a:noAutofit/>
+                      </wps:bodyPr>
+                    </wps:wsp>
+                  </a:graphicData>
+                </a:graphic>
+                <wp14:sizeRelH relativeFrom="margin">
+                  <wp14:pctWidth>0</wp14:pctWidth>
+                </wp14:sizeRelH>
+                <wp14:sizeRelV relativeFrom="margin">
+                  <wp14:pctHeight>0</wp14:pctHeight>
+                </wp14:sizeRelV>
+              </wp:anchor>
+            </w:drawing>
+          </mc:Choice>
+          <mc:Fallback>
+            <w:pict>
+              <v:shape w14:anchorId="69E7431E" id="Text Box 35" o:spid="_x0000_s1053" type="#_x0000_t202" style="position:absolute;left:0;text-align:left;margin-left:294.75pt;margin-top:1.4pt;width:89.4pt;height:40.2pt;z-index:251763712;visibility:visible;mso-wrap-style:square;mso-width-percent:0;mso-height-percent:0;mso-wrap-distance-left:9pt;mso-wrap-distance-top:0;mso-wrap-distance-right:9pt;mso-wrap-distance-bottom:0;mso-position-horizontal:absolute;mso-position-horizontal-relative:text;mso-position-vertical:absolute;mso-position-vertical-relative:text;mso-width-percent:0;mso-height-percent:0;mso-width-relative:margin;mso-height-relative:margin;v-text-anchor:top" o:gfxdata="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" fillcolor="window" stroked="f" strokeweight=".5pt">
+                <v:textbox>
+                  <w:txbxContent>
+                    <w:p>
+                      <w:pPr>
+                        <w:spacing w:after="0"/>
+                        <w:rPr>
+                          <w:rFonts w:ascii="Times New Roman" w:hAnsi="Times New Roman" w:cs="Times New Roman"/>
+                          <w:sz w:val="20"/>
+                        </w:rPr>
+                      </w:pPr>
+                      <w:r>
+                        <w:rPr>
+                          <w:rFonts w:ascii="Times New Roman" w:hAnsi="Times New Roman" w:cs="Times New Roman"/>
+                          <w:sz w:val="20"/>
+                        </w:rPr>
+                        <w:t>Date:</w:t>
+                      </w:r>
+                      <w:r>
+                        <w:rPr>
+                          <w:rFonts w:ascii="Times New Roman" w:hAnsi="Times New Roman" w:cs="Times New Roman"/>
+                          <w:sz w:val="20"/>
+                        </w:rPr>
+                        <w:t xml:space="preserve"> 2082-01-14</w:t>
+                      </w:r>
+                    </w:p>
+                    <w:p>
+                      <w:pPr>
+                        <w:spacing w:after="0"/>
+                        <w:rPr>
+                          <w:rFonts w:ascii="Times New Roman" w:hAnsi="Times New Roman" w:cs="Times New Roman"/>
+                          <w:sz w:val="20"/>
+                        </w:rPr>
+                      </w:pPr>
+                      <w:r>
+                        <w:rPr>
+                          <w:rFonts w:ascii="Times New Roman" w:hAnsi="Times New Roman" w:cs="Times New Roman"/>
+                          <w:sz w:val="20"/>
+                        </w:rPr>
+                        <w:t>Address:</w:t>
+                      </w:r>
+                      <w:r>
+                        <w:rPr>
+                          <w:rFonts w:ascii="Times New Roman" w:hAnsi="Times New Roman" w:cs="Times New Roman"/>
+                          <w:sz w:val="20"/>
+                        </w:rPr>
+                        <w:t xml:space="preserve"> Tandi</w:t>
+                      </w:r>
+                    </w:p>
+                    <w:p/>
+                  </w:txbxContent>
+                </v:textbox>
+              </v:shape>
+            </w:pict>
+          </mc:Fallback>
+        </mc:AlternateContent>
+      </w:r>
     </w:p>
     <w:p>
       <w:pPr>
@@ -3432,7 +4048,7 @@
     <w:tbl>
       <w:tblPr>
         <w:tblStyle w:val="TableGrid"/>
-        <w:tblpPr w:leftFromText="180" w:rightFromText="180" w:vertAnchor="page" w:horzAnchor="margin" w:tblpXSpec="right" w:tblpY="4825"/>
+        <w:tblpPr w:leftFromText="180" w:rightFromText="180" w:vertAnchor="page" w:horzAnchor="margin" w:tblpY="4546"/>
         <w:tblW w:w="0" w:type="auto"/>
         <w:tblLook w:val="04A0" w:firstRow="1" w:lastRow="0" w:firstColumn="1" w:lastColumn="0" w:noHBand="0" w:noVBand="1"/>
       </w:tblPr>
@@ -3459,6 +4075,7 @@
               </w:rPr>
             </w:pPr>
             <w:proofErr w:type="spellStart"/>
+            <w:proofErr w:type="gramStart"/>
             <w:r>
               <w:rPr>
                 <w:rFonts w:ascii="Times New Roman" w:hAnsi="Times New Roman" w:cs="Times New Roman"/>
@@ -3466,6 +4083,7 @@
               <w:t>S.n</w:t>
             </w:r>
             <w:proofErr w:type="spellEnd"/>
+            <w:proofErr w:type="gramEnd"/>
           </w:p>
         </w:tc>
         <w:tc>
@@ -3521,21 +4139,13 @@
               <w:rPr>
                 <w:rFonts w:ascii="Times New Roman" w:hAnsi="Times New Roman" w:cs="Times New Roman"/>
               </w:rPr>
-              <w:t>Rate(</w:t>
+              <w:t>Rate (</w:t>
             </w:r>
-            <w:proofErr w:type="spellStart"/>
             <w:r>
               <w:rPr>
                 <w:rFonts w:ascii="Times New Roman" w:hAnsi="Times New Roman" w:cs="Times New Roman"/>
               </w:rPr>
-              <w:t>Rs</w:t>
-            </w:r>
-            <w:proofErr w:type="spellEnd"/>
-            <w:r>
-              <w:rPr>
-                <w:rFonts w:ascii="Times New Roman" w:hAnsi="Times New Roman" w:cs="Times New Roman"/>
-              </w:rPr>
-              <w:t>)</w:t>
+              <w:t>Rs)</w:t>
             </w:r>
           </w:p>
         </w:tc>
@@ -3554,21 +4164,13 @@
               <w:rPr>
                 <w:rFonts w:ascii="Times New Roman" w:hAnsi="Times New Roman" w:cs="Times New Roman"/>
               </w:rPr>
-              <w:t>Amount(</w:t>
+              <w:t>Amount (</w:t>
             </w:r>
-            <w:proofErr w:type="spellStart"/>
             <w:r>
               <w:rPr>
                 <w:rFonts w:ascii="Times New Roman" w:hAnsi="Times New Roman" w:cs="Times New Roman"/>
               </w:rPr>
-              <w:t>Rs</w:t>
-            </w:r>
-            <w:proofErr w:type="spellEnd"/>
-            <w:r>
-              <w:rPr>
-                <w:rFonts w:ascii="Times New Roman" w:hAnsi="Times New Roman" w:cs="Times New Roman"/>
-              </w:rPr>
-              <w:t>)</w:t>
+              <w:t>Rs)</w:t>
             </w:r>
           </w:p>
         </w:tc>
@@ -3881,6 +4483,115 @@
           <w:rFonts w:ascii="Times New Roman" w:hAnsi="Times New Roman" w:cs="Times New Roman"/>
         </w:rPr>
       </w:pPr>
+      <w:r>
+        <w:rPr>
+          <w:rFonts w:ascii="Times New Roman" w:hAnsi="Times New Roman" w:cs="Times New Roman"/>
+          <w:noProof/>
+        </w:rPr>
+        <mc:AlternateContent>
+          <mc:Choice Requires="wps">
+            <w:drawing>
+              <wp:anchor distT="0" distB="0" distL="114300" distR="114300" simplePos="0" relativeHeight="251766784" behindDoc="0" locked="0" layoutInCell="1" allowOverlap="1" wp14:anchorId="56CFF131" wp14:editId="2039216A">
+                <wp:simplePos x="0" y="0"/>
+                <wp:positionH relativeFrom="column">
+                  <wp:posOffset>2619375</wp:posOffset>
+                </wp:positionH>
+                <wp:positionV relativeFrom="paragraph">
+                  <wp:posOffset>1565275</wp:posOffset>
+                </wp:positionV>
+                <wp:extent cx="2004060" cy="238125"/>
+                <wp:effectExtent l="0" t="0" r="15240" b="28575"/>
+                <wp:wrapNone/>
+                <wp:docPr id="37" name="Text Box 37"/>
+                <wp:cNvGraphicFramePr/>
+                <a:graphic xmlns:a="http://schemas.openxmlformats.org/drawingml/2006/main">
+                  <a:graphicData uri="http://schemas.microsoft.com/office/word/2010/wordprocessingShape">
+                    <wps:wsp>
+                      <wps:cNvSpPr txBox="1"/>
+                      <wps:spPr>
+                        <a:xfrm>
+                          <a:off x="0" y="0"/>
+                          <a:ext cx="2004060" cy="238125"/>
+                        </a:xfrm>
+                        <a:prstGeom prst="rect">
+                          <a:avLst/>
+                        </a:prstGeom>
+                        <a:solidFill>
+                          <a:schemeClr val="lt1"/>
+                        </a:solidFill>
+                        <a:ln w="6350">
+                          <a:solidFill>
+                            <a:prstClr val="black"/>
+                          </a:solidFill>
+                        </a:ln>
+                      </wps:spPr>
+                      <wps:txbx>
+                        <w:txbxContent>
+                          <w:p>
+                            <w:r>
+                              <w:t>Total:</w:t>
+                            </w:r>
+                            <w:r>
+                              <w:t xml:space="preserve"> </w:t>
+                            </w:r>
+                            <w:r>
+                              <w:tab/>
+                            </w:r>
+                            <w:r>
+                              <w:tab/>
+                            </w:r>
+                            <w:r>
+                              <w:tab/>
+                              <w:t>480</w:t>
+                            </w:r>
+                          </w:p>
+                        </w:txbxContent>
+                      </wps:txbx>
+                      <wps:bodyPr rot="0" spcFirstLastPara="0" vertOverflow="overflow" horzOverflow="overflow" vert="horz" wrap="square" lIns="91440" tIns="45720" rIns="91440" bIns="45720" numCol="1" spcCol="0" rtlCol="0" fromWordArt="0" anchor="t" anchorCtr="0" forceAA="0" compatLnSpc="1">
+                        <a:prstTxWarp prst="textNoShape">
+                          <a:avLst/>
+                        </a:prstTxWarp>
+                        <a:noAutofit/>
+                      </wps:bodyPr>
+                    </wps:wsp>
+                  </a:graphicData>
+                </a:graphic>
+                <wp14:sizeRelV relativeFrom="margin">
+                  <wp14:pctHeight>0</wp14:pctHeight>
+                </wp14:sizeRelV>
+              </wp:anchor>
+            </w:drawing>
+          </mc:Choice>
+          <mc:Fallback>
+            <w:pict>
+              <v:shape w14:anchorId="56CFF131" id="Text Box 37" o:spid="_x0000_s1054" type="#_x0000_t202" style="position:absolute;left:0;text-align:left;margin-left:206.25pt;margin-top:123.25pt;width:157.8pt;height:18.75pt;z-index:251766784;visibility:visible;mso-wrap-style:square;mso-height-percent:0;mso-wrap-distance-left:9pt;mso-wrap-distance-top:0;mso-wrap-distance-right:9pt;mso-wrap-distance-bottom:0;mso-position-horizontal:absolute;mso-position-horizontal-relative:text;mso-position-vertical:absolute;mso-position-vertical-relative:text;mso-height-percent:0;mso-height-relative:margin;v-text-anchor:top" o:gfxdata="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" fillcolor="white [3201]" strokeweight=".5pt">
+                <v:textbox>
+                  <w:txbxContent>
+                    <w:p>
+                      <w:r>
+                        <w:t>Total:</w:t>
+                      </w:r>
+                      <w:r>
+                        <w:t xml:space="preserve"> </w:t>
+                      </w:r>
+                      <w:r>
+                        <w:tab/>
+                      </w:r>
+                      <w:r>
+                        <w:tab/>
+                      </w:r>
+                      <w:r>
+                        <w:tab/>
+                        <w:t>480</w:t>
+                      </w:r>
+                    </w:p>
+                  </w:txbxContent>
+                </v:textbox>
+              </v:shape>
+            </w:pict>
+          </mc:Fallback>
+        </mc:AlternateContent>
+      </w:r>
     </w:p>
     <w:p>
       <w:pPr>
@@ -3889,6 +4600,90 @@
           <w:rFonts w:ascii="Times New Roman" w:hAnsi="Times New Roman" w:cs="Times New Roman"/>
         </w:rPr>
       </w:pPr>
+      <w:r>
+        <w:rPr>
+          <w:rFonts w:ascii="Times New Roman" w:hAnsi="Times New Roman" w:cs="Times New Roman"/>
+          <w:noProof/>
+        </w:rPr>
+        <mc:AlternateContent>
+          <mc:Choice Requires="wps">
+            <w:drawing>
+              <wp:anchor distT="0" distB="0" distL="114300" distR="114300" simplePos="0" relativeHeight="251767808" behindDoc="0" locked="0" layoutInCell="1" allowOverlap="1" wp14:anchorId="4877FE9C" wp14:editId="72BF02D4">
+                <wp:simplePos x="0" y="0"/>
+                <wp:positionH relativeFrom="column">
+                  <wp:posOffset>66675</wp:posOffset>
+                </wp:positionH>
+                <wp:positionV relativeFrom="paragraph">
+                  <wp:posOffset>235585</wp:posOffset>
+                </wp:positionV>
+                <wp:extent cx="2543175" cy="350520"/>
+                <wp:effectExtent l="0" t="0" r="9525" b="0"/>
+                <wp:wrapNone/>
+                <wp:docPr id="38" name="Text Box 38"/>
+                <wp:cNvGraphicFramePr/>
+                <a:graphic xmlns:a="http://schemas.openxmlformats.org/drawingml/2006/main">
+                  <a:graphicData uri="http://schemas.microsoft.com/office/word/2010/wordprocessingShape">
+                    <wps:wsp>
+                      <wps:cNvSpPr txBox="1"/>
+                      <wps:spPr>
+                        <a:xfrm>
+                          <a:off x="0" y="0"/>
+                          <a:ext cx="2543175" cy="350520"/>
+                        </a:xfrm>
+                        <a:prstGeom prst="rect">
+                          <a:avLst/>
+                        </a:prstGeom>
+                        <a:solidFill>
+                          <a:schemeClr val="lt1"/>
+                        </a:solidFill>
+                        <a:ln w="6350">
+                          <a:noFill/>
+                        </a:ln>
+                      </wps:spPr>
+                      <wps:txbx>
+                        <w:txbxContent>
+                          <w:p>
+                            <w:r>
+                              <w:t>In words: Four hundred and eight only.</w:t>
+                            </w:r>
+                          </w:p>
+                        </w:txbxContent>
+                      </wps:txbx>
+                      <wps:bodyPr rot="0" spcFirstLastPara="0" vertOverflow="overflow" horzOverflow="overflow" vert="horz" wrap="square" lIns="91440" tIns="45720" rIns="91440" bIns="45720" numCol="1" spcCol="0" rtlCol="0" fromWordArt="0" anchor="t" anchorCtr="0" forceAA="0" compatLnSpc="1">
+                        <a:prstTxWarp prst="textNoShape">
+                          <a:avLst/>
+                        </a:prstTxWarp>
+                        <a:noAutofit/>
+                      </wps:bodyPr>
+                    </wps:wsp>
+                  </a:graphicData>
+                </a:graphic>
+                <wp14:sizeRelH relativeFrom="margin">
+                  <wp14:pctWidth>0</wp14:pctWidth>
+                </wp14:sizeRelH>
+                <wp14:sizeRelV relativeFrom="margin">
+                  <wp14:pctHeight>0</wp14:pctHeight>
+                </wp14:sizeRelV>
+              </wp:anchor>
+            </w:drawing>
+          </mc:Choice>
+          <mc:Fallback>
+            <w:pict>
+              <v:shape w14:anchorId="4877FE9C" id="Text Box 38" o:spid="_x0000_s1055" type="#_x0000_t202" style="position:absolute;left:0;text-align:left;margin-left:5.25pt;margin-top:18.55pt;width:200.25pt;height:27.6pt;z-index:251767808;visibility:visible;mso-wrap-style:square;mso-width-percent:0;mso-height-percent:0;mso-wrap-distance-left:9pt;mso-wrap-distance-top:0;mso-wrap-distance-right:9pt;mso-wrap-distance-bottom:0;mso-position-horizontal:absolute;mso-position-horizontal-relative:text;mso-position-vertical:absolute;mso-position-vertical-relative:text;mso-width-percent:0;mso-height-percent:0;mso-width-relative:margin;mso-height-relative:margin;v-text-anchor:top" o:gfxdata="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" fillcolor="white [3201]" stroked="f" strokeweight=".5pt">
+                <v:textbox>
+                  <w:txbxContent>
+                    <w:p>
+                      <w:r>
+                        <w:t>In words: Four hundred and eight only.</w:t>
+                      </w:r>
+                    </w:p>
+                  </w:txbxContent>
+                </v:textbox>
+              </v:shape>
+            </w:pict>
+          </mc:Fallback>
+        </mc:AlternateContent>
+      </w:r>
     </w:p>
     <w:p>
       <w:pPr>
@@ -3897,74 +4692,6 @@
           <w:rFonts w:ascii="Times New Roman" w:hAnsi="Times New Roman" w:cs="Times New Roman"/>
         </w:rPr>
       </w:pPr>
-    </w:p>
-    <w:p>
-      <w:pPr>
-        <w:ind w:left="720"/>
-        <w:rPr>
-          <w:rFonts w:ascii="Times New Roman" w:hAnsi="Times New Roman" w:cs="Times New Roman"/>
-        </w:rPr>
-      </w:pPr>
-      <w:r>
-        <w:rPr>
-          <w:noProof/>
-        </w:rPr>
-        <w:drawing>
-          <wp:anchor distT="0" distB="0" distL="114300" distR="114300" simplePos="0" relativeHeight="251770880" behindDoc="0" locked="0" layoutInCell="1" allowOverlap="1" wp14:anchorId="0F27D136" wp14:editId="0591B83F">
-            <wp:simplePos x="0" y="0"/>
-            <wp:positionH relativeFrom="column">
-              <wp:posOffset>4472940</wp:posOffset>
-            </wp:positionH>
-            <wp:positionV relativeFrom="paragraph">
-              <wp:posOffset>873125</wp:posOffset>
-            </wp:positionV>
-            <wp:extent cx="967740" cy="548640"/>
-            <wp:effectExtent l="0" t="0" r="3810" b="0"/>
-            <wp:wrapNone/>
-            <wp:docPr id="41" name="Picture 41"/>
-            <wp:cNvGraphicFramePr>
-              <a:graphicFrameLocks xmlns:a="http://schemas.openxmlformats.org/drawingml/2006/main" noChangeAspect="1"/>
-            </wp:cNvGraphicFramePr>
-            <a:graphic xmlns:a="http://schemas.openxmlformats.org/drawingml/2006/main">
-              <a:graphicData uri="http://schemas.openxmlformats.org/drawingml/2006/picture">
-                <pic:pic xmlns:pic="http://schemas.openxmlformats.org/drawingml/2006/picture">
-                  <pic:nvPicPr>
-                    <pic:cNvPr id="41" name="signature.png"/>
-                    <pic:cNvPicPr/>
-                  </pic:nvPicPr>
-                  <pic:blipFill>
-                    <a:blip r:embed="rId8">
-                      <a:extLst>
-                        <a:ext uri="{28A0092B-C50C-407E-A947-70E740481C1C}">
-                          <a14:useLocalDpi xmlns:a14="http://schemas.microsoft.com/office/drawing/2010/main" val="0"/>
-                        </a:ext>
-                      </a:extLst>
-                    </a:blip>
-                    <a:stretch>
-                      <a:fillRect/>
-                    </a:stretch>
-                  </pic:blipFill>
-                  <pic:spPr>
-                    <a:xfrm>
-                      <a:off x="0" y="0"/>
-                      <a:ext cx="967740" cy="548640"/>
-                    </a:xfrm>
-                    <a:prstGeom prst="rect">
-                      <a:avLst/>
-                    </a:prstGeom>
-                  </pic:spPr>
-                </pic:pic>
-              </a:graphicData>
-            </a:graphic>
-            <wp14:sizeRelH relativeFrom="page">
-              <wp14:pctWidth>0</wp14:pctWidth>
-            </wp14:sizeRelH>
-            <wp14:sizeRelV relativeFrom="page">
-              <wp14:pctHeight>0</wp14:pctHeight>
-            </wp14:sizeRelV>
-          </wp:anchor>
-        </w:drawing>
-      </w:r>
       <w:r>
         <w:rPr>
           <w:rFonts w:ascii="Times New Roman" w:hAnsi="Times New Roman" w:cs="Times New Roman"/>
@@ -3973,13 +4700,13 @@
         <mc:AlternateContent>
           <mc:Choice Requires="wps">
             <w:drawing>
-              <wp:anchor distT="0" distB="0" distL="114300" distR="114300" simplePos="0" relativeHeight="251769856" behindDoc="0" locked="0" layoutInCell="1" allowOverlap="1" wp14:anchorId="41AA3032" wp14:editId="3907C24F">
+              <wp:anchor distT="0" distB="0" distL="114300" distR="114300" simplePos="0" relativeHeight="251769856" behindDoc="0" locked="0" layoutInCell="1" allowOverlap="1" wp14:anchorId="231E31F9" wp14:editId="527E9690">
                 <wp:simplePos x="0" y="0"/>
                 <wp:positionH relativeFrom="column">
-                  <wp:posOffset>4549140</wp:posOffset>
+                  <wp:posOffset>3701415</wp:posOffset>
                 </wp:positionH>
                 <wp:positionV relativeFrom="paragraph">
-                  <wp:posOffset>1315085</wp:posOffset>
+                  <wp:posOffset>100965</wp:posOffset>
                 </wp:positionV>
                 <wp:extent cx="1089660" cy="7620"/>
                 <wp:effectExtent l="38100" t="38100" r="72390" b="87630"/>
@@ -4033,340 +4760,17 @@
           </mc:Choice>
           <mc:Fallback>
             <w:pict>
-              <v:line w14:anchorId="18D05AC9" id="Straight Connector 40" o:spid="_x0000_s1026" style="position:absolute;z-index:251769856;visibility:visible;mso-wrap-style:square;mso-width-percent:0;mso-height-percent:0;mso-wrap-distance-left:9pt;mso-wrap-distance-top:0;mso-wrap-distance-right:9pt;mso-wrap-distance-bottom:0;mso-position-horizontal:absolute;mso-position-horizontal-relative:text;mso-position-vertical:absolute;mso-position-vertical-relative:text;mso-width-percent:0;mso-height-percent:0;mso-width-relative:margin;mso-height-relative:margin" from="358.2pt,103.55pt" to="444pt,104.15pt" o:gfxdata="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" strokecolor="black [3213]" strokeweight="2pt">
+              <v:line w14:anchorId="05A65D5F" id="Straight Connector 40" o:spid="_x0000_s1026" style="position:absolute;z-index:251769856;visibility:visible;mso-wrap-style:square;mso-width-percent:0;mso-height-percent:0;mso-wrap-distance-left:9pt;mso-wrap-distance-top:0;mso-wrap-distance-right:9pt;mso-wrap-distance-bottom:0;mso-position-horizontal:absolute;mso-position-horizontal-relative:text;mso-position-vertical:absolute;mso-position-vertical-relative:text;mso-width-percent:0;mso-height-percent:0;mso-width-relative:margin;mso-height-relative:margin" from="291.45pt,7.95pt" to="377.25pt,8.55pt" o:gfxdata="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" strokecolor="black [3213]" strokeweight="2pt">
                 <v:shadow on="t" color="black" opacity="24903f" origin=",.5" offset="0,.55556mm"/>
               </v:line>
             </w:pict>
           </mc:Fallback>
         </mc:AlternateContent>
       </w:r>
-      <w:r>
-        <w:rPr>
-          <w:rFonts w:ascii="Times New Roman" w:hAnsi="Times New Roman" w:cs="Times New Roman"/>
-          <w:noProof/>
-        </w:rPr>
-        <mc:AlternateContent>
-          <mc:Choice Requires="wps">
-            <w:drawing>
-              <wp:anchor distT="0" distB="0" distL="114300" distR="114300" simplePos="0" relativeHeight="251768832" behindDoc="0" locked="0" layoutInCell="1" allowOverlap="1" wp14:anchorId="79B629DC" wp14:editId="5C70E2F8">
-                <wp:simplePos x="0" y="0"/>
-                <wp:positionH relativeFrom="column">
-                  <wp:posOffset>4518660</wp:posOffset>
-                </wp:positionH>
-                <wp:positionV relativeFrom="paragraph">
-                  <wp:posOffset>1056005</wp:posOffset>
-                </wp:positionV>
-                <wp:extent cx="1303020" cy="609600"/>
-                <wp:effectExtent l="0" t="0" r="0" b="0"/>
-                <wp:wrapNone/>
-                <wp:docPr id="39" name="Text Box 39"/>
-                <wp:cNvGraphicFramePr/>
-                <a:graphic xmlns:a="http://schemas.openxmlformats.org/drawingml/2006/main">
-                  <a:graphicData uri="http://schemas.microsoft.com/office/word/2010/wordprocessingShape">
-                    <wps:wsp>
-                      <wps:cNvSpPr txBox="1"/>
-                      <wps:spPr>
-                        <a:xfrm>
-                          <a:off x="0" y="0"/>
-                          <a:ext cx="1303020" cy="609600"/>
-                        </a:xfrm>
-                        <a:prstGeom prst="rect">
-                          <a:avLst/>
-                        </a:prstGeom>
-                        <a:solidFill>
-                          <a:schemeClr val="lt1"/>
-                        </a:solidFill>
-                        <a:ln w="6350">
-                          <a:noFill/>
-                        </a:ln>
-                      </wps:spPr>
-                      <wps:txbx>
-                        <w:txbxContent>
-                          <w:p>
-                            <w:r>
-                              <w:t xml:space="preserve">      </w:t>
-                            </w:r>
-                          </w:p>
-                          <w:p>
-                            <w:r>
-                              <w:t xml:space="preserve">          Sign</w:t>
-                            </w:r>
-                          </w:p>
-                        </w:txbxContent>
-                      </wps:txbx>
-                      <wps:bodyPr rot="0" spcFirstLastPara="0" vertOverflow="overflow" horzOverflow="overflow" vert="horz" wrap="square" lIns="91440" tIns="45720" rIns="91440" bIns="45720" numCol="1" spcCol="0" rtlCol="0" fromWordArt="0" anchor="t" anchorCtr="0" forceAA="0" compatLnSpc="1">
-                        <a:prstTxWarp prst="textNoShape">
-                          <a:avLst/>
-                        </a:prstTxWarp>
-                        <a:noAutofit/>
-                      </wps:bodyPr>
-                    </wps:wsp>
-                  </a:graphicData>
-                </a:graphic>
-                <wp14:sizeRelV relativeFrom="margin">
-                  <wp14:pctHeight>0</wp14:pctHeight>
-                </wp14:sizeRelV>
-              </wp:anchor>
-            </w:drawing>
-          </mc:Choice>
-          <mc:Fallback>
-            <w:pict>
-              <v:shape w14:anchorId="79B629DC" id="Text Box 39" o:spid="_x0000_s1039" type="#_x0000_t202" style="position:absolute;left:0;text-align:left;margin-left:355.8pt;margin-top:83.15pt;width:102.6pt;height:48pt;z-index:251768832;visibility:visible;mso-wrap-style:square;mso-height-percent:0;mso-wrap-distance-left:9pt;mso-wrap-distance-top:0;mso-wrap-distance-right:9pt;mso-wrap-distance-bottom:0;mso-position-horizontal:absolute;mso-position-horizontal-relative:text;mso-position-vertical:absolute;mso-position-vertical-relative:text;mso-height-percent:0;mso-height-relative:margin;v-text-anchor:top" o:gfxdata="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" fillcolor="white [3201]" stroked="f" strokeweight=".5pt">
-                <v:textbox>
-                  <w:txbxContent>
-                    <w:p>
-                      <w:r>
-                        <w:t xml:space="preserve">      </w:t>
-                      </w:r>
-                    </w:p>
-                    <w:p>
-                      <w:r>
-                        <w:t xml:space="preserve">          Sign</w:t>
-                      </w:r>
-                    </w:p>
-                  </w:txbxContent>
-                </v:textbox>
-              </v:shape>
-            </w:pict>
-          </mc:Fallback>
-        </mc:AlternateContent>
-      </w:r>
-      <w:r>
-        <w:rPr>
-          <w:rFonts w:ascii="Times New Roman" w:hAnsi="Times New Roman" w:cs="Times New Roman"/>
-          <w:noProof/>
-        </w:rPr>
-        <mc:AlternateContent>
-          <mc:Choice Requires="wps">
-            <w:drawing>
-              <wp:anchor distT="0" distB="0" distL="114300" distR="114300" simplePos="0" relativeHeight="251767808" behindDoc="0" locked="0" layoutInCell="1" allowOverlap="1" wp14:anchorId="71C01C48" wp14:editId="7209EE57">
-                <wp:simplePos x="0" y="0"/>
-                <wp:positionH relativeFrom="column">
-                  <wp:posOffset>822960</wp:posOffset>
-                </wp:positionH>
-                <wp:positionV relativeFrom="paragraph">
-                  <wp:posOffset>911225</wp:posOffset>
-                </wp:positionV>
-                <wp:extent cx="3055620" cy="350520"/>
-                <wp:effectExtent l="0" t="0" r="0" b="0"/>
-                <wp:wrapNone/>
-                <wp:docPr id="38" name="Text Box 38"/>
-                <wp:cNvGraphicFramePr/>
-                <a:graphic xmlns:a="http://schemas.openxmlformats.org/drawingml/2006/main">
-                  <a:graphicData uri="http://schemas.microsoft.com/office/word/2010/wordprocessingShape">
-                    <wps:wsp>
-                      <wps:cNvSpPr txBox="1"/>
-                      <wps:spPr>
-                        <a:xfrm>
-                          <a:off x="0" y="0"/>
-                          <a:ext cx="3055620" cy="350520"/>
-                        </a:xfrm>
-                        <a:prstGeom prst="rect">
-                          <a:avLst/>
-                        </a:prstGeom>
-                        <a:solidFill>
-                          <a:schemeClr val="lt1"/>
-                        </a:solidFill>
-                        <a:ln w="6350">
-                          <a:noFill/>
-                        </a:ln>
-                      </wps:spPr>
-                      <wps:txbx>
-                        <w:txbxContent>
-                          <w:p>
-                            <w:r>
-                              <w:t>In words: Four hundred and eight only.</w:t>
-                            </w:r>
-                          </w:p>
-                        </w:txbxContent>
-                      </wps:txbx>
-                      <wps:bodyPr rot="0" spcFirstLastPara="0" vertOverflow="overflow" horzOverflow="overflow" vert="horz" wrap="square" lIns="91440" tIns="45720" rIns="91440" bIns="45720" numCol="1" spcCol="0" rtlCol="0" fromWordArt="0" anchor="t" anchorCtr="0" forceAA="0" compatLnSpc="1">
-                        <a:prstTxWarp prst="textNoShape">
-                          <a:avLst/>
-                        </a:prstTxWarp>
-                        <a:noAutofit/>
-                      </wps:bodyPr>
-                    </wps:wsp>
-                  </a:graphicData>
-                </a:graphic>
-                <wp14:sizeRelH relativeFrom="margin">
-                  <wp14:pctWidth>0</wp14:pctWidth>
-                </wp14:sizeRelH>
-                <wp14:sizeRelV relativeFrom="margin">
-                  <wp14:pctHeight>0</wp14:pctHeight>
-                </wp14:sizeRelV>
-              </wp:anchor>
-            </w:drawing>
-          </mc:Choice>
-          <mc:Fallback>
-            <w:pict>
-              <v:shape w14:anchorId="71C01C48" id="Text Box 38" o:spid="_x0000_s1040" type="#_x0000_t202" style="position:absolute;left:0;text-align:left;margin-left:64.8pt;margin-top:71.75pt;width:240.6pt;height:27.6pt;z-index:251767808;visibility:visible;mso-wrap-style:square;mso-width-percent:0;mso-height-percent:0;mso-wrap-distance-left:9pt;mso-wrap-distance-top:0;mso-wrap-distance-right:9pt;mso-wrap-distance-bottom:0;mso-position-horizontal:absolute;mso-position-horizontal-relative:text;mso-position-vertical:absolute;mso-position-vertical-relative:text;mso-width-percent:0;mso-height-percent:0;mso-width-relative:margin;mso-height-relative:margin;v-text-anchor:top" o:gfxdata="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" fillcolor="white [3201]" stroked="f" strokeweight=".5pt">
-                <v:textbox>
-                  <w:txbxContent>
-                    <w:p>
-                      <w:r>
-                        <w:t>In words: Four hundred and eight only.</w:t>
-                      </w:r>
-                    </w:p>
-                  </w:txbxContent>
-                </v:textbox>
-              </v:shape>
-            </w:pict>
-          </mc:Fallback>
-        </mc:AlternateContent>
-      </w:r>
-      <w:r>
-        <w:rPr>
-          <w:rFonts w:ascii="Times New Roman" w:hAnsi="Times New Roman" w:cs="Times New Roman"/>
-          <w:noProof/>
-        </w:rPr>
-        <mc:AlternateContent>
-          <mc:Choice Requires="wps">
-            <w:drawing>
-              <wp:anchor distT="0" distB="0" distL="114300" distR="114300" simplePos="0" relativeHeight="251766784" behindDoc="0" locked="0" layoutInCell="1" allowOverlap="1" wp14:anchorId="020966F0" wp14:editId="3DBEA4E2">
-                <wp:simplePos x="0" y="0"/>
-                <wp:positionH relativeFrom="column">
-                  <wp:posOffset>3543300</wp:posOffset>
-                </wp:positionH>
-                <wp:positionV relativeFrom="paragraph">
-                  <wp:posOffset>522605</wp:posOffset>
-                </wp:positionV>
-                <wp:extent cx="2004060" cy="342900"/>
-                <wp:effectExtent l="0" t="0" r="15240" b="19050"/>
-                <wp:wrapNone/>
-                <wp:docPr id="37" name="Text Box 37"/>
-                <wp:cNvGraphicFramePr/>
-                <a:graphic xmlns:a="http://schemas.openxmlformats.org/drawingml/2006/main">
-                  <a:graphicData uri="http://schemas.microsoft.com/office/word/2010/wordprocessingShape">
-                    <wps:wsp>
-                      <wps:cNvSpPr txBox="1"/>
-                      <wps:spPr>
-                        <a:xfrm>
-                          <a:off x="0" y="0"/>
-                          <a:ext cx="2004060" cy="342900"/>
-                        </a:xfrm>
-                        <a:prstGeom prst="rect">
-                          <a:avLst/>
-                        </a:prstGeom>
-                        <a:solidFill>
-                          <a:schemeClr val="lt1"/>
-                        </a:solidFill>
-                        <a:ln w="6350">
-                          <a:solidFill>
-                            <a:prstClr val="black"/>
-                          </a:solidFill>
-                        </a:ln>
-                      </wps:spPr>
-                      <wps:txbx>
-                        <w:txbxContent>
-                          <w:p>
-                            <w:proofErr w:type="gramStart"/>
-                            <w:r>
-                              <w:t>Total :</w:t>
-                            </w:r>
-                            <w:proofErr w:type="gramEnd"/>
-                            <w:r>
-                              <w:t xml:space="preserve"> </w:t>
-                            </w:r>
-                            <w:r>
-                              <w:tab/>
-                            </w:r>
-                            <w:r>
-                              <w:tab/>
-                            </w:r>
-                            <w:r>
-                              <w:tab/>
-                              <w:t>480</w:t>
-                            </w:r>
-                          </w:p>
-                        </w:txbxContent>
-                      </wps:txbx>
-                      <wps:bodyPr rot="0" spcFirstLastPara="0" vertOverflow="overflow" horzOverflow="overflow" vert="horz" wrap="square" lIns="91440" tIns="45720" rIns="91440" bIns="45720" numCol="1" spcCol="0" rtlCol="0" fromWordArt="0" anchor="t" anchorCtr="0" forceAA="0" compatLnSpc="1">
-                        <a:prstTxWarp prst="textNoShape">
-                          <a:avLst/>
-                        </a:prstTxWarp>
-                        <a:noAutofit/>
-                      </wps:bodyPr>
-                    </wps:wsp>
-                  </a:graphicData>
-                </a:graphic>
-                <wp14:sizeRelV relativeFrom="margin">
-                  <wp14:pctHeight>0</wp14:pctHeight>
-                </wp14:sizeRelV>
-              </wp:anchor>
-            </w:drawing>
-          </mc:Choice>
-          <mc:Fallback>
-            <w:pict>
-              <v:shape w14:anchorId="020966F0" id="Text Box 37" o:spid="_x0000_s1041" type="#_x0000_t202" style="position:absolute;left:0;text-align:left;margin-left:279pt;margin-top:41.15pt;width:157.8pt;height:27pt;z-index:251766784;visibility:visible;mso-wrap-style:square;mso-height-percent:0;mso-wrap-distance-left:9pt;mso-wrap-distance-top:0;mso-wrap-distance-right:9pt;mso-wrap-distance-bottom:0;mso-position-horizontal:absolute;mso-position-horizontal-relative:text;mso-position-vertical:absolute;mso-position-vertical-relative:text;mso-height-percent:0;mso-height-relative:margin;v-text-anchor:top" o:gfxdata="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" fillcolor="white [3201]" strokeweight=".5pt">
-                <v:textbox>
-                  <w:txbxContent>
-                    <w:p>
-                      <w:proofErr w:type="gramStart"/>
-                      <w:r>
-                        <w:t>Total :</w:t>
-                      </w:r>
-                      <w:proofErr w:type="gramEnd"/>
-                      <w:r>
-                        <w:t xml:space="preserve"> </w:t>
-                      </w:r>
-                      <w:r>
-                        <w:tab/>
-                      </w:r>
-                      <w:r>
-                        <w:tab/>
-                      </w:r>
-                      <w:r>
-                        <w:tab/>
-                        <w:t>480</w:t>
-                      </w:r>
-                    </w:p>
-                  </w:txbxContent>
-                </v:textbox>
-              </v:shape>
-            </w:pict>
-          </mc:Fallback>
-        </mc:AlternateContent>
-      </w:r>
-      <w:r>
-        <w:rPr>
-          <w:rFonts w:ascii="Times New Roman" w:hAnsi="Times New Roman" w:cs="Times New Roman"/>
-        </w:rPr>
-        <w:br/>
-      </w:r>
-      <w:r>
-        <w:rPr>
-          <w:rFonts w:ascii="Times New Roman" w:hAnsi="Times New Roman" w:cs="Times New Roman"/>
-        </w:rPr>
-        <w:br/>
-      </w:r>
     </w:p>
     <w:p>
       <w:pPr>
         <w:ind w:left="720"/>
-        <w:rPr>
-          <w:rFonts w:ascii="Times New Roman" w:hAnsi="Times New Roman" w:cs="Times New Roman"/>
-        </w:rPr>
-      </w:pPr>
-    </w:p>
-    <w:p>
-      <w:pPr>
-        <w:ind w:left="720"/>
-        <w:rPr>
-          <w:rFonts w:ascii="Times New Roman" w:hAnsi="Times New Roman" w:cs="Times New Roman"/>
-        </w:rPr>
-      </w:pPr>
-    </w:p>
-    <w:p>
-      <w:pPr>
-        <w:ind w:left="720"/>
-        <w:rPr>
-          <w:rFonts w:ascii="Times New Roman" w:hAnsi="Times New Roman" w:cs="Times New Roman"/>
-        </w:rPr>
-      </w:pPr>
-    </w:p>
-    <w:p>
-      <w:pPr>
         <w:rPr>
           <w:rFonts w:ascii="Times New Roman" w:hAnsi="Times New Roman" w:cs="Times New Roman"/>
         </w:rPr>
@@ -4403,25 +4807,23 @@
           <w:sz w:val="24"/>
           <w:szCs w:val="24"/>
         </w:rPr>
-        <w:t xml:space="preserve">) What is the name of </w:t>
-      </w:r>
-      <w:proofErr w:type="gramStart"/>
+        <w:t>) What is the name of customer?</w:t>
+      </w:r>
       <w:r>
         <w:rPr>
           <w:rFonts w:ascii="Times New Roman" w:eastAsia="Times New Roman" w:hAnsi="Times New Roman" w:cs="Times New Roman"/>
           <w:sz w:val="24"/>
           <w:szCs w:val="24"/>
         </w:rPr>
-        <w:t>customer?.</w:t>
-      </w:r>
-      <w:proofErr w:type="gramEnd"/>
+        <w:tab/>
+      </w:r>
       <w:r>
         <w:rPr>
           <w:rFonts w:ascii="Times New Roman" w:eastAsia="Times New Roman" w:hAnsi="Times New Roman" w:cs="Times New Roman"/>
           <w:sz w:val="24"/>
           <w:szCs w:val="24"/>
         </w:rPr>
-        <w:t xml:space="preserve"> [1]</w:t>
+        <w:tab/>
       </w:r>
       <w:r>
         <w:rPr>
@@ -4429,20 +4831,101 @@
           <w:sz w:val="24"/>
           <w:szCs w:val="24"/>
         </w:rPr>
-        <w:br/>
-        <w:t>(b) What is the total cost of 5 Notebook. [1] </w:t>
+        <w:tab/>
+      </w:r>
+      <w:r>
+        <w:rPr>
+          <w:rFonts w:ascii="Times New Roman" w:eastAsia="Times New Roman" w:hAnsi="Times New Roman" w:cs="Times New Roman"/>
+          <w:sz w:val="24"/>
+          <w:szCs w:val="24"/>
+        </w:rPr>
+        <w:tab/>
+      </w:r>
+      <w:r>
+        <w:rPr>
+          <w:rFonts w:ascii="Times New Roman" w:eastAsia="Times New Roman" w:hAnsi="Times New Roman" w:cs="Times New Roman"/>
+          <w:sz w:val="24"/>
+          <w:szCs w:val="24"/>
+        </w:rPr>
+        <w:tab/>
+      </w:r>
+      <w:r>
+        <w:rPr>
+          <w:rFonts w:ascii="Times New Roman" w:eastAsia="Times New Roman" w:hAnsi="Times New Roman" w:cs="Times New Roman"/>
+          <w:sz w:val="24"/>
+          <w:szCs w:val="24"/>
+        </w:rPr>
+        <w:t>[1]</w:t>
+      </w:r>
+    </w:p>
+    <w:p>
+      <w:pPr>
+        <w:spacing w:after="0" w:line="240" w:lineRule="auto"/>
+        <w:rPr>
+          <w:rFonts w:ascii="Times New Roman" w:eastAsia="Times New Roman" w:hAnsi="Times New Roman" w:cs="Times New Roman"/>
+          <w:sz w:val="24"/>
+          <w:szCs w:val="24"/>
+        </w:rPr>
+      </w:pPr>
+      <w:r>
+        <w:rPr>
+          <w:rFonts w:ascii="Times New Roman" w:eastAsia="Times New Roman" w:hAnsi="Times New Roman" w:cs="Times New Roman"/>
+          <w:sz w:val="24"/>
+          <w:szCs w:val="24"/>
+        </w:rPr>
+        <w:t>(b) What is the total cost of 5 Notebook.</w:t>
+      </w:r>
+      <w:r>
+        <w:rPr>
+          <w:rFonts w:ascii="Times New Roman" w:eastAsia="Times New Roman" w:hAnsi="Times New Roman" w:cs="Times New Roman"/>
+          <w:sz w:val="24"/>
+          <w:szCs w:val="24"/>
+        </w:rPr>
+        <w:tab/>
+      </w:r>
+      <w:r>
+        <w:rPr>
+          <w:rFonts w:ascii="Times New Roman" w:eastAsia="Times New Roman" w:hAnsi="Times New Roman" w:cs="Times New Roman"/>
+          <w:sz w:val="24"/>
+          <w:szCs w:val="24"/>
+        </w:rPr>
+        <w:tab/>
+      </w:r>
+      <w:r>
+        <w:rPr>
+          <w:rFonts w:ascii="Times New Roman" w:eastAsia="Times New Roman" w:hAnsi="Times New Roman" w:cs="Times New Roman"/>
+          <w:sz w:val="24"/>
+          <w:szCs w:val="24"/>
+        </w:rPr>
+        <w:tab/>
+      </w:r>
+      <w:r>
+        <w:rPr>
+          <w:rFonts w:ascii="Times New Roman" w:eastAsia="Times New Roman" w:hAnsi="Times New Roman" w:cs="Times New Roman"/>
+          <w:sz w:val="24"/>
+          <w:szCs w:val="24"/>
+        </w:rPr>
+        <w:tab/>
+      </w:r>
+      <w:r>
+        <w:rPr>
+          <w:rFonts w:ascii="Times New Roman" w:eastAsia="Times New Roman" w:hAnsi="Times New Roman" w:cs="Times New Roman"/>
+          <w:sz w:val="24"/>
+          <w:szCs w:val="24"/>
+        </w:rPr>
+        <w:t>[1] </w:t>
       </w:r>
     </w:p>
     <w:p>
       <w:pPr>
         <w:spacing w:before="100" w:beforeAutospacing="1" w:after="100" w:afterAutospacing="1" w:line="240" w:lineRule="auto"/>
+        <w:ind w:left="360" w:hanging="360"/>
         <w:rPr>
           <w:rFonts w:ascii="Times New Roman" w:eastAsia="Times New Roman" w:hAnsi="Times New Roman" w:cs="Times New Roman"/>
           <w:sz w:val="24"/>
           <w:szCs w:val="24"/>
         </w:rPr>
       </w:pPr>
-      <w:proofErr w:type="spellStart"/>
       <w:r>
         <w:rPr>
           <w:rFonts w:ascii="Times New Roman" w:eastAsia="Times New Roman" w:hAnsi="Times New Roman" w:cs="Times New Roman"/>
@@ -4457,16 +4940,15 @@
           <w:sz w:val="24"/>
           <w:szCs w:val="24"/>
         </w:rPr>
-        <w:t>Humans</w:t>
-      </w:r>
-      <w:proofErr w:type="spellEnd"/>
+        <w:t xml:space="preserve"> </w:t>
+      </w:r>
       <w:r>
         <w:rPr>
           <w:rFonts w:ascii="Times New Roman" w:eastAsia="Times New Roman" w:hAnsi="Times New Roman" w:cs="Times New Roman"/>
           <w:sz w:val="24"/>
           <w:szCs w:val="24"/>
         </w:rPr>
-        <w:t xml:space="preserve"> have 32 </w:t>
+        <w:t xml:space="preserve">Humans have 32 </w:t>
       </w:r>
       <w:proofErr w:type="spellStart"/>
       <w:r>
@@ -4495,6 +4977,7 @@
         <w:t xml:space="preserve">, Dolphins have 200 teeth, Dog have 42 </w:t>
       </w:r>
       <w:proofErr w:type="spellStart"/>
+      <w:proofErr w:type="gramStart"/>
       <w:r>
         <w:rPr>
           <w:rFonts w:ascii="Times New Roman" w:eastAsia="Times New Roman" w:hAnsi="Times New Roman" w:cs="Times New Roman"/>
@@ -4510,25 +4993,82 @@
           <w:sz w:val="24"/>
           <w:szCs w:val="24"/>
         </w:rPr>
-        <w:t xml:space="preserve">, cows have 32 </w:t>
-      </w:r>
-      <w:proofErr w:type="spellStart"/>
+        <w:t xml:space="preserve">, </w:t>
+      </w:r>
       <w:r>
         <w:rPr>
           <w:rFonts w:ascii="Times New Roman" w:eastAsia="Times New Roman" w:hAnsi="Times New Roman" w:cs="Times New Roman"/>
           <w:sz w:val="24"/>
           <w:szCs w:val="24"/>
         </w:rPr>
-        <w:t>teeths</w:t>
-      </w:r>
-      <w:proofErr w:type="spellEnd"/>
+        <w:t xml:space="preserve"> </w:t>
+      </w:r>
       <w:r>
         <w:rPr>
           <w:rFonts w:ascii="Times New Roman" w:eastAsia="Times New Roman" w:hAnsi="Times New Roman" w:cs="Times New Roman"/>
           <w:sz w:val="24"/>
           <w:szCs w:val="24"/>
         </w:rPr>
-        <w:t>. Tabulate this information. [. [3] </w:t>
+        <w:t>cows</w:t>
+      </w:r>
+      <w:proofErr w:type="gramEnd"/>
+      <w:r>
+        <w:rPr>
+          <w:rFonts w:ascii="Times New Roman" w:eastAsia="Times New Roman" w:hAnsi="Times New Roman" w:cs="Times New Roman"/>
+          <w:sz w:val="24"/>
+          <w:szCs w:val="24"/>
+        </w:rPr>
+        <w:t xml:space="preserve"> have 32 </w:t>
+      </w:r>
+      <w:proofErr w:type="spellStart"/>
+      <w:r>
+        <w:rPr>
+          <w:rFonts w:ascii="Times New Roman" w:eastAsia="Times New Roman" w:hAnsi="Times New Roman" w:cs="Times New Roman"/>
+          <w:sz w:val="24"/>
+          <w:szCs w:val="24"/>
+        </w:rPr>
+        <w:t>teeths</w:t>
+      </w:r>
+      <w:proofErr w:type="spellEnd"/>
+      <w:r>
+        <w:rPr>
+          <w:rFonts w:ascii="Times New Roman" w:eastAsia="Times New Roman" w:hAnsi="Times New Roman" w:cs="Times New Roman"/>
+          <w:sz w:val="24"/>
+          <w:szCs w:val="24"/>
+        </w:rPr>
+        <w:t>. Tabulate this information.</w:t>
+      </w:r>
+      <w:r>
+        <w:rPr>
+          <w:rFonts w:ascii="Times New Roman" w:eastAsia="Times New Roman" w:hAnsi="Times New Roman" w:cs="Times New Roman"/>
+          <w:sz w:val="24"/>
+          <w:szCs w:val="24"/>
+        </w:rPr>
+        <w:tab/>
+      </w:r>
+      <w:r>
+        <w:rPr>
+          <w:rFonts w:ascii="Times New Roman" w:eastAsia="Times New Roman" w:hAnsi="Times New Roman" w:cs="Times New Roman"/>
+          <w:sz w:val="24"/>
+          <w:szCs w:val="24"/>
+        </w:rPr>
+        <w:tab/>
+      </w:r>
+      <w:r>
+        <w:rPr>
+          <w:rFonts w:ascii="Times New Roman" w:eastAsia="Times New Roman" w:hAnsi="Times New Roman" w:cs="Times New Roman"/>
+          <w:sz w:val="24"/>
+          <w:szCs w:val="24"/>
+        </w:rPr>
+        <w:tab/>
+      </w:r>
+      <w:r>
+        <w:rPr>
+          <w:rFonts w:ascii="Times New Roman" w:eastAsia="Times New Roman" w:hAnsi="Times New Roman" w:cs="Times New Roman"/>
+          <w:sz w:val="24"/>
+          <w:szCs w:val="24"/>
+        </w:rPr>
+        <w:t>[3] </w:t>
       </w:r>
     </w:p>
     <w:p>
@@ -4540,23 +5080,71 @@
           <w:szCs w:val="24"/>
         </w:rPr>
       </w:pPr>
-      <w:proofErr w:type="spellStart"/>
+      <w:r>
+        <w:rPr>
+          <w:rFonts w:ascii="Times New Roman" w:eastAsia="Times New Roman" w:hAnsi="Times New Roman" w:cs="Times New Roman"/>
+          <w:b/>
+          <w:bCs/>
+          <w:sz w:val="24"/>
+          <w:szCs w:val="24"/>
+        </w:rPr>
+        <w:t>12.</w:t>
+      </w:r>
+      <w:r>
+        <w:rPr>
+          <w:rFonts w:ascii="Times New Roman" w:eastAsia="Times New Roman" w:hAnsi="Times New Roman" w:cs="Times New Roman"/>
+          <w:b/>
+          <w:bCs/>
+          <w:sz w:val="24"/>
+          <w:szCs w:val="24"/>
+        </w:rPr>
+        <w:t xml:space="preserve"> </w:t>
+      </w:r>
+      <w:r>
+        <w:rPr>
+          <w:rFonts w:ascii="Times New Roman" w:eastAsia="Times New Roman" w:hAnsi="Times New Roman" w:cs="Times New Roman"/>
+          <w:b/>
+          <w:bCs/>
+          <w:sz w:val="24"/>
+          <w:szCs w:val="24"/>
+        </w:rPr>
+        <w:t>Find the Following</w:t>
+      </w:r>
+      <w:r>
+        <w:rPr>
+          <w:rFonts w:ascii="Times New Roman" w:eastAsia="Times New Roman" w:hAnsi="Times New Roman" w:cs="Times New Roman"/>
+          <w:b/>
+          <w:bCs/>
+          <w:sz w:val="24"/>
+          <w:szCs w:val="24"/>
+        </w:rPr>
+        <w:t>.</w:t>
+      </w:r>
+      <w:r>
+        <w:rPr>
+          <w:rFonts w:ascii="Times New Roman" w:eastAsia="Times New Roman" w:hAnsi="Times New Roman" w:cs="Times New Roman"/>
+          <w:b/>
+          <w:bCs/>
+          <w:sz w:val="24"/>
+          <w:szCs w:val="24"/>
+        </w:rPr>
+        <w:br/>
+      </w:r>
       <w:r>
         <w:rPr>
           <w:rFonts w:ascii="Times New Roman" w:eastAsia="Times New Roman" w:hAnsi="Times New Roman" w:cs="Times New Roman"/>
           <w:sz w:val="24"/>
           <w:szCs w:val="24"/>
         </w:rPr>
-        <w:t>12.Find</w:t>
-      </w:r>
-      <w:proofErr w:type="spellEnd"/>
+        <w:t xml:space="preserve">(a)solve:   </w:t>
+      </w:r>
       <w:r>
         <w:rPr>
           <w:rFonts w:ascii="Times New Roman" w:eastAsia="Times New Roman" w:hAnsi="Times New Roman" w:cs="Times New Roman"/>
           <w:sz w:val="24"/>
           <w:szCs w:val="24"/>
         </w:rPr>
-        <w:t xml:space="preserve"> the Following</w:t>
+        <w:t>x−5=7</w:t>
       </w:r>
       <w:r>
         <w:rPr>
@@ -4564,8 +5152,7 @@
           <w:sz w:val="24"/>
           <w:szCs w:val="24"/>
         </w:rPr>
-        <w:br/>
-        <w:t xml:space="preserve">(a)solve:   </w:t>
+        <w:t xml:space="preserve"> </w:t>
       </w:r>
       <w:r>
         <w:rPr>
@@ -4573,7 +5160,7 @@
           <w:sz w:val="24"/>
           <w:szCs w:val="24"/>
         </w:rPr>
-        <w:t>x−5=7</w:t>
+        <w:tab/>
       </w:r>
       <w:r>
         <w:rPr>
@@ -4581,7 +5168,7 @@
           <w:sz w:val="24"/>
           <w:szCs w:val="24"/>
         </w:rPr>
-        <w:t xml:space="preserve"> </w:t>
+        <w:tab/>
       </w:r>
       <w:r>
         <w:rPr>
@@ -4598,6 +5185,37 @@
           <w:szCs w:val="24"/>
         </w:rPr>
         <w:tab/>
+      </w:r>
+      <w:r>
+        <w:rPr>
+          <w:rFonts w:ascii="Times New Roman" w:eastAsia="Times New Roman" w:hAnsi="Times New Roman" w:cs="Times New Roman"/>
+          <w:sz w:val="24"/>
+          <w:szCs w:val="24"/>
+        </w:rPr>
+        <w:tab/>
+      </w:r>
+      <w:r>
+        <w:rPr>
+          <w:rFonts w:ascii="Times New Roman" w:eastAsia="Times New Roman" w:hAnsi="Times New Roman" w:cs="Times New Roman"/>
+          <w:sz w:val="24"/>
+          <w:szCs w:val="24"/>
+        </w:rPr>
+        <w:tab/>
+      </w:r>
+      <w:r>
+        <w:rPr>
+          <w:rFonts w:ascii="Times New Roman" w:eastAsia="Times New Roman" w:hAnsi="Times New Roman" w:cs="Times New Roman"/>
+          <w:sz w:val="24"/>
+          <w:szCs w:val="24"/>
+        </w:rPr>
+        <w:tab/>
+      </w:r>
+      <w:r>
+        <w:rPr>
+          <w:rFonts w:ascii="Times New Roman" w:eastAsia="Times New Roman" w:hAnsi="Times New Roman" w:cs="Times New Roman"/>
+          <w:sz w:val="24"/>
+          <w:szCs w:val="24"/>
+        </w:rPr>
         <w:t>[1]</w:t>
       </w:r>
     </w:p>
@@ -4650,7 +5268,79 @@
           <w:sz w:val="24"/>
           <w:szCs w:val="24"/>
         </w:rPr>
-        <w:t xml:space="preserve">       19 Z [1]</w:t>
+        <w:t xml:space="preserve">       19 Z</w:t>
+      </w:r>
+      <w:r>
+        <w:rPr>
+          <w:rFonts w:ascii="Times New Roman" w:eastAsia="Times New Roman" w:hAnsi="Times New Roman" w:cs="Times New Roman"/>
+          <w:sz w:val="24"/>
+          <w:szCs w:val="24"/>
+        </w:rPr>
+        <w:t>.</w:t>
+      </w:r>
+      <w:r>
+        <w:rPr>
+          <w:rFonts w:ascii="Times New Roman" w:eastAsia="Times New Roman" w:hAnsi="Times New Roman" w:cs="Times New Roman"/>
+          <w:sz w:val="24"/>
+          <w:szCs w:val="24"/>
+        </w:rPr>
+        <w:tab/>
+      </w:r>
+      <w:r>
+        <w:rPr>
+          <w:rFonts w:ascii="Times New Roman" w:eastAsia="Times New Roman" w:hAnsi="Times New Roman" w:cs="Times New Roman"/>
+          <w:sz w:val="24"/>
+          <w:szCs w:val="24"/>
+        </w:rPr>
+        <w:tab/>
+      </w:r>
+      <w:r>
+        <w:rPr>
+          <w:rFonts w:ascii="Times New Roman" w:eastAsia="Times New Roman" w:hAnsi="Times New Roman" w:cs="Times New Roman"/>
+          <w:sz w:val="24"/>
+          <w:szCs w:val="24"/>
+        </w:rPr>
+        <w:tab/>
+      </w:r>
+      <w:r>
+        <w:rPr>
+          <w:rFonts w:ascii="Times New Roman" w:eastAsia="Times New Roman" w:hAnsi="Times New Roman" w:cs="Times New Roman"/>
+          <w:sz w:val="24"/>
+          <w:szCs w:val="24"/>
+        </w:rPr>
+        <w:tab/>
+      </w:r>
+      <w:r>
+        <w:rPr>
+          <w:rFonts w:ascii="Times New Roman" w:eastAsia="Times New Roman" w:hAnsi="Times New Roman" w:cs="Times New Roman"/>
+          <w:sz w:val="24"/>
+          <w:szCs w:val="24"/>
+        </w:rPr>
+        <w:tab/>
+      </w:r>
+      <w:r>
+        <w:rPr>
+          <w:rFonts w:ascii="Times New Roman" w:eastAsia="Times New Roman" w:hAnsi="Times New Roman" w:cs="Times New Roman"/>
+          <w:sz w:val="24"/>
+          <w:szCs w:val="24"/>
+        </w:rPr>
+        <w:tab/>
+      </w:r>
+      <w:r>
+        <w:rPr>
+          <w:rFonts w:ascii="Times New Roman" w:eastAsia="Times New Roman" w:hAnsi="Times New Roman" w:cs="Times New Roman"/>
+          <w:sz w:val="24"/>
+          <w:szCs w:val="24"/>
+        </w:rPr>
+        <w:tab/>
+      </w:r>
+      <w:r>
+        <w:rPr>
+          <w:rFonts w:ascii="Times New Roman" w:eastAsia="Times New Roman" w:hAnsi="Times New Roman" w:cs="Times New Roman"/>
+          <w:sz w:val="24"/>
+          <w:szCs w:val="24"/>
+        </w:rPr>
+        <w:t>[1]</w:t>
       </w:r>
     </w:p>
     <w:p>
@@ -4676,25 +5366,47 @@
           <w:sz w:val="24"/>
           <w:szCs w:val="24"/>
         </w:rPr>
-        <w:t xml:space="preserve">(c) If </w:t>
-      </w:r>
-      <w:proofErr w:type="spellStart"/>
+        <w:t>(c) If 2x+5=13 find the value of x.</w:t>
+      </w:r>
       <w:r>
         <w:rPr>
           <w:rFonts w:ascii="Times New Roman" w:eastAsia="Times New Roman" w:hAnsi="Times New Roman" w:cs="Times New Roman"/>
           <w:sz w:val="24"/>
           <w:szCs w:val="24"/>
         </w:rPr>
-        <w:t>2x+5</w:t>
-      </w:r>
-      <w:proofErr w:type="spellEnd"/>
+        <w:tab/>
+      </w:r>
       <w:r>
         <w:rPr>
           <w:rFonts w:ascii="Times New Roman" w:eastAsia="Times New Roman" w:hAnsi="Times New Roman" w:cs="Times New Roman"/>
           <w:sz w:val="24"/>
           <w:szCs w:val="24"/>
         </w:rPr>
-        <w:t>=13 find the value of x. [1]</w:t>
+        <w:tab/>
+      </w:r>
+      <w:r>
+        <w:rPr>
+          <w:rFonts w:ascii="Times New Roman" w:eastAsia="Times New Roman" w:hAnsi="Times New Roman" w:cs="Times New Roman"/>
+          <w:sz w:val="24"/>
+          <w:szCs w:val="24"/>
+        </w:rPr>
+        <w:tab/>
+      </w:r>
+      <w:r>
+        <w:rPr>
+          <w:rFonts w:ascii="Times New Roman" w:eastAsia="Times New Roman" w:hAnsi="Times New Roman" w:cs="Times New Roman"/>
+          <w:sz w:val="24"/>
+          <w:szCs w:val="24"/>
+        </w:rPr>
+        <w:tab/>
+      </w:r>
+      <w:r>
+        <w:rPr>
+          <w:rFonts w:ascii="Times New Roman" w:eastAsia="Times New Roman" w:hAnsi="Times New Roman" w:cs="Times New Roman"/>
+          <w:sz w:val="24"/>
+          <w:szCs w:val="24"/>
+        </w:rPr>
+        <w:t>[1]</w:t>
       </w:r>
     </w:p>
     <w:p>
@@ -4714,16 +5426,14 @@
         </w:rPr>
         <w:t xml:space="preserve"> (d) Write the Given Phrases as an </w:t>
       </w:r>
-      <w:proofErr w:type="spellStart"/>
       <w:r>
         <w:rPr>
           <w:rFonts w:ascii="Times New Roman" w:eastAsia="Times New Roman" w:hAnsi="Times New Roman" w:cs="Times New Roman"/>
           <w:sz w:val="24"/>
           <w:szCs w:val="24"/>
         </w:rPr>
-        <w:t>Algebric</w:t>
-      </w:r>
-      <w:proofErr w:type="spellEnd"/>
+        <w:t>Algebraic</w:t>
+      </w:r>
       <w:r>
         <w:rPr>
           <w:rFonts w:ascii="Times New Roman" w:eastAsia="Times New Roman" w:hAnsi="Times New Roman" w:cs="Times New Roman"/>
@@ -4732,23 +5442,29 @@
         </w:rPr>
         <w:t xml:space="preserve"> </w:t>
       </w:r>
-      <w:proofErr w:type="gramStart"/>
       <w:r>
         <w:rPr>
           <w:rFonts w:ascii="Times New Roman" w:eastAsia="Times New Roman" w:hAnsi="Times New Roman" w:cs="Times New Roman"/>
           <w:sz w:val="24"/>
           <w:szCs w:val="24"/>
         </w:rPr>
-        <w:t>Expressions :</w:t>
-      </w:r>
-      <w:proofErr w:type="gramEnd"/>
+        <w:t>Expressions:</w:t>
+      </w:r>
       <w:r>
         <w:rPr>
           <w:rFonts w:ascii="Times New Roman" w:eastAsia="Times New Roman" w:hAnsi="Times New Roman" w:cs="Times New Roman"/>
           <w:sz w:val="24"/>
           <w:szCs w:val="24"/>
         </w:rPr>
-        <w:t xml:space="preserve"> [2]</w:t>
+        <w:tab/>
+      </w:r>
+      <w:r>
+        <w:rPr>
+          <w:rFonts w:ascii="Times New Roman" w:eastAsia="Times New Roman" w:hAnsi="Times New Roman" w:cs="Times New Roman"/>
+          <w:sz w:val="24"/>
+          <w:szCs w:val="24"/>
+        </w:rPr>
+        <w:t>[2]</w:t>
       </w:r>
     </w:p>
     <w:p>
@@ -4782,8 +5498,11 @@
     <w:p>
       <w:pPr>
         <w:spacing w:after="0" w:line="360" w:lineRule="auto"/>
+        <w:jc w:val="center"/>
         <w:rPr>
           <w:rFonts w:ascii="Times New Roman" w:eastAsia="Times New Roman" w:hAnsi="Times New Roman" w:cs="Times New Roman"/>
+          <w:b/>
+          <w:bCs/>
           <w:sz w:val="24"/>
           <w:szCs w:val="24"/>
         </w:rPr>
@@ -4791,18 +5510,18 @@
       <w:r>
         <w:rPr>
           <w:rFonts w:ascii="Times New Roman" w:eastAsia="Times New Roman" w:hAnsi="Times New Roman" w:cs="Times New Roman"/>
+          <w:b/>
+          <w:bCs/>
           <w:sz w:val="24"/>
           <w:szCs w:val="24"/>
         </w:rPr>
-        <w:lastRenderedPageBreak/>
-        <w:t xml:space="preserve">                                       -------------THE END----------------</w:t>
+        <w:t>THE END</w:t>
       </w:r>
     </w:p>
     <w:sectPr>
-      <w:headerReference w:type="default" r:id="rId9"/>
-      <w:pgSz w:w="12240" w:h="15840"/>
-      <w:pgMar w:top="1440" w:right="1800" w:bottom="1440" w:left="1800" w:header="720" w:footer="720" w:gutter="0"/>
-      <w:cols w:space="720"/>
+      <w:pgSz w:w="16838" w:h="11906" w:orient="landscape" w:code="9"/>
+      <w:pgMar w:top="720" w:right="720" w:bottom="720" w:left="720" w:header="720" w:footer="720" w:gutter="0"/>
+      <w:cols w:num="2" w:space="720"/>
       <w:docGrid w:linePitch="360"/>
     </w:sectPr>
   </w:body>
@@ -4810,7 +5529,7 @@
 </file>
 
 <file path=word/endnotes.xml><?xml version="1.0" encoding="utf-8"?>
-<w:endnotes xmlns:wpc="http://schemas.microsoft.com/office/word/2010/wordprocessingCanvas" xmlns:cx="http://schemas.microsoft.com/office/drawing/2014/chartex" xmlns:mc="http://schemas.openxmlformats.org/markup-compatibility/2006" xmlns:o="urn:schemas-microsoft-com:office:office" xmlns:r="http://schemas.openxmlformats.org/officeDocument/2006/relationships" xmlns:m="http://schemas.openxmlformats.org/officeDocument/2006/math" xmlns:v="urn:schemas-microsoft-com:vml" xmlns:wp14="http://schemas.microsoft.com/office/word/2010/wordprocessingDrawing" xmlns:wp="http://schemas.openxmlformats.org/drawingml/2006/wordprocessingDrawing" xmlns:w10="urn:schemas-microsoft-com:office:word" xmlns:w="http://schemas.openxmlformats.org/wordprocessingml/2006/main" xmlns:w14="http://schemas.microsoft.com/office/word/2010/wordml" xmlns:w15="http://schemas.microsoft.com/office/word/2012/wordml" xmlns:w16se="http://schemas.microsoft.com/office/word/2015/wordml/symex" xmlns:wpg="http://schemas.microsoft.com/office/word/2010/wordprocessingGroup" xmlns:wpi="http://schemas.microsoft.com/office/word/2010/wordprocessingInk" xmlns:wne="http://schemas.microsoft.com/office/word/2006/wordml" xmlns:wps="http://schemas.microsoft.com/office/word/2010/wordprocessingShape" mc:Ignorable="w14 w15 w16se wp14">
+<w:endnotes xmlns:wpc="http://schemas.microsoft.com/office/word/2010/wordprocessingCanvas" xmlns:cx="http://schemas.microsoft.com/office/drawing/2014/chartex" xmlns:cx1="http://schemas.microsoft.com/office/drawing/2015/9/8/chartex" xmlns:cx2="http://schemas.microsoft.com/office/drawing/2015/10/21/chartex" xmlns:cx3="http://schemas.microsoft.com/office/drawing/2016/5/9/chartex" xmlns:cx4="http://schemas.microsoft.com/office/drawing/2016/5/10/chartex" xmlns:cx5="http://schemas.microsoft.com/office/drawing/2016/5/11/chartex" xmlns:cx6="http://schemas.microsoft.com/office/drawing/2016/5/12/chartex" xmlns:cx7="http://schemas.microsoft.com/office/drawing/2016/5/13/chartex" xmlns:cx8="http://schemas.microsoft.com/office/drawing/2016/5/14/chartex" xmlns:mc="http://schemas.openxmlformats.org/markup-compatibility/2006" xmlns:aink="http://schemas.microsoft.com/office/drawing/2016/ink" xmlns:am3d="http://schemas.microsoft.com/office/drawing/2017/model3d" xmlns:o="urn:schemas-microsoft-com:office:office" xmlns:oel="http://schemas.microsoft.com/office/2019/extlst" xmlns:r="http://schemas.openxmlformats.org/officeDocument/2006/relationships" xmlns:m="http://schemas.openxmlformats.org/officeDocument/2006/math" xmlns:v="urn:schemas-microsoft-com:vml" xmlns:wp14="http://schemas.microsoft.com/office/word/2010/wordprocessingDrawing" xmlns:wp="http://schemas.openxmlformats.org/drawingml/2006/wordprocessingDrawing" xmlns:w10="urn:schemas-microsoft-com:office:word" xmlns:w="http://schemas.openxmlformats.org/wordprocessingml/2006/main" xmlns:w14="http://schemas.microsoft.com/office/word/2010/wordml" xmlns:w15="http://schemas.microsoft.com/office/word/2012/wordml" xmlns:w16cex="http://schemas.microsoft.com/office/word/2018/wordml/cex" xmlns:w16cid="http://schemas.microsoft.com/office/word/2016/wordml/cid" xmlns:w16="http://schemas.microsoft.com/office/word/2018/wordml" xmlns:w16du="http://schemas.microsoft.com/office/word/2023/wordml/word16du" xmlns:w16sdtdh="http://schemas.microsoft.com/office/word/2020/wordml/sdtdatahash" xmlns:w16sdtfl="http://schemas.microsoft.com/office/word/2024/wordml/sdtformatlock" xmlns:w16se="http://schemas.microsoft.com/office/word/2015/wordml/symex" xmlns:wpg="http://schemas.microsoft.com/office/word/2010/wordprocessingGroup" xmlns:wpi="http://schemas.microsoft.com/office/word/2010/wordprocessingInk" xmlns:wne="http://schemas.microsoft.com/office/word/2006/wordml" xmlns:wps="http://schemas.microsoft.com/office/word/2010/wordprocessingShape" mc:Ignorable="w14 w15 w16se w16cid w16 w16cex w16sdtdh w16sdtfl w16du wp14">
   <w:endnote w:type="separator" w:id="-1">
     <w:p>
       <w:pPr>
@@ -4835,7 +5554,7 @@
 </file>
 
 <file path=word/footnotes.xml><?xml version="1.0" encoding="utf-8"?>
-<w:footnotes xmlns:wpc="http://schemas.microsoft.com/office/word/2010/wordprocessingCanvas" xmlns:cx="http://schemas.microsoft.com/office/drawing/2014/chartex" xmlns:mc="http://schemas.openxmlformats.org/markup-compatibility/2006" xmlns:o="urn:schemas-microsoft-com:office:office" xmlns:r="http://schemas.openxmlformats.org/officeDocument/2006/relationships" xmlns:m="http://schemas.openxmlformats.org/officeDocument/2006/math" xmlns:v="urn:schemas-microsoft-com:vml" xmlns:wp14="http://schemas.microsoft.com/office/word/2010/wordprocessingDrawing" xmlns:wp="http://schemas.openxmlformats.org/drawingml/2006/wordprocessingDrawing" xmlns:w10="urn:schemas-microsoft-com:office:word" xmlns:w="http://schemas.openxmlformats.org/wordprocessingml/2006/main" xmlns:w14="http://schemas.microsoft.com/office/word/2010/wordml" xmlns:w15="http://schemas.microsoft.com/office/word/2012/wordml" xmlns:w16se="http://schemas.microsoft.com/office/word/2015/wordml/symex" xmlns:wpg="http://schemas.microsoft.com/office/word/2010/wordprocessingGroup" xmlns:wpi="http://schemas.microsoft.com/office/word/2010/wordprocessingInk" xmlns:wne="http://schemas.microsoft.com/office/word/2006/wordml" xmlns:wps="http://schemas.microsoft.com/office/word/2010/wordprocessingShape" mc:Ignorable="w14 w15 w16se wp14">
+<w:footnotes xmlns:wpc="http://schemas.microsoft.com/office/word/2010/wordprocessingCanvas" xmlns:cx="http://schemas.microsoft.com/office/drawing/2014/chartex" xmlns:cx1="http://schemas.microsoft.com/office/drawing/2015/9/8/chartex" xmlns:cx2="http://schemas.microsoft.com/office/drawing/2015/10/21/chartex" xmlns:cx3="http://schemas.microsoft.com/office/drawing/2016/5/9/chartex" xmlns:cx4="http://schemas.microsoft.com/office/drawing/2016/5/10/chartex" xmlns:cx5="http://schemas.microsoft.com/office/drawing/2016/5/11/chartex" xmlns:cx6="http://schemas.microsoft.com/office/drawing/2016/5/12/chartex" xmlns:cx7="http://schemas.microsoft.com/office/drawing/2016/5/13/chartex" xmlns:cx8="http://schemas.microsoft.com/office/drawing/2016/5/14/chartex" xmlns:mc="http://schemas.openxmlformats.org/markup-compatibility/2006" xmlns:aink="http://schemas.microsoft.com/office/drawing/2016/ink" xmlns:am3d="http://schemas.microsoft.com/office/drawing/2017/model3d" xmlns:o="urn:schemas-microsoft-com:office:office" xmlns:oel="http://schemas.microsoft.com/office/2019/extlst" xmlns:r="http://schemas.openxmlformats.org/officeDocument/2006/relationships" xmlns:m="http://schemas.openxmlformats.org/officeDocument/2006/math" xmlns:v="urn:schemas-microsoft-com:vml" xmlns:wp14="http://schemas.microsoft.com/office/word/2010/wordprocessingDrawing" xmlns:wp="http://schemas.openxmlformats.org/drawingml/2006/wordprocessingDrawing" xmlns:w10="urn:schemas-microsoft-com:office:word" xmlns:w="http://schemas.openxmlformats.org/wordprocessingml/2006/main" xmlns:w14="http://schemas.microsoft.com/office/word/2010/wordml" xmlns:w15="http://schemas.microsoft.com/office/word/2012/wordml" xmlns:w16cex="http://schemas.microsoft.com/office/word/2018/wordml/cex" xmlns:w16cid="http://schemas.microsoft.com/office/word/2016/wordml/cid" xmlns:w16="http://schemas.microsoft.com/office/word/2018/wordml" xmlns:w16du="http://schemas.microsoft.com/office/word/2023/wordml/word16du" xmlns:w16sdtdh="http://schemas.microsoft.com/office/word/2020/wordml/sdtdatahash" xmlns:w16sdtfl="http://schemas.microsoft.com/office/word/2024/wordml/sdtformatlock" xmlns:w16se="http://schemas.microsoft.com/office/word/2015/wordml/symex" xmlns:wpg="http://schemas.microsoft.com/office/word/2010/wordprocessingGroup" xmlns:wpi="http://schemas.microsoft.com/office/word/2010/wordprocessingInk" xmlns:wne="http://schemas.microsoft.com/office/word/2006/wordml" xmlns:wps="http://schemas.microsoft.com/office/word/2010/wordprocessingShape" mc:Ignorable="w14 w15 w16se w16cid w16 w16cex w16sdtdh w16sdtfl w16du wp14">
   <w:footnote w:type="separator" w:id="-1">
     <w:p>
       <w:pPr>
@@ -4859,127 +5578,8 @@
 </w:footnotes>
 </file>
 
-<file path=word/header1.xml><?xml version="1.0" encoding="utf-8"?>
-<w:hdr xmlns:wpc="http://schemas.microsoft.com/office/word/2010/wordprocessingCanvas" xmlns:cx="http://schemas.microsoft.com/office/drawing/2014/chartex" xmlns:mc="http://schemas.openxmlformats.org/markup-compatibility/2006" xmlns:o="urn:schemas-microsoft-com:office:office" xmlns:r="http://schemas.openxmlformats.org/officeDocument/2006/relationships" xmlns:m="http://schemas.openxmlformats.org/officeDocument/2006/math" xmlns:v="urn:schemas-microsoft-com:vml" xmlns:wp14="http://schemas.microsoft.com/office/word/2010/wordprocessingDrawing" xmlns:wp="http://schemas.openxmlformats.org/drawingml/2006/wordprocessingDrawing" xmlns:w10="urn:schemas-microsoft-com:office:word" xmlns:w="http://schemas.openxmlformats.org/wordprocessingml/2006/main" xmlns:w14="http://schemas.microsoft.com/office/word/2010/wordml" xmlns:w15="http://schemas.microsoft.com/office/word/2012/wordml" xmlns:w16se="http://schemas.microsoft.com/office/word/2015/wordml/symex" xmlns:wpg="http://schemas.microsoft.com/office/word/2010/wordprocessingGroup" xmlns:wpi="http://schemas.microsoft.com/office/word/2010/wordprocessingInk" xmlns:wne="http://schemas.microsoft.com/office/word/2006/wordml" xmlns:wps="http://schemas.microsoft.com/office/word/2010/wordprocessingShape" mc:Ignorable="w14 w15 w16se wp14">
-  <w:p>
-    <w:pPr>
-      <w:pStyle w:val="Heading1"/>
-      <w:rPr>
-        <w:sz w:val="24"/>
-      </w:rPr>
-    </w:pPr>
-    <w:proofErr w:type="gramStart"/>
-    <w:r>
-      <w:rPr>
-        <w:sz w:val="24"/>
-      </w:rPr>
-      <w:t>Class</w:t>
-    </w:r>
-    <w:r>
-      <w:rPr>
-        <w:sz w:val="24"/>
-      </w:rPr>
-      <w:t xml:space="preserve"> :</w:t>
-    </w:r>
-    <w:proofErr w:type="gramEnd"/>
-    <w:r>
-      <w:rPr>
-        <w:sz w:val="24"/>
-      </w:rPr>
-      <w:t xml:space="preserve"> 5 </w:t>
-    </w:r>
-    <w:r>
-      <w:rPr>
-        <w:sz w:val="24"/>
-      </w:rPr>
-      <w:tab/>
-    </w:r>
-    <w:r>
-      <w:rPr>
-        <w:sz w:val="24"/>
-      </w:rPr>
-      <w:tab/>
-      <w:t>Subject</w:t>
-    </w:r>
-    <w:r>
-      <w:rPr>
-        <w:sz w:val="24"/>
-      </w:rPr>
-      <w:t xml:space="preserve">– </w:t>
-    </w:r>
-    <w:proofErr w:type="spellStart"/>
-    <w:r>
-      <w:rPr>
-        <w:sz w:val="24"/>
-      </w:rPr>
-      <w:t>Maths</w:t>
-    </w:r>
-    <w:proofErr w:type="spellEnd"/>
-    <w:r>
-      <w:rPr>
-        <w:sz w:val="24"/>
-      </w:rPr>
-      <w:tab/>
-    </w:r>
-    <w:r>
-      <w:rPr>
-        <w:sz w:val="24"/>
-      </w:rPr>
-      <w:tab/>
-    </w:r>
-    <w:r>
-      <w:rPr>
-        <w:sz w:val="24"/>
-      </w:rPr>
-      <w:tab/>
-    </w:r>
-    <w:r>
-      <w:rPr>
-        <w:sz w:val="24"/>
-      </w:rPr>
-      <w:tab/>
-    </w:r>
-    <w:proofErr w:type="spellStart"/>
-    <w:r>
-      <w:rPr>
-        <w:sz w:val="24"/>
-      </w:rPr>
-      <w:t>F.M</w:t>
-    </w:r>
-    <w:proofErr w:type="spellEnd"/>
-    <w:r>
-      <w:rPr>
-        <w:sz w:val="24"/>
-      </w:rPr>
-      <w:t>.: 50</w:t>
-    </w:r>
-  </w:p>
-  <w:p>
-    <w:pPr>
-      <w:pStyle w:val="Heading1"/>
-      <w:ind w:left="2160"/>
-      <w:rPr>
-        <w:sz w:val="24"/>
-      </w:rPr>
-    </w:pPr>
-    <w:r>
-      <w:rPr>
-        <w:sz w:val="24"/>
-      </w:rPr>
-      <w:t>Thi</w:t>
-    </w:r>
-    <w:r>
-      <w:rPr>
-        <w:sz w:val="24"/>
-      </w:rPr>
-      <w:t>rd Terminal Examinations – 2082</w:t>
-    </w:r>
-  </w:p>
-</w:hdr>
-</file>
-
 <file path=word/numbering.xml><?xml version="1.0" encoding="utf-8"?>
-<w:numbering xmlns:wpc="http://schemas.microsoft.com/office/word/2010/wordprocessingCanvas" xmlns:cx="http://schemas.microsoft.com/office/drawing/2014/chartex" xmlns:mc="http://schemas.openxmlformats.org/markup-compatibility/2006" xmlns:o="urn:schemas-microsoft-com:office:office" xmlns:r="http://schemas.openxmlformats.org/officeDocument/2006/relationships" xmlns:m="http://schemas.openxmlformats.org/officeDocument/2006/math" xmlns:v="urn:schemas-microsoft-com:vml" xmlns:wp14="http://schemas.microsoft.com/office/word/2010/wordprocessingDrawing" xmlns:wp="http://schemas.openxmlformats.org/drawingml/2006/wordprocessingDrawing" xmlns:w10="urn:schemas-microsoft-com:office:word" xmlns:w="http://schemas.openxmlformats.org/wordprocessingml/2006/main" xmlns:w14="http://schemas.microsoft.com/office/word/2010/wordml" xmlns:w15="http://schemas.microsoft.com/office/word/2012/wordml" xmlns:w16se="http://schemas.microsoft.com/office/word/2015/wordml/symex" xmlns:wpg="http://schemas.microsoft.com/office/word/2010/wordprocessingGroup" xmlns:wpi="http://schemas.microsoft.com/office/word/2010/wordprocessingInk" xmlns:wne="http://schemas.microsoft.com/office/word/2006/wordml" xmlns:wps="http://schemas.microsoft.com/office/word/2010/wordprocessingShape" mc:Ignorable="w14 w15 w16se wp14">
+<w:numbering xmlns:wpc="http://schemas.microsoft.com/office/word/2010/wordprocessingCanvas" xmlns:cx="http://schemas.microsoft.com/office/drawing/2014/chartex" xmlns:cx1="http://schemas.microsoft.com/office/drawing/2015/9/8/chartex" xmlns:cx2="http://schemas.microsoft.com/office/drawing/2015/10/21/chartex" xmlns:cx3="http://schemas.microsoft.com/office/drawing/2016/5/9/chartex" xmlns:cx4="http://schemas.microsoft.com/office/drawing/2016/5/10/chartex" xmlns:cx5="http://schemas.microsoft.com/office/drawing/2016/5/11/chartex" xmlns:cx6="http://schemas.microsoft.com/office/drawing/2016/5/12/chartex" xmlns:cx7="http://schemas.microsoft.com/office/drawing/2016/5/13/chartex" xmlns:cx8="http://schemas.microsoft.com/office/drawing/2016/5/14/chartex" xmlns:mc="http://schemas.openxmlformats.org/markup-compatibility/2006" xmlns:aink="http://schemas.microsoft.com/office/drawing/2016/ink" xmlns:am3d="http://schemas.microsoft.com/office/drawing/2017/model3d" xmlns:o="urn:schemas-microsoft-com:office:office" xmlns:oel="http://schemas.microsoft.com/office/2019/extlst" xmlns:r="http://schemas.openxmlformats.org/officeDocument/2006/relationships" xmlns:m="http://schemas.openxmlformats.org/officeDocument/2006/math" xmlns:v="urn:schemas-microsoft-com:vml" xmlns:wp14="http://schemas.microsoft.com/office/word/2010/wordprocessingDrawing" xmlns:wp="http://schemas.openxmlformats.org/drawingml/2006/wordprocessingDrawing" xmlns:w10="urn:schemas-microsoft-com:office:word" xmlns:w="http://schemas.openxmlformats.org/wordprocessingml/2006/main" xmlns:w14="http://schemas.microsoft.com/office/word/2010/wordml" xmlns:w15="http://schemas.microsoft.com/office/word/2012/wordml" xmlns:w16cex="http://schemas.microsoft.com/office/word/2018/wordml/cex" xmlns:w16cid="http://schemas.microsoft.com/office/word/2016/wordml/cid" xmlns:w16="http://schemas.microsoft.com/office/word/2018/wordml" xmlns:w16du="http://schemas.microsoft.com/office/word/2023/wordml/word16du" xmlns:w16sdtdh="http://schemas.microsoft.com/office/word/2020/wordml/sdtdatahash" xmlns:w16sdtfl="http://schemas.microsoft.com/office/word/2024/wordml/sdtformatlock" xmlns:w16se="http://schemas.microsoft.com/office/word/2015/wordml/symex" xmlns:wpg="http://schemas.microsoft.com/office/word/2010/wordprocessingGroup" xmlns:wpi="http://schemas.microsoft.com/office/word/2010/wordprocessingInk" xmlns:wne="http://schemas.microsoft.com/office/word/2006/wordml" xmlns:wps="http://schemas.microsoft.com/office/word/2010/wordprocessingShape" mc:Ignorable="w14 w15 w16se w16cid w16 w16cex w16sdtdh w16sdtfl w16du wp14">
   <w:abstractNum w:abstractNumId="0" w15:restartNumberingAfterBreak="0">
     <w:nsid w:val="FFFFFF7C"/>
     <w:multiLevelType w:val="singleLevel"/>
@@ -5377,44 +5977,44 @@
       </w:pPr>
     </w:lvl>
   </w:abstractNum>
-  <w:num w:numId="1">
+  <w:num w:numId="1" w16cid:durableId="1554997046">
     <w:abstractNumId w:val="8"/>
   </w:num>
-  <w:num w:numId="2">
+  <w:num w:numId="2" w16cid:durableId="1744598354">
     <w:abstractNumId w:val="6"/>
   </w:num>
-  <w:num w:numId="3">
+  <w:num w:numId="3" w16cid:durableId="1861356205">
     <w:abstractNumId w:val="5"/>
   </w:num>
-  <w:num w:numId="4">
+  <w:num w:numId="4" w16cid:durableId="662968869">
     <w:abstractNumId w:val="4"/>
   </w:num>
-  <w:num w:numId="5">
+  <w:num w:numId="5" w16cid:durableId="1484927660">
     <w:abstractNumId w:val="7"/>
   </w:num>
-  <w:num w:numId="6">
+  <w:num w:numId="6" w16cid:durableId="678236109">
     <w:abstractNumId w:val="3"/>
   </w:num>
-  <w:num w:numId="7">
+  <w:num w:numId="7" w16cid:durableId="991104761">
     <w:abstractNumId w:val="2"/>
   </w:num>
-  <w:num w:numId="8">
+  <w:num w:numId="8" w16cid:durableId="15928942">
     <w:abstractNumId w:val="1"/>
   </w:num>
-  <w:num w:numId="9">
+  <w:num w:numId="9" w16cid:durableId="923104059">
     <w:abstractNumId w:val="0"/>
   </w:num>
-  <w:num w:numId="10">
+  <w:num w:numId="10" w16cid:durableId="642346401">
     <w:abstractNumId w:val="9"/>
   </w:num>
-  <w:num w:numId="11">
+  <w:num w:numId="11" w16cid:durableId="1943955120">
     <w:abstractNumId w:val="10"/>
   </w:num>
 </w:numbering>
 </file>
 
 <file path=word/styles.xml><?xml version="1.0" encoding="utf-8"?>
-<w:styles xmlns:mc="http://schemas.openxmlformats.org/markup-compatibility/2006" xmlns:r="http://schemas.openxmlformats.org/officeDocument/2006/relationships" xmlns:w="http://schemas.openxmlformats.org/wordprocessingml/2006/main" xmlns:w14="http://schemas.microsoft.com/office/word/2010/wordml" xmlns:w15="http://schemas.microsoft.com/office/word/2012/wordml" xmlns:w16se="http://schemas.microsoft.com/office/word/2015/wordml/symex" mc:Ignorable="w14 w15 w16se">
+<w:styles xmlns:mc="http://schemas.openxmlformats.org/markup-compatibility/2006" xmlns:r="http://schemas.openxmlformats.org/officeDocument/2006/relationships" xmlns:w="http://schemas.openxmlformats.org/wordprocessingml/2006/main" xmlns:w14="http://schemas.microsoft.com/office/word/2010/wordml" xmlns:w15="http://schemas.microsoft.com/office/word/2012/wordml" xmlns:w16cex="http://schemas.microsoft.com/office/word/2018/wordml/cex" xmlns:w16cid="http://schemas.microsoft.com/office/word/2016/wordml/cid" xmlns:w16="http://schemas.microsoft.com/office/word/2018/wordml" xmlns:w16du="http://schemas.microsoft.com/office/word/2023/wordml/word16du" xmlns:w16sdtdh="http://schemas.microsoft.com/office/word/2020/wordml/sdtdatahash" xmlns:w16sdtfl="http://schemas.microsoft.com/office/word/2024/wordml/sdtformatlock" xmlns:w16se="http://schemas.microsoft.com/office/word/2015/wordml/symex" mc:Ignorable="w14 w15 w16se w16cid w16 w16cex w16sdtdh w16sdtfl w16du">
   <w:docDefaults>
     <w:rPrDefault>
       <w:rPr>
@@ -5430,7 +6030,7 @@
       </w:pPr>
     </w:pPrDefault>
   </w:docDefaults>
-  <w:latentStyles w:defLockedState="0" w:defUIPriority="99" w:defSemiHidden="0" w:defUnhideWhenUsed="0" w:defQFormat="0" w:count="371">
+  <w:latentStyles w:defLockedState="0" w:defUIPriority="99" w:defSemiHidden="0" w:defUnhideWhenUsed="0" w:defQFormat="0" w:count="376">
     <w:lsdException w:name="Normal" w:uiPriority="0" w:qFormat="1"/>
     <w:lsdException w:name="heading 1" w:uiPriority="9" w:qFormat="1"/>
     <w:lsdException w:name="heading 2" w:semiHidden="1" w:uiPriority="9" w:unhideWhenUsed="1" w:qFormat="1"/>
@@ -5793,6 +6393,11 @@
     <w:lsdException w:name="List Table 5 Dark Accent 6" w:uiPriority="50"/>
     <w:lsdException w:name="List Table 6 Colorful Accent 6" w:uiPriority="51"/>
     <w:lsdException w:name="List Table 7 Colorful Accent 6" w:uiPriority="52"/>
+    <w:lsdException w:name="Mention" w:semiHidden="1" w:unhideWhenUsed="1"/>
+    <w:lsdException w:name="Smart Hyperlink" w:semiHidden="1" w:unhideWhenUsed="1"/>
+    <w:lsdException w:name="Hashtag" w:semiHidden="1" w:unhideWhenUsed="1"/>
+    <w:lsdException w:name="Unresolved Mention" w:semiHidden="1" w:unhideWhenUsed="1"/>
+    <w:lsdException w:name="Smart Link" w:semiHidden="1" w:unhideWhenUsed="1"/>
   </w:latentStyles>
   <w:style w:type="paragraph" w:default="1" w:styleId="Normal">
     <w:name w:val="Normal"/>

--- a/Received/five/5, maths.docx
+++ b/Received/five/5, maths.docx
@@ -230,27 +230,7 @@
           <w:bCs/>
           <w:sz w:val="20"/>
         </w:rPr>
-        <w:t xml:space="preserve">Ratnanagar-7, </w:t>
-      </w:r>
-      <w:proofErr w:type="spellStart"/>
-      <w:r>
-        <w:rPr>
-          <w:rFonts w:ascii="Times New Roman" w:hAnsi="Times New Roman"/>
-          <w:b/>
-          <w:bCs/>
-          <w:sz w:val="20"/>
-        </w:rPr>
-        <w:t>Sauraha</w:t>
-      </w:r>
-      <w:proofErr w:type="spellEnd"/>
-      <w:r>
-        <w:rPr>
-          <w:rFonts w:ascii="Times New Roman" w:hAnsi="Times New Roman"/>
-          <w:b/>
-          <w:bCs/>
-          <w:sz w:val="20"/>
-        </w:rPr>
-        <w:t>, Chitwan</w:t>
+        <w:t>Ratnanagar-7, Sauraha, Chitwan</w:t>
       </w:r>
     </w:p>
     <w:p>
@@ -318,7 +298,7 @@
           <w:sz w:val="24"/>
           <w:szCs w:val="24"/>
         </w:rPr>
-        <w:t>Class:</w:t>
+        <w:t>Class: Five</w:t>
       </w:r>
       <w:r>
         <w:rPr>
@@ -328,7 +308,7 @@
           <w:sz w:val="24"/>
           <w:szCs w:val="24"/>
         </w:rPr>
-        <w:t xml:space="preserve"> Five</w:t>
+        <w:tab/>
       </w:r>
       <w:r>
         <w:rPr>
@@ -339,6 +319,10 @@
           <w:szCs w:val="24"/>
         </w:rPr>
         <w:tab/>
+        <w:t xml:space="preserve">                </w:t>
+      </w:r>
+      <w:r>
+        <w:t xml:space="preserve">  </w:t>
       </w:r>
       <w:r>
         <w:rPr>
@@ -348,11 +332,7 @@
           <w:sz w:val="24"/>
           <w:szCs w:val="24"/>
         </w:rPr>
-        <w:tab/>
-        <w:t xml:space="preserve">                </w:t>
-      </w:r>
-      <w:r>
-        <w:t xml:space="preserve">  </w:t>
+        <w:t>Time: 2 hrs.</w:t>
       </w:r>
       <w:r>
         <w:rPr>
@@ -362,7 +342,7 @@
           <w:sz w:val="24"/>
           <w:szCs w:val="24"/>
         </w:rPr>
-        <w:t xml:space="preserve">Time: </w:t>
+        <w:tab/>
       </w:r>
       <w:r>
         <w:rPr>
@@ -372,67 +352,8 @@
           <w:sz w:val="24"/>
           <w:szCs w:val="24"/>
         </w:rPr>
-        <w:t>2</w:t>
-      </w:r>
-      <w:r>
-        <w:rPr>
-          <w:rFonts w:ascii="Times New Roman" w:hAnsi="Times New Roman"/>
-          <w:b/>
-          <w:bCs/>
-          <w:sz w:val="24"/>
-          <w:szCs w:val="24"/>
-        </w:rPr>
-        <w:t xml:space="preserve"> hrs.</w:t>
-      </w:r>
-      <w:r>
-        <w:rPr>
-          <w:rFonts w:ascii="Times New Roman" w:hAnsi="Times New Roman"/>
-          <w:b/>
-          <w:bCs/>
-          <w:sz w:val="24"/>
-          <w:szCs w:val="24"/>
-        </w:rPr>
         <w:tab/>
-      </w:r>
-      <w:r>
-        <w:rPr>
-          <w:rFonts w:ascii="Times New Roman" w:hAnsi="Times New Roman"/>
-          <w:b/>
-          <w:bCs/>
-          <w:sz w:val="24"/>
-          <w:szCs w:val="24"/>
-        </w:rPr>
-        <w:tab/>
-      </w:r>
-      <w:r>
-        <w:rPr>
-          <w:rFonts w:ascii="Times New Roman" w:hAnsi="Times New Roman"/>
-          <w:b/>
-          <w:bCs/>
-          <w:sz w:val="24"/>
-          <w:szCs w:val="24"/>
-        </w:rPr>
-        <w:t xml:space="preserve">           </w:t>
-      </w:r>
-      <w:r>
-        <w:rPr>
-          <w:rFonts w:ascii="Times New Roman" w:hAnsi="Times New Roman"/>
-          <w:b/>
-          <w:bCs/>
-          <w:sz w:val="24"/>
-          <w:szCs w:val="24"/>
-        </w:rPr>
-        <w:t>F.M.:</w:t>
-      </w:r>
-      <w:r>
-        <w:rPr>
-          <w:rFonts w:ascii="Times New Roman" w:hAnsi="Times New Roman"/>
-          <w:b/>
-          <w:bCs/>
-          <w:sz w:val="24"/>
-          <w:szCs w:val="24"/>
-        </w:rPr>
-        <w:t xml:space="preserve"> 50</w:t>
+        <w:t xml:space="preserve">           F.M.: 50</w:t>
       </w:r>
     </w:p>
     <w:p>
@@ -457,30 +378,8 @@
           <w:sz w:val="24"/>
           <w:szCs w:val="24"/>
         </w:rPr>
-        <w:t>Sub:</w:t>
-      </w:r>
-      <w:r>
-        <w:rPr>
-          <w:rFonts w:ascii="Times New Roman" w:hAnsi="Times New Roman"/>
-          <w:b/>
-          <w:bCs/>
-          <w:sz w:val="24"/>
-          <w:szCs w:val="24"/>
-        </w:rPr>
-        <w:t xml:space="preserve"> </w:t>
-      </w:r>
-      <w:proofErr w:type="spellStart"/>
-      <w:r>
-        <w:rPr>
-          <w:rFonts w:ascii="Times New Roman" w:hAnsi="Times New Roman"/>
-          <w:b/>
-          <w:bCs/>
-          <w:sz w:val="24"/>
-          <w:szCs w:val="24"/>
-        </w:rPr>
-        <w:t>Maths</w:t>
-      </w:r>
-      <w:proofErr w:type="spellEnd"/>
+        <w:t>Sub: Maths</w:t>
+      </w:r>
     </w:p>
     <w:p>
       <w:pPr>
@@ -500,7 +399,7 @@
         <mc:AlternateContent>
           <mc:Choice Requires="wpg">
             <w:drawing>
-              <wp:anchor distT="0" distB="0" distL="114300" distR="114300" simplePos="0" relativeHeight="251707392" behindDoc="0" locked="0" layoutInCell="1" allowOverlap="1" wp14:anchorId="357CAD77" wp14:editId="184FDFC3">
+              <wp:anchor distT="0" distB="0" distL="114300" distR="114300" simplePos="0" relativeHeight="251707392" behindDoc="0" locked="0" layoutInCell="1" allowOverlap="1" wp14:anchorId="357CAD77" wp14:editId="545E27B1">
                 <wp:simplePos x="0" y="0"/>
                 <wp:positionH relativeFrom="column">
                   <wp:posOffset>2962275</wp:posOffset>
@@ -524,6 +423,7 @@
                           <a:chOff x="0" y="0"/>
                           <a:chExt cx="1809750" cy="870585"/>
                         </a:xfrm>
+                        <a:effectLst/>
                       </wpg:grpSpPr>
                       <wps:wsp>
                         <wps:cNvPr id="1270128810" name="Straight Connector 1270128810"/>
@@ -541,6 +441,7 @@
                               <a:schemeClr val="tx1"/>
                             </a:solidFill>
                           </a:ln>
+                          <a:effectLst/>
                         </wps:spPr>
                         <wps:style>
                           <a:lnRef idx="2">
@@ -576,13 +477,7 @@
                             </a:solidFill>
                             <a:prstDash val="solid"/>
                           </a:ln>
-                          <a:effectLst>
-                            <a:outerShdw blurRad="40000" dist="20000" dir="5400000" rotWithShape="0">
-                              <a:srgbClr val="000000">
-                                <a:alpha val="38000"/>
-                              </a:srgbClr>
-                            </a:outerShdw>
-                          </a:effectLst>
+                          <a:effectLst/>
                         </wps:spPr>
                         <wps:bodyPr/>
                       </wps:wsp>
@@ -742,13 +637,9 @@
           </mc:Choice>
           <mc:Fallback>
             <w:pict>
-              <v:group w14:anchorId="357CAD77" id="Group 33" o:spid="_x0000_s1027" style="position:absolute;left:0;text-align:left;margin-left:233.25pt;margin-top:8.65pt;width:142.5pt;height:68.55pt;z-index:251707392" coordsize="18097,8705" o:gfxdata="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">
-                <v:line id="Straight Connector 1270128810" o:spid="_x0000_s1028" style="position:absolute;flip:y;visibility:visible;mso-wrap-style:square" from="2857,7334" to="15125,7334" o:connectortype="straight" o:gfxdata="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" strokecolor="black [3213]" strokeweight="2pt">
-                  <v:shadow on="t" color="black" opacity="24903f" origin=",.5" offset="0,.55556mm"/>
-                </v:line>
-                <v:line id="Straight Connector 2053295217" o:spid="_x0000_s1029" style="position:absolute;flip:y;visibility:visible;mso-wrap-style:square" from="2857,2000" to="12839,7258" o:connectortype="straight" o:gfxdata="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" strokecolor="windowText" strokeweight="2pt">
-                  <v:shadow on="t" color="black" opacity="24903f" origin=",.5" offset="0,.55556mm"/>
-                </v:line>
+              <v:group w14:anchorId="357CAD77" id="Group 33" o:spid="_x0000_s1027" style="position:absolute;left:0;text-align:left;margin-left:233.25pt;margin-top:8.65pt;width:142.5pt;height:68.55pt;z-index:251707392" coordsize="18097,8705" o:gfxdata="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">
+                <v:line id="Straight Connector 1270128810" o:spid="_x0000_s1028" style="position:absolute;flip:y;visibility:visible;mso-wrap-style:square" from="2857,7334" to="15125,7334" o:connectortype="straight" o:gfxdata="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" strokecolor="black [3213]" strokeweight="2pt"/>
+                <v:line id="Straight Connector 2053295217" o:spid="_x0000_s1029" style="position:absolute;flip:y;visibility:visible;mso-wrap-style:square" from="2857,2000" to="12839,7258" o:connectortype="straight" o:gfxdata="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" strokecolor="windowText" strokeweight="2pt"/>
                 <v:shapetype id="_x0000_t38" coordsize="21600,21600" o:spt="38" o:oned="t" path="m,c@0,0@1,5400@1,10800@1,16200@2,21600,21600,21600e" filled="f">
                   <v:formulas>
                     <v:f eqn="mid #0 0"/>
@@ -882,9 +773,481 @@
           <w:noProof/>
         </w:rPr>
         <mc:AlternateContent>
+          <mc:Choice Requires="wps">
+            <w:drawing>
+              <wp:anchor distT="45720" distB="45720" distL="114300" distR="114300" simplePos="0" relativeHeight="251780096" behindDoc="0" locked="0" layoutInCell="1" allowOverlap="1" wp14:anchorId="7148D378" wp14:editId="3ACEE21B">
+                <wp:simplePos x="0" y="0"/>
+                <wp:positionH relativeFrom="column">
+                  <wp:posOffset>4166843</wp:posOffset>
+                </wp:positionH>
+                <wp:positionV relativeFrom="paragraph">
+                  <wp:posOffset>871508</wp:posOffset>
+                </wp:positionV>
+                <wp:extent cx="341412" cy="252095"/>
+                <wp:effectExtent l="0" t="0" r="0" b="0"/>
+                <wp:wrapNone/>
+                <wp:docPr id="1033840285" name="Text Box 2"/>
+                <wp:cNvGraphicFramePr>
+                  <a:graphicFrameLocks xmlns:a="http://schemas.openxmlformats.org/drawingml/2006/main"/>
+                </wp:cNvGraphicFramePr>
+                <a:graphic xmlns:a="http://schemas.openxmlformats.org/drawingml/2006/main">
+                  <a:graphicData uri="http://schemas.microsoft.com/office/word/2010/wordprocessingShape">
+                    <wps:wsp>
+                      <wps:cNvSpPr txBox="1">
+                        <a:spLocks noChangeArrowheads="1"/>
+                      </wps:cNvSpPr>
+                      <wps:spPr bwMode="auto">
+                        <a:xfrm>
+                          <a:off x="0" y="0"/>
+                          <a:ext cx="341412" cy="252095"/>
+                        </a:xfrm>
+                        <a:prstGeom prst="rect">
+                          <a:avLst/>
+                        </a:prstGeom>
+                        <a:noFill/>
+                        <a:ln w="9525">
+                          <a:noFill/>
+                          <a:miter lim="800000"/>
+                          <a:headEnd/>
+                          <a:tailEnd/>
+                        </a:ln>
+                      </wps:spPr>
+                      <wps:txbx>
+                        <w:txbxContent>
+                          <w:p>
+                            <w:pPr>
+                              <w:rPr>
+                                <w:sz w:val="16"/>
+                                <w:szCs w:val="16"/>
+                              </w:rPr>
+                            </w:pPr>
+                            <w:r>
+                              <w:rPr>
+                                <w:sz w:val="16"/>
+                                <w:szCs w:val="16"/>
+                              </w:rPr>
+                              <w:t>70</w:t>
+                            </w:r>
+                            <w:r>
+                              <w:rPr>
+                                <w:sz w:val="16"/>
+                                <w:szCs w:val="16"/>
+                                <w:vertAlign w:val="superscript"/>
+                              </w:rPr>
+                              <w:t>0</w:t>
+                            </w:r>
+                          </w:p>
+                        </w:txbxContent>
+                      </wps:txbx>
+                      <wps:bodyPr rot="0" vert="horz" wrap="square" lIns="91440" tIns="45720" rIns="91440" bIns="45720" anchor="t" anchorCtr="0">
+                        <a:noAutofit/>
+                      </wps:bodyPr>
+                    </wps:wsp>
+                  </a:graphicData>
+                </a:graphic>
+                <wp14:sizeRelH relativeFrom="margin">
+                  <wp14:pctWidth>0</wp14:pctWidth>
+                </wp14:sizeRelH>
+                <wp14:sizeRelV relativeFrom="margin">
+                  <wp14:pctHeight>0</wp14:pctHeight>
+                </wp14:sizeRelV>
+              </wp:anchor>
+            </w:drawing>
+          </mc:Choice>
+          <mc:Fallback>
+            <w:pict>
+              <v:shape w14:anchorId="7148D378" id="Text Box 2" o:spid="_x0000_s1034" type="#_x0000_t202" style="position:absolute;left:0;text-align:left;margin-left:328.1pt;margin-top:68.6pt;width:26.9pt;height:19.85pt;z-index:251780096;visibility:visible;mso-wrap-style:square;mso-width-percent:0;mso-height-percent:0;mso-wrap-distance-left:9pt;mso-wrap-distance-top:3.6pt;mso-wrap-distance-right:9pt;mso-wrap-distance-bottom:3.6pt;mso-position-horizontal:absolute;mso-position-horizontal-relative:text;mso-position-vertical:absolute;mso-position-vertical-relative:text;mso-width-percent:0;mso-height-percent:0;mso-width-relative:margin;mso-height-relative:margin;v-text-anchor:top" o:gfxdata="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" filled="f" stroked="f">
+                <v:textbox>
+                  <w:txbxContent>
+                    <w:p>
+                      <w:pPr>
+                        <w:rPr>
+                          <w:sz w:val="16"/>
+                          <w:szCs w:val="16"/>
+                        </w:rPr>
+                      </w:pPr>
+                      <w:r>
+                        <w:rPr>
+                          <w:sz w:val="16"/>
+                          <w:szCs w:val="16"/>
+                        </w:rPr>
+                        <w:t>70</w:t>
+                      </w:r>
+                      <w:r>
+                        <w:rPr>
+                          <w:sz w:val="16"/>
+                          <w:szCs w:val="16"/>
+                          <w:vertAlign w:val="superscript"/>
+                        </w:rPr>
+                        <w:t>0</w:t>
+                      </w:r>
+                    </w:p>
+                  </w:txbxContent>
+                </v:textbox>
+              </v:shape>
+            </w:pict>
+          </mc:Fallback>
+        </mc:AlternateContent>
+      </w:r>
+      <w:r>
+        <w:rPr>
+          <w:rFonts w:ascii="Times New Roman" w:hAnsi="Times New Roman" w:cs="Times New Roman"/>
+          <w:noProof/>
+        </w:rPr>
+        <mc:AlternateContent>
+          <mc:Choice Requires="wps">
+            <w:drawing>
+              <wp:anchor distT="45720" distB="45720" distL="114300" distR="114300" simplePos="0" relativeHeight="251778048" behindDoc="0" locked="0" layoutInCell="1" allowOverlap="1" wp14:anchorId="792C7492" wp14:editId="3CFA28B9">
+                <wp:simplePos x="0" y="0"/>
+                <wp:positionH relativeFrom="column">
+                  <wp:posOffset>3858119</wp:posOffset>
+                </wp:positionH>
+                <wp:positionV relativeFrom="paragraph">
+                  <wp:posOffset>877290</wp:posOffset>
+                </wp:positionV>
+                <wp:extent cx="207563" cy="252095"/>
+                <wp:effectExtent l="0" t="0" r="0" b="0"/>
+                <wp:wrapNone/>
+                <wp:docPr id="838902159" name="Text Box 2"/>
+                <wp:cNvGraphicFramePr>
+                  <a:graphicFrameLocks xmlns:a="http://schemas.openxmlformats.org/drawingml/2006/main"/>
+                </wp:cNvGraphicFramePr>
+                <a:graphic xmlns:a="http://schemas.openxmlformats.org/drawingml/2006/main">
+                  <a:graphicData uri="http://schemas.microsoft.com/office/word/2010/wordprocessingShape">
+                    <wps:wsp>
+                      <wps:cNvSpPr txBox="1">
+                        <a:spLocks noChangeArrowheads="1"/>
+                      </wps:cNvSpPr>
+                      <wps:spPr bwMode="auto">
+                        <a:xfrm>
+                          <a:off x="0" y="0"/>
+                          <a:ext cx="207563" cy="252095"/>
+                        </a:xfrm>
+                        <a:prstGeom prst="rect">
+                          <a:avLst/>
+                        </a:prstGeom>
+                        <a:noFill/>
+                        <a:ln w="9525">
+                          <a:noFill/>
+                          <a:miter lim="800000"/>
+                          <a:headEnd/>
+                          <a:tailEnd/>
+                        </a:ln>
+                      </wps:spPr>
+                      <wps:txbx>
+                        <w:txbxContent>
+                          <w:p>
+                            <w:pPr>
+                              <w:rPr>
+                                <w:sz w:val="14"/>
+                                <w:szCs w:val="14"/>
+                              </w:rPr>
+                            </w:pPr>
+                            <w:r>
+                              <w:rPr>
+                                <w:sz w:val="14"/>
+                                <w:szCs w:val="14"/>
+                              </w:rPr>
+                              <w:t>Z</w:t>
+                            </w:r>
+                          </w:p>
+                        </w:txbxContent>
+                      </wps:txbx>
+                      <wps:bodyPr rot="0" vert="horz" wrap="square" lIns="91440" tIns="45720" rIns="91440" bIns="45720" anchor="t" anchorCtr="0">
+                        <a:noAutofit/>
+                      </wps:bodyPr>
+                    </wps:wsp>
+                  </a:graphicData>
+                </a:graphic>
+                <wp14:sizeRelH relativeFrom="margin">
+                  <wp14:pctWidth>0</wp14:pctWidth>
+                </wp14:sizeRelH>
+                <wp14:sizeRelV relativeFrom="margin">
+                  <wp14:pctHeight>0</wp14:pctHeight>
+                </wp14:sizeRelV>
+              </wp:anchor>
+            </w:drawing>
+          </mc:Choice>
+          <mc:Fallback>
+            <w:pict>
+              <v:shape w14:anchorId="792C7492" id="_x0000_s1035" type="#_x0000_t202" style="position:absolute;left:0;text-align:left;margin-left:303.8pt;margin-top:69.1pt;width:16.35pt;height:19.85pt;z-index:251778048;visibility:visible;mso-wrap-style:square;mso-width-percent:0;mso-height-percent:0;mso-wrap-distance-left:9pt;mso-wrap-distance-top:3.6pt;mso-wrap-distance-right:9pt;mso-wrap-distance-bottom:3.6pt;mso-position-horizontal:absolute;mso-position-horizontal-relative:text;mso-position-vertical:absolute;mso-position-vertical-relative:text;mso-width-percent:0;mso-height-percent:0;mso-width-relative:margin;mso-height-relative:margin;v-text-anchor:top" o:gfxdata="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" filled="f" stroked="f">
+                <v:textbox>
+                  <w:txbxContent>
+                    <w:p>
+                      <w:pPr>
+                        <w:rPr>
+                          <w:sz w:val="14"/>
+                          <w:szCs w:val="14"/>
+                        </w:rPr>
+                      </w:pPr>
+                      <w:r>
+                        <w:rPr>
+                          <w:sz w:val="14"/>
+                          <w:szCs w:val="14"/>
+                        </w:rPr>
+                        <w:t>Z</w:t>
+                      </w:r>
+                    </w:p>
+                  </w:txbxContent>
+                </v:textbox>
+              </v:shape>
+            </w:pict>
+          </mc:Fallback>
+        </mc:AlternateContent>
+      </w:r>
+      <w:r>
+        <w:rPr>
+          <w:rFonts w:ascii="Times New Roman" w:hAnsi="Times New Roman" w:cs="Times New Roman"/>
+          <w:noProof/>
+        </w:rPr>
+        <mc:AlternateContent>
+          <mc:Choice Requires="wps">
+            <w:drawing>
+              <wp:anchor distT="45720" distB="45720" distL="114300" distR="114300" simplePos="0" relativeHeight="251776000" behindDoc="0" locked="0" layoutInCell="1" allowOverlap="1" wp14:anchorId="61775C27" wp14:editId="794FE9E8">
+                <wp:simplePos x="0" y="0"/>
+                <wp:positionH relativeFrom="column">
+                  <wp:posOffset>3879188</wp:posOffset>
+                </wp:positionH>
+                <wp:positionV relativeFrom="paragraph">
+                  <wp:posOffset>524187</wp:posOffset>
+                </wp:positionV>
+                <wp:extent cx="369461" cy="252095"/>
+                <wp:effectExtent l="0" t="0" r="0" b="0"/>
+                <wp:wrapNone/>
+                <wp:docPr id="1496174005" name="Text Box 2"/>
+                <wp:cNvGraphicFramePr>
+                  <a:graphicFrameLocks xmlns:a="http://schemas.openxmlformats.org/drawingml/2006/main"/>
+                </wp:cNvGraphicFramePr>
+                <a:graphic xmlns:a="http://schemas.openxmlformats.org/drawingml/2006/main">
+                  <a:graphicData uri="http://schemas.microsoft.com/office/word/2010/wordprocessingShape">
+                    <wps:wsp>
+                      <wps:cNvSpPr txBox="1">
+                        <a:spLocks noChangeArrowheads="1"/>
+                      </wps:cNvSpPr>
+                      <wps:spPr bwMode="auto">
+                        <a:xfrm>
+                          <a:off x="0" y="0"/>
+                          <a:ext cx="369461" cy="252095"/>
+                        </a:xfrm>
+                        <a:prstGeom prst="rect">
+                          <a:avLst/>
+                        </a:prstGeom>
+                        <a:noFill/>
+                        <a:ln w="9525">
+                          <a:noFill/>
+                          <a:miter lim="800000"/>
+                          <a:headEnd/>
+                          <a:tailEnd/>
+                        </a:ln>
+                      </wps:spPr>
+                      <wps:txbx>
+                        <w:txbxContent>
+                          <w:p>
+                            <w:pPr>
+                              <w:rPr>
+                                <w:sz w:val="16"/>
+                                <w:szCs w:val="16"/>
+                              </w:rPr>
+                            </w:pPr>
+                            <w:r>
+                              <w:rPr>
+                                <w:sz w:val="16"/>
+                                <w:szCs w:val="16"/>
+                              </w:rPr>
+                              <w:t>80</w:t>
+                            </w:r>
+                            <w:r>
+                              <w:rPr>
+                                <w:sz w:val="16"/>
+                                <w:szCs w:val="16"/>
+                                <w:vertAlign w:val="superscript"/>
+                              </w:rPr>
+                              <w:t>0</w:t>
+                            </w:r>
+                          </w:p>
+                        </w:txbxContent>
+                      </wps:txbx>
+                      <wps:bodyPr rot="0" vert="horz" wrap="square" lIns="91440" tIns="45720" rIns="91440" bIns="45720" anchor="t" anchorCtr="0">
+                        <a:noAutofit/>
+                      </wps:bodyPr>
+                    </wps:wsp>
+                  </a:graphicData>
+                </a:graphic>
+                <wp14:sizeRelH relativeFrom="margin">
+                  <wp14:pctWidth>0</wp14:pctWidth>
+                </wp14:sizeRelH>
+                <wp14:sizeRelV relativeFrom="margin">
+                  <wp14:pctHeight>0</wp14:pctHeight>
+                </wp14:sizeRelV>
+              </wp:anchor>
+            </w:drawing>
+          </mc:Choice>
+          <mc:Fallback>
+            <w:pict>
+              <v:shape w14:anchorId="61775C27" id="_x0000_s1036" type="#_x0000_t202" style="position:absolute;left:0;text-align:left;margin-left:305.45pt;margin-top:41.25pt;width:29.1pt;height:19.85pt;z-index:251776000;visibility:visible;mso-wrap-style:square;mso-width-percent:0;mso-height-percent:0;mso-wrap-distance-left:9pt;mso-wrap-distance-top:3.6pt;mso-wrap-distance-right:9pt;mso-wrap-distance-bottom:3.6pt;mso-position-horizontal:absolute;mso-position-horizontal-relative:text;mso-position-vertical:absolute;mso-position-vertical-relative:text;mso-width-percent:0;mso-height-percent:0;mso-width-relative:margin;mso-height-relative:margin;v-text-anchor:top" o:gfxdata="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" filled="f" stroked="f">
+                <v:textbox>
+                  <w:txbxContent>
+                    <w:p>
+                      <w:pPr>
+                        <w:rPr>
+                          <w:sz w:val="16"/>
+                          <w:szCs w:val="16"/>
+                        </w:rPr>
+                      </w:pPr>
+                      <w:r>
+                        <w:rPr>
+                          <w:sz w:val="16"/>
+                          <w:szCs w:val="16"/>
+                        </w:rPr>
+                        <w:t>80</w:t>
+                      </w:r>
+                      <w:r>
+                        <w:rPr>
+                          <w:sz w:val="16"/>
+                          <w:szCs w:val="16"/>
+                          <w:vertAlign w:val="superscript"/>
+                        </w:rPr>
+                        <w:t>0</w:t>
+                      </w:r>
+                    </w:p>
+                  </w:txbxContent>
+                </v:textbox>
+              </v:shape>
+            </w:pict>
+          </mc:Fallback>
+        </mc:AlternateContent>
+      </w:r>
+      <w:r>
+        <w:rPr>
+          <w:rFonts w:ascii="Times New Roman" w:hAnsi="Times New Roman" w:cs="Times New Roman"/>
+          <w:noProof/>
+        </w:rPr>
+        <mc:AlternateContent>
+          <mc:Choice Requires="wps">
+            <w:drawing>
+              <wp:anchor distT="45720" distB="45720" distL="114300" distR="114300" simplePos="0" relativeHeight="251782144" behindDoc="0" locked="0" layoutInCell="1" allowOverlap="1" wp14:anchorId="4EE88EF5" wp14:editId="3142639B">
+                <wp:simplePos x="0" y="0"/>
+                <wp:positionH relativeFrom="column">
+                  <wp:posOffset>4058258</wp:posOffset>
+                </wp:positionH>
+                <wp:positionV relativeFrom="paragraph">
+                  <wp:posOffset>636383</wp:posOffset>
+                </wp:positionV>
+                <wp:extent cx="421336" cy="252442"/>
+                <wp:effectExtent l="0" t="0" r="0" b="0"/>
+                <wp:wrapNone/>
+                <wp:docPr id="1863886206" name="Text Box 2"/>
+                <wp:cNvGraphicFramePr>
+                  <a:graphicFrameLocks xmlns:a="http://schemas.openxmlformats.org/drawingml/2006/main"/>
+                </wp:cNvGraphicFramePr>
+                <a:graphic xmlns:a="http://schemas.openxmlformats.org/drawingml/2006/main">
+                  <a:graphicData uri="http://schemas.microsoft.com/office/word/2010/wordprocessingShape">
+                    <wps:wsp>
+                      <wps:cNvSpPr txBox="1">
+                        <a:spLocks noChangeArrowheads="1"/>
+                      </wps:cNvSpPr>
+                      <wps:spPr bwMode="auto">
+                        <a:xfrm>
+                          <a:off x="0" y="0"/>
+                          <a:ext cx="421336" cy="252442"/>
+                        </a:xfrm>
+                        <a:prstGeom prst="rect">
+                          <a:avLst/>
+                        </a:prstGeom>
+                        <a:noFill/>
+                        <a:ln w="9525">
+                          <a:noFill/>
+                          <a:miter lim="800000"/>
+                          <a:headEnd/>
+                          <a:tailEnd/>
+                        </a:ln>
+                      </wps:spPr>
+                      <wps:txbx>
+                        <w:txbxContent>
+                          <w:p>
+                            <w:pPr>
+                              <w:rPr>
+                                <w:sz w:val="16"/>
+                                <w:szCs w:val="16"/>
+                              </w:rPr>
+                            </w:pPr>
+                            <w:r>
+                              <w:rPr>
+                                <w:sz w:val="16"/>
+                                <w:szCs w:val="16"/>
+                              </w:rPr>
+                              <w:t>120</w:t>
+                            </w:r>
+                            <w:r>
+                              <w:rPr>
+                                <w:sz w:val="16"/>
+                                <w:szCs w:val="16"/>
+                                <w:vertAlign w:val="superscript"/>
+                              </w:rPr>
+                              <w:t>0</w:t>
+                            </w:r>
+                          </w:p>
+                        </w:txbxContent>
+                      </wps:txbx>
+                      <wps:bodyPr rot="0" vert="horz" wrap="square" lIns="91440" tIns="45720" rIns="91440" bIns="45720" anchor="t" anchorCtr="0">
+                        <a:noAutofit/>
+                      </wps:bodyPr>
+                    </wps:wsp>
+                  </a:graphicData>
+                </a:graphic>
+                <wp14:sizeRelH relativeFrom="margin">
+                  <wp14:pctWidth>0</wp14:pctWidth>
+                </wp14:sizeRelH>
+                <wp14:sizeRelV relativeFrom="margin">
+                  <wp14:pctHeight>0</wp14:pctHeight>
+                </wp14:sizeRelV>
+              </wp:anchor>
+            </w:drawing>
+          </mc:Choice>
+          <mc:Fallback>
+            <w:pict>
+              <v:shape w14:anchorId="4EE88EF5" id="_x0000_s1037" type="#_x0000_t202" style="position:absolute;left:0;text-align:left;margin-left:319.55pt;margin-top:50.1pt;width:33.2pt;height:19.9pt;z-index:251782144;visibility:visible;mso-wrap-style:square;mso-width-percent:0;mso-height-percent:0;mso-wrap-distance-left:9pt;mso-wrap-distance-top:3.6pt;mso-wrap-distance-right:9pt;mso-wrap-distance-bottom:3.6pt;mso-position-horizontal:absolute;mso-position-horizontal-relative:text;mso-position-vertical:absolute;mso-position-vertical-relative:text;mso-width-percent:0;mso-height-percent:0;mso-width-relative:margin;mso-height-relative:margin;v-text-anchor:top" o:gfxdata="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" filled="f" stroked="f">
+                <v:textbox>
+                  <w:txbxContent>
+                    <w:p>
+                      <w:pPr>
+                        <w:rPr>
+                          <w:sz w:val="16"/>
+                          <w:szCs w:val="16"/>
+                        </w:rPr>
+                      </w:pPr>
+                      <w:r>
+                        <w:rPr>
+                          <w:sz w:val="16"/>
+                          <w:szCs w:val="16"/>
+                        </w:rPr>
+                        <w:t>120</w:t>
+                      </w:r>
+                      <w:r>
+                        <w:rPr>
+                          <w:sz w:val="16"/>
+                          <w:szCs w:val="16"/>
+                          <w:vertAlign w:val="superscript"/>
+                        </w:rPr>
+                        <w:t>0</w:t>
+                      </w:r>
+                    </w:p>
+                  </w:txbxContent>
+                </v:textbox>
+              </v:shape>
+            </w:pict>
+          </mc:Fallback>
+        </mc:AlternateContent>
+      </w:r>
+      <w:r>
+        <w:rPr>
+          <w:rFonts w:ascii="Times New Roman" w:hAnsi="Times New Roman" w:cs="Times New Roman"/>
+          <w:noProof/>
+        </w:rPr>
+        <mc:AlternateContent>
           <mc:Choice Requires="wpg">
             <w:drawing>
-              <wp:anchor distT="0" distB="0" distL="114300" distR="114300" simplePos="0" relativeHeight="251738112" behindDoc="0" locked="0" layoutInCell="1" allowOverlap="1" wp14:anchorId="6D0F1CBC" wp14:editId="2750E517">
+              <wp:anchor distT="0" distB="0" distL="114300" distR="114300" simplePos="0" relativeHeight="251738112" behindDoc="0" locked="0" layoutInCell="1" allowOverlap="1" wp14:anchorId="6D0F1CBC" wp14:editId="1530D157">
                 <wp:simplePos x="0" y="0"/>
                 <wp:positionH relativeFrom="column">
                   <wp:posOffset>3552825</wp:posOffset>
@@ -908,6 +1271,7 @@
                           <a:chOff x="0" y="0"/>
                           <a:chExt cx="1280160" cy="998220"/>
                         </a:xfrm>
+                        <a:effectLst/>
                       </wpg:grpSpPr>
                       <wps:wsp>
                         <wps:cNvPr id="379804037" name="Straight Connector 379804037"/>
@@ -1305,32 +1669,32 @@
           </mc:Choice>
           <mc:Fallback>
             <w:pict>
-              <v:group w14:anchorId="6D0F1CBC" id="Group 32" o:spid="_x0000_s1034" style="position:absolute;left:0;text-align:left;margin-left:279.75pt;margin-top:19pt;width:100.8pt;height:78.6pt;z-index:251738112" coordsize="12801,9982" o:gfxdata="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">
-                <v:line id="Straight Connector 379804037" o:spid="_x0000_s1035" style="position:absolute;visibility:visible;mso-wrap-style:square" from="3143,1714" to="3219,9029" o:connectortype="straight" o:gfxdata="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" strokecolor="black [3213]" strokeweight="2pt">
+              <v:group w14:anchorId="6D0F1CBC" id="Group 32" o:spid="_x0000_s1038" style="position:absolute;left:0;text-align:left;margin-left:279.75pt;margin-top:19pt;width:100.8pt;height:78.6pt;z-index:251738112" coordsize="12801,9982" o:gfxdata="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">
+                <v:line id="Straight Connector 379804037" o:spid="_x0000_s1039" style="position:absolute;visibility:visible;mso-wrap-style:square" from="3143,1714" to="3219,9029" o:connectortype="straight" o:gfxdata="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" strokecolor="black [3213]" strokeweight="2pt">
                   <v:shadow on="t" color="black" opacity="24903f" origin=",.5" offset="0,.55556mm"/>
                 </v:line>
-                <v:line id="Straight Connector 591536350" o:spid="_x0000_s1036" style="position:absolute;visibility:visible;mso-wrap-style:square" from="9620,3619" to="9696,9105" o:connectortype="straight" o:gfxdata="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" strokecolor="black [3213]" strokeweight="2pt">
+                <v:line id="Straight Connector 591536350" o:spid="_x0000_s1040" style="position:absolute;visibility:visible;mso-wrap-style:square" from="9620,3619" to="9696,9105" o:connectortype="straight" o:gfxdata="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" strokecolor="black [3213]" strokeweight="2pt">
                   <v:shadow on="t" color="black" opacity="24903f" origin=",.5" offset="0,.55556mm"/>
                 </v:line>
-                <v:line id="Straight Connector 811220546" o:spid="_x0000_s1037" style="position:absolute;visibility:visible;mso-wrap-style:square" from="3048,8858" to="9982,9086" o:connectortype="straight" o:gfxdata="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" strokecolor="black [3213]" strokeweight="2pt">
+                <v:line id="Straight Connector 811220546" o:spid="_x0000_s1041" style="position:absolute;visibility:visible;mso-wrap-style:square" from="3048,8858" to="9982,9086" o:connectortype="straight" o:gfxdata="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" strokecolor="black [3213]" strokeweight="2pt">
                   <v:shadow on="t" color="black" opacity="24903f" origin=",.5" offset="0,.55556mm"/>
                 </v:line>
-                <v:line id="Straight Connector 617894949" o:spid="_x0000_s1038" style="position:absolute;visibility:visible;mso-wrap-style:square" from="3048,1524" to="10134,3962" o:connectortype="straight" o:gfxdata="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" strokecolor="black [3213]" strokeweight="2pt">
+                <v:line id="Straight Connector 617894949" o:spid="_x0000_s1042" style="position:absolute;visibility:visible;mso-wrap-style:square" from="3048,1524" to="10134,3962" o:connectortype="straight" o:gfxdata="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" strokecolor="black [3213]" strokeweight="2pt">
                   <v:shadow on="t" color="black" opacity="24903f" origin=",.5" offset="0,.55556mm"/>
                 </v:line>
-                <v:shape id="Curved Connector 15" o:spid="_x0000_s1039" type="#_x0000_t38" style="position:absolute;left:2952;top:7810;width:451;height:1143;visibility:visible;mso-wrap-style:square" o:connectortype="curved" o:gfxdata="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" adj="67680" strokecolor="windowText" strokeweight="2pt">
+                <v:shape id="Curved Connector 15" o:spid="_x0000_s1043" type="#_x0000_t38" style="position:absolute;left:2952;top:7810;width:451;height:1143;visibility:visible;mso-wrap-style:square" o:connectortype="curved" o:gfxdata="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" adj="67680" strokecolor="windowText" strokeweight="2pt">
                   <v:shadow on="t" color="black" opacity="24903f" origin=",.5" offset="0,.55556mm"/>
                 </v:shape>
-                <v:shape id="Curved Connector 16" o:spid="_x0000_s1040" type="#_x0000_t38" style="position:absolute;left:3238;top:1809;width:838;height:1905;flip:x;visibility:visible;mso-wrap-style:square" o:connectortype="curved" o:gfxdata="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" adj="-18793" strokecolor="windowText" strokeweight="2pt">
+                <v:shape id="Curved Connector 16" o:spid="_x0000_s1044" type="#_x0000_t38" style="position:absolute;left:3238;top:1809;width:838;height:1905;flip:x;visibility:visible;mso-wrap-style:square" o:connectortype="curved" o:gfxdata="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" adj="-18793" strokecolor="windowText" strokeweight="2pt">
                   <v:shadow on="t" color="black" opacity="24903f" origin=",.5" offset="0,.55556mm"/>
                 </v:shape>
-                <v:shape id="Curved Connector 17" o:spid="_x0000_s1041" type="#_x0000_t38" style="position:absolute;left:8953;top:7429;width:686;height:1600;flip:x;visibility:visible;mso-wrap-style:square" o:connectortype="curved" o:gfxdata="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" adj="35207" strokecolor="windowText" strokeweight="2pt">
+                <v:shape id="Curved Connector 17" o:spid="_x0000_s1045" type="#_x0000_t38" style="position:absolute;left:8953;top:7429;width:686;height:1600;flip:x;visibility:visible;mso-wrap-style:square" o:connectortype="curved" o:gfxdata="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" adj="35207" strokecolor="windowText" strokeweight="2pt">
                   <v:shadow on="t" color="black" opacity="24903f" origin=",.5" offset="0,.55556mm"/>
                 </v:shape>
-                <v:shape id="Curved Connector 18" o:spid="_x0000_s1042" type="#_x0000_t38" style="position:absolute;left:8763;top:3333;width:1066;height:1600;visibility:visible;mso-wrap-style:square" o:connectortype="curved" o:gfxdata="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" adj="-17291" strokecolor="windowText" strokeweight="2pt">
+                <v:shape id="Curved Connector 18" o:spid="_x0000_s1046" type="#_x0000_t38" style="position:absolute;left:8763;top:3333;width:1066;height:1600;visibility:visible;mso-wrap-style:square" o:connectortype="curved" o:gfxdata="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" adj="-17291" strokecolor="windowText" strokeweight="2pt">
                   <v:shadow on="t" color="black" opacity="24903f" origin=",.5" offset="0,.55556mm"/>
                 </v:shape>
-                <v:shape id="Text Box 1758728318" o:spid="_x0000_s1043" type="#_x0000_t202" style="position:absolute;width:2362;height:2133;visibility:visible;mso-wrap-style:square;v-text-anchor:top" o:gfxdata="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" fillcolor="white [3201]" stroked="f" strokeweight=".5pt">
+                <v:shape id="Text Box 1758728318" o:spid="_x0000_s1047" type="#_x0000_t202" style="position:absolute;width:2362;height:2133;visibility:visible;mso-wrap-style:square;v-text-anchor:top" o:gfxdata="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" fillcolor="white [3201]" stroked="f" strokeweight=".5pt">
                   <v:textbox>
                     <w:txbxContent>
                       <w:p>
@@ -1341,7 +1705,7 @@
                     </w:txbxContent>
                   </v:textbox>
                 </v:shape>
-                <v:shape id="Text Box 1673643463" o:spid="_x0000_s1044" type="#_x0000_t202" style="position:absolute;left:285;top:7620;width:2210;height:2362;visibility:visible;mso-wrap-style:square;v-text-anchor:top" o:gfxdata="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" fillcolor="window" stroked="f" strokeweight=".5pt">
+                <v:shape id="Text Box 1673643463" o:spid="_x0000_s1048" type="#_x0000_t202" style="position:absolute;left:285;top:7620;width:2210;height:2362;visibility:visible;mso-wrap-style:square;v-text-anchor:top" o:gfxdata="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" fillcolor="window" stroked="f" strokeweight=".5pt">
                   <v:textbox>
                     <w:txbxContent>
                       <w:p>
@@ -1352,7 +1716,7 @@
                     </w:txbxContent>
                   </v:textbox>
                 </v:shape>
-                <v:shape id="Text Box 1185803973" o:spid="_x0000_s1045" type="#_x0000_t202" style="position:absolute;left:10287;top:7524;width:2514;height:2362;visibility:visible;mso-wrap-style:square;v-text-anchor:top" o:gfxdata="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" fillcolor="window" stroked="f" strokeweight=".5pt">
+                <v:shape id="Text Box 1185803973" o:spid="_x0000_s1049" type="#_x0000_t202" style="position:absolute;left:10287;top:7524;width:2514;height:2362;visibility:visible;mso-wrap-style:square;v-text-anchor:top" o:gfxdata="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" fillcolor="window" stroked="f" strokeweight=".5pt">
                   <v:textbox>
                     <w:txbxContent>
                       <w:p>
@@ -1363,7 +1727,7 @@
                     </w:txbxContent>
                   </v:textbox>
                 </v:shape>
-                <v:shape id="Text Box 1737536518" o:spid="_x0000_s1046" type="#_x0000_t202" style="position:absolute;left:10096;top:2286;width:2438;height:2438;visibility:visible;mso-wrap-style:square;v-text-anchor:top" o:gfxdata="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" fillcolor="window" stroked="f" strokeweight=".5pt">
+                <v:shape id="Text Box 1737536518" o:spid="_x0000_s1050" type="#_x0000_t202" style="position:absolute;left:10096;top:2286;width:2438;height:2438;visibility:visible;mso-wrap-style:square;v-text-anchor:top" o:gfxdata="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" fillcolor="window" stroked="f" strokeweight=".5pt">
                   <v:textbox>
                     <w:txbxContent>
                       <w:p>
@@ -2329,6 +2693,13 @@
           <w:rFonts w:ascii="Times New Roman" w:hAnsi="Times New Roman" w:cs="Times New Roman"/>
         </w:rPr>
         <w:br/>
+      </w:r>
+      <w:r>
+        <w:rPr>
+          <w:rFonts w:ascii="Times New Roman" w:hAnsi="Times New Roman" w:cs="Times New Roman"/>
+          <w:b/>
+          <w:bCs/>
+        </w:rPr>
         <w:t>7.</w:t>
       </w:r>
       <w:r>
@@ -2349,7 +2720,6 @@
         </w:rPr>
         <w:t xml:space="preserve">(a) How many </w:t>
       </w:r>
-      <w:proofErr w:type="spellStart"/>
       <w:proofErr w:type="gramStart"/>
       <w:r>
         <w:rPr>
@@ -2357,7 +2727,6 @@
         </w:rPr>
         <w:t>Litre</w:t>
       </w:r>
-      <w:proofErr w:type="spellEnd"/>
       <w:proofErr w:type="gramEnd"/>
       <w:r>
         <w:rPr>
@@ -2649,7 +3018,49 @@
           <w:rFonts w:ascii="Times New Roman" w:hAnsi="Times New Roman" w:cs="Times New Roman"/>
         </w:rPr>
         <w:br/>
-        <w:t>(b) Find the perimeter. [1]</w:t>
+        <w:t>(b) Find the perimeter.</w:t>
+      </w:r>
+      <w:r>
+        <w:rPr>
+          <w:rFonts w:ascii="Times New Roman" w:hAnsi="Times New Roman" w:cs="Times New Roman"/>
+        </w:rPr>
+        <w:tab/>
+      </w:r>
+      <w:r>
+        <w:rPr>
+          <w:rFonts w:ascii="Times New Roman" w:hAnsi="Times New Roman" w:cs="Times New Roman"/>
+        </w:rPr>
+        <w:tab/>
+      </w:r>
+      <w:r>
+        <w:rPr>
+          <w:rFonts w:ascii="Times New Roman" w:hAnsi="Times New Roman" w:cs="Times New Roman"/>
+        </w:rPr>
+        <w:tab/>
+      </w:r>
+      <w:r>
+        <w:rPr>
+          <w:rFonts w:ascii="Times New Roman" w:hAnsi="Times New Roman" w:cs="Times New Roman"/>
+        </w:rPr>
+        <w:tab/>
+      </w:r>
+      <w:r>
+        <w:rPr>
+          <w:rFonts w:ascii="Times New Roman" w:hAnsi="Times New Roman" w:cs="Times New Roman"/>
+        </w:rPr>
+        <w:tab/>
+      </w:r>
+      <w:r>
+        <w:rPr>
+          <w:rFonts w:ascii="Times New Roman" w:hAnsi="Times New Roman" w:cs="Times New Roman"/>
+        </w:rPr>
+        <w:tab/>
+      </w:r>
+      <w:r>
+        <w:rPr>
+          <w:rFonts w:ascii="Times New Roman" w:hAnsi="Times New Roman" w:cs="Times New Roman"/>
+        </w:rPr>
+        <w:t>[1]</w:t>
       </w:r>
     </w:p>
     <w:p>
@@ -2667,16 +3078,16 @@
         <mc:AlternateContent>
           <mc:Choice Requires="wps">
             <w:drawing>
-              <wp:anchor distT="0" distB="0" distL="114300" distR="114300" simplePos="0" relativeHeight="251741184" behindDoc="0" locked="0" layoutInCell="1" allowOverlap="1" wp14:anchorId="44771004" wp14:editId="26AE4ED5">
+              <wp:anchor distT="0" distB="0" distL="114300" distR="114300" simplePos="0" relativeHeight="251741184" behindDoc="0" locked="0" layoutInCell="1" allowOverlap="1" wp14:anchorId="44771004" wp14:editId="1D525716">
                 <wp:simplePos x="0" y="0"/>
                 <wp:positionH relativeFrom="column">
-                  <wp:posOffset>1097280</wp:posOffset>
+                  <wp:posOffset>1093554</wp:posOffset>
                 </wp:positionH>
                 <wp:positionV relativeFrom="paragraph">
-                  <wp:posOffset>28575</wp:posOffset>
+                  <wp:posOffset>31546</wp:posOffset>
                 </wp:positionV>
-                <wp:extent cx="1097280" cy="762000"/>
-                <wp:effectExtent l="57150" t="19050" r="83820" b="95250"/>
+                <wp:extent cx="917563" cy="762000"/>
+                <wp:effectExtent l="0" t="0" r="16510" b="19050"/>
                 <wp:wrapNone/>
                 <wp:docPr id="27" name="Rectangle 27"/>
                 <wp:cNvGraphicFramePr/>
@@ -2687,7 +3098,7 @@
                       <wps:spPr>
                         <a:xfrm>
                           <a:off x="0" y="0"/>
-                          <a:ext cx="1097280" cy="762000"/>
+                          <a:ext cx="917563" cy="762000"/>
                         </a:xfrm>
                         <a:prstGeom prst="rect">
                           <a:avLst/>
@@ -2698,6 +3109,7 @@
                             <a:schemeClr val="tx1"/>
                           </a:solidFill>
                         </a:ln>
+                        <a:effectLst/>
                       </wps:spPr>
                       <wps:style>
                         <a:lnRef idx="1">
@@ -2722,6 +3134,9 @@
                     </wps:wsp>
                   </a:graphicData>
                 </a:graphic>
+                <wp14:sizeRelH relativeFrom="margin">
+                  <wp14:pctWidth>0</wp14:pctWidth>
+                </wp14:sizeRelH>
                 <wp14:sizeRelV relativeFrom="margin">
                   <wp14:pctHeight>0</wp14:pctHeight>
                 </wp14:sizeRelV>
@@ -2730,9 +3145,7 @@
           </mc:Choice>
           <mc:Fallback>
             <w:pict>
-              <v:rect w14:anchorId="63FEFD29" id="Rectangle 27" o:spid="_x0000_s1026" style="position:absolute;margin-left:86.4pt;margin-top:2.25pt;width:86.4pt;height:60pt;z-index:251741184;visibility:visible;mso-wrap-style:square;mso-height-percent:0;mso-wrap-distance-left:9pt;mso-wrap-distance-top:0;mso-wrap-distance-right:9pt;mso-wrap-distance-bottom:0;mso-position-horizontal:absolute;mso-position-horizontal-relative:text;mso-position-vertical:absolute;mso-position-vertical-relative:text;mso-height-percent:0;mso-height-relative:margin;v-text-anchor:middle" o:gfxdata="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" filled="f" strokecolor="black [3213]" strokeweight="1.5pt">
-                <v:shadow on="t" color="black" opacity="22937f" origin=",.5" offset="0,.63889mm"/>
-              </v:rect>
+              <v:rect w14:anchorId="2CDBC6D4" id="Rectangle 27" o:spid="_x0000_s1026" style="position:absolute;margin-left:86.1pt;margin-top:2.5pt;width:72.25pt;height:60pt;z-index:251741184;visibility:visible;mso-wrap-style:square;mso-width-percent:0;mso-height-percent:0;mso-wrap-distance-left:9pt;mso-wrap-distance-top:0;mso-wrap-distance-right:9pt;mso-wrap-distance-bottom:0;mso-position-horizontal:absolute;mso-position-horizontal-relative:text;mso-position-vertical:absolute;mso-position-vertical-relative:text;mso-width-percent:0;mso-height-percent:0;mso-width-relative:margin;mso-height-relative:margin;v-text-anchor:middle" o:gfxdata="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" filled="f" strokecolor="black [3213]" strokeweight="1.5pt"/>
             </w:pict>
           </mc:Fallback>
         </mc:AlternateContent>
@@ -2820,7 +3233,7 @@
           </mc:Choice>
           <mc:Fallback>
             <w:pict>
-              <v:shape w14:anchorId="08131201" id="Text Box 28" o:spid="_x0000_s1047" type="#_x0000_t202" style="position:absolute;left:0;text-align:left;margin-left:117pt;margin-top:19.75pt;width:37.8pt;height:20.4pt;z-index:251743232;visibility:visible;mso-wrap-style:square;mso-width-percent:0;mso-height-percent:0;mso-wrap-distance-left:9pt;mso-wrap-distance-top:0;mso-wrap-distance-right:9pt;mso-wrap-distance-bottom:0;mso-position-horizontal:absolute;mso-position-horizontal-relative:text;mso-position-vertical:absolute;mso-position-vertical-relative:text;mso-width-percent:0;mso-height-percent:0;mso-width-relative:margin;mso-height-relative:margin;v-text-anchor:top" o:gfxdata="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" filled="f" stroked="f" strokeweight=".5pt">
+              <v:shape w14:anchorId="08131201" id="Text Box 28" o:spid="_x0000_s1051" type="#_x0000_t202" style="position:absolute;left:0;text-align:left;margin-left:117pt;margin-top:19.75pt;width:37.8pt;height:20.4pt;z-index:251743232;visibility:visible;mso-wrap-style:square;mso-width-percent:0;mso-height-percent:0;mso-wrap-distance-left:9pt;mso-wrap-distance-top:0;mso-wrap-distance-right:9pt;mso-wrap-distance-bottom:0;mso-position-horizontal:absolute;mso-position-horizontal-relative:text;mso-position-vertical:absolute;mso-position-vertical-relative:text;mso-width-percent:0;mso-height-percent:0;mso-width-relative:margin;mso-height-relative:margin;v-text-anchor:top" o:gfxdata="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" filled="f" stroked="f" strokeweight=".5pt">
                 <v:textbox>
                   <w:txbxContent>
                     <w:p>
@@ -2952,16 +3365,16 @@
         <mc:AlternateContent>
           <mc:Choice Requires="wps">
             <w:drawing>
-              <wp:anchor distT="0" distB="0" distL="114300" distR="114300" simplePos="0" relativeHeight="251744256" behindDoc="0" locked="0" layoutInCell="1" allowOverlap="1" wp14:anchorId="32E0634B" wp14:editId="29B29A6E">
+              <wp:anchor distT="0" distB="0" distL="114300" distR="114300" simplePos="0" relativeHeight="251744256" behindDoc="0" locked="0" layoutInCell="1" allowOverlap="1" wp14:anchorId="32E0634B" wp14:editId="5132326C">
                 <wp:simplePos x="0" y="0"/>
                 <wp:positionH relativeFrom="column">
-                  <wp:posOffset>990600</wp:posOffset>
+                  <wp:posOffset>990036</wp:posOffset>
                 </wp:positionH>
                 <wp:positionV relativeFrom="paragraph">
-                  <wp:posOffset>218440</wp:posOffset>
+                  <wp:posOffset>214762</wp:posOffset>
                 </wp:positionV>
-                <wp:extent cx="1021080" cy="914400"/>
-                <wp:effectExtent l="57150" t="19050" r="83820" b="95250"/>
+                <wp:extent cx="1984075" cy="914400"/>
+                <wp:effectExtent l="0" t="0" r="16510" b="19050"/>
                 <wp:wrapNone/>
                 <wp:docPr id="29" name="Rectangle 29"/>
                 <wp:cNvGraphicFramePr/>
@@ -2972,7 +3385,7 @@
                       <wps:spPr>
                         <a:xfrm>
                           <a:off x="0" y="0"/>
-                          <a:ext cx="1021080" cy="914400"/>
+                          <a:ext cx="1984075" cy="914400"/>
                         </a:xfrm>
                         <a:prstGeom prst="rect">
                           <a:avLst/>
@@ -2983,6 +3396,7 @@
                             <a:schemeClr val="tx1"/>
                           </a:solidFill>
                         </a:ln>
+                        <a:effectLst/>
                       </wps:spPr>
                       <wps:style>
                         <a:lnRef idx="1">
@@ -3018,9 +3432,7 @@
           </mc:Choice>
           <mc:Fallback>
             <w:pict>
-              <v:rect w14:anchorId="11C941AC" id="Rectangle 29" o:spid="_x0000_s1026" style="position:absolute;margin-left:78pt;margin-top:17.2pt;width:80.4pt;height:1in;z-index:251744256;visibility:visible;mso-wrap-style:square;mso-width-percent:0;mso-height-percent:0;mso-wrap-distance-left:9pt;mso-wrap-distance-top:0;mso-wrap-distance-right:9pt;mso-wrap-distance-bottom:0;mso-position-horizontal:absolute;mso-position-horizontal-relative:text;mso-position-vertical:absolute;mso-position-vertical-relative:text;mso-width-percent:0;mso-height-percent:0;mso-width-relative:margin;mso-height-relative:margin;v-text-anchor:middle" o:gfxdata="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" filled="f" strokecolor="black [3213]" strokeweight="1.5pt">
-                <v:shadow on="t" color="black" opacity="22937f" origin=",.5" offset="0,.63889mm"/>
-              </v:rect>
+              <v:rect w14:anchorId="1CFCA88B" id="Rectangle 29" o:spid="_x0000_s1026" style="position:absolute;margin-left:77.95pt;margin-top:16.9pt;width:156.25pt;height:1in;z-index:251744256;visibility:visible;mso-wrap-style:square;mso-width-percent:0;mso-height-percent:0;mso-wrap-distance-left:9pt;mso-wrap-distance-top:0;mso-wrap-distance-right:9pt;mso-wrap-distance-bottom:0;mso-position-horizontal:absolute;mso-position-horizontal-relative:text;mso-position-vertical:absolute;mso-position-vertical-relative:text;mso-width-percent:0;mso-height-percent:0;mso-width-relative:margin;mso-height-relative:margin;v-text-anchor:middle" o:gfxdata="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" filled="f" strokecolor="black [3213]" strokeweight="1.5pt"/>
             </w:pict>
           </mc:Fallback>
         </mc:AlternateContent>
@@ -3041,14 +3453,6 @@
           <w:rFonts w:ascii="Times New Roman" w:hAnsi="Times New Roman" w:cs="Times New Roman"/>
         </w:rPr>
       </w:pPr>
-    </w:p>
-    <w:p>
-      <w:pPr>
-        <w:ind w:left="720"/>
-        <w:rPr>
-          <w:rFonts w:ascii="Times New Roman" w:hAnsi="Times New Roman" w:cs="Times New Roman"/>
-        </w:rPr>
-      </w:pPr>
       <w:r>
         <w:rPr>
           <w:rFonts w:ascii="Times New Roman" w:hAnsi="Times New Roman" w:cs="Times New Roman"/>
@@ -3057,13 +3461,13 @@
         <mc:AlternateContent>
           <mc:Choice Requires="wps">
             <w:drawing>
-              <wp:anchor distT="0" distB="0" distL="114300" distR="114300" simplePos="0" relativeHeight="251747328" behindDoc="0" locked="0" layoutInCell="1" allowOverlap="1" wp14:anchorId="7B999507" wp14:editId="4DF7225B">
+              <wp:anchor distT="0" distB="0" distL="114300" distR="114300" simplePos="0" relativeHeight="251747328" behindDoc="0" locked="0" layoutInCell="1" allowOverlap="1" wp14:anchorId="7B999507" wp14:editId="79A59E1C">
                 <wp:simplePos x="0" y="0"/>
                 <wp:positionH relativeFrom="column">
-                  <wp:posOffset>2049780</wp:posOffset>
+                  <wp:posOffset>3067301</wp:posOffset>
                 </wp:positionH>
                 <wp:positionV relativeFrom="paragraph">
-                  <wp:posOffset>76835</wp:posOffset>
+                  <wp:posOffset>207153</wp:posOffset>
                 </wp:positionV>
                 <wp:extent cx="510540" cy="236220"/>
                 <wp:effectExtent l="0" t="0" r="3810" b="0"/>
@@ -3121,7 +3525,7 @@
           </mc:Choice>
           <mc:Fallback>
             <w:pict>
-              <v:shape w14:anchorId="7B999507" id="Text Box 31" o:spid="_x0000_s1048" type="#_x0000_t202" style="position:absolute;left:0;text-align:left;margin-left:161.4pt;margin-top:6.05pt;width:40.2pt;height:18.6pt;z-index:251747328;visibility:visible;mso-wrap-style:square;mso-width-percent:0;mso-height-percent:0;mso-wrap-distance-left:9pt;mso-wrap-distance-top:0;mso-wrap-distance-right:9pt;mso-wrap-distance-bottom:0;mso-position-horizontal:absolute;mso-position-horizontal-relative:text;mso-position-vertical:absolute;mso-position-vertical-relative:text;mso-width-percent:0;mso-height-percent:0;mso-width-relative:margin;mso-height-relative:margin;v-text-anchor:top" o:gfxdata="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" fillcolor="window" stroked="f" strokeweight=".5pt">
+              <v:shape w14:anchorId="7B999507" id="Text Box 31" o:spid="_x0000_s1052" type="#_x0000_t202" style="position:absolute;left:0;text-align:left;margin-left:241.5pt;margin-top:16.3pt;width:40.2pt;height:18.6pt;z-index:251747328;visibility:visible;mso-wrap-style:square;mso-width-percent:0;mso-height-percent:0;mso-wrap-distance-left:9pt;mso-wrap-distance-top:0;mso-wrap-distance-right:9pt;mso-wrap-distance-bottom:0;mso-position-horizontal:absolute;mso-position-horizontal-relative:text;mso-position-vertical:absolute;mso-position-vertical-relative:text;mso-width-percent:0;mso-height-percent:0;mso-width-relative:margin;mso-height-relative:margin;v-text-anchor:top" o:gfxdata="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" fillcolor="window" stroked="f" strokeweight=".5pt">
                 <v:textbox>
                   <w:txbxContent>
                     <w:p>
@@ -3139,6 +3543,14 @@
           </mc:Fallback>
         </mc:AlternateContent>
       </w:r>
+    </w:p>
+    <w:p>
+      <w:pPr>
+        <w:ind w:left="720"/>
+        <w:rPr>
+          <w:rFonts w:ascii="Times New Roman" w:hAnsi="Times New Roman" w:cs="Times New Roman"/>
+        </w:rPr>
+      </w:pPr>
     </w:p>
     <w:p>
       <w:pPr>
@@ -3216,7 +3628,7 @@
           </mc:Choice>
           <mc:Fallback>
             <w:pict>
-              <v:shape w14:anchorId="1CEDDDCB" id="Text Box 30" o:spid="_x0000_s1049" type="#_x0000_t202" style="position:absolute;left:0;text-align:left;margin-left:104.85pt;margin-top:21.05pt;width:40.2pt;height:18.6pt;z-index:251746304;visibility:visible;mso-wrap-style:square;mso-width-percent:0;mso-height-percent:0;mso-wrap-distance-left:9pt;mso-wrap-distance-top:0;mso-wrap-distance-right:9pt;mso-wrap-distance-bottom:0;mso-position-horizontal:absolute;mso-position-horizontal-relative:text;mso-position-vertical:absolute;mso-position-vertical-relative:text;mso-width-percent:0;mso-height-percent:0;mso-width-relative:margin;mso-height-relative:margin;v-text-anchor:top" o:gfxdata="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" fillcolor="white [3201]" stroked="f" strokeweight=".5pt">
+              <v:shape w14:anchorId="1CEDDDCB" id="Text Box 30" o:spid="_x0000_s1053" type="#_x0000_t202" style="position:absolute;left:0;text-align:left;margin-left:104.85pt;margin-top:21.05pt;width:40.2pt;height:18.6pt;z-index:251746304;visibility:visible;mso-wrap-style:square;mso-width-percent:0;mso-height-percent:0;mso-wrap-distance-left:9pt;mso-wrap-distance-top:0;mso-wrap-distance-right:9pt;mso-wrap-distance-bottom:0;mso-position-horizontal:absolute;mso-position-horizontal-relative:text;mso-position-vertical:absolute;mso-position-vertical-relative:text;mso-width-percent:0;mso-height-percent:0;mso-width-relative:margin;mso-height-relative:margin;v-text-anchor:top" o:gfxdata="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" fillcolor="white [3201]" stroked="f" strokeweight=".5pt">
                 <v:textbox>
                   <w:txbxContent>
                     <w:p>
@@ -3338,17 +3750,20 @@
         <w:ind w:left="720"/>
         <w:rPr>
           <w:rFonts w:ascii="Times New Roman" w:hAnsi="Times New Roman" w:cs="Times New Roman"/>
+          <w:noProof/>
         </w:rPr>
       </w:pPr>
       <w:r>
         <w:rPr>
           <w:rFonts w:ascii="Times New Roman" w:hAnsi="Times New Roman" w:cs="Times New Roman"/>
+          <w:b/>
+          <w:bCs/>
           <w:noProof/>
         </w:rPr>
         <mc:AlternateContent>
           <mc:Choice Requires="wps">
             <w:drawing>
-              <wp:anchor distT="0" distB="0" distL="114300" distR="114300" simplePos="0" relativeHeight="251752448" behindDoc="0" locked="0" layoutInCell="1" allowOverlap="1" wp14:anchorId="19222367" wp14:editId="30CE1A29">
+              <wp:anchor distT="0" distB="0" distL="114300" distR="114300" simplePos="0" relativeHeight="251752448" behindDoc="0" locked="0" layoutInCell="1" allowOverlap="1" wp14:anchorId="19222367" wp14:editId="36B915A9">
                 <wp:simplePos x="0" y="0"/>
                 <wp:positionH relativeFrom="column">
                   <wp:posOffset>-152400</wp:posOffset>
@@ -3357,7 +3772,7 @@
                   <wp:posOffset>320675</wp:posOffset>
                 </wp:positionV>
                 <wp:extent cx="5095875" cy="3878580"/>
-                <wp:effectExtent l="57150" t="19050" r="85725" b="102870"/>
+                <wp:effectExtent l="0" t="0" r="28575" b="26670"/>
                 <wp:wrapNone/>
                 <wp:docPr id="32" name="Rectangle 32"/>
                 <wp:cNvGraphicFramePr/>
@@ -3379,6 +3794,7 @@
                             <a:schemeClr val="tx1"/>
                           </a:solidFill>
                         </a:ln>
+                        <a:effectLst/>
                       </wps:spPr>
                       <wps:style>
                         <a:lnRef idx="1">
@@ -3414,9 +3830,7 @@
           </mc:Choice>
           <mc:Fallback>
             <w:pict>
-              <v:rect w14:anchorId="0F5EDC40" id="Rectangle 32" o:spid="_x0000_s1026" style="position:absolute;margin-left:-12pt;margin-top:25.25pt;width:401.25pt;height:305.4pt;z-index:251752448;visibility:visible;mso-wrap-style:square;mso-width-percent:0;mso-height-percent:0;mso-wrap-distance-left:9pt;mso-wrap-distance-top:0;mso-wrap-distance-right:9pt;mso-wrap-distance-bottom:0;mso-position-horizontal:absolute;mso-position-horizontal-relative:text;mso-position-vertical:absolute;mso-position-vertical-relative:text;mso-width-percent:0;mso-height-percent:0;mso-width-relative:margin;mso-height-relative:margin;v-text-anchor:middle" o:gfxdata="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" filled="f" strokecolor="black [3213]" strokeweight="1.5pt">
-                <v:shadow on="t" color="black" opacity="22937f" origin=",.5" offset="0,.63889mm"/>
-              </v:rect>
+              <v:rect w14:anchorId="64436908" id="Rectangle 32" o:spid="_x0000_s1026" style="position:absolute;margin-left:-12pt;margin-top:25.25pt;width:401.25pt;height:305.4pt;z-index:251752448;visibility:visible;mso-wrap-style:square;mso-width-percent:0;mso-height-percent:0;mso-wrap-distance-left:9pt;mso-wrap-distance-top:0;mso-wrap-distance-right:9pt;mso-wrap-distance-bottom:0;mso-position-horizontal:absolute;mso-position-horizontal-relative:text;mso-position-vertical:absolute;mso-position-vertical-relative:text;mso-width-percent:0;mso-height-percent:0;mso-width-relative:margin;mso-height-relative:margin;v-text-anchor:middle" o:gfxdata="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" filled="f" strokecolor="black [3213]" strokeweight="1.5pt"/>
             </w:pict>
           </mc:Fallback>
         </mc:AlternateContent>
@@ -3424,8 +3838,50 @@
       <w:r>
         <w:rPr>
           <w:rFonts w:ascii="Times New Roman" w:hAnsi="Times New Roman" w:cs="Times New Roman"/>
-        </w:rPr>
-        <w:t xml:space="preserve">10. </w:t>
+          <w:b/>
+          <w:bCs/>
+        </w:rPr>
+        <w:t>10.</w:t>
+      </w:r>
+      <w:r>
+        <w:rPr>
+          <w:rFonts w:ascii="Times New Roman" w:hAnsi="Times New Roman" w:cs="Times New Roman"/>
+          <w:b/>
+          <w:bCs/>
+        </w:rPr>
+        <w:t xml:space="preserve"> </w:t>
+      </w:r>
+      <w:r>
+        <w:rPr>
+          <w:rFonts w:ascii="Times New Roman" w:hAnsi="Times New Roman" w:cs="Times New Roman"/>
+          <w:b/>
+          <w:bCs/>
+        </w:rPr>
+        <w:t xml:space="preserve">Look at the </w:t>
+      </w:r>
+      <w:r>
+        <w:rPr>
+          <w:rFonts w:ascii="Times New Roman" w:hAnsi="Times New Roman" w:cs="Times New Roman"/>
+          <w:b/>
+          <w:bCs/>
+        </w:rPr>
+        <w:t>bill</w:t>
+      </w:r>
+      <w:r>
+        <w:rPr>
+          <w:rFonts w:ascii="Times New Roman" w:hAnsi="Times New Roman" w:cs="Times New Roman"/>
+          <w:b/>
+          <w:bCs/>
+        </w:rPr>
+        <w:t xml:space="preserve"> and answer the following questions</w:t>
+      </w:r>
+      <w:r>
+        <w:rPr>
+          <w:rFonts w:ascii="Times New Roman" w:hAnsi="Times New Roman" w:cs="Times New Roman"/>
+          <w:b/>
+          <w:bCs/>
+        </w:rPr>
+        <w:t>.</w:t>
       </w:r>
     </w:p>
     <w:p>
@@ -3481,19 +3937,11 @@
                             <w:pPr>
                               <w:ind w:left="720"/>
                             </w:pPr>
-                            <w:proofErr w:type="spellStart"/>
                             <w:r>
                               <w:rPr>
                                 <w:rFonts w:ascii="Times New Roman" w:hAnsi="Times New Roman" w:cs="Times New Roman"/>
                               </w:rPr>
-                              <w:t>Readmore</w:t>
-                            </w:r>
-                            <w:proofErr w:type="spellEnd"/>
-                            <w:r>
-                              <w:rPr>
-                                <w:rFonts w:ascii="Times New Roman" w:hAnsi="Times New Roman" w:cs="Times New Roman"/>
-                              </w:rPr>
-                              <w:t xml:space="preserve"> Books Distributors</w:t>
+                              <w:t>Readmore Books Distributors</w:t>
                             </w:r>
                             <w:r>
                               <w:rPr>
@@ -3536,26 +3984,18 @@
           </mc:Choice>
           <mc:Fallback>
             <w:pict>
-              <v:shape w14:anchorId="3187904A" id="Text Box 33" o:spid="_x0000_s1050" type="#_x0000_t202" style="position:absolute;left:0;text-align:left;margin-left:84.15pt;margin-top:9.1pt;width:195.6pt;height:37.2pt;z-index:251757568;visibility:visible;mso-wrap-style:square;mso-width-percent:0;mso-height-percent:0;mso-wrap-distance-left:9pt;mso-wrap-distance-top:0;mso-wrap-distance-right:9pt;mso-wrap-distance-bottom:0;mso-position-horizontal:absolute;mso-position-horizontal-relative:text;mso-position-vertical:absolute;mso-position-vertical-relative:text;mso-width-percent:0;mso-height-percent:0;mso-width-relative:margin;mso-height-relative:margin;v-text-anchor:top" o:gfxdata="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" fillcolor="white [3201]" stroked="f" strokeweight=".5pt">
+              <v:shape w14:anchorId="3187904A" id="Text Box 33" o:spid="_x0000_s1054" type="#_x0000_t202" style="position:absolute;left:0;text-align:left;margin-left:84.15pt;margin-top:9.1pt;width:195.6pt;height:37.2pt;z-index:251757568;visibility:visible;mso-wrap-style:square;mso-width-percent:0;mso-height-percent:0;mso-wrap-distance-left:9pt;mso-wrap-distance-top:0;mso-wrap-distance-right:9pt;mso-wrap-distance-bottom:0;mso-position-horizontal:absolute;mso-position-horizontal-relative:text;mso-position-vertical:absolute;mso-position-vertical-relative:text;mso-width-percent:0;mso-height-percent:0;mso-width-relative:margin;mso-height-relative:margin;v-text-anchor:top" o:gfxdata="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" fillcolor="white [3201]" stroked="f" strokeweight=".5pt">
                 <v:textbox>
                   <w:txbxContent>
                     <w:p>
                       <w:pPr>
                         <w:ind w:left="720"/>
                       </w:pPr>
-                      <w:proofErr w:type="spellStart"/>
                       <w:r>
                         <w:rPr>
                           <w:rFonts w:ascii="Times New Roman" w:hAnsi="Times New Roman" w:cs="Times New Roman"/>
                         </w:rPr>
-                        <w:t>Readmore</w:t>
-                      </w:r>
-                      <w:proofErr w:type="spellEnd"/>
-                      <w:r>
-                        <w:rPr>
-                          <w:rFonts w:ascii="Times New Roman" w:hAnsi="Times New Roman" w:cs="Times New Roman"/>
-                        </w:rPr>
-                        <w:t xml:space="preserve"> Books Distributors</w:t>
+                        <w:t>Readmore Books Distributors</w:t>
                       </w:r>
                       <w:r>
                         <w:rPr>
@@ -3685,7 +4125,7 @@
           </mc:Choice>
           <mc:Fallback>
             <w:pict>
-              <v:shape w14:anchorId="66AFD361" id="Text Box 34" o:spid="_x0000_s1051" type="#_x0000_t202" style="position:absolute;left:0;text-align:left;margin-left:-5.85pt;margin-top:6.95pt;width:150pt;height:38.4pt;z-index:251759616;visibility:visible;mso-wrap-style:square;mso-width-percent:0;mso-height-percent:0;mso-wrap-distance-left:9pt;mso-wrap-distance-top:0;mso-wrap-distance-right:9pt;mso-wrap-distance-bottom:0;mso-position-horizontal:absolute;mso-position-horizontal-relative:text;mso-position-vertical:absolute;mso-position-vertical-relative:text;mso-width-percent:0;mso-height-percent:0;mso-width-relative:margin;mso-height-relative:margin;v-text-anchor:top" o:gfxdata="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" fillcolor="white [3201]" stroked="f" strokeweight=".5pt">
+              <v:shape w14:anchorId="66AFD361" id="Text Box 34" o:spid="_x0000_s1055" type="#_x0000_t202" style="position:absolute;left:0;text-align:left;margin-left:-5.85pt;margin-top:6.95pt;width:150pt;height:38.4pt;z-index:251759616;visibility:visible;mso-wrap-style:square;mso-width-percent:0;mso-height-percent:0;mso-wrap-distance-left:9pt;mso-wrap-distance-top:0;mso-wrap-distance-right:9pt;mso-wrap-distance-bottom:0;mso-position-horizontal:absolute;mso-position-horizontal-relative:text;mso-position-vertical:absolute;mso-position-vertical-relative:text;mso-width-percent:0;mso-height-percent:0;mso-width-relative:margin;mso-height-relative:margin;v-text-anchor:top" o:gfxdata="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" fillcolor="white [3201]" stroked="f" strokeweight=".5pt">
                 <v:textbox>
                   <w:txbxContent>
                     <w:p>
@@ -3788,7 +4228,7 @@
           </mc:Choice>
           <mc:Fallback>
             <w:pict>
-              <v:shape w14:anchorId="57B18FD6" id="Text Box 39" o:spid="_x0000_s1052" type="#_x0000_t202" style="position:absolute;left:0;text-align:left;margin-left:296.55pt;margin-top:206.65pt;width:102.6pt;height:48pt;z-index:251768832;visibility:visible;mso-wrap-style:square;mso-height-percent:0;mso-wrap-distance-left:9pt;mso-wrap-distance-top:0;mso-wrap-distance-right:9pt;mso-wrap-distance-bottom:0;mso-position-horizontal:absolute;mso-position-horizontal-relative:text;mso-position-vertical:absolute;mso-position-vertical-relative:text;mso-height-percent:0;mso-height-relative:margin;v-text-anchor:top" o:gfxdata="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" fillcolor="white [3201]" stroked="f" strokeweight=".5pt">
+              <v:shape w14:anchorId="57B18FD6" id="Text Box 39" o:spid="_x0000_s1056" type="#_x0000_t202" style="position:absolute;left:0;text-align:left;margin-left:296.55pt;margin-top:206.65pt;width:102.6pt;height:48pt;z-index:251768832;visibility:visible;mso-wrap-style:square;mso-height-percent:0;mso-wrap-distance-left:9pt;mso-wrap-distance-top:0;mso-wrap-distance-right:9pt;mso-wrap-distance-bottom:0;mso-position-horizontal:absolute;mso-position-horizontal-relative:text;mso-position-vertical:absolute;mso-position-vertical-relative:text;mso-height-percent:0;mso-height-relative:margin;v-text-anchor:top" o:gfxdata="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" fillcolor="white [3201]" stroked="f" strokeweight=".5pt">
                 <v:textbox>
                   <w:txbxContent>
                     <w:p>
@@ -3979,7 +4419,7 @@
           </mc:Choice>
           <mc:Fallback>
             <w:pict>
-              <v:shape w14:anchorId="69E7431E" id="Text Box 35" o:spid="_x0000_s1053" type="#_x0000_t202" style="position:absolute;left:0;text-align:left;margin-left:294.75pt;margin-top:1.4pt;width:89.4pt;height:40.2pt;z-index:251763712;visibility:visible;mso-wrap-style:square;mso-width-percent:0;mso-height-percent:0;mso-wrap-distance-left:9pt;mso-wrap-distance-top:0;mso-wrap-distance-right:9pt;mso-wrap-distance-bottom:0;mso-position-horizontal:absolute;mso-position-horizontal-relative:text;mso-position-vertical:absolute;mso-position-vertical-relative:text;mso-width-percent:0;mso-height-percent:0;mso-width-relative:margin;mso-height-relative:margin;v-text-anchor:top" o:gfxdata="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" fillcolor="window" stroked="f" strokeweight=".5pt">
+              <v:shape w14:anchorId="69E7431E" id="Text Box 35" o:spid="_x0000_s1057" type="#_x0000_t202" style="position:absolute;left:0;text-align:left;margin-left:294.75pt;margin-top:1.4pt;width:89.4pt;height:40.2pt;z-index:251763712;visibility:visible;mso-wrap-style:square;mso-width-percent:0;mso-height-percent:0;mso-wrap-distance-left:9pt;mso-wrap-distance-top:0;mso-wrap-distance-right:9pt;mso-wrap-distance-bottom:0;mso-position-horizontal:absolute;mso-position-horizontal-relative:text;mso-position-vertical:absolute;mso-position-vertical-relative:text;mso-width-percent:0;mso-height-percent:0;mso-width-relative:margin;mso-height-relative:margin;v-text-anchor:top" o:gfxdata="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" fillcolor="window" stroked="f" strokeweight=".5pt">
                 <v:textbox>
                   <w:txbxContent>
                     <w:p>
@@ -4074,7 +4514,6 @@
                 <w:rFonts w:ascii="Times New Roman" w:hAnsi="Times New Roman" w:cs="Times New Roman"/>
               </w:rPr>
             </w:pPr>
-            <w:proofErr w:type="spellStart"/>
             <w:proofErr w:type="gramStart"/>
             <w:r>
               <w:rPr>
@@ -4082,7 +4521,6 @@
               </w:rPr>
               <w:t>S.n</w:t>
             </w:r>
-            <w:proofErr w:type="spellEnd"/>
             <w:proofErr w:type="gramEnd"/>
           </w:p>
         </w:tc>
@@ -4564,7 +5002,7 @@
           </mc:Choice>
           <mc:Fallback>
             <w:pict>
-              <v:shape w14:anchorId="56CFF131" id="Text Box 37" o:spid="_x0000_s1054" type="#_x0000_t202" style="position:absolute;left:0;text-align:left;margin-left:206.25pt;margin-top:123.25pt;width:157.8pt;height:18.75pt;z-index:251766784;visibility:visible;mso-wrap-style:square;mso-height-percent:0;mso-wrap-distance-left:9pt;mso-wrap-distance-top:0;mso-wrap-distance-right:9pt;mso-wrap-distance-bottom:0;mso-position-horizontal:absolute;mso-position-horizontal-relative:text;mso-position-vertical:absolute;mso-position-vertical-relative:text;mso-height-percent:0;mso-height-relative:margin;v-text-anchor:top" o:gfxdata="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" fillcolor="white [3201]" strokeweight=".5pt">
+              <v:shape w14:anchorId="56CFF131" id="Text Box 37" o:spid="_x0000_s1058" type="#_x0000_t202" style="position:absolute;left:0;text-align:left;margin-left:206.25pt;margin-top:123.25pt;width:157.8pt;height:18.75pt;z-index:251766784;visibility:visible;mso-wrap-style:square;mso-height-percent:0;mso-wrap-distance-left:9pt;mso-wrap-distance-top:0;mso-wrap-distance-right:9pt;mso-wrap-distance-bottom:0;mso-position-horizontal:absolute;mso-position-horizontal-relative:text;mso-position-vertical:absolute;mso-position-vertical-relative:text;mso-height-percent:0;mso-height-relative:margin;v-text-anchor:top" o:gfxdata="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" fillcolor="white [3201]" strokeweight=".5pt">
                 <v:textbox>
                   <w:txbxContent>
                     <w:p>
@@ -4669,7 +5107,7 @@
           </mc:Choice>
           <mc:Fallback>
             <w:pict>
-              <v:shape w14:anchorId="4877FE9C" id="Text Box 38" o:spid="_x0000_s1055" type="#_x0000_t202" style="position:absolute;left:0;text-align:left;margin-left:5.25pt;margin-top:18.55pt;width:200.25pt;height:27.6pt;z-index:251767808;visibility:visible;mso-wrap-style:square;mso-width-percent:0;mso-height-percent:0;mso-wrap-distance-left:9pt;mso-wrap-distance-top:0;mso-wrap-distance-right:9pt;mso-wrap-distance-bottom:0;mso-position-horizontal:absolute;mso-position-horizontal-relative:text;mso-position-vertical:absolute;mso-position-vertical-relative:text;mso-width-percent:0;mso-height-percent:0;mso-width-relative:margin;mso-height-relative:margin;v-text-anchor:top" o:gfxdata="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" fillcolor="white [3201]" stroked="f" strokeweight=".5pt">
+              <v:shape w14:anchorId="4877FE9C" id="Text Box 38" o:spid="_x0000_s1059" type="#_x0000_t202" style="position:absolute;left:0;text-align:left;margin-left:5.25pt;margin-top:18.55pt;width:200.25pt;height:27.6pt;z-index:251767808;visibility:visible;mso-wrap-style:square;mso-width-percent:0;mso-height-percent:0;mso-wrap-distance-left:9pt;mso-wrap-distance-top:0;mso-wrap-distance-right:9pt;mso-wrap-distance-bottom:0;mso-position-horizontal:absolute;mso-position-horizontal-relative:text;mso-position-vertical:absolute;mso-position-vertical-relative:text;mso-width-percent:0;mso-height-percent:0;mso-width-relative:margin;mso-height-relative:margin;v-text-anchor:top" o:gfxdata="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" fillcolor="white [3201]" stroked="f" strokeweight=".5pt">
                 <v:textbox>
                   <w:txbxContent>
                     <w:p>
@@ -4918,8 +5356,7 @@
     </w:p>
     <w:p>
       <w:pPr>
-        <w:spacing w:before="100" w:beforeAutospacing="1" w:after="100" w:afterAutospacing="1" w:line="240" w:lineRule="auto"/>
-        <w:ind w:left="360" w:hanging="360"/>
+        <w:spacing w:after="0" w:line="240" w:lineRule="auto"/>
         <w:rPr>
           <w:rFonts w:ascii="Times New Roman" w:eastAsia="Times New Roman" w:hAnsi="Times New Roman" w:cs="Times New Roman"/>
           <w:sz w:val="24"/>
@@ -4932,15 +5369,58 @@
           <w:sz w:val="24"/>
           <w:szCs w:val="24"/>
         </w:rPr>
-        <w:t>11.</w:t>
-      </w:r>
-      <w:r>
+        <w:t>(c) If customer gave Rs. 500, how much money she will get at return? [2]</w:t>
+      </w:r>
+    </w:p>
+    <w:p>
+      <w:pPr>
+        <w:spacing w:before="100" w:beforeAutospacing="1" w:after="100" w:afterAutospacing="1" w:line="240" w:lineRule="auto"/>
+        <w:ind w:left="360" w:hanging="360"/>
         <w:rPr>
           <w:rFonts w:ascii="Times New Roman" w:eastAsia="Times New Roman" w:hAnsi="Times New Roman" w:cs="Times New Roman"/>
           <w:sz w:val="24"/>
           <w:szCs w:val="24"/>
         </w:rPr>
+      </w:pPr>
+      <w:r>
+        <w:rPr>
+          <w:rFonts w:ascii="Times New Roman" w:eastAsia="Times New Roman" w:hAnsi="Times New Roman" w:cs="Times New Roman"/>
+          <w:b/>
+          <w:bCs/>
+          <w:sz w:val="24"/>
+          <w:szCs w:val="24"/>
+        </w:rPr>
+        <w:t>11.</w:t>
+      </w:r>
+      <w:r>
+        <w:rPr>
+          <w:rFonts w:ascii="Times New Roman" w:eastAsia="Times New Roman" w:hAnsi="Times New Roman" w:cs="Times New Roman"/>
+          <w:b/>
+          <w:bCs/>
+          <w:sz w:val="24"/>
+          <w:szCs w:val="24"/>
+        </w:rPr>
         <w:t xml:space="preserve"> </w:t>
+      </w:r>
+      <w:r>
+        <w:rPr>
+          <w:rFonts w:ascii="Times New Roman" w:eastAsia="Times New Roman" w:hAnsi="Times New Roman" w:cs="Times New Roman"/>
+          <w:b/>
+          <w:bCs/>
+          <w:sz w:val="24"/>
+          <w:szCs w:val="24"/>
+        </w:rPr>
+        <w:t>Humans have 32 teeth</w:t>
+      </w:r>
+      <w:r>
+        <w:rPr>
+          <w:rFonts w:ascii="Times New Roman" w:eastAsia="Times New Roman" w:hAnsi="Times New Roman" w:cs="Times New Roman"/>
+          <w:b/>
+          <w:bCs/>
+          <w:sz w:val="24"/>
+          <w:szCs w:val="24"/>
+        </w:rPr>
+        <w:t>s, Dolphins have 200 teeth, Dog have 42 teeths, cows have 32 teeths. Tabulate this information.</w:t>
       </w:r>
       <w:r>
         <w:rPr>
@@ -4948,127 +5428,25 @@
           <w:sz w:val="24"/>
           <w:szCs w:val="24"/>
         </w:rPr>
-        <w:t xml:space="preserve">Humans have 32 </w:t>
-      </w:r>
-      <w:proofErr w:type="spellStart"/>
+        <w:tab/>
+      </w:r>
+      <w:r>
+        <w:rPr>
+          <w:rFonts w:ascii="Times New Roman" w:eastAsia="Times New Roman" w:hAnsi="Times New Roman" w:cs="Times New Roman"/>
+          <w:b/>
+          <w:bCs/>
+          <w:sz w:val="24"/>
+          <w:szCs w:val="24"/>
+        </w:rPr>
+        <w:t>[3]</w:t>
+      </w:r>
       <w:r>
         <w:rPr>
           <w:rFonts w:ascii="Times New Roman" w:eastAsia="Times New Roman" w:hAnsi="Times New Roman" w:cs="Times New Roman"/>
           <w:sz w:val="24"/>
           <w:szCs w:val="24"/>
         </w:rPr>
-        <w:t>teeth</w:t>
-      </w:r>
-      <w:r>
-        <w:rPr>
-          <w:rFonts w:ascii="Times New Roman" w:eastAsia="Times New Roman" w:hAnsi="Times New Roman" w:cs="Times New Roman"/>
-          <w:sz w:val="24"/>
-          <w:szCs w:val="24"/>
-        </w:rPr>
-        <w:t>s</w:t>
-      </w:r>
-      <w:proofErr w:type="spellEnd"/>
-      <w:r>
-        <w:rPr>
-          <w:rFonts w:ascii="Times New Roman" w:eastAsia="Times New Roman" w:hAnsi="Times New Roman" w:cs="Times New Roman"/>
-          <w:sz w:val="24"/>
-          <w:szCs w:val="24"/>
-        </w:rPr>
-        <w:t xml:space="preserve">, Dolphins have 200 teeth, Dog have 42 </w:t>
-      </w:r>
-      <w:proofErr w:type="spellStart"/>
-      <w:proofErr w:type="gramStart"/>
-      <w:r>
-        <w:rPr>
-          <w:rFonts w:ascii="Times New Roman" w:eastAsia="Times New Roman" w:hAnsi="Times New Roman" w:cs="Times New Roman"/>
-          <w:sz w:val="24"/>
-          <w:szCs w:val="24"/>
-        </w:rPr>
-        <w:t>teeths</w:t>
-      </w:r>
-      <w:proofErr w:type="spellEnd"/>
-      <w:r>
-        <w:rPr>
-          <w:rFonts w:ascii="Times New Roman" w:eastAsia="Times New Roman" w:hAnsi="Times New Roman" w:cs="Times New Roman"/>
-          <w:sz w:val="24"/>
-          <w:szCs w:val="24"/>
-        </w:rPr>
-        <w:t xml:space="preserve">, </w:t>
-      </w:r>
-      <w:r>
-        <w:rPr>
-          <w:rFonts w:ascii="Times New Roman" w:eastAsia="Times New Roman" w:hAnsi="Times New Roman" w:cs="Times New Roman"/>
-          <w:sz w:val="24"/>
-          <w:szCs w:val="24"/>
-        </w:rPr>
-        <w:t xml:space="preserve"> </w:t>
-      </w:r>
-      <w:r>
-        <w:rPr>
-          <w:rFonts w:ascii="Times New Roman" w:eastAsia="Times New Roman" w:hAnsi="Times New Roman" w:cs="Times New Roman"/>
-          <w:sz w:val="24"/>
-          <w:szCs w:val="24"/>
-        </w:rPr>
-        <w:t>cows</w:t>
-      </w:r>
-      <w:proofErr w:type="gramEnd"/>
-      <w:r>
-        <w:rPr>
-          <w:rFonts w:ascii="Times New Roman" w:eastAsia="Times New Roman" w:hAnsi="Times New Roman" w:cs="Times New Roman"/>
-          <w:sz w:val="24"/>
-          <w:szCs w:val="24"/>
-        </w:rPr>
-        <w:t xml:space="preserve"> have 32 </w:t>
-      </w:r>
-      <w:proofErr w:type="spellStart"/>
-      <w:r>
-        <w:rPr>
-          <w:rFonts w:ascii="Times New Roman" w:eastAsia="Times New Roman" w:hAnsi="Times New Roman" w:cs="Times New Roman"/>
-          <w:sz w:val="24"/>
-          <w:szCs w:val="24"/>
-        </w:rPr>
-        <w:t>teeths</w:t>
-      </w:r>
-      <w:proofErr w:type="spellEnd"/>
-      <w:r>
-        <w:rPr>
-          <w:rFonts w:ascii="Times New Roman" w:eastAsia="Times New Roman" w:hAnsi="Times New Roman" w:cs="Times New Roman"/>
-          <w:sz w:val="24"/>
-          <w:szCs w:val="24"/>
-        </w:rPr>
-        <w:t>. Tabulate this information.</w:t>
-      </w:r>
-      <w:r>
-        <w:rPr>
-          <w:rFonts w:ascii="Times New Roman" w:eastAsia="Times New Roman" w:hAnsi="Times New Roman" w:cs="Times New Roman"/>
-          <w:sz w:val="24"/>
-          <w:szCs w:val="24"/>
-        </w:rPr>
-        <w:tab/>
-      </w:r>
-      <w:r>
-        <w:rPr>
-          <w:rFonts w:ascii="Times New Roman" w:eastAsia="Times New Roman" w:hAnsi="Times New Roman" w:cs="Times New Roman"/>
-          <w:sz w:val="24"/>
-          <w:szCs w:val="24"/>
-        </w:rPr>
-        <w:tab/>
-      </w:r>
-      <w:r>
-        <w:rPr>
-          <w:rFonts w:ascii="Times New Roman" w:eastAsia="Times New Roman" w:hAnsi="Times New Roman" w:cs="Times New Roman"/>
-          <w:sz w:val="24"/>
-          <w:szCs w:val="24"/>
-        </w:rPr>
-        <w:tab/>
-      </w:r>
-      <w:r>
-        <w:rPr>
-          <w:rFonts w:ascii="Times New Roman" w:eastAsia="Times New Roman" w:hAnsi="Times New Roman" w:cs="Times New Roman"/>
-          <w:sz w:val="24"/>
-          <w:szCs w:val="24"/>
-        </w:rPr>
-        <w:t>[3] </w:t>
+        <w:t> </w:t>
       </w:r>
     </w:p>
     <w:p>
